--- a/manuscript_v4/benchmark_validity_manuscript_v4.docx
+++ b/manuscript_v4/benchmark_validity_manuscript_v4.docx
@@ -9105,7 +9105,7 @@
       <w:r>
         <w:drawing>
           <wp:inline distT="0" distB="0" distL="0" distR="0">
-            <wp:extent cx="4762500" cy="3000375"/>
+            <wp:extent cx="5715000" cy="2676525"/>
             <wp:effectExtent t="0" r="0" b="0" l="0"/>
             <wp:docPr id="1" name="" descr="" title=""/>
             <wp:cNvGraphicFramePr>
@@ -9130,7 +9130,7 @@
                   <pic:spPr bwMode="auto">
                     <a:xfrm>
                       <a:off x="0" y="0"/>
-                      <a:ext cx="4762500" cy="3000375"/>
+                      <a:ext cx="5715000" cy="2676525"/>
                     </a:xfrm>
                     <a:prstGeom prst="rect">
                       <a:avLst/>
@@ -9166,7 +9166,7 @@
           <w:sz w:val="19"/>
           <w:szCs w:val="19"/>
         </w:rPr>
-        <w:t xml:space="preserve">Generator B agreement with clinical references against measured background texture, over all 32 methods (black line) and over the original 22 (open triangle). The two clinical-to-clinical values coincide and are drawn as one line.</w:t>
+        <w:t xml:space="preserve">Generator B agreement with two clinical references at three texture amplitudes, for each method pool (mean and standard deviation over three seeds). Each horizontal line is the clinical-to-clinical ceiling for the pool in the same shade, labelled with its value; the percentage marks the best amplitude as a share of that pool's own ceiling.</w:t>
       </w:r>
     </w:p>
     <w:p>
@@ -11824,7 +11824,7 @@
         </w:rPr>
         <w:t xml:space="preserve">Alajmi, A., Elnahal, Y., Othman, M., Aljuhani, M., Alharbi, A., Abdelhady, G., 2026. A systematic multi-dataset, multi-seed evaluation of preprocessing strategies for retinal optic disc and cup segmentation. Diagnostics 16(17), 2880. </w:t>
       </w:r>
-      <w:hyperlink w:history="1" r:id="rId0gt9awtfratsmwl0xuqwh">
+      <w:hyperlink w:history="1" r:id="rIdo8kug1eqyzlzvffy4fqnq">
         <w:r>
           <w:rPr>
             <w:rFonts w:ascii="Times New Roman" w:cs="Times New Roman" w:eastAsia="Times New Roman" w:hAnsi="Times New Roman"/>
@@ -11852,7 +11852,7 @@
         </w:rPr>
         <w:t xml:space="preserve">Alfano, B., Comerci, M., Larobina, M., et al., 2011. An MRI digital brain phantom for validation of segmentation methods. Medical Image Analysis 15(3), 329-339. </w:t>
       </w:r>
-      <w:hyperlink w:history="1" r:id="rId7p5m4sy-mrrq3rq4tordx">
+      <w:hyperlink w:history="1" r:id="rIdbzxgun8-etztwpdjhz0hs">
         <w:r>
           <w:rPr>
             <w:rFonts w:ascii="Times New Roman" w:cs="Times New Roman" w:eastAsia="Times New Roman" w:hAnsi="Times New Roman"/>
@@ -11880,7 +11880,7 @@
         </w:rPr>
         <w:t xml:space="preserve">Ali, S., Ghatwary, N., Jha, D., et al., 2024. Assessing generalisability of deep learning-based polyp detection and segmentation methods through a computer vision challenge. Scientific Reports 14, 2032. </w:t>
       </w:r>
-      <w:hyperlink w:history="1" r:id="rIdnrhbv7wluav0vmj1_x1cy">
+      <w:hyperlink w:history="1" r:id="rIdgqixpc_smdjljb_bfhcrw">
         <w:r>
           <w:rPr>
             <w:rFonts w:ascii="Times New Roman" w:cs="Times New Roman" w:eastAsia="Times New Roman" w:hAnsi="Times New Roman"/>
@@ -11908,7 +11908,7 @@
         </w:rPr>
         <w:t xml:space="preserve">Antonelli, M., Reinke, A., Bakas, S., et al., 2022. The Medical Segmentation Decathlon. Nature Communications 13, 4128. </w:t>
       </w:r>
-      <w:hyperlink w:history="1" r:id="rIdaj7jdk1egfnkpyr9fmb-g">
+      <w:hyperlink w:history="1" r:id="rIdopq4u7fdeksbdgjxcnwwy">
         <w:r>
           <w:rPr>
             <w:rFonts w:ascii="Times New Roman" w:cs="Times New Roman" w:eastAsia="Times New Roman" w:hAnsi="Times New Roman"/>
@@ -11936,7 +11936,7 @@
         </w:rPr>
         <w:t xml:space="preserve">Badano, A., Graff, C.G., Badal, A., et al., 2018. Evaluation of digital breast tomosynthesis as replacement of full-field digital mammography using an in silico imaging trial. JAMA Network Open 1(7), e185474. </w:t>
       </w:r>
-      <w:hyperlink w:history="1" r:id="rIdhs3cci1pziexheimkalzh">
+      <w:hyperlink w:history="1" r:id="rIdurw6luqyj7w7qdicklowb">
         <w:r>
           <w:rPr>
             <w:rFonts w:ascii="Times New Roman" w:cs="Times New Roman" w:eastAsia="Times New Roman" w:hAnsi="Times New Roman"/>
@@ -11964,7 +11964,7 @@
         </w:rPr>
         <w:t xml:space="preserve">Baek, C., Jiang, Y., Raghunathan, A., Kolter, J.Z., 2022. Agreement-on-the-line: Predicting the performance of neural networks under distribution shift. In: Advances in Neural Information Processing Systems 35 (NeurIPS 2022), pp. 19274-19289. </w:t>
       </w:r>
-      <w:hyperlink w:history="1" r:id="rIdiwnqh8kqds_xt5d_1ju73">
+      <w:hyperlink w:history="1" r:id="rIdlc8i-g8idhigyqkaiwsa0">
         <w:r>
           <w:rPr>
             <w:rFonts w:ascii="Times New Roman" w:cs="Times New Roman" w:eastAsia="Times New Roman" w:hAnsi="Times New Roman"/>
@@ -11992,7 +11992,7 @@
         </w:rPr>
         <w:t xml:space="preserve">Basiri, R., Manji, K., Harton, F., Poonja, A., Popovic, M.R., Khan, S.S., 2023. Synthesizing diabetic foot ulcer images with diffusion model. arXiv preprint. </w:t>
       </w:r>
-      <w:hyperlink w:history="1" r:id="rId3d9n3fkav7wukhzs4g7eb">
+      <w:hyperlink w:history="1" r:id="rId7-d9mksdigs3qhsfyme21">
         <w:r>
           <w:rPr>
             <w:rFonts w:ascii="Times New Roman" w:cs="Times New Roman" w:eastAsia="Times New Roman" w:hAnsi="Times New Roman"/>
@@ -12020,7 +12020,7 @@
         </w:rPr>
         <w:t xml:space="preserve">Bassi, P.R.A.S., Li, W., Tang, Y., et al., 2024. Touchstone benchmark: Are we on the right way for evaluating AI algorithms for medical segmentation? In: Advances in Neural Information Processing Systems 37 (NeurIPS 2024), Datasets and Benchmarks Track. </w:t>
       </w:r>
-      <w:hyperlink w:history="1" r:id="rIdpfcemge3l6fx-wd-lt-de">
+      <w:hyperlink w:history="1" r:id="rIdn-n_9fwzomj8ct1q7bpo3">
         <w:r>
           <w:rPr>
             <w:rFonts w:ascii="Times New Roman" w:cs="Times New Roman" w:eastAsia="Times New Roman" w:hAnsi="Times New Roman"/>
@@ -12048,7 +12048,7 @@
         </w:rPr>
         <w:t xml:space="preserve">Benfatah, A., 2026. Do diabetic foot ulcer segmentation models generalize? A cross-dataset benchmark of CNN and transformer architectures. arXiv preprint. </w:t>
       </w:r>
-      <w:hyperlink w:history="1" r:id="rIdmrajkkarube9nibxvn_4o">
+      <w:hyperlink w:history="1" r:id="rId0cqzg-k9oxpyuo0jjx3b4">
         <w:r>
           <w:rPr>
             <w:rFonts w:ascii="Times New Roman" w:cs="Times New Roman" w:eastAsia="Times New Roman" w:hAnsi="Times New Roman"/>
@@ -12076,7 +12076,7 @@
         </w:rPr>
         <w:t xml:space="preserve">Bernal, J., Sánchez, J., Vilariño, F., 2012. Towards automatic polyp detection with a polyp appearance model. Pattern Recognition 45(9), 3166-3182. </w:t>
       </w:r>
-      <w:hyperlink w:history="1" r:id="rIdxdji1y64asoufw6xmmruu">
+      <w:hyperlink w:history="1" r:id="rIdjmnmckzd35qfneoylda9s">
         <w:r>
           <w:rPr>
             <w:rFonts w:ascii="Times New Roman" w:cs="Times New Roman" w:eastAsia="Times New Roman" w:hAnsi="Times New Roman"/>
@@ -12104,7 +12104,7 @@
         </w:rPr>
         <w:t xml:space="preserve">Bernal, J., Sánchez, F.J., Fernández-Esparrach, G., Gil, D., Rodríguez, C., Vilariño, F., 2015. WM-DOVA maps for accurate polyp highlighting in colonoscopy: Validation vs. saliency maps from physicians. Computerized Medical Imaging and Graphics 43, 99-111. </w:t>
       </w:r>
-      <w:hyperlink w:history="1" r:id="rIdj-wdjmuub3bi4ljt3olqu">
+      <w:hyperlink w:history="1" r:id="rId-dximzayj9cty_xxrymca">
         <w:r>
           <w:rPr>
             <w:rFonts w:ascii="Times New Roman" w:cs="Times New Roman" w:eastAsia="Times New Roman" w:hAnsi="Times New Roman"/>
@@ -12132,7 +12132,7 @@
         </w:rPr>
         <w:t xml:space="preserve">Billot, B., Greve, D.N., Puonti, O., et al., 2023. SynthSeg: Segmentation of brain MRI scans of any contrast and resolution without retraining. Medical Image Analysis 86, 102789. </w:t>
       </w:r>
-      <w:hyperlink w:history="1" r:id="rIdlo83rcyqb1fcjtr77thbq">
+      <w:hyperlink w:history="1" r:id="rIdootzqky9ys8qvv3spbe0m">
         <w:r>
           <w:rPr>
             <w:rFonts w:ascii="Times New Roman" w:cs="Times New Roman" w:eastAsia="Times New Roman" w:hAnsi="Times New Roman"/>
@@ -12160,7 +12160,7 @@
         </w:rPr>
         <w:t xml:space="preserve">Borsukiewicz, P., Lunghi, D., Ouédraogo, W.C., Klein, J., Bissyandé, T.F., 2026. Benchmarking face recognition without real faces. arXiv preprint. </w:t>
       </w:r>
-      <w:hyperlink w:history="1" r:id="rIdbxzajsrif-zkuerq4em2x">
+      <w:hyperlink w:history="1" r:id="rIddxyiqvvelivk7eimsbvaw">
         <w:r>
           <w:rPr>
             <w:rFonts w:ascii="Times New Roman" w:cs="Times New Roman" w:eastAsia="Times New Roman" w:hAnsi="Times New Roman"/>
@@ -12188,7 +12188,7 @@
         </w:rPr>
         <w:t xml:space="preserve">Castro, D.C., Walker, I., Glocker, B., 2020. Causality matters in medical imaging. Nature Communications 11, 3673. </w:t>
       </w:r>
-      <w:hyperlink w:history="1" r:id="rIdkmhlebukivouuqhag9gqk">
+      <w:hyperlink w:history="1" r:id="rIdghw9s_s-8imw9gtv5jneb">
         <w:r>
           <w:rPr>
             <w:rFonts w:ascii="Times New Roman" w:cs="Times New Roman" w:eastAsia="Times New Roman" w:hAnsi="Times New Roman"/>
@@ -12216,7 +12216,7 @@
         </w:rPr>
         <w:t xml:space="preserve">Chaurasia, A., Culurciello, E., 2017. LinkNet: Exploiting encoder representations for efficient semantic segmentation. In: 2017 IEEE Visual Communications and Image Processing (VCIP), pp. 1-4. </w:t>
       </w:r>
-      <w:hyperlink w:history="1" r:id="rIdf73bjlk7o7la2jqutszer">
+      <w:hyperlink w:history="1" r:id="rIdd0e416mvxjnci3zg_irig">
         <w:r>
           <w:rPr>
             <w:rFonts w:ascii="Times New Roman" w:cs="Times New Roman" w:eastAsia="Times New Roman" w:hAnsi="Times New Roman"/>
@@ -12244,7 +12244,7 @@
         </w:rPr>
         <w:t xml:space="preserve">Chen, L.-C., Zhu, Y., Papandreou, G., Schroff, F., Adam, H., 2018. Encoder-decoder with atrous separable convolution for semantic image segmentation. In: Computer Vision, ECCV 2018. Lecture Notes in Computer Science 11211, pp. 833-851. </w:t>
       </w:r>
-      <w:hyperlink w:history="1" r:id="rIdqqxgbqajwv-qy-fxqfsqc">
+      <w:hyperlink w:history="1" r:id="rIdbixbngxo3whmz2xfcvsyq">
         <w:r>
           <w:rPr>
             <w:rFonts w:ascii="Times New Roman" w:cs="Times New Roman" w:eastAsia="Times New Roman" w:hAnsi="Times New Roman"/>
@@ -12272,7 +12272,7 @@
         </w:rPr>
         <w:t xml:space="preserve">Chen, R.J., Lu, M.Y., Chen, T.Y., Williamson, D.F.K., Mahmood, F., 2021. Synthetic data in machine learning for medicine and healthcare. Nature Biomedical Engineering 5(6), 493-497. </w:t>
       </w:r>
-      <w:hyperlink w:history="1" r:id="rId4d-0hsj-fcse1vyp2kjgx">
+      <w:hyperlink w:history="1" r:id="rIdhjxqsqthwo96w5tgj5zb-">
         <w:r>
           <w:rPr>
             <w:rFonts w:ascii="Times New Roman" w:cs="Times New Roman" w:eastAsia="Times New Roman" w:hAnsi="Times New Roman"/>
@@ -12300,7 +12300,7 @@
         </w:rPr>
         <w:t xml:space="preserve">Collins, D.L., Zijdenbos, A.P., Kollokian, V., et al., 1998. Design and construction of a realistic digital brain phantom. IEEE Transactions on Medical Imaging 17(3), 463-468. </w:t>
       </w:r>
-      <w:hyperlink w:history="1" r:id="rIdewgoqa7uqa-ifbpwnllu_">
+      <w:hyperlink w:history="1" r:id="rIdnh6dm6jpo1-k0kbth-aiu">
         <w:r>
           <w:rPr>
             <w:rFonts w:ascii="Times New Roman" w:cs="Times New Roman" w:eastAsia="Times New Roman" w:hAnsi="Times New Roman"/>
@@ -12328,7 +12328,7 @@
         </w:rPr>
         <w:t xml:space="preserve">Deo, Y., Jia, Y., Lassila, T., et al., 2025. Metrics that matter: Evaluating image quality metrics for medical image generation. arXiv preprint. </w:t>
       </w:r>
-      <w:hyperlink w:history="1" r:id="rIdi8nbzrvrbhsaxzthhlau-">
+      <w:hyperlink w:history="1" r:id="rIdagycqcejniznsxp2wknm9">
         <w:r>
           <w:rPr>
             <w:rFonts w:ascii="Times New Roman" w:cs="Times New Roman" w:eastAsia="Times New Roman" w:hAnsi="Times New Roman"/>
@@ -12356,7 +12356,7 @@
         </w:rPr>
         <w:t xml:space="preserve">Dominguez-Olmedo, R., Dorner, F.E., Hardt, M., 2025. Training on the test task confounds evaluation and emergence. In: International Conference on Learning Representations (ICLR 2025). </w:t>
       </w:r>
-      <w:hyperlink w:history="1" r:id="rId6a3f4ppxg1j5pgzms2prd">
+      <w:hyperlink w:history="1" r:id="rIdastqb9qhi5hgroma1wekb">
         <w:r>
           <w:rPr>
             <w:rFonts w:ascii="Times New Roman" w:cs="Times New Roman" w:eastAsia="Times New Roman" w:hAnsi="Times New Roman"/>
@@ -12384,7 +12384,7 @@
         </w:rPr>
         <w:t xml:space="preserve">Eisenmann, M., Reinke, A., Weru, V., et al., 2023. Why is the winner the best? In: Proceedings of the IEEE/CVF Conference on Computer Vision and Pattern Recognition (CVPR 2023), pp. 19955-19966. </w:t>
       </w:r>
-      <w:hyperlink w:history="1" r:id="rIdebwnr6rdodqv2-6gkaqtv">
+      <w:hyperlink w:history="1" r:id="rIddd-gsgpb_vbwtu5e0sbaq">
         <w:r>
           <w:rPr>
             <w:rFonts w:ascii="Times New Roman" w:cs="Times New Roman" w:eastAsia="Times New Roman" w:hAnsi="Times New Roman"/>
@@ -12412,7 +12412,7 @@
         </w:rPr>
         <w:t xml:space="preserve">Fan, T., Wang, G., Li, Y., Wang, H., 2020. MA-Net: A multi-scale attention network for liver and tumor segmentation. IEEE Access 8, 179656-179665. </w:t>
       </w:r>
-      <w:hyperlink w:history="1" r:id="rIdmu6mwmhbduubuqbmmbepq">
+      <w:hyperlink w:history="1" r:id="rIdhbuiqqhfbxwjcvvgq3iw7">
         <w:r>
           <w:rPr>
             <w:rFonts w:ascii="Times New Roman" w:cs="Times New Roman" w:eastAsia="Times New Roman" w:hAnsi="Times New Roman"/>
@@ -12440,7 +12440,7 @@
         </w:rPr>
         <w:t xml:space="preserve">Geirhos, R., Jacobsen, J.-H., Michaelis, C., et al., 2020. Shortcut learning in deep neural networks. Nature Machine Intelligence 2(11), 665-673. </w:t>
       </w:r>
-      <w:hyperlink w:history="1" r:id="rIdebbbp-fege7q527ntios0">
+      <w:hyperlink w:history="1" r:id="rIdwalyype_7ertuib_ulqdx">
         <w:r>
           <w:rPr>
             <w:rFonts w:ascii="Times New Roman" w:cs="Times New Roman" w:eastAsia="Times New Roman" w:hAnsi="Times New Roman"/>
@@ -12468,7 +12468,7 @@
         </w:rPr>
         <w:t xml:space="preserve">Gong, H., Chen, G., Wang, R., et al., 2021. Multi-task learning for thyroid nodule segmentation with thyroid region prior. In: 2021 IEEE 18th International Symposium on Biomedical Imaging (ISBI), pp. 257-261. </w:t>
       </w:r>
-      <w:hyperlink w:history="1" r:id="rIdkp_lw7y40sohb2t0t9d-8">
+      <w:hyperlink w:history="1" r:id="rIdtsiquochx1na8vbeyozqc">
         <w:r>
           <w:rPr>
             <w:rFonts w:ascii="Times New Roman" w:cs="Times New Roman" w:eastAsia="Times New Roman" w:hAnsi="Times New Roman"/>
@@ -12496,7 +12496,7 @@
         </w:rPr>
         <w:t xml:space="preserve">He, K., Zhang, X., Ren, S., Sun, J., 2016. Deep residual learning for image recognition. In: Proceedings of the IEEE Conference on Computer Vision and Pattern Recognition (CVPR), pp. 770-778. </w:t>
       </w:r>
-      <w:hyperlink w:history="1" r:id="rIdsuu9kyvtxe6l0ybfned28">
+      <w:hyperlink w:history="1" r:id="rIddz2ggynmo1yatlgj19-pk">
         <w:r>
           <w:rPr>
             <w:rFonts w:ascii="Times New Roman" w:cs="Times New Roman" w:eastAsia="Times New Roman" w:hAnsi="Times New Roman"/>
@@ -12524,7 +12524,7 @@
         </w:rPr>
         <w:t xml:space="preserve">Iakubovskii, P., 2019. Segmentation Models Pytorch. GitHub repository. </w:t>
       </w:r>
-      <w:hyperlink w:history="1" r:id="rIdlqd-41y5_8cj5fgget1tk">
+      <w:hyperlink w:history="1" r:id="rIdwtiavb9ceki1sxunmblrd">
         <w:r>
           <w:rPr>
             <w:rFonts w:ascii="Times New Roman" w:cs="Times New Roman" w:eastAsia="Times New Roman" w:hAnsi="Times New Roman"/>
@@ -12552,7 +12552,7 @@
         </w:rPr>
         <w:t xml:space="preserve">Isensee, F., Jaeger, P.F., Kohl, S.A.A., Petersen, J., Maier-Hein, K.H., 2021. nnU-Net: A self-configuring method for deep learning-based biomedical image segmentation. Nature Methods 18(2), 203-211. </w:t>
       </w:r>
-      <w:hyperlink w:history="1" r:id="rIdcdbux8efpk91ijghpeh4m">
+      <w:hyperlink w:history="1" r:id="rIdcyga7-kafhjsrvwur_72y">
         <w:r>
           <w:rPr>
             <w:rFonts w:ascii="Times New Roman" w:cs="Times New Roman" w:eastAsia="Times New Roman" w:hAnsi="Times New Roman"/>
@@ -12580,7 +12580,7 @@
         </w:rPr>
         <w:t xml:space="preserve">Isensee, F., Wald, T., Ulrich, C., et al., 2024. nnU-Net revisited: A call for rigorous validation in 3D medical image segmentation. In: Medical Image Computing and Computer Assisted Intervention, MICCAI 2024. Lecture Notes in Computer Science 15009, pp. 488-498. </w:t>
       </w:r>
-      <w:hyperlink w:history="1" r:id="rIdhzadxlbq-gmjbbas1j1lc">
+      <w:hyperlink w:history="1" r:id="rIdfui0fsvk0gcos5jgwyzo-">
         <w:r>
           <w:rPr>
             <w:rFonts w:ascii="Times New Roman" w:cs="Times New Roman" w:eastAsia="Times New Roman" w:hAnsi="Times New Roman"/>
@@ -12608,7 +12608,7 @@
         </w:rPr>
         <w:t xml:space="preserve">Jha, D., Smedsrud, P.H., Riegler, M.A., Halvorsen, P., de Lange, T., Johansen, D., Johansen, H.D., 2020. Kvasir-SEG: A segmented polyp dataset. In: MultiMedia Modeling, MMM 2020. Lecture Notes in Computer Science 11962, pp. 451-462. </w:t>
       </w:r>
-      <w:hyperlink w:history="1" r:id="rId02p-odp0tqmvylmaohlct">
+      <w:hyperlink w:history="1" r:id="rId_hpqn2pjjmu3ca02lwftx">
         <w:r>
           <w:rPr>
             <w:rFonts w:ascii="Times New Roman" w:cs="Times New Roman" w:eastAsia="Times New Roman" w:hAnsi="Times New Roman"/>
@@ -12636,7 +12636,7 @@
         </w:rPr>
         <w:t xml:space="preserve">Kang, C., 2022. Is synthetic dataset reliable for benchmarking generalizable person re-identification? arXiv preprint. </w:t>
       </w:r>
-      <w:hyperlink w:history="1" r:id="rId_845cuijkfxwcmnuurjzj">
+      <w:hyperlink w:history="1" r:id="rId8daws0xn6f9plt-infznc">
         <w:r>
           <w:rPr>
             <w:rFonts w:ascii="Times New Roman" w:cs="Times New Roman" w:eastAsia="Times New Roman" w:hAnsi="Times New Roman"/>
@@ -12664,7 +12664,7 @@
         </w:rPr>
         <w:t xml:space="preserve">Kendrick, C., Cassidy, B., Pappachan, J.M., et al., 2022. Translating clinical delineation of diabetic foot ulcers into machine interpretable segmentation. arXiv preprint. </w:t>
       </w:r>
-      <w:hyperlink w:history="1" r:id="rIdgswxxxaoxqb3yo_kn7oue">
+      <w:hyperlink w:history="1" r:id="rIdgp4lot9sfg_heimxdaruv">
         <w:r>
           <w:rPr>
             <w:rFonts w:ascii="Times New Roman" w:cs="Times New Roman" w:eastAsia="Times New Roman" w:hAnsi="Times New Roman"/>
@@ -12692,7 +12692,7 @@
         </w:rPr>
         <w:t xml:space="preserve">Lin, T.-Y., Dollár, P., Girshick, R., He, K., Hariharan, B., Belongie, S., 2017. Feature pyramid networks for object detection. In: Proceedings of the IEEE Conference on Computer Vision and Pattern Recognition (CVPR), pp. 936-944. </w:t>
       </w:r>
-      <w:hyperlink w:history="1" r:id="rId61j3n9fhul8fs_rft-cqp">
+      <w:hyperlink w:history="1" r:id="rIdk2i881in_fkuro7x-z-6q">
         <w:r>
           <w:rPr>
             <w:rFonts w:ascii="Times New Roman" w:cs="Times New Roman" w:eastAsia="Times New Roman" w:hAnsi="Times New Roman"/>
@@ -12720,7 +12720,7 @@
         </w:rPr>
         <w:t xml:space="preserve">Liu, B., Dolz, J., Galdran, A., Kobbi, R., Ben Ayed, I., 2024. Do we really need Dice? The hidden region-size biases of segmentation losses. Medical Image Analysis 91, 103015. </w:t>
       </w:r>
-      <w:hyperlink w:history="1" r:id="rId8q0ekplmrhhuwrx-jcsof">
+      <w:hyperlink w:history="1" r:id="rIdi3lcddjznyaz_efm9ir6u">
         <w:r>
           <w:rPr>
             <w:rFonts w:ascii="Times New Roman" w:cs="Times New Roman" w:eastAsia="Times New Roman" w:hAnsi="Times New Roman"/>
@@ -12748,7 +12748,7 @@
         </w:rPr>
         <w:t xml:space="preserve">Lucho, S., Naemi, R., Castaneda, B., Treuillet, S., 2024. Can deep learning wound segmentation algorithms developed for a dataset be effective for another dataset? A specific focus on diabetic foot ulcers. IEEE Access 12, 173824-173835. </w:t>
       </w:r>
-      <w:hyperlink w:history="1" r:id="rIdvinu-trtk8nyc0gbbjrex">
+      <w:hyperlink w:history="1" r:id="rId3mjevtsbpni4bb79cxcef">
         <w:r>
           <w:rPr>
             <w:rFonts w:ascii="Times New Roman" w:cs="Times New Roman" w:eastAsia="Times New Roman" w:hAnsi="Times New Roman"/>
@@ -12776,7 +12776,7 @@
         </w:rPr>
         <w:t xml:space="preserve">Maheshwari, G., Ivanov, D., El Haddad, K., 2024. Efficacy of synthetic data as a benchmark. arXiv preprint. </w:t>
       </w:r>
-      <w:hyperlink w:history="1" r:id="rIdblz-wzzszfgpmuf52omna">
+      <w:hyperlink w:history="1" r:id="rId8tleuggd8dvuxonvifrkp">
         <w:r>
           <w:rPr>
             <w:rFonts w:ascii="Times New Roman" w:cs="Times New Roman" w:eastAsia="Times New Roman" w:hAnsi="Times New Roman"/>
@@ -12804,7 +12804,7 @@
         </w:rPr>
         <w:t xml:space="preserve">Maier-Hein, L., Eisenmann, M., Reinke, A., et al., 2018. Why rankings of biomedical image analysis competitions should be interpreted with care. Nature Communications 9, 5217. </w:t>
       </w:r>
-      <w:hyperlink w:history="1" r:id="rIdq2a_kiupxjjuwxlffyf0v">
+      <w:hyperlink w:history="1" r:id="rIdsiav411ctfjnxi3uk7w0q">
         <w:r>
           <w:rPr>
             <w:rFonts w:ascii="Times New Roman" w:cs="Times New Roman" w:eastAsia="Times New Roman" w:hAnsi="Times New Roman"/>
@@ -12832,7 +12832,7 @@
         </w:rPr>
         <w:t xml:space="preserve">Maier-Hein, L., Reinke, A., Kozubek, M., et al., 2020. BIAS: Transparent reporting of biomedical image analysis challenges. Medical Image Analysis 66, 101796. </w:t>
       </w:r>
-      <w:hyperlink w:history="1" r:id="rIdf_zvr-otogb8eftftvism">
+      <w:hyperlink w:history="1" r:id="rIdnbhvdkfi0y7n-ytyvyuhp">
         <w:r>
           <w:rPr>
             <w:rFonts w:ascii="Times New Roman" w:cs="Times New Roman" w:eastAsia="Times New Roman" w:hAnsi="Times New Roman"/>
@@ -12860,7 +12860,7 @@
         </w:rPr>
         <w:t xml:space="preserve">Maier-Hein, L., Reinke, A., Godau, P., et al., 2024. Metrics reloaded: Recommendations for image analysis validation. Nature Methods 21(2), 195-212. </w:t>
       </w:r>
-      <w:hyperlink w:history="1" r:id="rIdxyqqfowss4qlf7bnbstvl">
+      <w:hyperlink w:history="1" r:id="rIdqxw4rmptkai4qmco-gf4o">
         <w:r>
           <w:rPr>
             <w:rFonts w:ascii="Times New Roman" w:cs="Times New Roman" w:eastAsia="Times New Roman" w:hAnsi="Times New Roman"/>
@@ -12888,7 +12888,7 @@
         </w:rPr>
         <w:t xml:space="preserve">Medetec, 2014. Medetec wound database: medical image databases. Web resource, accessed 8 October 2026. </w:t>
       </w:r>
-      <w:hyperlink w:history="1" r:id="rIdv0nlbxp63rjwokhekx-zp">
+      <w:hyperlink w:history="1" r:id="rId2dcqy03pstamfnkdcrkli">
         <w:r>
           <w:rPr>
             <w:rFonts w:ascii="Times New Roman" w:cs="Times New Roman" w:eastAsia="Times New Roman" w:hAnsi="Times New Roman"/>
@@ -12916,7 +12916,7 @@
         </w:rPr>
         <w:t xml:space="preserve">Mendonça, T., Ferreira, P.M., Marques, J.S., Marçal, A.R.S., Rozeira, J., 2013. PH2: A dermoscopic image database for research and benchmarking. In: 2013 35th Annual International Conference of the IEEE Engineering in Medicine and Biology Society (EMBC), pp. 5437-5440. </w:t>
       </w:r>
-      <w:hyperlink w:history="1" r:id="rIdta6jc331ulavk7sbgkl5a">
+      <w:hyperlink w:history="1" r:id="rIdow_i4jna75i1c_irzbu6n">
         <w:r>
           <w:rPr>
             <w:rFonts w:ascii="Times New Roman" w:cs="Times New Roman" w:eastAsia="Times New Roman" w:hAnsi="Times New Roman"/>
@@ -12944,7 +12944,7 @@
         </w:rPr>
         <w:t xml:space="preserve">Miller, J.P., Taori, R., Raghunathan, A., et al., 2021. Accuracy on the line: On the strong correlation between out-of-distribution and in-distribution generalization. In: Proceedings of the 38th International Conference on Machine Learning (ICML 2021), PMLR 139, pp. 7721-7735. </w:t>
       </w:r>
-      <w:hyperlink w:history="1" r:id="rIdpvciuk80r7lzfww2utie_">
+      <w:hyperlink w:history="1" r:id="rIdwnie3tcyvwpb8ea4o2khs">
         <w:r>
           <w:rPr>
             <w:rFonts w:ascii="Times New Roman" w:cs="Times New Roman" w:eastAsia="Times New Roman" w:hAnsi="Times New Roman"/>
@@ -12972,7 +12972,7 @@
         </w:rPr>
         <w:t xml:space="preserve">Nikolov, S., Blackwell, S., Zverovitch, A., et al., 2018. Deep learning to achieve clinically applicable segmentation of head and neck anatomy for radiotherapy. arXiv preprint. </w:t>
       </w:r>
-      <w:hyperlink w:history="1" r:id="rIdcncjynujgbozkrsyyp4ud">
+      <w:hyperlink w:history="1" r:id="rIdukcma7hiss2z2vr1rm7lu">
         <w:r>
           <w:rPr>
             <w:rFonts w:ascii="Times New Roman" w:cs="Times New Roman" w:eastAsia="Times New Roman" w:hAnsi="Times New Roman"/>
@@ -13000,7 +13000,7 @@
         </w:rPr>
         <w:t xml:space="preserve">Nikolov, S., Blackwell, S., Zverovitch, A., et al., 2021. Clinically applicable segmentation of head and neck anatomy for radiotherapy: Deep learning algorithm development and validation study. Journal of Medical Internet Research 23(7), e26151. </w:t>
       </w:r>
-      <w:hyperlink w:history="1" r:id="rIdtyxbcdgxg96txrpf6xinr">
+      <w:hyperlink w:history="1" r:id="rIdv1h7up1vs0iec4gbp6pmj">
         <w:r>
           <w:rPr>
             <w:rFonts w:ascii="Times New Roman" w:cs="Times New Roman" w:eastAsia="Times New Roman" w:hAnsi="Times New Roman"/>
@@ -13028,7 +13028,7 @@
         </w:rPr>
         <w:t xml:space="preserve">Perlitz, Y., Gera, A., Arviv, O., et al., 2024. Do these LLM benchmarks agree? Fixing benchmark evaluation with BenchBench. arXiv preprint. </w:t>
       </w:r>
-      <w:hyperlink w:history="1" r:id="rIda6bcl3e7l-ownme-11ehv">
+      <w:hyperlink w:history="1" r:id="rIdcsch4bvjhjr9icd-l0efn">
         <w:r>
           <w:rPr>
             <w:rFonts w:ascii="Times New Roman" w:cs="Times New Roman" w:eastAsia="Times New Roman" w:hAnsi="Times New Roman"/>
@@ -13056,7 +13056,7 @@
         </w:rPr>
         <w:t xml:space="preserve">Piérard, S., Deliège, A., Halin, A., Van Droogenbroeck, M., 2025. A methodology to evaluate strategies predicting rankings on unseen domains. arXiv preprint. </w:t>
       </w:r>
-      <w:hyperlink w:history="1" r:id="rId840kwopqmwyzbrzfhsto9">
+      <w:hyperlink w:history="1" r:id="rId1zshzvgky1wvfklaci4ij">
         <w:r>
           <w:rPr>
             <w:rFonts w:ascii="Times New Roman" w:cs="Times New Roman" w:eastAsia="Times New Roman" w:hAnsi="Times New Roman"/>
@@ -13084,7 +13084,7 @@
         </w:rPr>
         <w:t xml:space="preserve">Prakash, A., Boochoon, S., Brophy, M., et al., 2019. Structured domain randomization: Bridging the reality gap by context-aware synthetic data. In: 2019 International Conference on Robotics and Automation (ICRA). </w:t>
       </w:r>
-      <w:hyperlink w:history="1" r:id="rIdw-jvidiswjlt0rnuhwybj">
+      <w:hyperlink w:history="1" r:id="rIdzh1zqagbxcxzgur_jzi3d">
         <w:r>
           <w:rPr>
             <w:rFonts w:ascii="Times New Roman" w:cs="Times New Roman" w:eastAsia="Times New Roman" w:hAnsi="Times New Roman"/>
@@ -13112,7 +13112,7 @@
         </w:rPr>
         <w:t xml:space="preserve">Raina, V., Molchanova, N., Graziani, M., et al., 2023. Tackling bias in the Dice similarity coefficient: Introducing nDSC for white matter lesion segmentation. In: IEEE International Symposium on Biomedical Imaging (ISBI 2023), pp. 1-5. </w:t>
       </w:r>
-      <w:hyperlink w:history="1" r:id="rIdhdfzazzth0enlyoe6drwt">
+      <w:hyperlink w:history="1" r:id="rIdse-cbtppu3r7mopcottib">
         <w:r>
           <w:rPr>
             <w:rFonts w:ascii="Times New Roman" w:cs="Times New Roman" w:eastAsia="Times New Roman" w:hAnsi="Times New Roman"/>
@@ -13140,7 +13140,7 @@
         </w:rPr>
         <w:t xml:space="preserve">Recht, B., Roelofs, R., Schmidt, L., Shankar, V., 2019. Do ImageNet classifiers generalize to ImageNet? In: Proceedings of the 36th International Conference on Machine Learning (ICML 2019), PMLR 97, pp. 5389-5400. </w:t>
       </w:r>
-      <w:hyperlink w:history="1" r:id="rIdqchqo-jqw8higej6e8xkp">
+      <w:hyperlink w:history="1" r:id="rIdu53-quuc-onqne1a1-rxg">
         <w:r>
           <w:rPr>
             <w:rFonts w:ascii="Times New Roman" w:cs="Times New Roman" w:eastAsia="Times New Roman" w:hAnsi="Times New Roman"/>
@@ -13168,7 +13168,7 @@
         </w:rPr>
         <w:t xml:space="preserve">Reinke, A., Tizabi, M.D., Baumgartner, M., et al., 2024. Understanding metric-related pitfalls in image analysis validation. Nature Methods 21(2), 182-194. </w:t>
       </w:r>
-      <w:hyperlink w:history="1" r:id="rIdeosiezuxvxoatpjyqxrng">
+      <w:hyperlink w:history="1" r:id="rIdlqlft_tjmilh0bfid0fyk">
         <w:r>
           <w:rPr>
             <w:rFonts w:ascii="Times New Roman" w:cs="Times New Roman" w:eastAsia="Times New Roman" w:hAnsi="Times New Roman"/>
@@ -13196,7 +13196,7 @@
         </w:rPr>
         <w:t xml:space="preserve">Ronneberger, O., Fischer, P., Brox, T., 2015. U-Net: Convolutional networks for biomedical image segmentation. In: Medical Image Computing and Computer-Assisted Intervention, MICCAI 2015. Lecture Notes in Computer Science 9351, pp. 234-241. </w:t>
       </w:r>
-      <w:hyperlink w:history="1" r:id="rIdjxlzx2u20lsk1zmrourly">
+      <w:hyperlink w:history="1" r:id="rId-4lokqxhjyazxbtbqy8c7">
         <w:r>
           <w:rPr>
             <w:rFonts w:ascii="Times New Roman" w:cs="Times New Roman" w:eastAsia="Times New Roman" w:hAnsi="Times New Roman"/>
@@ -13224,7 +13224,7 @@
         </w:rPr>
         <w:t xml:space="preserve">Sandler, M., Howard, A., Zhu, M., Zhmoginov, A., Chen, L.-C., 2018. MobileNetV2: Inverted residuals and linear bottlenecks. In: Proceedings of the IEEE/CVF Conference on Computer Vision and Pattern Recognition (CVPR), pp. 4510-4520. </w:t>
       </w:r>
-      <w:hyperlink w:history="1" r:id="rIdffim8hlbdc-f2yeeccdhj">
+      <w:hyperlink w:history="1" r:id="rIdsklgv71ojdqmxuzchzowj">
         <w:r>
           <w:rPr>
             <w:rFonts w:ascii="Times New Roman" w:cs="Times New Roman" w:eastAsia="Times New Roman" w:hAnsi="Times New Roman"/>
@@ -13252,7 +13252,7 @@
         </w:rPr>
         <w:t xml:space="preserve">Sarp, S., Kuzlu, M., Wilson, E., Guler, O., 2021. WG2AN: Synthetic wound image generation using generative adversarial network. The Journal of Engineering 2021(5), 286-294. </w:t>
       </w:r>
-      <w:hyperlink w:history="1" r:id="rIdldhvhuenadr5aayfiiegc">
+      <w:hyperlink w:history="1" r:id="rIdkyvho8kenebap1nbsvm6-">
         <w:r>
           <w:rPr>
             <w:rFonts w:ascii="Times New Roman" w:cs="Times New Roman" w:eastAsia="Times New Roman" w:hAnsi="Times New Roman"/>
@@ -13280,7 +13280,7 @@
         </w:rPr>
         <w:t xml:space="preserve">Shoshan, A., Bhonker, N., Kviatkovsky, I., Fintz, M., Medioni, G., 2023. Synthetic data for model selection. In: Proceedings of the 40th International Conference on Machine Learning (ICML 2023), PMLR 202, pp. 31633-31656. </w:t>
       </w:r>
-      <w:hyperlink w:history="1" r:id="rId7yatxzh0w0bxpjou2_e1r">
+      <w:hyperlink w:history="1" r:id="rIdoco9i5soffxnbk599vb1s">
         <w:r>
           <w:rPr>
             <w:rFonts w:ascii="Times New Roman" w:cs="Times New Roman" w:eastAsia="Times New Roman" w:hAnsi="Times New Roman"/>
@@ -13308,7 +13308,7 @@
         </w:rPr>
         <w:t xml:space="preserve">Silva, J., Histace, A., Romain, O., Dray, X., Granado, B., 2014. Toward embedded detection of polyps in WCE images for early diagnosis of colorectal cancer. International Journal of Computer Assisted Radiology and Surgery 9(2), 283-293. </w:t>
       </w:r>
-      <w:hyperlink w:history="1" r:id="rIdloogdnxatqsbpmsemeup_">
+      <w:hyperlink w:history="1" r:id="rId2da05ppowqrkhxhbtpocz">
         <w:r>
           <w:rPr>
             <w:rFonts w:ascii="Times New Roman" w:cs="Times New Roman" w:eastAsia="Times New Roman" w:hAnsi="Times New Roman"/>
@@ -13336,7 +13336,7 @@
         </w:rPr>
         <w:t xml:space="preserve">Tan, M., Le, Q., 2019. EfficientNet: Rethinking model scaling for convolutional neural networks. In: Proceedings of the 36th International Conference on Machine Learning (ICML 2019), PMLR 97, pp. 6105-6114. </w:t>
       </w:r>
-      <w:hyperlink w:history="1" r:id="rIddetdgarf2sac4gvp491qp">
+      <w:hyperlink w:history="1" r:id="rIdg5jlco6zjqzsybpgnns5p">
         <w:r>
           <w:rPr>
             <w:rFonts w:ascii="Times New Roman" w:cs="Times New Roman" w:eastAsia="Times New Roman" w:hAnsi="Times New Roman"/>
@@ -13364,7 +13364,7 @@
         </w:rPr>
         <w:t xml:space="preserve">Taori, R., Dave, A., Shankar, V., Carlini, N., Recht, B., Schmidt, L., 2020. Measuring robustness to natural distribution shifts in image classification. In: Advances in Neural Information Processing Systems 33 (NeurIPS 2020), pp. 18583-18599. </w:t>
       </w:r>
-      <w:hyperlink w:history="1" r:id="rIdphm4elf10mfk5sy-3p3un">
+      <w:hyperlink w:history="1" r:id="rIdu-qeo_lufscalcmtuppgg">
         <w:r>
           <w:rPr>
             <w:rFonts w:ascii="Times New Roman" w:cs="Times New Roman" w:eastAsia="Times New Roman" w:hAnsi="Times New Roman"/>
@@ -13392,7 +13392,7 @@
         </w:rPr>
         <w:t xml:space="preserve">Teney, D., Lin, Y., Oh, S.J., Abbasnejad, E., 2023. ID and OOD performance are sometimes inversely correlated on real-world datasets. In: Advances in Neural Information Processing Systems 36 (NeurIPS 2023). </w:t>
       </w:r>
-      <w:hyperlink w:history="1" r:id="rId7r3qr-f_dapjxjnzfd_fc">
+      <w:hyperlink w:history="1" r:id="rIdbkple9zglnixc9t0dli1t">
         <w:r>
           <w:rPr>
             <w:rFonts w:ascii="Times New Roman" w:cs="Times New Roman" w:eastAsia="Times New Roman" w:hAnsi="Times New Roman"/>
@@ -13420,7 +13420,7 @@
         </w:rPr>
         <w:t xml:space="preserve">Tobin, J., Fong, R., Ray, A., Schneider, J., Zaremba, W., Abbeel, P., 2017. Domain randomization for transferring deep neural networks from simulation to the real world. In: 2017 IEEE/RSJ International Conference on Intelligent Robots and Systems (IROS), pp. 23-30. </w:t>
       </w:r>
-      <w:hyperlink w:history="1" r:id="rId9jtt65rqdj-ikr6gd8u7g">
+      <w:hyperlink w:history="1" r:id="rIdojrxmgralh1vagjtnssgl">
         <w:r>
           <w:rPr>
             <w:rFonts w:ascii="Times New Roman" w:cs="Times New Roman" w:eastAsia="Times New Roman" w:hAnsi="Times New Roman"/>
@@ -13448,7 +13448,7 @@
         </w:rPr>
         <w:t xml:space="preserve">Torralba, A., Efros, A.A., 2011. Unbiased look at dataset bias. In: Proceedings of the IEEE Conference on Computer Vision and Pattern Recognition (CVPR), pp. 1521-1528. </w:t>
       </w:r>
-      <w:hyperlink w:history="1" r:id="rIdhhqolejkyhx67egfveu0-">
+      <w:hyperlink w:history="1" r:id="rIdm_1vdfde8thjehjoqx2ew">
         <w:r>
           <w:rPr>
             <w:rFonts w:ascii="Times New Roman" w:cs="Times New Roman" w:eastAsia="Times New Roman" w:hAnsi="Times New Roman"/>
@@ -13476,7 +13476,7 @@
         </w:rPr>
         <w:t xml:space="preserve">Tremblay, J., Prakash, A., Acuna, D., et al., 2018. Training deep networks with synthetic data: Bridging the reality gap by domain randomization. In: IEEE/CVF Conference on Computer Vision and Pattern Recognition Workshops (CVPRW), pp. 969-977. </w:t>
       </w:r>
-      <w:hyperlink w:history="1" r:id="rIdmnl4itah7as7dlj7ewvwe">
+      <w:hyperlink w:history="1" r:id="rIda1viwm-qmiuyjojb8caqs">
         <w:r>
           <w:rPr>
             <w:rFonts w:ascii="Times New Roman" w:cs="Times New Roman" w:eastAsia="Times New Roman" w:hAnsi="Times New Roman"/>
@@ -13504,7 +13504,7 @@
         </w:rPr>
         <w:t xml:space="preserve">van Breugel, B., Seedat, N., Imrie, F., van der Schaar, M., 2023. Can you rely on your model evaluation? Improving model evaluation with synthetic test data. arXiv preprint. </w:t>
       </w:r>
-      <w:hyperlink w:history="1" r:id="rIdizjwc0muqxrluyq0vck5o">
+      <w:hyperlink w:history="1" r:id="rIdo63zhfb1inp1puwr4pagj">
         <w:r>
           <w:rPr>
             <w:rFonts w:ascii="Times New Roman" w:cs="Times New Roman" w:eastAsia="Times New Roman" w:hAnsi="Times New Roman"/>
@@ -13532,7 +13532,7 @@
         </w:rPr>
         <w:t xml:space="preserve">Wang, C., Anisuzzaman, D.M., Williamson, V., et al., 2020. Fully automatic wound segmentation with deep convolutional neural networks. Scientific Reports 10, 21897. </w:t>
       </w:r>
-      <w:hyperlink w:history="1" r:id="rIdh5s-xzxmtruu8zduj9gmb">
+      <w:hyperlink w:history="1" r:id="rIdypfsrwbdtm4sgx2fyogzj">
         <w:r>
           <w:rPr>
             <w:rFonts w:ascii="Times New Roman" w:cs="Times New Roman" w:eastAsia="Times New Roman" w:hAnsi="Times New Roman"/>
@@ -13560,7 +13560,7 @@
         </w:rPr>
         <w:t xml:space="preserve">Wang, C., Mahbod, A., Ellinger, I., Galdran, A., Gopalakrishnan, S., Niezgoda, J., Yu, Z., 2024. FUSeg: The Foot Ulcer Segmentation Challenge. Information 15(3), 140. </w:t>
       </w:r>
-      <w:hyperlink w:history="1" r:id="rIdyx8kc4i31pteymfatckgs">
+      <w:hyperlink w:history="1" r:id="rIddpd5gjbciukixrtxsei9e">
         <w:r>
           <w:rPr>
             <w:rFonts w:ascii="Times New Roman" w:cs="Times New Roman" w:eastAsia="Times New Roman" w:hAnsi="Times New Roman"/>
@@ -13588,7 +13588,7 @@
         </w:rPr>
         <w:t xml:space="preserve">Wiesenfarth, M., Reinke, A., Landman, B.A., et al., 2021. Methods and open-source toolkit for analyzing and visualizing challenge results. Scientific Reports 11, 2369. </w:t>
       </w:r>
-      <w:hyperlink w:history="1" r:id="rIdgvc6xsq-fsrhmacrje1vx">
+      <w:hyperlink w:history="1" r:id="rIdiz8rmqsm5iyj_113rhguk">
         <w:r>
           <w:rPr>
             <w:rFonts w:ascii="Times New Roman" w:cs="Times New Roman" w:eastAsia="Times New Roman" w:hAnsi="Times New Roman"/>
@@ -13616,7 +13616,7 @@
         </w:rPr>
         <w:t xml:space="preserve">Xie, E., Wang, W., Yu, Z., Anandkumar, A., Alvarez, J.M., Luo, P., 2021. SegFormer: Simple and efficient design for semantic segmentation with transformers. In: Advances in Neural Information Processing Systems 34 (NeurIPS 2021), pp. 12077-12090. </w:t>
       </w:r>
-      <w:hyperlink w:history="1" r:id="rIdm80vcrzjteytb-bfgy76l">
+      <w:hyperlink w:history="1" r:id="rIdzx3xe1uyfu6afy7mlxmvo">
         <w:r>
           <w:rPr>
             <w:rFonts w:ascii="Times New Roman" w:cs="Times New Roman" w:eastAsia="Times New Roman" w:hAnsi="Times New Roman"/>
@@ -13644,7 +13644,7 @@
         </w:rPr>
         <w:t xml:space="preserve">Yap, M.H., Cassidy, B., Byra, M., et al., 2024. Diabetic foot ulcers segmentation challenge report: Benchmark and analysis. Medical Image Analysis 94, 103153. </w:t>
       </w:r>
-      <w:hyperlink w:history="1" r:id="rIdbvqefal-vfpgmvvewnua2">
+      <w:hyperlink w:history="1" r:id="rIdl20icdhwdhp0nb-8hgimo">
         <w:r>
           <w:rPr>
             <w:rFonts w:ascii="Times New Roman" w:cs="Times New Roman" w:eastAsia="Times New Roman" w:hAnsi="Times New Roman"/>
@@ -13672,7 +13672,7 @@
         </w:rPr>
         <w:t xml:space="preserve">Zhang, G., Dominguez-Olmedo, R., Hardt, M., 2026. Train-before-test harmonizes language model rankings. In: International Conference on Learning Representations (ICLR 2026). </w:t>
       </w:r>
-      <w:hyperlink w:history="1" r:id="rIdeaoszaaiumkyav8d4anru">
+      <w:hyperlink w:history="1" r:id="rIdvf80j3uy3mkrolmhdqa2a">
         <w:r>
           <w:rPr>
             <w:rFonts w:ascii="Times New Roman" w:cs="Times New Roman" w:eastAsia="Times New Roman" w:hAnsi="Times New Roman"/>
@@ -13700,7 +13700,7 @@
         </w:rPr>
         <w:t xml:space="preserve">Zhang, R., Tian, D., Xu, D., Qian, W., Yao, Y., 2022. A survey of wound image analysis using deep learning: Classification, detection, and segmentation. IEEE Access 10, 79502-79515. </w:t>
       </w:r>
-      <w:hyperlink w:history="1" r:id="rIdhxven0ydduerkntavs7ea">
+      <w:hyperlink w:history="1" r:id="rIdjp2pz0wq6san0pdqwhhbf">
         <w:r>
           <w:rPr>
             <w:rFonts w:ascii="Times New Roman" w:cs="Times New Roman" w:eastAsia="Times New Roman" w:hAnsi="Times New Roman"/>
@@ -13728,7 +13728,7 @@
         </w:rPr>
         <w:t xml:space="preserve">Zhao, H., Shi, J., Qi, X., Wang, X., Jia, J., 2017. Pyramid scene parsing network. In: Proceedings of the IEEE Conference on Computer Vision and Pattern Recognition (CVPR), pp. 6230-6239. </w:t>
       </w:r>
-      <w:hyperlink w:history="1" r:id="rIdywnfpyuzpvxqfsm1lhxrl">
+      <w:hyperlink w:history="1" r:id="rId_xrrhu_vkrqombqcoluy8">
         <w:r>
           <w:rPr>
             <w:rFonts w:ascii="Times New Roman" w:cs="Times New Roman" w:eastAsia="Times New Roman" w:hAnsi="Times New Roman"/>
@@ -13756,7 +13756,7 @@
         </w:rPr>
         <w:t xml:space="preserve">Zhou, Z., Siddiquee, M.M.R., Tajbakhsh, N., Liang, J., 2018. UNet++: A nested U-Net architecture for medical image segmentation. In: Deep Learning in Medical Image Analysis and Multimodal Learning for Clinical Decision Support. Lecture Notes in Computer Science 11045, pp. 3-11. </w:t>
       </w:r>
-      <w:hyperlink w:history="1" r:id="rIdmohtqvgqrpnmiup9vi0sm">
+      <w:hyperlink w:history="1" r:id="rIdkljjmqwuhqymnneczjmxd">
         <w:r>
           <w:rPr>
             <w:rFonts w:ascii="Times New Roman" w:cs="Times New Roman" w:eastAsia="Times New Roman" w:hAnsi="Times New Roman"/>

--- a/manuscript_v4/benchmark_validity_manuscript_v4.docx
+++ b/manuscript_v4/benchmark_validity_manuscript_v4.docx
@@ -102,7 +102,7 @@
           <w:sz w:val="22"/>
           <w:szCs w:val="22"/>
         </w:rPr>
-        <w:t xml:space="preserve"> We scored 32 methods: 18 untrained classical algorithms and 14 methods trained on chronic wound photographs (three pixel classifiers, a small U-Net, and ten architectures trained from random initialisation). The clinical references are ten datasets from seven sources in four modalities (wound photography, colonoscopy, dermoscopy, thyroid ultrasound) plus a within-dataset control. The synthetic benchmarks are parametric wound images from three generator families. Agreement is the Spearman rank correlation of per-method mean scores, computed under Dice and under normalised surface Dice, over four generator seeds, with exact permutation tests at the level of references.</w:t>
+        <w:t xml:space="preserve"> We scored 32 methods: 18 untrained classical algorithms and 14 methods trained on chronic wound photographs (three pixel classifiers, a small U-Net, and ten architectures trained from random initialisation). The clinical references are eleven datasets from eight sources in four modalities (wound photography, colonoscopy, dermoscopy, thyroid ultrasound) plus a within-dataset control. The synthetic benchmarks are parametric wound images from three generator families. Agreement is the Spearman rank correlation of per-method mean scores, computed under Dice and under normalised surface Dice, over up to four generator seeds, with exact permutation tests at the level of references.</w:t>
       </w:r>
     </w:p>
     <w:p>
@@ -128,7 +128,7 @@
           <w:sz w:val="22"/>
           <w:szCs w:val="22"/>
         </w:rPr>
-        <w:t xml:space="preserve"> Agreement between clinical references is organised by modality, not by source. Same-modality agreement exceeds across-modality agreement by 0.75 among untrained methods and by 0.67 among trained methods (exact p of 0.0004 and 0.004), and colonoscopy datasets from three independent sources agree at 0.70 to 0.94 among untrained methods. Pooling trained and untrained methods manufactures structure in both directions: wound references appear anti-correlated with the other modalities (mean -0.35) and the non-wound modalities appear to agree with each other (+0.41), yet within either pool both effects are close to zero. The validity of a synthetic wound benchmark depends on the pool: with the references held fixed, its agreement with clinical data falls from 99 to 116 percent of the clinical-to-clinical agreement over the original 22 methods to 48 to 60 percent over all 32. Benchmarks matched to within 0.03 on a measured background-texture statistic differ by 0.176 in validity among untrained methods. Two effects found earlier in this work, a reversal of a reference's preference for lesion contrast and a texture dose-response, disappear within either pool. What remains, under the boundary metric, is a monotonic weakening of the contrast preference as the reference's lesion fraction rises, which holds in both pools and places a held-out dataset within 4 to 15 percent of the curve range.</w:t>
+        <w:t xml:space="preserve"> Agreement between clinical references is organised by modality, not by source. Same-modality agreement exceeds across-modality agreement by 0.60 among untrained methods and by 0.47 among trained methods (exact p of 0.0001 and 0.004), and colonoscopy datasets from three independent sources agree at 0.70 to 0.94 among untrained methods. Pooling trained and untrained methods manufactures structure in both directions: wound references appear anti-correlated with the other modalities (mean -0.26) and the non-wound modalities appear to agree with each other (+0.41), yet within either pool both values lie between 0.04 and 0.14. The validity of a synthetic wound benchmark depends on the pool and on the reference. Adding the 14 trained methods to the untrained pool lowers the benchmark's agreement with clinical data by 0.21 to 0.24 against each of three reference pairs, and over all 32 methods the same benchmark retains 48, 60 or 96 percent of the clinical-to-clinical agreement depending on which pair is used. The effect of background texture also depends on the reference, and benchmarks matched to within 0.03 on a measured texture statistic differ by 0.176 in validity against one reference pair and by 0.013 against another. A reversal of a reference's preference for lesion contrast found earlier in this work disappears within either pool. What remains, under the boundary metric, is a monotonic weakening of the contrast preference as the reference's lesion fraction rises, which holds in both pools and places a held-out dataset within 4 to 15 percent of the curve range.</w:t>
       </w:r>
     </w:p>
     <w:p>
@@ -243,7 +243,7 @@
           <w:sz w:val="22"/>
           <w:szCs w:val="22"/>
         </w:rPr>
-        <w:t xml:space="preserve">This study measures how far that figure depends on things other than the benchmark. We score 32 segmentation methods on ten clinical references from seven sources in four modalities and on synthetic wound benchmarks from three generator families. Three dependences emerge, and a fourth effect that we originally reported turns out to be an instance of one of them.</w:t>
+        <w:t xml:space="preserve">This study measures how far that figure depends on things other than the benchmark. We score 32 segmentation methods on eleven clinical references from eight sources in four modalities and on synthetic wound benchmarks from three generator families. Three dependences emerge, and a fourth effect that we originally reported turns out to be an instance of one of them.</w:t>
       </w:r>
     </w:p>
     <w:p>
@@ -258,7 +258,7 @@
           <w:sz w:val="22"/>
           <w:szCs w:val="22"/>
         </w:rPr>
-        <w:t xml:space="preserve">The first dependence is the clinical reference. Agreement between two clinical datasets about which method is better is high within a modality and absent across modalities, whichever method pool is used. Colonoscopy datasets collected at three different centres agree with each other as strongly as two curations of one collection. Wound photography is the exception: its references agree only moderately with one another.</w:t>
+        <w:t xml:space="preserve">The first dependence is the clinical reference. Agreement between two clinical datasets about which method is better is high within a modality and much lower across modalities, whichever method pool is used. Colonoscopy datasets collected at three different centres agree with each other as strongly as two curations of one collection. Wound photography is the exception: its references, including three independent sources, agree only moderately with one another.</w:t>
       </w:r>
     </w:p>
     <w:p>
@@ -273,7 +273,7 @@
           <w:sz w:val="22"/>
           <w:szCs w:val="22"/>
         </w:rPr>
-        <w:t xml:space="preserve">The second dependence is the method pool, and it is the largest. When trained and untrained methods are pooled, cross-domain rank correlations are dominated by which methods had training matched to the domain. In our data this makes wound references appear anti-correlated with the other modalities and makes those modalities appear to agree with each other, although neither effect exists within a homogeneous pool. The same mechanism halves the measured validity of a synthetic wound benchmark when modern architectures join a mostly classical pool. The principle that benchmark agreement depends on the models compared is established for language model benchmarks (Perlitz et al., 2024; Zhang et al., 2026) and for in-distribution and out-of-distribution accuracy (Teney et al., 2023). We show it in segmentation, show that it manufactures both agreement and disagreement, and show that it can produce apparent design-property effects inside a synthetic benchmark study.</w:t>
+        <w:t xml:space="preserve">The second dependence is the method pool, and it is the largest. When trained and untrained methods are pooled, cross-domain rank correlations are dominated by which methods had training matched to the domain. In our data this makes wound references appear anti-correlated with the other modalities and makes those modalities appear to agree with each other, although neither effect exists within a homogeneous pool. The same mechanism lowers the measured validity of a synthetic wound benchmark when trained methods join an untrained pool, by an amount that depends on which clinical references are used. The principle that benchmark agreement depends on the models compared is established for language model benchmarks (Perlitz et al., 2024; Zhang et al., 2026) and for in-distribution and out-of-distribution accuracy (Teney et al., 2023). We show it in segmentation, show that it manufactures both agreement and disagreement, and show that it can produce apparent design-property effects inside a synthetic benchmark study.</w:t>
       </w:r>
     </w:p>
     <w:p>
@@ -288,7 +288,7 @@
           <w:sz w:val="22"/>
           <w:szCs w:val="22"/>
         </w:rPr>
-        <w:t xml:space="preserve">That last point is the reason for a correction we report openly. In earlier stages of this work we found that a reference's preference for high or low lesion-to-surround contrast reversed as its lesion fraction increased, and that background texture raised benchmark validity. Both effects were measured over the mixed pool. Within either homogeneous pool neither survives. What survives, under a boundary-sensitive metric, is a smaller effect: the preference for contrast weakens monotonically as lesion fraction rises, in both pools, and a held-out dataset falls on the curve.</w:t>
+        <w:t xml:space="preserve">That last point is the reason for a correction we report openly. In earlier stages of this work we found that a reference's preference for high or low lesion-to-surround contrast reversed as its lesion fraction increased, and that background texture raised benchmark validity. Both effects were measured over the mixed pool. Within either homogeneous pool the reversal does not survive, and the texture effect survives against some references and not others. What survives of the reversal, under a boundary-sensitive metric, is a smaller effect: the preference for contrast weakens monotonically as lesion fraction rises, in both pools, and a held-out dataset falls on the curve.</w:t>
       </w:r>
     </w:p>
     <w:p>
@@ -303,7 +303,7 @@
           <w:sz w:val="22"/>
           <w:szCs w:val="22"/>
         </w:rPr>
-        <w:t xml:space="preserve">The third dependence concerns the benchmark images. A measured background-texture statistic does not determine validity: benchmarks from different generators matched on it to within 0.03 differ substantially in how well they order methods. This agrees with reports that a single fidelity statistic does not determine the usefulness or ranking validity of synthetic data (Deo et al., 2025; Borsukiewicz et al., 2026), and extends them with a controlled matching design.</w:t>
+        <w:t xml:space="preserve">The third dependence concerns the benchmark images. A measured background-texture statistic does not determine validity: benchmarks from different generators matched on it to within 0.03 differ substantially in how well they order methods against one reference pair, although against another they are indistinguishable. This agrees with reports that a single fidelity statistic does not determine the usefulness or ranking validity of synthetic data (Deo et al., 2025; Borsukiewicz et al., 2026), and extends them with a controlled matching design.</w:t>
       </w:r>
     </w:p>
     <w:p>
@@ -337,7 +337,7 @@
           <w:sz w:val="22"/>
           <w:szCs w:val="22"/>
         </w:rPr>
-        <w:t xml:space="preserve">1. A measured structure of rank agreement over ten clinical references in four modalities, with a within-dataset control, showing that agreement is organised by modality rather than by source, with exact permutation tests that respect the dependence between pairs.</w:t>
+        <w:t xml:space="preserve">1. A measured structure of rank agreement over eleven clinical references from eight sources in four modalities, with a within-dataset control, showing that agreement is organised by modality rather than by source, with exact permutation tests that respect the dependence between pairs.</w:t>
       </w:r>
     </w:p>
     <w:p>
@@ -369,7 +369,7 @@
           <w:sz w:val="22"/>
           <w:szCs w:val="22"/>
         </w:rPr>
-        <w:t xml:space="preserve">3. A decomposition showing that the measured validity of a synthetic benchmark depends on the method pool with the clinical references held fixed: 99 to 116 percent of clinical agreement over 22 methods against 48 to 60 percent over 32.</w:t>
+        <w:t xml:space="preserve">3. A decomposition over three method pools and three reference pairs showing that the measured validity of a synthetic benchmark depends on both: adding trained methods lowers its agreement with clinical data by 0.21 to 0.24 against every pair, and over one pool its validity ranges from 48 to 96 percent of clinical agreement with the pair.</w:t>
       </w:r>
     </w:p>
     <w:p>
@@ -385,7 +385,7 @@
           <w:sz w:val="22"/>
           <w:szCs w:val="22"/>
         </w:rPr>
-        <w:t xml:space="preserve">4. A matched-statistic test showing that synthetic benchmark validity is not determined by a measured background-texture statistic.</w:t>
+        <w:t xml:space="preserve">4. A matched-statistic test showing that synthetic benchmark validity is not determined by a measured background-texture statistic, and that the size of the difference between matched benchmarks itself depends on the reference.</w:t>
       </w:r>
     </w:p>
     <w:p>
@@ -596,7 +596,7 @@
           <w:sz w:val="22"/>
           <w:szCs w:val="22"/>
         </w:rPr>
-        <w:t xml:space="preserve">Datasets carry signatures of how they were collected and framed (Torralba and Efros, 2011), models exploit such signatures (Geirhos et al., 2020), and dataset shift in medical imaging has causal structure that matters for evaluation (Castro et al., 2020). Dice is biased by region size, both as a loss (Liu et al., 2024) and as a metric whose value depends on lesion load (Raina et al., 2023), which is one reason for boundary-based alternatives such as normalised surface Dice (Nikolov et al., 2018, 2021). Cropping and preprocessing change which pipeline wins between datasets (Alajmi et al., 2026), and annotation conventions themselves change scores (Kendrick et al., 2022). The wound datasets used here differ markedly in framing: FUSeg and AZH come from one clinic (Wang et al., 2020, 2024) but are distributed at different crops, and Medetec is a separate archive (Medetec, 2014). Wound segmentation methods are surveyed by Zhang et al. (2022), and diabetic foot ulcer segmentation has its own challenge series (Yap et al., 2024).</w:t>
+        <w:t xml:space="preserve">Datasets carry signatures of how they were collected and framed (Torralba and Efros, 2011), models exploit such signatures (Geirhos et al., 2020), and dataset shift in medical imaging has causal structure that matters for evaluation (Castro et al., 2020). Dice is biased by region size, both as a loss (Liu et al., 2024) and as a metric whose value depends on lesion load (Raina et al., 2023), which is one reason for boundary-based alternatives such as normalised surface Dice (Nikolov et al., 2018, 2021). Cropping and preprocessing change which pipeline wins between datasets (Alajmi et al., 2026), and annotation conventions themselves change scores (Kendrick et al., 2022). The wound datasets used here differ markedly in framing: FUSeg and AZH come from one clinic (Wang et al., 2020, 2024) but are distributed at different crops, Medetec is a separate archive (Medetec, 2014), and CO2Wounds-V2 was photographed with smartphones at a leprosy clinic in Colombia (Sanchez et al., 2024). Wound segmentation methods are surveyed by Zhang et al. (2022), and diabetic foot ulcer segmentation has its own challenge series (Yap et al., 2024).</w:t>
       </w:r>
     </w:p>
     <w:p>
@@ -2176,6 +2176,185 @@
                 <w:sz w:val="18"/>
                 <w:szCs w:val="18"/>
               </w:rPr>
+              <w:t xml:space="preserve">CO2Wounds-V2</w:t>
+            </w:r>
+          </w:p>
+        </w:tc>
+        <w:tc>
+          <w:tcPr>
+            <w:tcW w:type="dxa" w:w="1800"/>
+            <w:tcMar>
+              <w:top w:type="dxa" w:w="60"/>
+              <w:left w:type="dxa" w:w="90"/>
+              <w:bottom w:type="dxa" w:w="60"/>
+              <w:right w:type="dxa" w:w="90"/>
+            </w:tcMar>
+          </w:tcPr>
+          <w:p>
+            <w:pPr>
+              <w:keepNext/>
+              <w:spacing w:after="0" w:line="240"/>
+              <w:jc w:val="left"/>
+            </w:pPr>
+            <w:r>
+              <w:rPr>
+                <w:rFonts w:ascii="Times New Roman" w:cs="Times New Roman" w:eastAsia="Times New Roman" w:hAnsi="Times New Roman"/>
+                <w:b w:val="false"/>
+                <w:bCs w:val="false"/>
+                <w:color w:val="000000"/>
+                <w:sz w:val="18"/>
+                <w:szCs w:val="18"/>
+              </w:rPr>
+              <w:t xml:space="preserve">Wound photography</w:t>
+            </w:r>
+          </w:p>
+        </w:tc>
+        <w:tc>
+          <w:tcPr>
+            <w:tcW w:type="dxa" w:w="1750"/>
+            <w:tcMar>
+              <w:top w:type="dxa" w:w="60"/>
+              <w:left w:type="dxa" w:w="90"/>
+              <w:bottom w:type="dxa" w:w="60"/>
+              <w:right w:type="dxa" w:w="90"/>
+            </w:tcMar>
+          </w:tcPr>
+          <w:p>
+            <w:pPr>
+              <w:keepNext/>
+              <w:spacing w:after="0" w:line="240"/>
+              <w:jc w:val="left"/>
+            </w:pPr>
+            <w:r>
+              <w:rPr>
+                <w:rFonts w:ascii="Times New Roman" w:cs="Times New Roman" w:eastAsia="Times New Roman" w:hAnsi="Times New Roman"/>
+                <w:b w:val="false"/>
+                <w:bCs w:val="false"/>
+                <w:color w:val="000000"/>
+                <w:sz w:val="18"/>
+                <w:szCs w:val="18"/>
+              </w:rPr>
+              <w:t xml:space="preserve">Leprosy clinic, Colombia</w:t>
+            </w:r>
+          </w:p>
+        </w:tc>
+        <w:tc>
+          <w:tcPr>
+            <w:tcW w:type="dxa" w:w="650"/>
+            <w:tcMar>
+              <w:top w:type="dxa" w:w="60"/>
+              <w:left w:type="dxa" w:w="90"/>
+              <w:bottom w:type="dxa" w:w="60"/>
+              <w:right w:type="dxa" w:w="90"/>
+            </w:tcMar>
+          </w:tcPr>
+          <w:p>
+            <w:pPr>
+              <w:keepNext/>
+              <w:spacing w:after="0" w:line="240"/>
+              <w:jc w:val="right"/>
+            </w:pPr>
+            <w:r>
+              <w:rPr>
+                <w:rFonts w:ascii="Times New Roman" w:cs="Times New Roman" w:eastAsia="Times New Roman" w:hAnsi="Times New Roman"/>
+                <w:b w:val="false"/>
+                <w:bCs w:val="false"/>
+                <w:color w:val="000000"/>
+                <w:sz w:val="18"/>
+                <w:szCs w:val="18"/>
+              </w:rPr>
+              <w:t xml:space="preserve">150</w:t>
+            </w:r>
+          </w:p>
+        </w:tc>
+        <w:tc>
+          <w:tcPr>
+            <w:tcW w:type="dxa" w:w="1050"/>
+            <w:tcMar>
+              <w:top w:type="dxa" w:w="60"/>
+              <w:left w:type="dxa" w:w="90"/>
+              <w:bottom w:type="dxa" w:w="60"/>
+              <w:right w:type="dxa" w:w="90"/>
+            </w:tcMar>
+          </w:tcPr>
+          <w:p>
+            <w:pPr>
+              <w:keepNext/>
+              <w:spacing w:after="0" w:line="240"/>
+              <w:jc w:val="right"/>
+            </w:pPr>
+            <w:r>
+              <w:rPr>
+                <w:rFonts w:ascii="Times New Roman" w:cs="Times New Roman" w:eastAsia="Times New Roman" w:hAnsi="Times New Roman"/>
+                <w:b w:val="false"/>
+                <w:bCs w:val="false"/>
+                <w:color w:val="000000"/>
+                <w:sz w:val="18"/>
+                <w:szCs w:val="18"/>
+              </w:rPr>
+              <w:t xml:space="preserve">0</w:t>
+            </w:r>
+          </w:p>
+        </w:tc>
+        <w:tc>
+          <w:tcPr>
+            <w:tcW w:type="dxa" w:w="1760"/>
+            <w:tcMar>
+              <w:top w:type="dxa" w:w="60"/>
+              <w:left w:type="dxa" w:w="90"/>
+              <w:bottom w:type="dxa" w:w="60"/>
+              <w:right w:type="dxa" w:w="90"/>
+            </w:tcMar>
+          </w:tcPr>
+          <w:p>
+            <w:pPr>
+              <w:keepNext/>
+              <w:spacing w:after="0" w:line="240"/>
+              <w:jc w:val="right"/>
+            </w:pPr>
+            <w:r>
+              <w:rPr>
+                <w:rFonts w:ascii="Times New Roman" w:cs="Times New Roman" w:eastAsia="Times New Roman" w:hAnsi="Times New Roman"/>
+                <w:b w:val="false"/>
+                <w:bCs w:val="false"/>
+                <w:color w:val="000000"/>
+                <w:sz w:val="18"/>
+                <w:szCs w:val="18"/>
+              </w:rPr>
+              <w:t xml:space="preserve">0.045</w:t>
+            </w:r>
+          </w:p>
+        </w:tc>
+      </w:tr>
+      <w:tr>
+        <w:trPr>
+          <w:cantSplit/>
+        </w:trPr>
+        <w:tc>
+          <w:tcPr>
+            <w:tcW w:type="dxa" w:w="2350"/>
+            <w:tcMar>
+              <w:top w:type="dxa" w:w="60"/>
+              <w:left w:type="dxa" w:w="90"/>
+              <w:bottom w:type="dxa" w:w="60"/>
+              <w:right w:type="dxa" w:w="90"/>
+            </w:tcMar>
+          </w:tcPr>
+          <w:p>
+            <w:pPr>
+              <w:keepNext/>
+              <w:spacing w:after="0" w:line="240"/>
+              <w:jc w:val="left"/>
+            </w:pPr>
+            <w:r>
+              <w:rPr>
+                <w:rFonts w:ascii="Times New Roman" w:cs="Times New Roman" w:eastAsia="Times New Roman" w:hAnsi="Times New Roman"/>
+                <w:b w:val="false"/>
+                <w:bCs w:val="false"/>
+                <w:color w:val="000000"/>
+                <w:sz w:val="18"/>
+                <w:szCs w:val="18"/>
+              </w:rPr>
               <w:t xml:space="preserve">FUSeg (validation)</w:t>
             </w:r>
           </w:p>
@@ -3950,7 +4129,7 @@
           <w:sz w:val="22"/>
           <w:szCs w:val="22"/>
         </w:rPr>
-        <w:t xml:space="preserve">The wound references are Medetec (Medetec, 2014), the FUSeg challenge validation set (Wang et al., 2024) and the AZH chronic wound dataset (Wang et al., 2020). FUSeg was built from AZH Wound and Vascular Center images, so the two are treated as one source. Template matching of 25 AZH patches against all 1,010 FUSeg frames at six scales gave a maximum normalised cross-correlation of 0.927 with no exact match, so they are distinct images under different crops. The AZH train slice is a disjoint slice of the same dataset as AZH test and serves only as the within-dataset control.</w:t>
+        <w:t xml:space="preserve">The wound references are Medetec (Medetec, 2014), CO2Wounds-V2 (Sanchez et al., 2024), the FUSeg challenge validation set (Wang et al., 2024) and the AZH chronic wound dataset (Wang et al., 2020). FUSeg was built from AZH Wound and Vascular Center images, so the two are treated as one source. Template matching of 25 AZH patches against all 1,010 FUSeg frames at six scales gave a maximum normalised cross-correlation of 0.927 with no exact match, so they are distinct images under different crops. The AZH train slice is a disjoint slice of the same dataset as AZH test and serves only as the within-dataset control. CO2Wounds-V2 holds 764 smartphone photographs of chronic wounds from 96 leprosy patients at the Sanatorio de Contratación in Colombia (Sanchez et al., 2024). It shares no source with any other reference, and no method was trained on it.</w:t>
       </w:r>
     </w:p>
     <w:p>
@@ -3980,7 +4159,7 @@
           <w:sz w:val="22"/>
           <w:szCs w:val="22"/>
         </w:rPr>
-        <w:t xml:space="preserve">For the five new references, 150 pairs were taken evenly spaced over the sorted file list, with numeric frame names sorted numerically. The colonoscopy sets are video frames and consecutive frames are nearly identical, so taking the first 150 would have covered only a few sequences. Masks are binarised on any non-zero value for the wound sets, whose masks are 0 and 1 or 0 and 255, and above 127 for all other sets, whose masks are anti-aliased or JPEG-compressed. All non-wound images are resampled so the long side is at most 256 pixels.</w:t>
+        <w:t xml:space="preserve">For CO2Wounds-V2 and the five non-wound references outside Kvasir, 150 pairs were taken evenly spaced over the sorted file list, with numeric names sorted numerically; for CO2Wounds-V2 the list is the 607 images with published masks. The colonoscopy sets are video frames and consecutive frames are nearly identical, so taking the first 150 would have covered only a few sequences. Masks are binarised on any non-zero value for the wound sets, whose masks are 0 and 1 or 0 and 255, and above 127 for all other sets, whose masks are anti-aliased or JPEG-compressed. Images in CO2Wounds-V2 and in all seven non-wound references are resampled so the long side is at most 256 pixels.</w:t>
       </w:r>
     </w:p>
     <w:p>
@@ -4013,7 +4192,7 @@
           <w:sz w:val="22"/>
           <w:szCs w:val="22"/>
         </w:rPr>
-        <w:t xml:space="preserve">Three generator families produce wound images with ground-truth masks and expose their design properties as explicit parameters. Parametric generators are used rather than a learned generative model because the experiments require individual properties to be switched off and swept independently. Generator A places a lesion on a uniform drape. Generator B renders textured skin with a shared luminance mottling field, a calibrated tissue palette and clutter such as hair and gauze; its texture amplitude is a swept parameter. Generator C shares no code with generator B and differs in every mechanism: spectral-filtered noise, a radial vignette, distance-field alpha blending and a CIELAB Gaussian mixture for tissue colour. The three were written by the same authors, so we describe them as built on different principles rather than as independent. Each benchmark contains 45 images, 15 per wound class.</w:t>
+        <w:t xml:space="preserve">Three generator families produce wound images with ground-truth masks and expose their design properties as explicit parameters. Parametric generators are used rather than a learned generative model because the experiments require individual properties to be switched off and swept independently. Generator A places a lesion on a uniform drape and reproduces the 45-image benchmark released with an earlier system description (Islam, 2026). Generator B renders textured skin with a shared luminance mottling field, a calibrated tissue palette and clutter such as hair and gauze; its texture amplitude is a swept parameter. Generator C shares no code with generator B and differs in every mechanism: spectral-filtered noise, a radial vignette, distance-field alpha blending and a CIELAB Gaussian mixture for tissue colour. The three were written by the same authors, so we describe them as built on different principles rather than as independent. Each benchmark contains 45 images, 15 per wound class.</w:t>
       </w:r>
     </w:p>
     <w:p>
@@ -4171,7 +4350,7 @@
           <w:sz w:val="22"/>
           <w:szCs w:val="22"/>
         </w:rPr>
-        <w:t xml:space="preserve">Pairs of references share references, so pair-level tests overstate the evidence for differences between levels. The difference between mean same-modality agreement and mean across-modality agreement is therefore tested by permuting the modality labels over the ten non-control references, exactly, over all 5,040 distinct relabelings.</w:t>
+        <w:t xml:space="preserve">Pairs of references share references, so pair-level tests overstate the evidence for differences between levels. The difference between mean same-modality agreement and mean across-modality agreement is therefore tested by permuting the modality labels over the eleven non-control references, exactly, over all 13,860 distinct relabelings.</w:t>
       </w:r>
     </w:p>
     <w:p>
@@ -4186,7 +4365,7 @@
           <w:sz w:val="22"/>
           <w:szCs w:val="22"/>
         </w:rPr>
-        <w:t xml:space="preserve">Every result is computed under Dice and under normalised surface Dice at a tolerance of 2 pixels (Nikolov et al., 2018). Both treat two empty masks as perfect agreement. Because 2.7 to 6.7 percent of images in three wound references have empty ground truth (Table 2), every agreement is also recomputed with those images excluded. Results are reported for the full pool and separately for the 18 untrained and 14 trained methods. Synthetic benchmarks are built at four generator seeds for the framing analysis and three for the validity decomposition; single-seed results are not reported as findings.</w:t>
+        <w:t xml:space="preserve">Every result is computed under Dice and under normalised surface Dice at a tolerance of 2 pixels (Nikolov et al., 2018). Both treat two empty masks as perfect agreement. Because 3.3 to 6.7 percent of images in three wound references have empty ground truth (Table 2), every agreement is also recomputed with those images excluded. Results are reported for the full pool and separately for the 18 untrained and 14 trained methods. Synthetic benchmarks are built at four generator seeds for the framing analysis and three for the validity decomposition. The matched-statistic comparison in Section 4.5 uses one seed per benchmark and is read with that in mind.</w:t>
       </w:r>
     </w:p>
     <w:p>
@@ -5065,7 +5244,7 @@
                 <w:sz w:val="18"/>
                 <w:szCs w:val="18"/>
               </w:rPr>
-              <w:t xml:space="preserve">10</w:t>
+              <w:t xml:space="preserve">13</w:t>
             </w:r>
           </w:p>
         </w:tc>
@@ -5094,7 +5273,7 @@
                 <w:sz w:val="18"/>
                 <w:szCs w:val="18"/>
               </w:rPr>
-              <w:t xml:space="preserve">+0.811</w:t>
+              <w:t xml:space="preserve">+0.739</w:t>
             </w:r>
           </w:p>
         </w:tc>
@@ -5123,7 +5302,7 @@
                 <w:sz w:val="18"/>
                 <w:szCs w:val="18"/>
               </w:rPr>
-              <w:t xml:space="preserve">+0.790</w:t>
+              <w:t xml:space="preserve">+0.674</w:t>
             </w:r>
           </w:p>
         </w:tc>
@@ -5152,7 +5331,7 @@
                 <w:sz w:val="18"/>
                 <w:szCs w:val="18"/>
               </w:rPr>
-              <w:t xml:space="preserve">+0.732</w:t>
+              <w:t xml:space="preserve">+0.602</w:t>
             </w:r>
           </w:p>
         </w:tc>
@@ -5181,7 +5360,7 @@
                 <w:sz w:val="18"/>
                 <w:szCs w:val="18"/>
               </w:rPr>
-              <w:t xml:space="preserve">+0.773</w:t>
+              <w:t xml:space="preserve">+0.710</w:t>
             </w:r>
           </w:p>
         </w:tc>
@@ -5210,7 +5389,7 @@
                 <w:sz w:val="18"/>
                 <w:szCs w:val="18"/>
               </w:rPr>
-              <w:t xml:space="preserve">+0.756</w:t>
+              <w:t xml:space="preserve">+0.685</w:t>
             </w:r>
           </w:p>
         </w:tc>
@@ -5239,7 +5418,7 @@
                 <w:sz w:val="18"/>
                 <w:szCs w:val="18"/>
               </w:rPr>
-              <w:t xml:space="preserve">+0.723</w:t>
+              <w:t xml:space="preserve">+0.606</w:t>
             </w:r>
           </w:p>
         </w:tc>
@@ -5302,7 +5481,7 @@
                 <w:sz w:val="18"/>
                 <w:szCs w:val="18"/>
               </w:rPr>
-              <w:t xml:space="preserve">32</w:t>
+              <w:t xml:space="preserve">39</w:t>
             </w:r>
           </w:p>
         </w:tc>
@@ -5331,7 +5510,7 @@
                 <w:sz w:val="18"/>
                 <w:szCs w:val="18"/>
               </w:rPr>
-              <w:t xml:space="preserve">-0.091</w:t>
+              <w:t xml:space="preserve">-0.073</w:t>
             </w:r>
           </w:p>
         </w:tc>
@@ -5360,7 +5539,7 @@
                 <w:sz w:val="18"/>
                 <w:szCs w:val="18"/>
               </w:rPr>
-              <w:t xml:space="preserve">+0.020</w:t>
+              <w:t xml:space="preserve">+0.080</w:t>
             </w:r>
           </w:p>
         </w:tc>
@@ -5389,7 +5568,7 @@
                 <w:sz w:val="18"/>
                 <w:szCs w:val="18"/>
               </w:rPr>
-              <w:t xml:space="preserve">+0.040</w:t>
+              <w:t xml:space="preserve">+0.142</w:t>
             </w:r>
           </w:p>
         </w:tc>
@@ -5447,7 +5626,7 @@
                 <w:sz w:val="18"/>
                 <w:szCs w:val="18"/>
               </w:rPr>
-              <w:t xml:space="preserve">+0.281</w:t>
+              <w:t xml:space="preserve">+0.298</w:t>
             </w:r>
           </w:p>
         </w:tc>
@@ -5476,7 +5655,7 @@
                 <w:sz w:val="18"/>
                 <w:szCs w:val="18"/>
               </w:rPr>
-              <w:t xml:space="preserve">+0.005</w:t>
+              <w:t xml:space="preserve">+0.103</w:t>
             </w:r>
           </w:p>
         </w:tc>
@@ -5494,7 +5673,7 @@
           <w:sz w:val="22"/>
           <w:szCs w:val="22"/>
         </w:rPr>
-        <w:t xml:space="preserve">Agreement within a modality exceeds agreement across modalities in every pool and under both metrics. The exact permutation test gives a same-modality minus across-modality difference under Dice of 0.912 for all 32 methods, 0.746 for the untrained pool and 0.673 for the trained pool (p of 0.0004, 0.0004 and 0.0040), and under NSD of 0.770, 0.498 and 0.765 (each p = 0.0004). Excluding images with empty ground truth leaves every difference significant (Dice: 0.835, 0.750 and 0.666, p at most 0.0036).</w:t>
+        <w:t xml:space="preserve">Agreement within a modality exceeds agreement across modalities in every pool and under both metrics. The exact permutation test gives a same-modality minus across-modality difference under Dice of 0.834 for all 32 methods, 0.597 for the untrained pool and 0.468 for the trained pool (p of 0.0001, 0.0001 and 0.0045), and under NSD of 0.713, 0.418 and 0.563 (each p = 0.0001). Excluding images with empty ground truth leaves every difference significant (Dice: 0.761, 0.598 and 0.463, p at most 0.0062).</w:t>
       </w:r>
     </w:p>
     <w:p>
@@ -5524,7 +5703,7 @@
           <w:sz w:val="22"/>
           <w:szCs w:val="22"/>
         </w:rPr>
-        <w:t xml:space="preserve">Wound photography is the exception within modality. Among untrained methods the three wound references agree at 0.74 (Medetec and FUSeg), 0.49 (Medetec and AZH) and 0.15 (FUSeg and AZH), and among trained methods at -0.04, 0.48 and 0.03. Under NSD, wound-to-wound agreement among untrained methods rises to 0.79, close to the colonoscopy level, which points to the region-size sensitivity of Dice combined with very different lesion fractions (0.008 to 0.098) as a large part of the disagreement. Among trained methods, NSD agreement stays at 0.40. Notably, FUSeg and AZH come from one clinic yet are the least similar wound pair among untrained methods (0.15) and agree at only 0.03 among trained methods; their agreement of 0.66 over all 32 methods is produced by pooling, as Section 4.2 explains.</w:t>
+        <w:t xml:space="preserve">Wound photography is the exception within modality. CO2Wounds-V2, photographed at a clinic with no connection to any other reference or to the training data, agrees with Medetec, FUSeg and AZH at 0.50, 0.53 and 0.46 over all 32 methods (each p below 0.01). Independent wound sources therefore agree, but at little more than half the level of independent colonoscopy sources. Within the pools wound agreement is unstable: among untrained methods the five different-source wound pairs range from 0.07 (CO2Wounds-V2 and AZH) to 0.74 (Medetec and FUSeg), and among trained methods from -0.13 to 0.48. Under NSD, mean wound-to-wound agreement among untrained methods rises from 0.37 to 0.62, which points to the region-size sensitivity of Dice combined with very different lesion fractions (0.008 to 0.098) as part of the disagreement; among trained methods it rises only from 0.16 to 0.31. FUSeg and AZH come from one clinic yet agree at only 0.15 among untrained methods and 0.03 among trained methods; their agreement of 0.66 over all 32 methods is produced by pooling, as Section 4.2 explains.</w:t>
       </w:r>
     </w:p>
     <w:p>
@@ -5597,7 +5776,7 @@
           <w:sz w:val="19"/>
           <w:szCs w:val="19"/>
         </w:rPr>
-        <w:t xml:space="preserve">Agreement between the ten clinical references under Dice, for the full pool and for each homogeneous pool. Black lines separate modalities (wound photography, colonoscopy, dermoscopy, thyroid ultrasound). Purple is positive and orange negative. Every value is listed in Appendix Table A1.</w:t>
+        <w:t xml:space="preserve">Agreement between the eleven clinical references under Dice, for the full pool and for each homogeneous pool. Black lines separate modalities (wound photography, colonoscopy, dermoscopy, thyroid ultrasound). Purple is positive and orange negative. Every value is listed in Appendix Table A1.</w:t>
       </w:r>
     </w:p>
     <w:p>
@@ -5630,7 +5809,7 @@
           <w:sz w:val="22"/>
           <w:szCs w:val="22"/>
         </w:rPr>
-        <w:t xml:space="preserve">The across-modality pairs in Figure 1 are not homogeneous. Over all 32 methods, FUSeg and AZH are negatively correlated with every non-wound reference (-0.20 to -0.74), Medetec is close to zero with most of them, and the non-wound modalities agree with each other. Table 4 splits the pairs by whether they cross the boundary of the trained methods' domain.</w:t>
+        <w:t xml:space="preserve">The across-modality pairs in Figure 1 are not homogeneous. Over all 32 methods, FUSeg and AZH are negatively correlated with every non-wound reference (-0.20 to -0.74), Medetec is close to zero with most of them, CO2Wounds-V2 ranges from -0.47 (TN3K) to +0.23, and the non-wound modalities agree with each other. Table 4 splits the pairs by whether they cross the boundary of the trained methods' domain.</w:t>
       </w:r>
     </w:p>
     <w:p>
@@ -5891,7 +6070,7 @@
                 <w:sz w:val="18"/>
                 <w:szCs w:val="18"/>
               </w:rPr>
-              <w:t xml:space="preserve">3</w:t>
+              <w:t xml:space="preserve">6</w:t>
             </w:r>
           </w:p>
         </w:tc>
@@ -5920,7 +6099,7 @@
                 <w:sz w:val="18"/>
                 <w:szCs w:val="18"/>
               </w:rPr>
-              <w:t xml:space="preserve">+0.563 (+0.608)</w:t>
+              <w:t xml:space="preserve">+0.530 (+0.553)</w:t>
             </w:r>
           </w:p>
         </w:tc>
@@ -5949,7 +6128,7 @@
                 <w:sz w:val="18"/>
                 <w:szCs w:val="18"/>
               </w:rPr>
-              <w:t xml:space="preserve">+0.458 (+0.786)</w:t>
+              <w:t xml:space="preserve">+0.373 (+0.616)</w:t>
             </w:r>
           </w:p>
         </w:tc>
@@ -5978,7 +6157,7 @@
                 <w:sz w:val="18"/>
                 <w:szCs w:val="18"/>
               </w:rPr>
-              <w:t xml:space="preserve">+0.158 (+0.396)</w:t>
+              <w:t xml:space="preserve">+0.163 (+0.305)</w:t>
             </w:r>
           </w:p>
         </w:tc>
@@ -6341,7 +6520,7 @@
                 <w:sz w:val="18"/>
                 <w:szCs w:val="18"/>
               </w:rPr>
-              <w:t xml:space="preserve">21</w:t>
+              <w:t xml:space="preserve">28</w:t>
             </w:r>
           </w:p>
         </w:tc>
@@ -6370,7 +6549,7 @@
                 <w:sz w:val="18"/>
                 <w:szCs w:val="18"/>
               </w:rPr>
-              <w:t xml:space="preserve">-0.351 (-0.152)</w:t>
+              <w:t xml:space="preserve">-0.262 (-0.106)</w:t>
             </w:r>
           </w:p>
         </w:tc>
@@ -6399,7 +6578,7 @@
                 <w:sz w:val="18"/>
                 <w:szCs w:val="18"/>
               </w:rPr>
-              <w:t xml:space="preserve">+0.012 (+0.391)</w:t>
+              <w:t xml:space="preserve">+0.098 (+0.387)</w:t>
             </w:r>
           </w:p>
         </w:tc>
@@ -6428,7 +6607,7 @@
                 <w:sz w:val="18"/>
                 <w:szCs w:val="18"/>
               </w:rPr>
-              <w:t xml:space="preserve">-0.014 (-0.055)</w:t>
+              <w:t xml:space="preserve">+0.142 (+0.096)</w:t>
             </w:r>
           </w:p>
         </w:tc>
@@ -6446,7 +6625,7 @@
           <w:sz w:val="22"/>
           <w:szCs w:val="22"/>
         </w:rPr>
-        <w:t xml:space="preserve">Both effects come from pooling. Under Dice, wound references appear anti-correlated with the other modalities at -0.351 over all 32 methods, but the same pairs agree at +0.012 among untrained methods and -0.014 among trained methods. Non-wound references from different modalities appear to agree at +0.406, but the same pairs give +0.035 and +0.142 within the pools. The pooled values lie outside the range of both pool-specific values, which is the signature of a composition effect.</w:t>
+        <w:t xml:space="preserve">Both effects come from pooling. Under Dice, wound references appear anti-correlated with the other modalities at -0.262 over all 32 methods, but the same pairs agree at +0.098 among untrained methods and +0.142 among trained methods. Non-wound references from different modalities appear to agree at +0.406, but the same pairs give +0.035 and +0.142 within the pools. The pooled values lie outside the range of both pool-specific values, which is the signature of a composition effect.</w:t>
       </w:r>
     </w:p>
     <w:p>
@@ -6768,6 +6947,127 @@
                 <w:sz w:val="18"/>
                 <w:szCs w:val="18"/>
               </w:rPr>
+              <w:t xml:space="preserve">CO2Wounds-V2</w:t>
+            </w:r>
+          </w:p>
+        </w:tc>
+        <w:tc>
+          <w:tcPr>
+            <w:tcW w:type="dxa" w:w="2000"/>
+            <w:tcMar>
+              <w:top w:type="dxa" w:w="60"/>
+              <w:left w:type="dxa" w:w="90"/>
+              <w:bottom w:type="dxa" w:w="60"/>
+              <w:right w:type="dxa" w:w="90"/>
+            </w:tcMar>
+          </w:tcPr>
+          <w:p>
+            <w:pPr>
+              <w:keepNext/>
+              <w:spacing w:after="0" w:line="240"/>
+              <w:jc w:val="right"/>
+            </w:pPr>
+            <w:r>
+              <w:rPr>
+                <w:rFonts w:ascii="Times New Roman" w:cs="Times New Roman" w:eastAsia="Times New Roman" w:hAnsi="Times New Roman"/>
+                <w:b w:val="false"/>
+                <w:bCs w:val="false"/>
+                <w:color w:val="000000"/>
+                <w:sz w:val="18"/>
+                <w:szCs w:val="18"/>
+              </w:rPr>
+              <w:t xml:space="preserve">0.277</w:t>
+            </w:r>
+          </w:p>
+        </w:tc>
+        <w:tc>
+          <w:tcPr>
+            <w:tcW w:type="dxa" w:w="2000"/>
+            <w:tcMar>
+              <w:top w:type="dxa" w:w="60"/>
+              <w:left w:type="dxa" w:w="90"/>
+              <w:bottom w:type="dxa" w:w="60"/>
+              <w:right w:type="dxa" w:w="90"/>
+            </w:tcMar>
+          </w:tcPr>
+          <w:p>
+            <w:pPr>
+              <w:keepNext/>
+              <w:spacing w:after="0" w:line="240"/>
+              <w:jc w:val="right"/>
+            </w:pPr>
+            <w:r>
+              <w:rPr>
+                <w:rFonts w:ascii="Times New Roman" w:cs="Times New Roman" w:eastAsia="Times New Roman" w:hAnsi="Times New Roman"/>
+                <w:b w:val="false"/>
+                <w:bCs w:val="false"/>
+                <w:color w:val="000000"/>
+                <w:sz w:val="18"/>
+                <w:szCs w:val="18"/>
+              </w:rPr>
+              <w:t xml:space="preserve">0.188</w:t>
+            </w:r>
+          </w:p>
+        </w:tc>
+        <w:tc>
+          <w:tcPr>
+            <w:tcW w:type="dxa" w:w="2000"/>
+            <w:tcMar>
+              <w:top w:type="dxa" w:w="60"/>
+              <w:left w:type="dxa" w:w="90"/>
+              <w:bottom w:type="dxa" w:w="60"/>
+              <w:right w:type="dxa" w:w="90"/>
+            </w:tcMar>
+          </w:tcPr>
+          <w:p>
+            <w:pPr>
+              <w:keepNext/>
+              <w:spacing w:after="0" w:line="240"/>
+              <w:jc w:val="right"/>
+            </w:pPr>
+            <w:r>
+              <w:rPr>
+                <w:rFonts w:ascii="Times New Roman" w:cs="Times New Roman" w:eastAsia="Times New Roman" w:hAnsi="Times New Roman"/>
+                <w:b w:val="false"/>
+                <w:bCs w:val="false"/>
+                <w:color w:val="000000"/>
+                <w:sz w:val="18"/>
+                <w:szCs w:val="18"/>
+              </w:rPr>
+              <w:t xml:space="preserve">+0.090</w:t>
+            </w:r>
+          </w:p>
+        </w:tc>
+      </w:tr>
+      <w:tr>
+        <w:trPr>
+          <w:cantSplit/>
+        </w:trPr>
+        <w:tc>
+          <w:tcPr>
+            <w:tcW w:type="dxa" w:w="3360"/>
+            <w:tcMar>
+              <w:top w:type="dxa" w:w="60"/>
+              <w:left w:type="dxa" w:w="90"/>
+              <w:bottom w:type="dxa" w:w="60"/>
+              <w:right w:type="dxa" w:w="90"/>
+            </w:tcMar>
+          </w:tcPr>
+          <w:p>
+            <w:pPr>
+              <w:keepNext/>
+              <w:spacing w:after="0" w:line="240"/>
+              <w:jc w:val="left"/>
+            </w:pPr>
+            <w:r>
+              <w:rPr>
+                <w:rFonts w:ascii="Times New Roman" w:cs="Times New Roman" w:eastAsia="Times New Roman" w:hAnsi="Times New Roman"/>
+                <w:b w:val="false"/>
+                <w:bCs w:val="false"/>
+                <w:color w:val="000000"/>
+                <w:sz w:val="18"/>
+                <w:szCs w:val="18"/>
+              </w:rPr>
               <w:t xml:space="preserve">FUSeg</w:t>
             </w:r>
           </w:p>
@@ -7841,7 +8141,7 @@
           <w:sz w:val="22"/>
           <w:szCs w:val="22"/>
         </w:rPr>
-        <w:t xml:space="preserve">Table 5 shows the mechanism. The trained methods lead on all three wound references, most strongly on FUSeg, the distribution they were trained on, and fall below the untrained methods on all seven non-wound references, where their mean Dice is between 0.007 and 0.127. When two groups exchange places between domains, a pooled rank correlation between a reference inside the domain and one outside it becomes negative, and correlations between references outside the domain become positive, without any pair of methods inverting.</w:t>
+        <w:t xml:space="preserve">Table 5 shows the mechanism. The trained methods lead on all four wound references, most strongly on FUSeg, the distribution they were trained on, and fall below the untrained methods on all seven non-wound references, where their mean Dice is between 0.007 and 0.127. When two groups exchange places between domains, a pooled rank correlation between a reference inside the domain and one outside it becomes negative, and correlations between references outside the domain become positive, without any pair of methods inverting.</w:t>
       </w:r>
     </w:p>
     <w:p>
@@ -7856,7 +8156,7 @@
           <w:sz w:val="22"/>
           <w:szCs w:val="22"/>
         </w:rPr>
-        <w:t xml:space="preserve">Two further observations follow. First, among trained methods the agreement between FUSeg and the other wound references is close to zero (-0.04 with Medetec, 0.03 with AZH), so a ranking measured on the training distribution did not predict the ranking on shifted data of the same modality. Second, the high agreement among trained methods on non-wound references (0.879 within colonoscopy) is agreement about how methods fail: their Dice there is near zero, and their ordering reflects which methods predict some foreground rather than which segment well.</w:t>
+        <w:t xml:space="preserve">Two further observations follow. First, among trained methods the agreement between FUSeg and the other wound references is close to zero or negative (-0.04 with Medetec, -0.13 with CO2Wounds-V2, 0.03 with AZH), so a ranking measured on the training distribution did not predict the ranking on shifted data of the same modality. Second, the high agreement among trained methods on non-wound references (0.879 within colonoscopy) is agreement about how methods fail: their Dice there is near zero, and their ordering reflects which methods predict some foreground rather than which segment well.</w:t>
       </w:r>
     </w:p>
     <w:p>
@@ -7929,7 +8229,7 @@
           <w:sz w:val="19"/>
           <w:szCs w:val="19"/>
         </w:rPr>
-        <w:t xml:space="preserve">Left: mean agreement by category of pair for the mixed pool and for each homogeneous pool. Right: mean Dice of each pool on each reference; the shaded band is the trained methods' domain.</w:t>
+        <w:t xml:space="preserve">Left: mean agreement by category of pair for the mixed pool and for each homogeneous pool. Right: mean Dice of each pool on each reference; the shaded band is wound photography, the trained methods' modality.</w:t>
       </w:r>
     </w:p>
     <w:p>
@@ -7947,7 +8247,7 @@
           <w:sz w:val="23"/>
           <w:szCs w:val="23"/>
         </w:rPr>
-        <w:t xml:space="preserve">4.3 The validity of a synthetic benchmark depends on the method pool</w:t>
+        <w:t xml:space="preserve">4.3 The validity of a synthetic benchmark depends on the pool and the reference</w:t>
       </w:r>
     </w:p>
     <w:p>
@@ -7962,7 +8262,7 @@
           <w:sz w:val="22"/>
           <w:szCs w:val="22"/>
         </w:rPr>
-        <w:t xml:space="preserve">Generator B was scored at three texture amplitudes and three seeds. Its validity is the mean of its agreement with two clinical references, expressed as a percentage of the agreement between those two references over the same pool, so that the normaliser never changes underneath a comparison. Earlier drafts compared a figure computed over 22 methods against Medetec and FUSeg with one computed over 32 methods against Medetec and AZH, which changed two things at once. Table 6 separates them.</w:t>
+        <w:t xml:space="preserve">Generator B was scored at three texture amplitudes and three seeds. Its validity is the mean of its agreement with two clinical references, expressed as a percentage of the agreement between those two references over the same pool, so that the normaliser never changes underneath a comparison. Earlier drafts compared a figure computed over the original 22 methods (the 18 untrained methods, the three pixel classifiers and the small U-Net) against Medetec and FUSeg with one computed over 32 methods against Medetec and AZH, which changed two things at once. Table 6 separates them and adds a third pair, Medetec and CO2Wounds-V2, neither of which shares a source with the images the trained methods were fitted on.</w:t>
       </w:r>
     </w:p>
     <w:p>
@@ -8004,10 +8304,10 @@
         </w:tblBorders>
       </w:tblPr>
       <w:tblGrid>
+        <w:gridCol w:w="1500"/>
+        <w:gridCol w:w="2500"/>
         <w:gridCol w:w="1700"/>
-        <w:gridCol w:w="2100"/>
-        <w:gridCol w:w="1800"/>
-        <w:gridCol w:w="2160"/>
+        <w:gridCol w:w="2060"/>
         <w:gridCol w:w="1600"/>
       </w:tblGrid>
       <w:tr>
@@ -8016,6 +8316,66 @@
         </w:trPr>
         <w:tc>
           <w:tcPr>
+            <w:tcW w:type="dxa" w:w="1500"/>
+            <w:shd w:fill="E6E6E6" w:color="auto" w:val="clear"/>
+            <w:tcMar>
+              <w:top w:type="dxa" w:w="60"/>
+              <w:left w:type="dxa" w:w="90"/>
+              <w:bottom w:type="dxa" w:w="60"/>
+              <w:right w:type="dxa" w:w="90"/>
+            </w:tcMar>
+          </w:tcPr>
+          <w:p>
+            <w:pPr>
+              <w:keepNext/>
+              <w:spacing w:after="0" w:line="240"/>
+              <w:jc w:val="left"/>
+            </w:pPr>
+            <w:r>
+              <w:rPr>
+                <w:rFonts w:ascii="Times New Roman" w:cs="Times New Roman" w:eastAsia="Times New Roman" w:hAnsi="Times New Roman"/>
+                <w:b/>
+                <w:bCs/>
+                <w:color w:val="000000"/>
+                <w:sz w:val="18"/>
+                <w:szCs w:val="18"/>
+              </w:rPr>
+              <w:t xml:space="preserve">Method pool</w:t>
+            </w:r>
+          </w:p>
+        </w:tc>
+        <w:tc>
+          <w:tcPr>
+            <w:tcW w:type="dxa" w:w="2500"/>
+            <w:shd w:fill="E6E6E6" w:color="auto" w:val="clear"/>
+            <w:tcMar>
+              <w:top w:type="dxa" w:w="60"/>
+              <w:left w:type="dxa" w:w="90"/>
+              <w:bottom w:type="dxa" w:w="60"/>
+              <w:right w:type="dxa" w:w="90"/>
+            </w:tcMar>
+          </w:tcPr>
+          <w:p>
+            <w:pPr>
+              <w:keepNext/>
+              <w:spacing w:after="0" w:line="240"/>
+              <w:jc w:val="left"/>
+            </w:pPr>
+            <w:r>
+              <w:rPr>
+                <w:rFonts w:ascii="Times New Roman" w:cs="Times New Roman" w:eastAsia="Times New Roman" w:hAnsi="Times New Roman"/>
+                <w:b/>
+                <w:bCs/>
+                <w:color w:val="000000"/>
+                <w:sz w:val="18"/>
+                <w:szCs w:val="18"/>
+              </w:rPr>
+              <w:t xml:space="preserve">References</w:t>
+            </w:r>
+          </w:p>
+        </w:tc>
+        <w:tc>
+          <w:tcPr>
             <w:tcW w:type="dxa" w:w="1700"/>
             <w:shd w:fill="E6E6E6" w:color="auto" w:val="clear"/>
             <w:tcMar>
@@ -8029,7 +8389,7 @@
             <w:pPr>
               <w:keepNext/>
               <w:spacing w:after="0" w:line="240"/>
-              <w:jc w:val="left"/>
+              <w:jc w:val="right"/>
             </w:pPr>
             <w:r>
               <w:rPr>
@@ -8040,73 +8400,13 @@
                 <w:sz w:val="18"/>
                 <w:szCs w:val="18"/>
               </w:rPr>
-              <w:t xml:space="preserve">Method pool</w:t>
-            </w:r>
-          </w:p>
-        </w:tc>
-        <w:tc>
-          <w:tcPr>
-            <w:tcW w:type="dxa" w:w="2100"/>
-            <w:shd w:fill="E6E6E6" w:color="auto" w:val="clear"/>
-            <w:tcMar>
-              <w:top w:type="dxa" w:w="60"/>
-              <w:left w:type="dxa" w:w="90"/>
-              <w:bottom w:type="dxa" w:w="60"/>
-              <w:right w:type="dxa" w:w="90"/>
-            </w:tcMar>
-          </w:tcPr>
-          <w:p>
-            <w:pPr>
-              <w:keepNext/>
-              <w:spacing w:after="0" w:line="240"/>
-              <w:jc w:val="left"/>
-            </w:pPr>
-            <w:r>
-              <w:rPr>
-                <w:rFonts w:ascii="Times New Roman" w:cs="Times New Roman" w:eastAsia="Times New Roman" w:hAnsi="Times New Roman"/>
-                <w:b/>
-                <w:bCs/>
-                <w:color w:val="000000"/>
-                <w:sz w:val="18"/>
-                <w:szCs w:val="18"/>
-              </w:rPr>
-              <w:t xml:space="preserve">References</w:t>
-            </w:r>
-          </w:p>
-        </w:tc>
-        <w:tc>
-          <w:tcPr>
-            <w:tcW w:type="dxa" w:w="1800"/>
-            <w:shd w:fill="E6E6E6" w:color="auto" w:val="clear"/>
-            <w:tcMar>
-              <w:top w:type="dxa" w:w="60"/>
-              <w:left w:type="dxa" w:w="90"/>
-              <w:bottom w:type="dxa" w:w="60"/>
-              <w:right w:type="dxa" w:w="90"/>
-            </w:tcMar>
-          </w:tcPr>
-          <w:p>
-            <w:pPr>
-              <w:keepNext/>
-              <w:spacing w:after="0" w:line="240"/>
-              <w:jc w:val="right"/>
-            </w:pPr>
-            <w:r>
-              <w:rPr>
-                <w:rFonts w:ascii="Times New Roman" w:cs="Times New Roman" w:eastAsia="Times New Roman" w:hAnsi="Times New Roman"/>
-                <w:b/>
-                <w:bCs/>
-                <w:color w:val="000000"/>
-                <w:sz w:val="18"/>
-                <w:szCs w:val="18"/>
-              </w:rPr>
               <w:t xml:space="preserve">Clinical agreement</w:t>
             </w:r>
           </w:p>
         </w:tc>
         <w:tc>
           <w:tcPr>
-            <w:tcW w:type="dxa" w:w="2160"/>
+            <w:tcW w:type="dxa" w:w="2060"/>
             <w:shd w:fill="E6E6E6" w:color="auto" w:val="clear"/>
             <w:tcMar>
               <w:top w:type="dxa" w:w="60"/>
@@ -8171,6 +8471,64 @@
         </w:trPr>
         <w:tc>
           <w:tcPr>
+            <w:tcW w:type="dxa" w:w="1500"/>
+            <w:tcMar>
+              <w:top w:type="dxa" w:w="60"/>
+              <w:left w:type="dxa" w:w="90"/>
+              <w:bottom w:type="dxa" w:w="60"/>
+              <w:right w:type="dxa" w:w="90"/>
+            </w:tcMar>
+          </w:tcPr>
+          <w:p>
+            <w:pPr>
+              <w:keepNext/>
+              <w:spacing w:after="0" w:line="240"/>
+              <w:jc w:val="left"/>
+            </w:pPr>
+            <w:r>
+              <w:rPr>
+                <w:rFonts w:ascii="Times New Roman" w:cs="Times New Roman" w:eastAsia="Times New Roman" w:hAnsi="Times New Roman"/>
+                <w:b w:val="false"/>
+                <w:bCs w:val="false"/>
+                <w:color w:val="000000"/>
+                <w:sz w:val="18"/>
+                <w:szCs w:val="18"/>
+              </w:rPr>
+              <w:t xml:space="preserve">Original 22</w:t>
+            </w:r>
+          </w:p>
+        </w:tc>
+        <w:tc>
+          <w:tcPr>
+            <w:tcW w:type="dxa" w:w="2500"/>
+            <w:tcMar>
+              <w:top w:type="dxa" w:w="60"/>
+              <w:left w:type="dxa" w:w="90"/>
+              <w:bottom w:type="dxa" w:w="60"/>
+              <w:right w:type="dxa" w:w="90"/>
+            </w:tcMar>
+          </w:tcPr>
+          <w:p>
+            <w:pPr>
+              <w:keepNext/>
+              <w:spacing w:after="0" w:line="240"/>
+              <w:jc w:val="left"/>
+            </w:pPr>
+            <w:r>
+              <w:rPr>
+                <w:rFonts w:ascii="Times New Roman" w:cs="Times New Roman" w:eastAsia="Times New Roman" w:hAnsi="Times New Roman"/>
+                <w:b w:val="false"/>
+                <w:bCs w:val="false"/>
+                <w:color w:val="000000"/>
+                <w:sz w:val="18"/>
+                <w:szCs w:val="18"/>
+              </w:rPr>
+              <w:t xml:space="preserve">Medetec and CO2Wounds-V2</w:t>
+            </w:r>
+          </w:p>
+        </w:tc>
+        <w:tc>
+          <w:tcPr>
             <w:tcW w:type="dxa" w:w="1700"/>
             <w:tcMar>
               <w:top w:type="dxa" w:w="60"/>
@@ -8183,24 +8541,24 @@
             <w:pPr>
               <w:keepNext/>
               <w:spacing w:after="0" w:line="240"/>
-              <w:jc w:val="left"/>
-            </w:pPr>
-            <w:r>
-              <w:rPr>
-                <w:rFonts w:ascii="Times New Roman" w:cs="Times New Roman" w:eastAsia="Times New Roman" w:hAnsi="Times New Roman"/>
-                <w:b w:val="false"/>
-                <w:bCs w:val="false"/>
-                <w:color w:val="000000"/>
-                <w:sz w:val="18"/>
-                <w:szCs w:val="18"/>
-              </w:rPr>
-              <w:t xml:space="preserve">Original 22</w:t>
-            </w:r>
-          </w:p>
-        </w:tc>
-        <w:tc>
-          <w:tcPr>
-            <w:tcW w:type="dxa" w:w="2100"/>
+              <w:jc w:val="right"/>
+            </w:pPr>
+            <w:r>
+              <w:rPr>
+                <w:rFonts w:ascii="Times New Roman" w:cs="Times New Roman" w:eastAsia="Times New Roman" w:hAnsi="Times New Roman"/>
+                <w:b w:val="false"/>
+                <w:bCs w:val="false"/>
+                <w:color w:val="000000"/>
+                <w:sz w:val="18"/>
+                <w:szCs w:val="18"/>
+              </w:rPr>
+              <w:t xml:space="preserve">+0.529</w:t>
+            </w:r>
+          </w:p>
+        </w:tc>
+        <w:tc>
+          <w:tcPr>
+            <w:tcW w:type="dxa" w:w="2060"/>
             <w:tcMar>
               <w:top w:type="dxa" w:w="60"/>
               <w:left w:type="dxa" w:w="90"/>
@@ -8212,24 +8570,24 @@
             <w:pPr>
               <w:keepNext/>
               <w:spacing w:after="0" w:line="240"/>
-              <w:jc w:val="left"/>
-            </w:pPr>
-            <w:r>
-              <w:rPr>
-                <w:rFonts w:ascii="Times New Roman" w:cs="Times New Roman" w:eastAsia="Times New Roman" w:hAnsi="Times New Roman"/>
-                <w:b w:val="false"/>
-                <w:bCs w:val="false"/>
-                <w:color w:val="000000"/>
-                <w:sz w:val="18"/>
-                <w:szCs w:val="18"/>
-              </w:rPr>
-              <w:t xml:space="preserve">Medetec and FUSeg</w:t>
-            </w:r>
-          </w:p>
-        </w:tc>
-        <w:tc>
-          <w:tcPr>
-            <w:tcW w:type="dxa" w:w="1800"/>
+              <w:jc w:val="right"/>
+            </w:pPr>
+            <w:r>
+              <w:rPr>
+                <w:rFonts w:ascii="Times New Roman" w:cs="Times New Roman" w:eastAsia="Times New Roman" w:hAnsi="Times New Roman"/>
+                <w:b w:val="false"/>
+                <w:bCs w:val="false"/>
+                <w:color w:val="000000"/>
+                <w:sz w:val="18"/>
+                <w:szCs w:val="18"/>
+              </w:rPr>
+              <w:t xml:space="preserve">+0.712 (sd 0.009)</w:t>
+            </w:r>
+          </w:p>
+        </w:tc>
+        <w:tc>
+          <w:tcPr>
+            <w:tcW w:type="dxa" w:w="1600"/>
             <w:tcMar>
               <w:top w:type="dxa" w:w="60"/>
               <w:left w:type="dxa" w:w="90"/>
@@ -8252,65 +8610,7 @@
                 <w:sz w:val="18"/>
                 <w:szCs w:val="18"/>
               </w:rPr>
-              <w:t xml:space="preserve">+0.567</w:t>
-            </w:r>
-          </w:p>
-        </w:tc>
-        <w:tc>
-          <w:tcPr>
-            <w:tcW w:type="dxa" w:w="2160"/>
-            <w:tcMar>
-              <w:top w:type="dxa" w:w="60"/>
-              <w:left w:type="dxa" w:w="90"/>
-              <w:bottom w:type="dxa" w:w="60"/>
-              <w:right w:type="dxa" w:w="90"/>
-            </w:tcMar>
-          </w:tcPr>
-          <w:p>
-            <w:pPr>
-              <w:keepNext/>
-              <w:spacing w:after="0" w:line="240"/>
-              <w:jc w:val="right"/>
-            </w:pPr>
-            <w:r>
-              <w:rPr>
-                <w:rFonts w:ascii="Times New Roman" w:cs="Times New Roman" w:eastAsia="Times New Roman" w:hAnsi="Times New Roman"/>
-                <w:b w:val="false"/>
-                <w:bCs w:val="false"/>
-                <w:color w:val="000000"/>
-                <w:sz w:val="18"/>
-                <w:szCs w:val="18"/>
-              </w:rPr>
-              <w:t xml:space="preserve">+0.562 (sd 0.047)</w:t>
-            </w:r>
-          </w:p>
-        </w:tc>
-        <w:tc>
-          <w:tcPr>
-            <w:tcW w:type="dxa" w:w="1600"/>
-            <w:tcMar>
-              <w:top w:type="dxa" w:w="60"/>
-              <w:left w:type="dxa" w:w="90"/>
-              <w:bottom w:type="dxa" w:w="60"/>
-              <w:right w:type="dxa" w:w="90"/>
-            </w:tcMar>
-          </w:tcPr>
-          <w:p>
-            <w:pPr>
-              <w:keepNext/>
-              <w:spacing w:after="0" w:line="240"/>
-              <w:jc w:val="right"/>
-            </w:pPr>
-            <w:r>
-              <w:rPr>
-                <w:rFonts w:ascii="Times New Roman" w:cs="Times New Roman" w:eastAsia="Times New Roman" w:hAnsi="Times New Roman"/>
-                <w:b w:val="false"/>
-                <w:bCs w:val="false"/>
-                <w:color w:val="000000"/>
-                <w:sz w:val="18"/>
-                <w:szCs w:val="18"/>
-              </w:rPr>
-              <w:t xml:space="preserve">99%</w:t>
+              <w:t xml:space="preserve">135%</w:t>
             </w:r>
           </w:p>
         </w:tc>
@@ -8321,6 +8621,64 @@
         </w:trPr>
         <w:tc>
           <w:tcPr>
+            <w:tcW w:type="dxa" w:w="1500"/>
+            <w:tcMar>
+              <w:top w:type="dxa" w:w="60"/>
+              <w:left w:type="dxa" w:w="90"/>
+              <w:bottom w:type="dxa" w:w="60"/>
+              <w:right w:type="dxa" w:w="90"/>
+            </w:tcMar>
+          </w:tcPr>
+          <w:p>
+            <w:pPr>
+              <w:keepNext/>
+              <w:spacing w:after="0" w:line="240"/>
+              <w:jc w:val="left"/>
+            </w:pPr>
+            <w:r>
+              <w:rPr>
+                <w:rFonts w:ascii="Times New Roman" w:cs="Times New Roman" w:eastAsia="Times New Roman" w:hAnsi="Times New Roman"/>
+                <w:b w:val="false"/>
+                <w:bCs w:val="false"/>
+                <w:color w:val="000000"/>
+                <w:sz w:val="18"/>
+                <w:szCs w:val="18"/>
+              </w:rPr>
+              <w:t xml:space="preserve">18 untrained</w:t>
+            </w:r>
+          </w:p>
+        </w:tc>
+        <w:tc>
+          <w:tcPr>
+            <w:tcW w:type="dxa" w:w="2500"/>
+            <w:tcMar>
+              <w:top w:type="dxa" w:w="60"/>
+              <w:left w:type="dxa" w:w="90"/>
+              <w:bottom w:type="dxa" w:w="60"/>
+              <w:right w:type="dxa" w:w="90"/>
+            </w:tcMar>
+          </w:tcPr>
+          <w:p>
+            <w:pPr>
+              <w:keepNext/>
+              <w:spacing w:after="0" w:line="240"/>
+              <w:jc w:val="left"/>
+            </w:pPr>
+            <w:r>
+              <w:rPr>
+                <w:rFonts w:ascii="Times New Roman" w:cs="Times New Roman" w:eastAsia="Times New Roman" w:hAnsi="Times New Roman"/>
+                <w:b w:val="false"/>
+                <w:bCs w:val="false"/>
+                <w:color w:val="000000"/>
+                <w:sz w:val="18"/>
+                <w:szCs w:val="18"/>
+              </w:rPr>
+              <w:t xml:space="preserve">Medetec and CO2Wounds-V2</w:t>
+            </w:r>
+          </w:p>
+        </w:tc>
+        <w:tc>
+          <w:tcPr>
             <w:tcW w:type="dxa" w:w="1700"/>
             <w:tcMar>
               <w:top w:type="dxa" w:w="60"/>
@@ -8333,24 +8691,24 @@
             <w:pPr>
               <w:keepNext/>
               <w:spacing w:after="0" w:line="240"/>
-              <w:jc w:val="left"/>
-            </w:pPr>
-            <w:r>
-              <w:rPr>
-                <w:rFonts w:ascii="Times New Roman" w:cs="Times New Roman" w:eastAsia="Times New Roman" w:hAnsi="Times New Roman"/>
-                <w:b w:val="false"/>
-                <w:bCs w:val="false"/>
-                <w:color w:val="000000"/>
-                <w:sz w:val="18"/>
-                <w:szCs w:val="18"/>
-              </w:rPr>
-              <w:t xml:space="preserve">18 untrained</w:t>
-            </w:r>
-          </w:p>
-        </w:tc>
-        <w:tc>
-          <w:tcPr>
-            <w:tcW w:type="dxa" w:w="2100"/>
+              <w:jc w:val="right"/>
+            </w:pPr>
+            <w:r>
+              <w:rPr>
+                <w:rFonts w:ascii="Times New Roman" w:cs="Times New Roman" w:eastAsia="Times New Roman" w:hAnsi="Times New Roman"/>
+                <w:b w:val="false"/>
+                <w:bCs w:val="false"/>
+                <w:color w:val="000000"/>
+                <w:sz w:val="18"/>
+                <w:szCs w:val="18"/>
+              </w:rPr>
+              <w:t xml:space="preserve">+0.540</w:t>
+            </w:r>
+          </w:p>
+        </w:tc>
+        <w:tc>
+          <w:tcPr>
+            <w:tcW w:type="dxa" w:w="2060"/>
             <w:tcMar>
               <w:top w:type="dxa" w:w="60"/>
               <w:left w:type="dxa" w:w="90"/>
@@ -8362,24 +8720,24 @@
             <w:pPr>
               <w:keepNext/>
               <w:spacing w:after="0" w:line="240"/>
-              <w:jc w:val="left"/>
-            </w:pPr>
-            <w:r>
-              <w:rPr>
-                <w:rFonts w:ascii="Times New Roman" w:cs="Times New Roman" w:eastAsia="Times New Roman" w:hAnsi="Times New Roman"/>
-                <w:b w:val="false"/>
-                <w:bCs w:val="false"/>
-                <w:color w:val="000000"/>
-                <w:sz w:val="18"/>
-                <w:szCs w:val="18"/>
-              </w:rPr>
-              <w:t xml:space="preserve">Medetec and FUSeg</w:t>
-            </w:r>
-          </w:p>
-        </w:tc>
-        <w:tc>
-          <w:tcPr>
-            <w:tcW w:type="dxa" w:w="1800"/>
+              <w:jc w:val="right"/>
+            </w:pPr>
+            <w:r>
+              <w:rPr>
+                <w:rFonts w:ascii="Times New Roman" w:cs="Times New Roman" w:eastAsia="Times New Roman" w:hAnsi="Times New Roman"/>
+                <w:b w:val="false"/>
+                <w:bCs w:val="false"/>
+                <w:color w:val="000000"/>
+                <w:sz w:val="18"/>
+                <w:szCs w:val="18"/>
+              </w:rPr>
+              <w:t xml:space="preserve">+0.698 (sd 0.006)</w:t>
+            </w:r>
+          </w:p>
+        </w:tc>
+        <w:tc>
+          <w:tcPr>
+            <w:tcW w:type="dxa" w:w="1600"/>
             <w:tcMar>
               <w:top w:type="dxa" w:w="60"/>
               <w:left w:type="dxa" w:w="90"/>
@@ -8402,65 +8760,7 @@
                 <w:sz w:val="18"/>
                 <w:szCs w:val="18"/>
               </w:rPr>
-              <w:t xml:space="preserve">+0.740</w:t>
-            </w:r>
-          </w:p>
-        </w:tc>
-        <w:tc>
-          <w:tcPr>
-            <w:tcW w:type="dxa" w:w="2160"/>
-            <w:tcMar>
-              <w:top w:type="dxa" w:w="60"/>
-              <w:left w:type="dxa" w:w="90"/>
-              <w:bottom w:type="dxa" w:w="60"/>
-              <w:right w:type="dxa" w:w="90"/>
-            </w:tcMar>
-          </w:tcPr>
-          <w:p>
-            <w:pPr>
-              <w:keepNext/>
-              <w:spacing w:after="0" w:line="240"/>
-              <w:jc w:val="right"/>
-            </w:pPr>
-            <w:r>
-              <w:rPr>
-                <w:rFonts w:ascii="Times New Roman" w:cs="Times New Roman" w:eastAsia="Times New Roman" w:hAnsi="Times New Roman"/>
-                <w:b w:val="false"/>
-                <w:bCs w:val="false"/>
-                <w:color w:val="000000"/>
-                <w:sz w:val="18"/>
-                <w:szCs w:val="18"/>
-              </w:rPr>
-              <w:t xml:space="preserve">+0.511 (sd 0.028)</w:t>
-            </w:r>
-          </w:p>
-        </w:tc>
-        <w:tc>
-          <w:tcPr>
-            <w:tcW w:type="dxa" w:w="1600"/>
-            <w:tcMar>
-              <w:top w:type="dxa" w:w="60"/>
-              <w:left w:type="dxa" w:w="90"/>
-              <w:bottom w:type="dxa" w:w="60"/>
-              <w:right w:type="dxa" w:w="90"/>
-            </w:tcMar>
-          </w:tcPr>
-          <w:p>
-            <w:pPr>
-              <w:keepNext/>
-              <w:spacing w:after="0" w:line="240"/>
-              <w:jc w:val="right"/>
-            </w:pPr>
-            <w:r>
-              <w:rPr>
-                <w:rFonts w:ascii="Times New Roman" w:cs="Times New Roman" w:eastAsia="Times New Roman" w:hAnsi="Times New Roman"/>
-                <w:b w:val="false"/>
-                <w:bCs w:val="false"/>
-                <w:color w:val="000000"/>
-                <w:sz w:val="18"/>
-                <w:szCs w:val="18"/>
-              </w:rPr>
-              <w:t xml:space="preserve">69%</w:t>
+              <w:t xml:space="preserve">129%</w:t>
             </w:r>
           </w:p>
         </w:tc>
@@ -8471,6 +8771,64 @@
         </w:trPr>
         <w:tc>
           <w:tcPr>
+            <w:tcW w:type="dxa" w:w="1500"/>
+            <w:tcMar>
+              <w:top w:type="dxa" w:w="60"/>
+              <w:left w:type="dxa" w:w="90"/>
+              <w:bottom w:type="dxa" w:w="60"/>
+              <w:right w:type="dxa" w:w="90"/>
+            </w:tcMar>
+          </w:tcPr>
+          <w:p>
+            <w:pPr>
+              <w:keepNext/>
+              <w:spacing w:after="0" w:line="240"/>
+              <w:jc w:val="left"/>
+            </w:pPr>
+            <w:r>
+              <w:rPr>
+                <w:rFonts w:ascii="Times New Roman" w:cs="Times New Roman" w:eastAsia="Times New Roman" w:hAnsi="Times New Roman"/>
+                <w:b/>
+                <w:bCs/>
+                <w:color w:val="000000"/>
+                <w:sz w:val="18"/>
+                <w:szCs w:val="18"/>
+              </w:rPr>
+              <w:t xml:space="preserve">All 32</w:t>
+            </w:r>
+          </w:p>
+        </w:tc>
+        <w:tc>
+          <w:tcPr>
+            <w:tcW w:type="dxa" w:w="2500"/>
+            <w:tcMar>
+              <w:top w:type="dxa" w:w="60"/>
+              <w:left w:type="dxa" w:w="90"/>
+              <w:bottom w:type="dxa" w:w="60"/>
+              <w:right w:type="dxa" w:w="90"/>
+            </w:tcMar>
+          </w:tcPr>
+          <w:p>
+            <w:pPr>
+              <w:keepNext/>
+              <w:spacing w:after="0" w:line="240"/>
+              <w:jc w:val="left"/>
+            </w:pPr>
+            <w:r>
+              <w:rPr>
+                <w:rFonts w:ascii="Times New Roman" w:cs="Times New Roman" w:eastAsia="Times New Roman" w:hAnsi="Times New Roman"/>
+                <w:b/>
+                <w:bCs/>
+                <w:color w:val="000000"/>
+                <w:sz w:val="18"/>
+                <w:szCs w:val="18"/>
+              </w:rPr>
+              <w:t xml:space="preserve">Medetec and CO2Wounds-V2</w:t>
+            </w:r>
+          </w:p>
+        </w:tc>
+        <w:tc>
+          <w:tcPr>
             <w:tcW w:type="dxa" w:w="1700"/>
             <w:tcMar>
               <w:top w:type="dxa" w:w="60"/>
@@ -8483,24 +8841,24 @@
             <w:pPr>
               <w:keepNext/>
               <w:spacing w:after="0" w:line="240"/>
-              <w:jc w:val="left"/>
-            </w:pPr>
-            <w:r>
-              <w:rPr>
-                <w:rFonts w:ascii="Times New Roman" w:cs="Times New Roman" w:eastAsia="Times New Roman" w:hAnsi="Times New Roman"/>
-                <w:b w:val="false"/>
-                <w:bCs w:val="false"/>
-                <w:color w:val="000000"/>
-                <w:sz w:val="18"/>
-                <w:szCs w:val="18"/>
-              </w:rPr>
-              <w:t xml:space="preserve">All 32</w:t>
-            </w:r>
-          </w:p>
-        </w:tc>
-        <w:tc>
-          <w:tcPr>
-            <w:tcW w:type="dxa" w:w="2100"/>
+              <w:jc w:val="right"/>
+            </w:pPr>
+            <w:r>
+              <w:rPr>
+                <w:rFonts w:ascii="Times New Roman" w:cs="Times New Roman" w:eastAsia="Times New Roman" w:hAnsi="Times New Roman"/>
+                <w:b/>
+                <w:bCs/>
+                <w:color w:val="000000"/>
+                <w:sz w:val="18"/>
+                <w:szCs w:val="18"/>
+              </w:rPr>
+              <w:t xml:space="preserve">+0.502</w:t>
+            </w:r>
+          </w:p>
+        </w:tc>
+        <w:tc>
+          <w:tcPr>
+            <w:tcW w:type="dxa" w:w="2060"/>
             <w:tcMar>
               <w:top w:type="dxa" w:w="60"/>
               <w:left w:type="dxa" w:w="90"/>
@@ -8512,24 +8870,24 @@
             <w:pPr>
               <w:keepNext/>
               <w:spacing w:after="0" w:line="240"/>
-              <w:jc w:val="left"/>
-            </w:pPr>
-            <w:r>
-              <w:rPr>
-                <w:rFonts w:ascii="Times New Roman" w:cs="Times New Roman" w:eastAsia="Times New Roman" w:hAnsi="Times New Roman"/>
-                <w:b w:val="false"/>
-                <w:bCs w:val="false"/>
-                <w:color w:val="000000"/>
-                <w:sz w:val="18"/>
-                <w:szCs w:val="18"/>
-              </w:rPr>
-              <w:t xml:space="preserve">Medetec and FUSeg</w:t>
-            </w:r>
-          </w:p>
-        </w:tc>
-        <w:tc>
-          <w:tcPr>
-            <w:tcW w:type="dxa" w:w="1800"/>
+              <w:jc w:val="right"/>
+            </w:pPr>
+            <w:r>
+              <w:rPr>
+                <w:rFonts w:ascii="Times New Roman" w:cs="Times New Roman" w:eastAsia="Times New Roman" w:hAnsi="Times New Roman"/>
+                <w:b/>
+                <w:bCs/>
+                <w:color w:val="000000"/>
+                <w:sz w:val="18"/>
+                <w:szCs w:val="18"/>
+              </w:rPr>
+              <w:t xml:space="preserve">+0.484 (sd 0.025)</w:t>
+            </w:r>
+          </w:p>
+        </w:tc>
+        <w:tc>
+          <w:tcPr>
+            <w:tcW w:type="dxa" w:w="1600"/>
             <w:tcMar>
               <w:top w:type="dxa" w:w="60"/>
               <w:left w:type="dxa" w:w="90"/>
@@ -8546,71 +8904,13 @@
             <w:r>
               <w:rPr>
                 <w:rFonts w:ascii="Times New Roman" w:cs="Times New Roman" w:eastAsia="Times New Roman" w:hAnsi="Times New Roman"/>
-                <w:b w:val="false"/>
-                <w:bCs w:val="false"/>
-                <w:color w:val="000000"/>
-                <w:sz w:val="18"/>
-                <w:szCs w:val="18"/>
-              </w:rPr>
-              <w:t xml:space="preserve">+0.461</w:t>
-            </w:r>
-          </w:p>
-        </w:tc>
-        <w:tc>
-          <w:tcPr>
-            <w:tcW w:type="dxa" w:w="2160"/>
-            <w:tcMar>
-              <w:top w:type="dxa" w:w="60"/>
-              <w:left w:type="dxa" w:w="90"/>
-              <w:bottom w:type="dxa" w:w="60"/>
-              <w:right w:type="dxa" w:w="90"/>
-            </w:tcMar>
-          </w:tcPr>
-          <w:p>
-            <w:pPr>
-              <w:keepNext/>
-              <w:spacing w:after="0" w:line="240"/>
-              <w:jc w:val="right"/>
-            </w:pPr>
-            <w:r>
-              <w:rPr>
-                <w:rFonts w:ascii="Times New Roman" w:cs="Times New Roman" w:eastAsia="Times New Roman" w:hAnsi="Times New Roman"/>
-                <w:b w:val="false"/>
-                <w:bCs w:val="false"/>
-                <w:color w:val="000000"/>
-                <w:sz w:val="18"/>
-                <w:szCs w:val="18"/>
-              </w:rPr>
-              <w:t xml:space="preserve">+0.276 (sd 0.007)</w:t>
-            </w:r>
-          </w:p>
-        </w:tc>
-        <w:tc>
-          <w:tcPr>
-            <w:tcW w:type="dxa" w:w="1600"/>
-            <w:tcMar>
-              <w:top w:type="dxa" w:w="60"/>
-              <w:left w:type="dxa" w:w="90"/>
-              <w:bottom w:type="dxa" w:w="60"/>
-              <w:right w:type="dxa" w:w="90"/>
-            </w:tcMar>
-          </w:tcPr>
-          <w:p>
-            <w:pPr>
-              <w:keepNext/>
-              <w:spacing w:after="0" w:line="240"/>
-              <w:jc w:val="right"/>
-            </w:pPr>
-            <w:r>
-              <w:rPr>
-                <w:rFonts w:ascii="Times New Roman" w:cs="Times New Roman" w:eastAsia="Times New Roman" w:hAnsi="Times New Roman"/>
-                <w:b w:val="false"/>
-                <w:bCs w:val="false"/>
-                <w:color w:val="000000"/>
-                <w:sz w:val="18"/>
-                <w:szCs w:val="18"/>
-              </w:rPr>
-              <w:t xml:space="preserve">60%</w:t>
+                <w:b/>
+                <w:bCs/>
+                <w:color w:val="000000"/>
+                <w:sz w:val="18"/>
+                <w:szCs w:val="18"/>
+              </w:rPr>
+              <w:t xml:space="preserve">96%</w:t>
             </w:r>
           </w:p>
         </w:tc>
@@ -8621,6 +8921,64 @@
         </w:trPr>
         <w:tc>
           <w:tcPr>
+            <w:tcW w:type="dxa" w:w="1500"/>
+            <w:tcMar>
+              <w:top w:type="dxa" w:w="60"/>
+              <w:left w:type="dxa" w:w="90"/>
+              <w:bottom w:type="dxa" w:w="60"/>
+              <w:right w:type="dxa" w:w="90"/>
+            </w:tcMar>
+          </w:tcPr>
+          <w:p>
+            <w:pPr>
+              <w:keepNext/>
+              <w:spacing w:after="0" w:line="240"/>
+              <w:jc w:val="left"/>
+            </w:pPr>
+            <w:r>
+              <w:rPr>
+                <w:rFonts w:ascii="Times New Roman" w:cs="Times New Roman" w:eastAsia="Times New Roman" w:hAnsi="Times New Roman"/>
+                <w:b w:val="false"/>
+                <w:bCs w:val="false"/>
+                <w:color w:val="000000"/>
+                <w:sz w:val="18"/>
+                <w:szCs w:val="18"/>
+              </w:rPr>
+              <w:t xml:space="preserve">Original 22</w:t>
+            </w:r>
+          </w:p>
+        </w:tc>
+        <w:tc>
+          <w:tcPr>
+            <w:tcW w:type="dxa" w:w="2500"/>
+            <w:tcMar>
+              <w:top w:type="dxa" w:w="60"/>
+              <w:left w:type="dxa" w:w="90"/>
+              <w:bottom w:type="dxa" w:w="60"/>
+              <w:right w:type="dxa" w:w="90"/>
+            </w:tcMar>
+          </w:tcPr>
+          <w:p>
+            <w:pPr>
+              <w:keepNext/>
+              <w:spacing w:after="0" w:line="240"/>
+              <w:jc w:val="left"/>
+            </w:pPr>
+            <w:r>
+              <w:rPr>
+                <w:rFonts w:ascii="Times New Roman" w:cs="Times New Roman" w:eastAsia="Times New Roman" w:hAnsi="Times New Roman"/>
+                <w:b w:val="false"/>
+                <w:bCs w:val="false"/>
+                <w:color w:val="000000"/>
+                <w:sz w:val="18"/>
+                <w:szCs w:val="18"/>
+              </w:rPr>
+              <w:t xml:space="preserve">Medetec and FUSeg</w:t>
+            </w:r>
+          </w:p>
+        </w:tc>
+        <w:tc>
+          <w:tcPr>
             <w:tcW w:type="dxa" w:w="1700"/>
             <w:tcMar>
               <w:top w:type="dxa" w:w="60"/>
@@ -8633,24 +8991,24 @@
             <w:pPr>
               <w:keepNext/>
               <w:spacing w:after="0" w:line="240"/>
-              <w:jc w:val="left"/>
-            </w:pPr>
-            <w:r>
-              <w:rPr>
-                <w:rFonts w:ascii="Times New Roman" w:cs="Times New Roman" w:eastAsia="Times New Roman" w:hAnsi="Times New Roman"/>
-                <w:b w:val="false"/>
-                <w:bCs w:val="false"/>
-                <w:color w:val="000000"/>
-                <w:sz w:val="18"/>
-                <w:szCs w:val="18"/>
-              </w:rPr>
-              <w:t xml:space="preserve">Original 22</w:t>
-            </w:r>
-          </w:p>
-        </w:tc>
-        <w:tc>
-          <w:tcPr>
-            <w:tcW w:type="dxa" w:w="2100"/>
+              <w:jc w:val="right"/>
+            </w:pPr>
+            <w:r>
+              <w:rPr>
+                <w:rFonts w:ascii="Times New Roman" w:cs="Times New Roman" w:eastAsia="Times New Roman" w:hAnsi="Times New Roman"/>
+                <w:b w:val="false"/>
+                <w:bCs w:val="false"/>
+                <w:color w:val="000000"/>
+                <w:sz w:val="18"/>
+                <w:szCs w:val="18"/>
+              </w:rPr>
+              <w:t xml:space="preserve">+0.567</w:t>
+            </w:r>
+          </w:p>
+        </w:tc>
+        <w:tc>
+          <w:tcPr>
+            <w:tcW w:type="dxa" w:w="2060"/>
             <w:tcMar>
               <w:top w:type="dxa" w:w="60"/>
               <w:left w:type="dxa" w:w="90"/>
@@ -8662,24 +9020,24 @@
             <w:pPr>
               <w:keepNext/>
               <w:spacing w:after="0" w:line="240"/>
-              <w:jc w:val="left"/>
-            </w:pPr>
-            <w:r>
-              <w:rPr>
-                <w:rFonts w:ascii="Times New Roman" w:cs="Times New Roman" w:eastAsia="Times New Roman" w:hAnsi="Times New Roman"/>
-                <w:b w:val="false"/>
-                <w:bCs w:val="false"/>
-                <w:color w:val="000000"/>
-                <w:sz w:val="18"/>
-                <w:szCs w:val="18"/>
-              </w:rPr>
-              <w:t xml:space="preserve">Medetec and AZH</w:t>
-            </w:r>
-          </w:p>
-        </w:tc>
-        <w:tc>
-          <w:tcPr>
-            <w:tcW w:type="dxa" w:w="1800"/>
+              <w:jc w:val="right"/>
+            </w:pPr>
+            <w:r>
+              <w:rPr>
+                <w:rFonts w:ascii="Times New Roman" w:cs="Times New Roman" w:eastAsia="Times New Roman" w:hAnsi="Times New Roman"/>
+                <w:b w:val="false"/>
+                <w:bCs w:val="false"/>
+                <w:color w:val="000000"/>
+                <w:sz w:val="18"/>
+                <w:szCs w:val="18"/>
+              </w:rPr>
+              <w:t xml:space="preserve">+0.562 (sd 0.047)</w:t>
+            </w:r>
+          </w:p>
+        </w:tc>
+        <w:tc>
+          <w:tcPr>
+            <w:tcW w:type="dxa" w:w="1600"/>
             <w:tcMar>
               <w:top w:type="dxa" w:w="60"/>
               <w:left w:type="dxa" w:w="90"/>
@@ -8702,65 +9060,7 @@
                 <w:sz w:val="18"/>
                 <w:szCs w:val="18"/>
               </w:rPr>
-              <w:t xml:space="preserve">+0.451</w:t>
-            </w:r>
-          </w:p>
-        </w:tc>
-        <w:tc>
-          <w:tcPr>
-            <w:tcW w:type="dxa" w:w="2160"/>
-            <w:tcMar>
-              <w:top w:type="dxa" w:w="60"/>
-              <w:left w:type="dxa" w:w="90"/>
-              <w:bottom w:type="dxa" w:w="60"/>
-              <w:right w:type="dxa" w:w="90"/>
-            </w:tcMar>
-          </w:tcPr>
-          <w:p>
-            <w:pPr>
-              <w:keepNext/>
-              <w:spacing w:after="0" w:line="240"/>
-              <w:jc w:val="right"/>
-            </w:pPr>
-            <w:r>
-              <w:rPr>
-                <w:rFonts w:ascii="Times New Roman" w:cs="Times New Roman" w:eastAsia="Times New Roman" w:hAnsi="Times New Roman"/>
-                <w:b w:val="false"/>
-                <w:bCs w:val="false"/>
-                <w:color w:val="000000"/>
-                <w:sz w:val="18"/>
-                <w:szCs w:val="18"/>
-              </w:rPr>
-              <w:t xml:space="preserve">+0.522 (sd 0.048)</w:t>
-            </w:r>
-          </w:p>
-        </w:tc>
-        <w:tc>
-          <w:tcPr>
-            <w:tcW w:type="dxa" w:w="1600"/>
-            <w:tcMar>
-              <w:top w:type="dxa" w:w="60"/>
-              <w:left w:type="dxa" w:w="90"/>
-              <w:bottom w:type="dxa" w:w="60"/>
-              <w:right w:type="dxa" w:w="90"/>
-            </w:tcMar>
-          </w:tcPr>
-          <w:p>
-            <w:pPr>
-              <w:keepNext/>
-              <w:spacing w:after="0" w:line="240"/>
-              <w:jc w:val="right"/>
-            </w:pPr>
-            <w:r>
-              <w:rPr>
-                <w:rFonts w:ascii="Times New Roman" w:cs="Times New Roman" w:eastAsia="Times New Roman" w:hAnsi="Times New Roman"/>
-                <w:b w:val="false"/>
-                <w:bCs w:val="false"/>
-                <w:color w:val="000000"/>
-                <w:sz w:val="18"/>
-                <w:szCs w:val="18"/>
-              </w:rPr>
-              <w:t xml:space="preserve">116%</w:t>
+              <w:t xml:space="preserve">99%</w:t>
             </w:r>
           </w:p>
         </w:tc>
@@ -8771,6 +9071,64 @@
         </w:trPr>
         <w:tc>
           <w:tcPr>
+            <w:tcW w:type="dxa" w:w="1500"/>
+            <w:tcMar>
+              <w:top w:type="dxa" w:w="60"/>
+              <w:left w:type="dxa" w:w="90"/>
+              <w:bottom w:type="dxa" w:w="60"/>
+              <w:right w:type="dxa" w:w="90"/>
+            </w:tcMar>
+          </w:tcPr>
+          <w:p>
+            <w:pPr>
+              <w:keepNext/>
+              <w:spacing w:after="0" w:line="240"/>
+              <w:jc w:val="left"/>
+            </w:pPr>
+            <w:r>
+              <w:rPr>
+                <w:rFonts w:ascii="Times New Roman" w:cs="Times New Roman" w:eastAsia="Times New Roman" w:hAnsi="Times New Roman"/>
+                <w:b w:val="false"/>
+                <w:bCs w:val="false"/>
+                <w:color w:val="000000"/>
+                <w:sz w:val="18"/>
+                <w:szCs w:val="18"/>
+              </w:rPr>
+              <w:t xml:space="preserve">18 untrained</w:t>
+            </w:r>
+          </w:p>
+        </w:tc>
+        <w:tc>
+          <w:tcPr>
+            <w:tcW w:type="dxa" w:w="2500"/>
+            <w:tcMar>
+              <w:top w:type="dxa" w:w="60"/>
+              <w:left w:type="dxa" w:w="90"/>
+              <w:bottom w:type="dxa" w:w="60"/>
+              <w:right w:type="dxa" w:w="90"/>
+            </w:tcMar>
+          </w:tcPr>
+          <w:p>
+            <w:pPr>
+              <w:keepNext/>
+              <w:spacing w:after="0" w:line="240"/>
+              <w:jc w:val="left"/>
+            </w:pPr>
+            <w:r>
+              <w:rPr>
+                <w:rFonts w:ascii="Times New Roman" w:cs="Times New Roman" w:eastAsia="Times New Roman" w:hAnsi="Times New Roman"/>
+                <w:b w:val="false"/>
+                <w:bCs w:val="false"/>
+                <w:color w:val="000000"/>
+                <w:sz w:val="18"/>
+                <w:szCs w:val="18"/>
+              </w:rPr>
+              <w:t xml:space="preserve">Medetec and FUSeg</w:t>
+            </w:r>
+          </w:p>
+        </w:tc>
+        <w:tc>
+          <w:tcPr>
             <w:tcW w:type="dxa" w:w="1700"/>
             <w:tcMar>
               <w:top w:type="dxa" w:w="60"/>
@@ -8783,24 +9141,24 @@
             <w:pPr>
               <w:keepNext/>
               <w:spacing w:after="0" w:line="240"/>
-              <w:jc w:val="left"/>
-            </w:pPr>
-            <w:r>
-              <w:rPr>
-                <w:rFonts w:ascii="Times New Roman" w:cs="Times New Roman" w:eastAsia="Times New Roman" w:hAnsi="Times New Roman"/>
-                <w:b w:val="false"/>
-                <w:bCs w:val="false"/>
-                <w:color w:val="000000"/>
-                <w:sz w:val="18"/>
-                <w:szCs w:val="18"/>
-              </w:rPr>
-              <w:t xml:space="preserve">18 untrained</w:t>
-            </w:r>
-          </w:p>
-        </w:tc>
-        <w:tc>
-          <w:tcPr>
-            <w:tcW w:type="dxa" w:w="2100"/>
+              <w:jc w:val="right"/>
+            </w:pPr>
+            <w:r>
+              <w:rPr>
+                <w:rFonts w:ascii="Times New Roman" w:cs="Times New Roman" w:eastAsia="Times New Roman" w:hAnsi="Times New Roman"/>
+                <w:b w:val="false"/>
+                <w:bCs w:val="false"/>
+                <w:color w:val="000000"/>
+                <w:sz w:val="18"/>
+                <w:szCs w:val="18"/>
+              </w:rPr>
+              <w:t xml:space="preserve">+0.740</w:t>
+            </w:r>
+          </w:p>
+        </w:tc>
+        <w:tc>
+          <w:tcPr>
+            <w:tcW w:type="dxa" w:w="2060"/>
             <w:tcMar>
               <w:top w:type="dxa" w:w="60"/>
               <w:left w:type="dxa" w:w="90"/>
@@ -8812,24 +9170,24 @@
             <w:pPr>
               <w:keepNext/>
               <w:spacing w:after="0" w:line="240"/>
-              <w:jc w:val="left"/>
-            </w:pPr>
-            <w:r>
-              <w:rPr>
-                <w:rFonts w:ascii="Times New Roman" w:cs="Times New Roman" w:eastAsia="Times New Roman" w:hAnsi="Times New Roman"/>
-                <w:b w:val="false"/>
-                <w:bCs w:val="false"/>
-                <w:color w:val="000000"/>
-                <w:sz w:val="18"/>
-                <w:szCs w:val="18"/>
-              </w:rPr>
-              <w:t xml:space="preserve">Medetec and AZH</w:t>
-            </w:r>
-          </w:p>
-        </w:tc>
-        <w:tc>
-          <w:tcPr>
-            <w:tcW w:type="dxa" w:w="1800"/>
+              <w:jc w:val="right"/>
+            </w:pPr>
+            <w:r>
+              <w:rPr>
+                <w:rFonts w:ascii="Times New Roman" w:cs="Times New Roman" w:eastAsia="Times New Roman" w:hAnsi="Times New Roman"/>
+                <w:b w:val="false"/>
+                <w:bCs w:val="false"/>
+                <w:color w:val="000000"/>
+                <w:sz w:val="18"/>
+                <w:szCs w:val="18"/>
+              </w:rPr>
+              <w:t xml:space="preserve">+0.511 (sd 0.028)</w:t>
+            </w:r>
+          </w:p>
+        </w:tc>
+        <w:tc>
+          <w:tcPr>
+            <w:tcW w:type="dxa" w:w="1600"/>
             <w:tcMar>
               <w:top w:type="dxa" w:w="60"/>
               <w:left w:type="dxa" w:w="90"/>
@@ -8852,65 +9210,7 @@
                 <w:sz w:val="18"/>
                 <w:szCs w:val="18"/>
               </w:rPr>
-              <w:t xml:space="preserve">+0.486</w:t>
-            </w:r>
-          </w:p>
-        </w:tc>
-        <w:tc>
-          <w:tcPr>
-            <w:tcW w:type="dxa" w:w="2160"/>
-            <w:tcMar>
-              <w:top w:type="dxa" w:w="60"/>
-              <w:left w:type="dxa" w:w="90"/>
-              <w:bottom w:type="dxa" w:w="60"/>
-              <w:right w:type="dxa" w:w="90"/>
-            </w:tcMar>
-          </w:tcPr>
-          <w:p>
-            <w:pPr>
-              <w:keepNext/>
-              <w:spacing w:after="0" w:line="240"/>
-              <w:jc w:val="right"/>
-            </w:pPr>
-            <w:r>
-              <w:rPr>
-                <w:rFonts w:ascii="Times New Roman" w:cs="Times New Roman" w:eastAsia="Times New Roman" w:hAnsi="Times New Roman"/>
-                <w:b w:val="false"/>
-                <w:bCs w:val="false"/>
-                <w:color w:val="000000"/>
-                <w:sz w:val="18"/>
-                <w:szCs w:val="18"/>
-              </w:rPr>
-              <w:t xml:space="preserve">+0.480 (sd 0.003)</w:t>
-            </w:r>
-          </w:p>
-        </w:tc>
-        <w:tc>
-          <w:tcPr>
-            <w:tcW w:type="dxa" w:w="1600"/>
-            <w:tcMar>
-              <w:top w:type="dxa" w:w="60"/>
-              <w:left w:type="dxa" w:w="90"/>
-              <w:bottom w:type="dxa" w:w="60"/>
-              <w:right w:type="dxa" w:w="90"/>
-            </w:tcMar>
-          </w:tcPr>
-          <w:p>
-            <w:pPr>
-              <w:keepNext/>
-              <w:spacing w:after="0" w:line="240"/>
-              <w:jc w:val="right"/>
-            </w:pPr>
-            <w:r>
-              <w:rPr>
-                <w:rFonts w:ascii="Times New Roman" w:cs="Times New Roman" w:eastAsia="Times New Roman" w:hAnsi="Times New Roman"/>
-                <w:b w:val="false"/>
-                <w:bCs w:val="false"/>
-                <w:color w:val="000000"/>
-                <w:sz w:val="18"/>
-                <w:szCs w:val="18"/>
-              </w:rPr>
-              <w:t xml:space="preserve">99%</w:t>
+              <w:t xml:space="preserve">69%</w:t>
             </w:r>
           </w:p>
         </w:tc>
@@ -8921,6 +9221,64 @@
         </w:trPr>
         <w:tc>
           <w:tcPr>
+            <w:tcW w:type="dxa" w:w="1500"/>
+            <w:tcMar>
+              <w:top w:type="dxa" w:w="60"/>
+              <w:left w:type="dxa" w:w="90"/>
+              <w:bottom w:type="dxa" w:w="60"/>
+              <w:right w:type="dxa" w:w="90"/>
+            </w:tcMar>
+          </w:tcPr>
+          <w:p>
+            <w:pPr>
+              <w:keepNext/>
+              <w:spacing w:after="0" w:line="240"/>
+              <w:jc w:val="left"/>
+            </w:pPr>
+            <w:r>
+              <w:rPr>
+                <w:rFonts w:ascii="Times New Roman" w:cs="Times New Roman" w:eastAsia="Times New Roman" w:hAnsi="Times New Roman"/>
+                <w:b/>
+                <w:bCs/>
+                <w:color w:val="000000"/>
+                <w:sz w:val="18"/>
+                <w:szCs w:val="18"/>
+              </w:rPr>
+              <w:t xml:space="preserve">All 32</w:t>
+            </w:r>
+          </w:p>
+        </w:tc>
+        <w:tc>
+          <w:tcPr>
+            <w:tcW w:type="dxa" w:w="2500"/>
+            <w:tcMar>
+              <w:top w:type="dxa" w:w="60"/>
+              <w:left w:type="dxa" w:w="90"/>
+              <w:bottom w:type="dxa" w:w="60"/>
+              <w:right w:type="dxa" w:w="90"/>
+            </w:tcMar>
+          </w:tcPr>
+          <w:p>
+            <w:pPr>
+              <w:keepNext/>
+              <w:spacing w:after="0" w:line="240"/>
+              <w:jc w:val="left"/>
+            </w:pPr>
+            <w:r>
+              <w:rPr>
+                <w:rFonts w:ascii="Times New Roman" w:cs="Times New Roman" w:eastAsia="Times New Roman" w:hAnsi="Times New Roman"/>
+                <w:b/>
+                <w:bCs/>
+                <w:color w:val="000000"/>
+                <w:sz w:val="18"/>
+                <w:szCs w:val="18"/>
+              </w:rPr>
+              <w:t xml:space="preserve">Medetec and FUSeg</w:t>
+            </w:r>
+          </w:p>
+        </w:tc>
+        <w:tc>
+          <w:tcPr>
             <w:tcW w:type="dxa" w:w="1700"/>
             <w:tcMar>
               <w:top w:type="dxa" w:w="60"/>
@@ -8931,15 +9289,407 @@
           </w:tcPr>
           <w:p>
             <w:pPr>
-              <w:keepNext w:val="false"/>
-              <w:spacing w:after="0" w:line="240"/>
-              <w:jc w:val="left"/>
-            </w:pPr>
-            <w:r>
-              <w:rPr>
-                <w:rFonts w:ascii="Times New Roman" w:cs="Times New Roman" w:eastAsia="Times New Roman" w:hAnsi="Times New Roman"/>
-                <w:b w:val="false"/>
-                <w:bCs w:val="false"/>
+              <w:keepNext/>
+              <w:spacing w:after="0" w:line="240"/>
+              <w:jc w:val="right"/>
+            </w:pPr>
+            <w:r>
+              <w:rPr>
+                <w:rFonts w:ascii="Times New Roman" w:cs="Times New Roman" w:eastAsia="Times New Roman" w:hAnsi="Times New Roman"/>
+                <w:b/>
+                <w:bCs/>
+                <w:color w:val="000000"/>
+                <w:sz w:val="18"/>
+                <w:szCs w:val="18"/>
+              </w:rPr>
+              <w:t xml:space="preserve">+0.461</w:t>
+            </w:r>
+          </w:p>
+        </w:tc>
+        <w:tc>
+          <w:tcPr>
+            <w:tcW w:type="dxa" w:w="2060"/>
+            <w:tcMar>
+              <w:top w:type="dxa" w:w="60"/>
+              <w:left w:type="dxa" w:w="90"/>
+              <w:bottom w:type="dxa" w:w="60"/>
+              <w:right w:type="dxa" w:w="90"/>
+            </w:tcMar>
+          </w:tcPr>
+          <w:p>
+            <w:pPr>
+              <w:keepNext/>
+              <w:spacing w:after="0" w:line="240"/>
+              <w:jc w:val="right"/>
+            </w:pPr>
+            <w:r>
+              <w:rPr>
+                <w:rFonts w:ascii="Times New Roman" w:cs="Times New Roman" w:eastAsia="Times New Roman" w:hAnsi="Times New Roman"/>
+                <w:b/>
+                <w:bCs/>
+                <w:color w:val="000000"/>
+                <w:sz w:val="18"/>
+                <w:szCs w:val="18"/>
+              </w:rPr>
+              <w:t xml:space="preserve">+0.276 (sd 0.007)</w:t>
+            </w:r>
+          </w:p>
+        </w:tc>
+        <w:tc>
+          <w:tcPr>
+            <w:tcW w:type="dxa" w:w="1600"/>
+            <w:tcMar>
+              <w:top w:type="dxa" w:w="60"/>
+              <w:left w:type="dxa" w:w="90"/>
+              <w:bottom w:type="dxa" w:w="60"/>
+              <w:right w:type="dxa" w:w="90"/>
+            </w:tcMar>
+          </w:tcPr>
+          <w:p>
+            <w:pPr>
+              <w:keepNext/>
+              <w:spacing w:after="0" w:line="240"/>
+              <w:jc w:val="right"/>
+            </w:pPr>
+            <w:r>
+              <w:rPr>
+                <w:rFonts w:ascii="Times New Roman" w:cs="Times New Roman" w:eastAsia="Times New Roman" w:hAnsi="Times New Roman"/>
+                <w:b/>
+                <w:bCs/>
+                <w:color w:val="000000"/>
+                <w:sz w:val="18"/>
+                <w:szCs w:val="18"/>
+              </w:rPr>
+              <w:t xml:space="preserve">60%</w:t>
+            </w:r>
+          </w:p>
+        </w:tc>
+      </w:tr>
+      <w:tr>
+        <w:trPr>
+          <w:cantSplit/>
+        </w:trPr>
+        <w:tc>
+          <w:tcPr>
+            <w:tcW w:type="dxa" w:w="1500"/>
+            <w:tcMar>
+              <w:top w:type="dxa" w:w="60"/>
+              <w:left w:type="dxa" w:w="90"/>
+              <w:bottom w:type="dxa" w:w="60"/>
+              <w:right w:type="dxa" w:w="90"/>
+            </w:tcMar>
+          </w:tcPr>
+          <w:p>
+            <w:pPr>
+              <w:keepNext/>
+              <w:spacing w:after="0" w:line="240"/>
+              <w:jc w:val="left"/>
+            </w:pPr>
+            <w:r>
+              <w:rPr>
+                <w:rFonts w:ascii="Times New Roman" w:cs="Times New Roman" w:eastAsia="Times New Roman" w:hAnsi="Times New Roman"/>
+                <w:b w:val="false"/>
+                <w:bCs w:val="false"/>
+                <w:color w:val="000000"/>
+                <w:sz w:val="18"/>
+                <w:szCs w:val="18"/>
+              </w:rPr>
+              <w:t xml:space="preserve">Original 22</w:t>
+            </w:r>
+          </w:p>
+        </w:tc>
+        <w:tc>
+          <w:tcPr>
+            <w:tcW w:type="dxa" w:w="2500"/>
+            <w:tcMar>
+              <w:top w:type="dxa" w:w="60"/>
+              <w:left w:type="dxa" w:w="90"/>
+              <w:bottom w:type="dxa" w:w="60"/>
+              <w:right w:type="dxa" w:w="90"/>
+            </w:tcMar>
+          </w:tcPr>
+          <w:p>
+            <w:pPr>
+              <w:keepNext/>
+              <w:spacing w:after="0" w:line="240"/>
+              <w:jc w:val="left"/>
+            </w:pPr>
+            <w:r>
+              <w:rPr>
+                <w:rFonts w:ascii="Times New Roman" w:cs="Times New Roman" w:eastAsia="Times New Roman" w:hAnsi="Times New Roman"/>
+                <w:b w:val="false"/>
+                <w:bCs w:val="false"/>
+                <w:color w:val="000000"/>
+                <w:sz w:val="18"/>
+                <w:szCs w:val="18"/>
+              </w:rPr>
+              <w:t xml:space="preserve">Medetec and AZH</w:t>
+            </w:r>
+          </w:p>
+        </w:tc>
+        <w:tc>
+          <w:tcPr>
+            <w:tcW w:type="dxa" w:w="1700"/>
+            <w:tcMar>
+              <w:top w:type="dxa" w:w="60"/>
+              <w:left w:type="dxa" w:w="90"/>
+              <w:bottom w:type="dxa" w:w="60"/>
+              <w:right w:type="dxa" w:w="90"/>
+            </w:tcMar>
+          </w:tcPr>
+          <w:p>
+            <w:pPr>
+              <w:keepNext/>
+              <w:spacing w:after="0" w:line="240"/>
+              <w:jc w:val="right"/>
+            </w:pPr>
+            <w:r>
+              <w:rPr>
+                <w:rFonts w:ascii="Times New Roman" w:cs="Times New Roman" w:eastAsia="Times New Roman" w:hAnsi="Times New Roman"/>
+                <w:b w:val="false"/>
+                <w:bCs w:val="false"/>
+                <w:color w:val="000000"/>
+                <w:sz w:val="18"/>
+                <w:szCs w:val="18"/>
+              </w:rPr>
+              <w:t xml:space="preserve">+0.451</w:t>
+            </w:r>
+          </w:p>
+        </w:tc>
+        <w:tc>
+          <w:tcPr>
+            <w:tcW w:type="dxa" w:w="2060"/>
+            <w:tcMar>
+              <w:top w:type="dxa" w:w="60"/>
+              <w:left w:type="dxa" w:w="90"/>
+              <w:bottom w:type="dxa" w:w="60"/>
+              <w:right w:type="dxa" w:w="90"/>
+            </w:tcMar>
+          </w:tcPr>
+          <w:p>
+            <w:pPr>
+              <w:keepNext/>
+              <w:spacing w:after="0" w:line="240"/>
+              <w:jc w:val="right"/>
+            </w:pPr>
+            <w:r>
+              <w:rPr>
+                <w:rFonts w:ascii="Times New Roman" w:cs="Times New Roman" w:eastAsia="Times New Roman" w:hAnsi="Times New Roman"/>
+                <w:b w:val="false"/>
+                <w:bCs w:val="false"/>
+                <w:color w:val="000000"/>
+                <w:sz w:val="18"/>
+                <w:szCs w:val="18"/>
+              </w:rPr>
+              <w:t xml:space="preserve">+0.522 (sd 0.048)</w:t>
+            </w:r>
+          </w:p>
+        </w:tc>
+        <w:tc>
+          <w:tcPr>
+            <w:tcW w:type="dxa" w:w="1600"/>
+            <w:tcMar>
+              <w:top w:type="dxa" w:w="60"/>
+              <w:left w:type="dxa" w:w="90"/>
+              <w:bottom w:type="dxa" w:w="60"/>
+              <w:right w:type="dxa" w:w="90"/>
+            </w:tcMar>
+          </w:tcPr>
+          <w:p>
+            <w:pPr>
+              <w:keepNext/>
+              <w:spacing w:after="0" w:line="240"/>
+              <w:jc w:val="right"/>
+            </w:pPr>
+            <w:r>
+              <w:rPr>
+                <w:rFonts w:ascii="Times New Roman" w:cs="Times New Roman" w:eastAsia="Times New Roman" w:hAnsi="Times New Roman"/>
+                <w:b w:val="false"/>
+                <w:bCs w:val="false"/>
+                <w:color w:val="000000"/>
+                <w:sz w:val="18"/>
+                <w:szCs w:val="18"/>
+              </w:rPr>
+              <w:t xml:space="preserve">116%</w:t>
+            </w:r>
+          </w:p>
+        </w:tc>
+      </w:tr>
+      <w:tr>
+        <w:trPr>
+          <w:cantSplit/>
+        </w:trPr>
+        <w:tc>
+          <w:tcPr>
+            <w:tcW w:type="dxa" w:w="1500"/>
+            <w:tcMar>
+              <w:top w:type="dxa" w:w="60"/>
+              <w:left w:type="dxa" w:w="90"/>
+              <w:bottom w:type="dxa" w:w="60"/>
+              <w:right w:type="dxa" w:w="90"/>
+            </w:tcMar>
+          </w:tcPr>
+          <w:p>
+            <w:pPr>
+              <w:keepNext/>
+              <w:spacing w:after="0" w:line="240"/>
+              <w:jc w:val="left"/>
+            </w:pPr>
+            <w:r>
+              <w:rPr>
+                <w:rFonts w:ascii="Times New Roman" w:cs="Times New Roman" w:eastAsia="Times New Roman" w:hAnsi="Times New Roman"/>
+                <w:b w:val="false"/>
+                <w:bCs w:val="false"/>
+                <w:color w:val="000000"/>
+                <w:sz w:val="18"/>
+                <w:szCs w:val="18"/>
+              </w:rPr>
+              <w:t xml:space="preserve">18 untrained</w:t>
+            </w:r>
+          </w:p>
+        </w:tc>
+        <w:tc>
+          <w:tcPr>
+            <w:tcW w:type="dxa" w:w="2500"/>
+            <w:tcMar>
+              <w:top w:type="dxa" w:w="60"/>
+              <w:left w:type="dxa" w:w="90"/>
+              <w:bottom w:type="dxa" w:w="60"/>
+              <w:right w:type="dxa" w:w="90"/>
+            </w:tcMar>
+          </w:tcPr>
+          <w:p>
+            <w:pPr>
+              <w:keepNext/>
+              <w:spacing w:after="0" w:line="240"/>
+              <w:jc w:val="left"/>
+            </w:pPr>
+            <w:r>
+              <w:rPr>
+                <w:rFonts w:ascii="Times New Roman" w:cs="Times New Roman" w:eastAsia="Times New Roman" w:hAnsi="Times New Roman"/>
+                <w:b w:val="false"/>
+                <w:bCs w:val="false"/>
+                <w:color w:val="000000"/>
+                <w:sz w:val="18"/>
+                <w:szCs w:val="18"/>
+              </w:rPr>
+              <w:t xml:space="preserve">Medetec and AZH</w:t>
+            </w:r>
+          </w:p>
+        </w:tc>
+        <w:tc>
+          <w:tcPr>
+            <w:tcW w:type="dxa" w:w="1700"/>
+            <w:tcMar>
+              <w:top w:type="dxa" w:w="60"/>
+              <w:left w:type="dxa" w:w="90"/>
+              <w:bottom w:type="dxa" w:w="60"/>
+              <w:right w:type="dxa" w:w="90"/>
+            </w:tcMar>
+          </w:tcPr>
+          <w:p>
+            <w:pPr>
+              <w:keepNext/>
+              <w:spacing w:after="0" w:line="240"/>
+              <w:jc w:val="right"/>
+            </w:pPr>
+            <w:r>
+              <w:rPr>
+                <w:rFonts w:ascii="Times New Roman" w:cs="Times New Roman" w:eastAsia="Times New Roman" w:hAnsi="Times New Roman"/>
+                <w:b w:val="false"/>
+                <w:bCs w:val="false"/>
+                <w:color w:val="000000"/>
+                <w:sz w:val="18"/>
+                <w:szCs w:val="18"/>
+              </w:rPr>
+              <w:t xml:space="preserve">+0.486</w:t>
+            </w:r>
+          </w:p>
+        </w:tc>
+        <w:tc>
+          <w:tcPr>
+            <w:tcW w:type="dxa" w:w="2060"/>
+            <w:tcMar>
+              <w:top w:type="dxa" w:w="60"/>
+              <w:left w:type="dxa" w:w="90"/>
+              <w:bottom w:type="dxa" w:w="60"/>
+              <w:right w:type="dxa" w:w="90"/>
+            </w:tcMar>
+          </w:tcPr>
+          <w:p>
+            <w:pPr>
+              <w:keepNext/>
+              <w:spacing w:after="0" w:line="240"/>
+              <w:jc w:val="right"/>
+            </w:pPr>
+            <w:r>
+              <w:rPr>
+                <w:rFonts w:ascii="Times New Roman" w:cs="Times New Roman" w:eastAsia="Times New Roman" w:hAnsi="Times New Roman"/>
+                <w:b w:val="false"/>
+                <w:bCs w:val="false"/>
+                <w:color w:val="000000"/>
+                <w:sz w:val="18"/>
+                <w:szCs w:val="18"/>
+              </w:rPr>
+              <w:t xml:space="preserve">+0.480 (sd 0.003)</w:t>
+            </w:r>
+          </w:p>
+        </w:tc>
+        <w:tc>
+          <w:tcPr>
+            <w:tcW w:type="dxa" w:w="1600"/>
+            <w:tcMar>
+              <w:top w:type="dxa" w:w="60"/>
+              <w:left w:type="dxa" w:w="90"/>
+              <w:bottom w:type="dxa" w:w="60"/>
+              <w:right w:type="dxa" w:w="90"/>
+            </w:tcMar>
+          </w:tcPr>
+          <w:p>
+            <w:pPr>
+              <w:keepNext/>
+              <w:spacing w:after="0" w:line="240"/>
+              <w:jc w:val="right"/>
+            </w:pPr>
+            <w:r>
+              <w:rPr>
+                <w:rFonts w:ascii="Times New Roman" w:cs="Times New Roman" w:eastAsia="Times New Roman" w:hAnsi="Times New Roman"/>
+                <w:b w:val="false"/>
+                <w:bCs w:val="false"/>
+                <w:color w:val="000000"/>
+                <w:sz w:val="18"/>
+                <w:szCs w:val="18"/>
+              </w:rPr>
+              <w:t xml:space="preserve">99%</w:t>
+            </w:r>
+          </w:p>
+        </w:tc>
+      </w:tr>
+      <w:tr>
+        <w:trPr>
+          <w:cantSplit/>
+        </w:trPr>
+        <w:tc>
+          <w:tcPr>
+            <w:tcW w:type="dxa" w:w="1500"/>
+            <w:tcMar>
+              <w:top w:type="dxa" w:w="60"/>
+              <w:left w:type="dxa" w:w="90"/>
+              <w:bottom w:type="dxa" w:w="60"/>
+              <w:right w:type="dxa" w:w="90"/>
+            </w:tcMar>
+          </w:tcPr>
+          <w:p>
+            <w:pPr>
+              <w:keepNext w:val="false"/>
+              <w:spacing w:after="0" w:line="240"/>
+              <w:jc w:val="left"/>
+            </w:pPr>
+            <w:r>
+              <w:rPr>
+                <w:rFonts w:ascii="Times New Roman" w:cs="Times New Roman" w:eastAsia="Times New Roman" w:hAnsi="Times New Roman"/>
+                <w:b/>
+                <w:bCs/>
                 <w:color w:val="000000"/>
                 <w:sz w:val="18"/>
                 <w:szCs w:val="18"/>
@@ -8950,25 +9700,25 @@
         </w:tc>
         <w:tc>
           <w:tcPr>
-            <w:tcW w:type="dxa" w:w="2100"/>
-            <w:tcMar>
-              <w:top w:type="dxa" w:w="60"/>
-              <w:left w:type="dxa" w:w="90"/>
-              <w:bottom w:type="dxa" w:w="60"/>
-              <w:right w:type="dxa" w:w="90"/>
-            </w:tcMar>
-          </w:tcPr>
-          <w:p>
-            <w:pPr>
-              <w:keepNext w:val="false"/>
-              <w:spacing w:after="0" w:line="240"/>
-              <w:jc w:val="left"/>
-            </w:pPr>
-            <w:r>
-              <w:rPr>
-                <w:rFonts w:ascii="Times New Roman" w:cs="Times New Roman" w:eastAsia="Times New Roman" w:hAnsi="Times New Roman"/>
-                <w:b w:val="false"/>
-                <w:bCs w:val="false"/>
+            <w:tcW w:type="dxa" w:w="2500"/>
+            <w:tcMar>
+              <w:top w:type="dxa" w:w="60"/>
+              <w:left w:type="dxa" w:w="90"/>
+              <w:bottom w:type="dxa" w:w="60"/>
+              <w:right w:type="dxa" w:w="90"/>
+            </w:tcMar>
+          </w:tcPr>
+          <w:p>
+            <w:pPr>
+              <w:keepNext w:val="false"/>
+              <w:spacing w:after="0" w:line="240"/>
+              <w:jc w:val="left"/>
+            </w:pPr>
+            <w:r>
+              <w:rPr>
+                <w:rFonts w:ascii="Times New Roman" w:cs="Times New Roman" w:eastAsia="Times New Roman" w:hAnsi="Times New Roman"/>
+                <w:b/>
+                <w:bCs/>
                 <w:color w:val="000000"/>
                 <w:sz w:val="18"/>
                 <w:szCs w:val="18"/>
@@ -8979,25 +9729,25 @@
         </w:tc>
         <w:tc>
           <w:tcPr>
-            <w:tcW w:type="dxa" w:w="1800"/>
-            <w:tcMar>
-              <w:top w:type="dxa" w:w="60"/>
-              <w:left w:type="dxa" w:w="90"/>
-              <w:bottom w:type="dxa" w:w="60"/>
-              <w:right w:type="dxa" w:w="90"/>
-            </w:tcMar>
-          </w:tcPr>
-          <w:p>
-            <w:pPr>
-              <w:keepNext w:val="false"/>
-              <w:spacing w:after="0" w:line="240"/>
-              <w:jc w:val="right"/>
-            </w:pPr>
-            <w:r>
-              <w:rPr>
-                <w:rFonts w:ascii="Times New Roman" w:cs="Times New Roman" w:eastAsia="Times New Roman" w:hAnsi="Times New Roman"/>
-                <w:b w:val="false"/>
-                <w:bCs w:val="false"/>
+            <w:tcW w:type="dxa" w:w="1700"/>
+            <w:tcMar>
+              <w:top w:type="dxa" w:w="60"/>
+              <w:left w:type="dxa" w:w="90"/>
+              <w:bottom w:type="dxa" w:w="60"/>
+              <w:right w:type="dxa" w:w="90"/>
+            </w:tcMar>
+          </w:tcPr>
+          <w:p>
+            <w:pPr>
+              <w:keepNext w:val="false"/>
+              <w:spacing w:after="0" w:line="240"/>
+              <w:jc w:val="right"/>
+            </w:pPr>
+            <w:r>
+              <w:rPr>
+                <w:rFonts w:ascii="Times New Roman" w:cs="Times New Roman" w:eastAsia="Times New Roman" w:hAnsi="Times New Roman"/>
+                <w:b/>
+                <w:bCs/>
                 <w:color w:val="000000"/>
                 <w:sz w:val="18"/>
                 <w:szCs w:val="18"/>
@@ -9008,25 +9758,25 @@
         </w:tc>
         <w:tc>
           <w:tcPr>
-            <w:tcW w:type="dxa" w:w="2160"/>
-            <w:tcMar>
-              <w:top w:type="dxa" w:w="60"/>
-              <w:left w:type="dxa" w:w="90"/>
-              <w:bottom w:type="dxa" w:w="60"/>
-              <w:right w:type="dxa" w:w="90"/>
-            </w:tcMar>
-          </w:tcPr>
-          <w:p>
-            <w:pPr>
-              <w:keepNext w:val="false"/>
-              <w:spacing w:after="0" w:line="240"/>
-              <w:jc w:val="right"/>
-            </w:pPr>
-            <w:r>
-              <w:rPr>
-                <w:rFonts w:ascii="Times New Roman" w:cs="Times New Roman" w:eastAsia="Times New Roman" w:hAnsi="Times New Roman"/>
-                <w:b w:val="false"/>
-                <w:bCs w:val="false"/>
+            <w:tcW w:type="dxa" w:w="2060"/>
+            <w:tcMar>
+              <w:top w:type="dxa" w:w="60"/>
+              <w:left w:type="dxa" w:w="90"/>
+              <w:bottom w:type="dxa" w:w="60"/>
+              <w:right w:type="dxa" w:w="90"/>
+            </w:tcMar>
+          </w:tcPr>
+          <w:p>
+            <w:pPr>
+              <w:keepNext w:val="false"/>
+              <w:spacing w:after="0" w:line="240"/>
+              <w:jc w:val="right"/>
+            </w:pPr>
+            <w:r>
+              <w:rPr>
+                <w:rFonts w:ascii="Times New Roman" w:cs="Times New Roman" w:eastAsia="Times New Roman" w:hAnsi="Times New Roman"/>
+                <w:b/>
+                <w:bCs/>
                 <w:color w:val="000000"/>
                 <w:sz w:val="18"/>
                 <w:szCs w:val="18"/>
@@ -9054,8 +9804,8 @@
             <w:r>
               <w:rPr>
                 <w:rFonts w:ascii="Times New Roman" w:cs="Times New Roman" w:eastAsia="Times New Roman" w:hAnsi="Times New Roman"/>
-                <w:b w:val="false"/>
-                <w:bCs w:val="false"/>
+                <w:b/>
+                <w:bCs/>
                 <w:color w:val="000000"/>
                 <w:sz w:val="18"/>
                 <w:szCs w:val="18"/>
@@ -9078,7 +9828,7 @@
           <w:sz w:val="22"/>
           <w:szCs w:val="22"/>
         </w:rPr>
-        <w:t xml:space="preserve">With the references held fixed, validity falls as the pool changes: from 99 to 60 percent against Medetec and FUSeg, and from 116 to 48 percent against Medetec and AZH. In absolute terms the benchmark agrees with clinical data at about 0.5 over pools without the modern architectures and at about 0.27 over all 32, whichever reference pair is used. The clinical-to-clinical agreement over the full pool is 0.568 against Medetec and AZH and 0.567 for the original 22-method comparison against Medetec and FUSeg, so the drop is not caused by a change in the normaliser (Figure 3).</w:t>
+        <w:t xml:space="preserve">With the references held fixed, adding the 14 trained methods to the untrained pool lowers the benchmark's agreement with clinical data by a similar amount for every pair: from 0.698 to 0.484 against Medetec and CO2Wounds-V2, from 0.511 to 0.276 against Medetec and FUSeg, and from 0.480 to 0.272 against Medetec and AZH, a fall of 0.21 to 0.24. The percentage is less uniform. Over all 32 methods the same benchmark retains 96 percent of clinical agreement against Medetec and CO2Wounds-V2, but 60 and 48 percent against the two pairs that include the clinic whose images the trained methods were fitted on. The clinical-to-clinical agreement over the full pool is similar for the three pairs (0.461 to 0.568), so the difference lies in how well the benchmark orders methods for each reference, not in the normaliser (Figure 3). We do not have a mechanism for the difference between pairs. The gap between the pools' mean Dice explains FUSeg, where trained methods lead by 0.48, but not AZH, whose gap of 0.12 is close to that of CO2Wounds-V2 (0.09; Table 5).</w:t>
       </w:r>
     </w:p>
     <w:p>
@@ -9093,7 +9843,7 @@
           <w:sz w:val="22"/>
           <w:szCs w:val="22"/>
         </w:rPr>
-        <w:t xml:space="preserve">Two cautions apply to the percentage. It is not bounded by 100: a benchmark can agree with each of two references more than they agree with each other, as the 116 percent shows when clinical agreement is low. The absolute agreement is therefore reported alongside it. Second, the increase of validity with background texture reported earlier is a pool effect. Over all 32 methods, agreement with Medetec and AZH rises from 0.133 to 0.236 to 0.272 across the three amplitudes; over the 18 untrained methods it is flat at 0.480, 0.443 and 0.453.</w:t>
+        <w:t xml:space="preserve">Two cautions apply to the percentage. It is not bounded by 100: a benchmark can agree with each of two references more than they agree with each other, as the values from 116 to 135 percent show. The absolute agreement is therefore reported alongside it. Second, the effect of background texture depends on the pool and on the reference. Over all 32 methods, agreement rises with texture amplitude against every pair, for example from 0.133 to 0.272 against Medetec and AZH. Within the untrained pool it is flat against Medetec and AZH (0.480, 0.443 and 0.453) but rises against Medetec and FUSeg (0.417 to 0.511) and against Medetec and CO2Wounds-V2 (0.482 to 0.698). Earlier versions of this work reported texture first as a general driver of validity and then as a pure pool effect; neither statement holds across references.</w:t>
       </w:r>
     </w:p>
     <w:p>
@@ -9105,7 +9855,7 @@
       <w:r>
         <w:drawing>
           <wp:inline distT="0" distB="0" distL="0" distR="0">
-            <wp:extent cx="5715000" cy="2676525"/>
+            <wp:extent cx="6096000" cy="1962150"/>
             <wp:effectExtent t="0" r="0" b="0" l="0"/>
             <wp:docPr id="1" name="" descr="" title=""/>
             <wp:cNvGraphicFramePr>
@@ -9130,7 +9880,7 @@
                   <pic:spPr bwMode="auto">
                     <a:xfrm>
                       <a:off x="0" y="0"/>
-                      <a:ext cx="5715000" cy="2676525"/>
+                      <a:ext cx="6096000" cy="1962150"/>
                     </a:xfrm>
                     <a:prstGeom prst="rect">
                       <a:avLst/>
@@ -9166,7 +9916,7 @@
           <w:sz w:val="19"/>
           <w:szCs w:val="19"/>
         </w:rPr>
-        <w:t xml:space="preserve">Generator B agreement with two clinical references at three texture amplitudes, for each method pool (mean and standard deviation over three seeds). Each horizontal line is the clinical-to-clinical ceiling for the pool in the same shade, labelled with its value; the percentage marks the best amplitude as a share of that pool's own ceiling.</w:t>
+        <w:t xml:space="preserve">Generator B agreement with three pairs of clinical references at three texture amplitudes, for each method pool (mean and standard deviation over three seeds). Each horizontal line is the clinical-to-clinical agreement for the pool in the same shade, labelled with its value. Percentages are given in Table 6.</w:t>
       </w:r>
     </w:p>
     <w:p>
@@ -9199,7 +9949,7 @@
           <w:sz w:val="22"/>
           <w:szCs w:val="22"/>
         </w:rPr>
-        <w:t xml:space="preserve">AZH frames, from the reference no method was trained on, were cropped around their lesions to seven target lesion fractions between 0.035 and 0.30. The crops use the same 140 frames and annotations, so lesion fraction is the only thing that changes between the seven references. For each crop we measured its preference over lesion-to-surround contrast against a seven-level contrast sweep of generator B, at four seeds.</w:t>
+        <w:t xml:space="preserve">AZH frames, which no method was trained on, were cropped around their lesions to seven target lesion fractions between 0.035 and 0.30. The crops use the same 140 frames and annotations, so lesion fraction is the only thing that changes between the seven references. For each crop we measured its preference over lesion-to-surround contrast against a seven-level contrast sweep of generator B, at four seeds.</w:t>
       </w:r>
     </w:p>
     <w:p>
@@ -10447,7 +11197,7 @@
           <w:sz w:val="19"/>
           <w:szCs w:val="19"/>
         </w:rPr>
-        <w:t xml:space="preserve">Benchmarks from three generator families against Medetec and AZH.</w:t>
+        <w:t xml:space="preserve">Benchmarks from three generator families against two reference pairs, one seed each. M+A is Medetec and AZH, M+C is Medetec and CO2Wounds-V2; 32, 18 and 14 are the full, untrained and trained pools.</w:t>
       </w:r>
     </w:p>
     <w:tbl>
@@ -10463,11 +11213,14 @@
         </w:tblBorders>
       </w:tblPr>
       <w:tblGrid>
-        <w:gridCol w:w="3360"/>
-        <w:gridCol w:w="1200"/>
-        <w:gridCol w:w="1600"/>
-        <w:gridCol w:w="1600"/>
-        <w:gridCol w:w="1600"/>
+        <w:gridCol w:w="2560"/>
+        <w:gridCol w:w="900"/>
+        <w:gridCol w:w="980"/>
+        <w:gridCol w:w="980"/>
+        <w:gridCol w:w="980"/>
+        <w:gridCol w:w="980"/>
+        <w:gridCol w:w="980"/>
+        <w:gridCol w:w="1000"/>
       </w:tblGrid>
       <w:tr>
         <w:trPr>
@@ -10475,7 +11228,7 @@
         </w:trPr>
         <w:tc>
           <w:tcPr>
-            <w:tcW w:type="dxa" w:w="3360"/>
+            <w:tcW w:type="dxa" w:w="2560"/>
             <w:shd w:fill="E6E6E6" w:color="auto" w:val="clear"/>
             <w:tcMar>
               <w:top w:type="dxa" w:w="60"/>
@@ -10505,7 +11258,7 @@
         </w:tc>
         <w:tc>
           <w:tcPr>
-            <w:tcW w:type="dxa" w:w="1200"/>
+            <w:tcW w:type="dxa" w:w="900"/>
             <w:shd w:fill="E6E6E6" w:color="auto" w:val="clear"/>
             <w:tcMar>
               <w:top w:type="dxa" w:w="60"/>
@@ -10535,7 +11288,7 @@
         </w:tc>
         <w:tc>
           <w:tcPr>
-            <w:tcW w:type="dxa" w:w="1600"/>
+            <w:tcW w:type="dxa" w:w="980"/>
             <w:shd w:fill="E6E6E6" w:color="auto" w:val="clear"/>
             <w:tcMar>
               <w:top w:type="dxa" w:w="60"/>
@@ -10559,13 +11312,13 @@
                 <w:sz w:val="18"/>
                 <w:szCs w:val="18"/>
               </w:rPr>
-              <w:t xml:space="preserve">All 32</w:t>
-            </w:r>
-          </w:p>
-        </w:tc>
-        <w:tc>
-          <w:tcPr>
-            <w:tcW w:type="dxa" w:w="1600"/>
+              <w:t xml:space="preserve">M+A, 32</w:t>
+            </w:r>
+          </w:p>
+        </w:tc>
+        <w:tc>
+          <w:tcPr>
+            <w:tcW w:type="dxa" w:w="980"/>
             <w:shd w:fill="E6E6E6" w:color="auto" w:val="clear"/>
             <w:tcMar>
               <w:top w:type="dxa" w:w="60"/>
@@ -10589,13 +11342,13 @@
                 <w:sz w:val="18"/>
                 <w:szCs w:val="18"/>
               </w:rPr>
-              <w:t xml:space="preserve">18 untrained</w:t>
-            </w:r>
-          </w:p>
-        </w:tc>
-        <w:tc>
-          <w:tcPr>
-            <w:tcW w:type="dxa" w:w="1600"/>
+              <w:t xml:space="preserve">M+A, 18</w:t>
+            </w:r>
+          </w:p>
+        </w:tc>
+        <w:tc>
+          <w:tcPr>
+            <w:tcW w:type="dxa" w:w="980"/>
             <w:shd w:fill="E6E6E6" w:color="auto" w:val="clear"/>
             <w:tcMar>
               <w:top w:type="dxa" w:w="60"/>
@@ -10619,7 +11372,97 @@
                 <w:sz w:val="18"/>
                 <w:szCs w:val="18"/>
               </w:rPr>
-              <w:t xml:space="preserve">14 trained</w:t>
+              <w:t xml:space="preserve">M+A, 14</w:t>
+            </w:r>
+          </w:p>
+        </w:tc>
+        <w:tc>
+          <w:tcPr>
+            <w:tcW w:type="dxa" w:w="980"/>
+            <w:shd w:fill="E6E6E6" w:color="auto" w:val="clear"/>
+            <w:tcMar>
+              <w:top w:type="dxa" w:w="60"/>
+              <w:left w:type="dxa" w:w="90"/>
+              <w:bottom w:type="dxa" w:w="60"/>
+              <w:right w:type="dxa" w:w="90"/>
+            </w:tcMar>
+          </w:tcPr>
+          <w:p>
+            <w:pPr>
+              <w:keepNext/>
+              <w:spacing w:after="0" w:line="240"/>
+              <w:jc w:val="right"/>
+            </w:pPr>
+            <w:r>
+              <w:rPr>
+                <w:rFonts w:ascii="Times New Roman" w:cs="Times New Roman" w:eastAsia="Times New Roman" w:hAnsi="Times New Roman"/>
+                <w:b/>
+                <w:bCs/>
+                <w:color w:val="000000"/>
+                <w:sz w:val="18"/>
+                <w:szCs w:val="18"/>
+              </w:rPr>
+              <w:t xml:space="preserve">M+C, 32</w:t>
+            </w:r>
+          </w:p>
+        </w:tc>
+        <w:tc>
+          <w:tcPr>
+            <w:tcW w:type="dxa" w:w="980"/>
+            <w:shd w:fill="E6E6E6" w:color="auto" w:val="clear"/>
+            <w:tcMar>
+              <w:top w:type="dxa" w:w="60"/>
+              <w:left w:type="dxa" w:w="90"/>
+              <w:bottom w:type="dxa" w:w="60"/>
+              <w:right w:type="dxa" w:w="90"/>
+            </w:tcMar>
+          </w:tcPr>
+          <w:p>
+            <w:pPr>
+              <w:keepNext/>
+              <w:spacing w:after="0" w:line="240"/>
+              <w:jc w:val="right"/>
+            </w:pPr>
+            <w:r>
+              <w:rPr>
+                <w:rFonts w:ascii="Times New Roman" w:cs="Times New Roman" w:eastAsia="Times New Roman" w:hAnsi="Times New Roman"/>
+                <w:b/>
+                <w:bCs/>
+                <w:color w:val="000000"/>
+                <w:sz w:val="18"/>
+                <w:szCs w:val="18"/>
+              </w:rPr>
+              <w:t xml:space="preserve">M+C, 18</w:t>
+            </w:r>
+          </w:p>
+        </w:tc>
+        <w:tc>
+          <w:tcPr>
+            <w:tcW w:type="dxa" w:w="1000"/>
+            <w:shd w:fill="E6E6E6" w:color="auto" w:val="clear"/>
+            <w:tcMar>
+              <w:top w:type="dxa" w:w="60"/>
+              <w:left w:type="dxa" w:w="90"/>
+              <w:bottom w:type="dxa" w:w="60"/>
+              <w:right w:type="dxa" w:w="90"/>
+            </w:tcMar>
+          </w:tcPr>
+          <w:p>
+            <w:pPr>
+              <w:keepNext/>
+              <w:spacing w:after="0" w:line="240"/>
+              <w:jc w:val="right"/>
+            </w:pPr>
+            <w:r>
+              <w:rPr>
+                <w:rFonts w:ascii="Times New Roman" w:cs="Times New Roman" w:eastAsia="Times New Roman" w:hAnsi="Times New Roman"/>
+                <w:b/>
+                <w:bCs/>
+                <w:color w:val="000000"/>
+                <w:sz w:val="18"/>
+                <w:szCs w:val="18"/>
+              </w:rPr>
+              <w:t xml:space="preserve">M+C, 14</w:t>
             </w:r>
           </w:p>
         </w:tc>
@@ -10630,7 +11473,7 @@
         </w:trPr>
         <w:tc>
           <w:tcPr>
-            <w:tcW w:type="dxa" w:w="3360"/>
+            <w:tcW w:type="dxa" w:w="2560"/>
             <w:tcMar>
               <w:top w:type="dxa" w:w="60"/>
               <w:left w:type="dxa" w:w="90"/>
@@ -10659,7 +11502,7 @@
         </w:tc>
         <w:tc>
           <w:tcPr>
-            <w:tcW w:type="dxa" w:w="1200"/>
+            <w:tcW w:type="dxa" w:w="900"/>
             <w:tcMar>
               <w:top w:type="dxa" w:w="60"/>
               <w:left w:type="dxa" w:w="90"/>
@@ -10688,7 +11531,7 @@
         </w:tc>
         <w:tc>
           <w:tcPr>
-            <w:tcW w:type="dxa" w:w="1600"/>
+            <w:tcW w:type="dxa" w:w="980"/>
             <w:tcMar>
               <w:top w:type="dxa" w:w="60"/>
               <w:left w:type="dxa" w:w="90"/>
@@ -10717,7 +11560,7 @@
         </w:tc>
         <w:tc>
           <w:tcPr>
-            <w:tcW w:type="dxa" w:w="1600"/>
+            <w:tcW w:type="dxa" w:w="980"/>
             <w:tcMar>
               <w:top w:type="dxa" w:w="60"/>
               <w:left w:type="dxa" w:w="90"/>
@@ -10746,7 +11589,7 @@
         </w:tc>
         <w:tc>
           <w:tcPr>
-            <w:tcW w:type="dxa" w:w="1600"/>
+            <w:tcW w:type="dxa" w:w="980"/>
             <w:tcMar>
               <w:top w:type="dxa" w:w="60"/>
               <w:left w:type="dxa" w:w="90"/>
@@ -10770,6 +11613,93 @@
                 <w:szCs w:val="18"/>
               </w:rPr>
               <w:t xml:space="preserve">+0.136</w:t>
+            </w:r>
+          </w:p>
+        </w:tc>
+        <w:tc>
+          <w:tcPr>
+            <w:tcW w:type="dxa" w:w="980"/>
+            <w:tcMar>
+              <w:top w:type="dxa" w:w="60"/>
+              <w:left w:type="dxa" w:w="90"/>
+              <w:bottom w:type="dxa" w:w="60"/>
+              <w:right w:type="dxa" w:w="90"/>
+            </w:tcMar>
+          </w:tcPr>
+          <w:p>
+            <w:pPr>
+              <w:keepNext/>
+              <w:spacing w:after="0" w:line="240"/>
+              <w:jc w:val="right"/>
+            </w:pPr>
+            <w:r>
+              <w:rPr>
+                <w:rFonts w:ascii="Times New Roman" w:cs="Times New Roman" w:eastAsia="Times New Roman" w:hAnsi="Times New Roman"/>
+                <w:b w:val="false"/>
+                <w:bCs w:val="false"/>
+                <w:color w:val="000000"/>
+                <w:sz w:val="18"/>
+                <w:szCs w:val="18"/>
+              </w:rPr>
+              <w:t xml:space="preserve">-0.039</w:t>
+            </w:r>
+          </w:p>
+        </w:tc>
+        <w:tc>
+          <w:tcPr>
+            <w:tcW w:type="dxa" w:w="980"/>
+            <w:tcMar>
+              <w:top w:type="dxa" w:w="60"/>
+              <w:left w:type="dxa" w:w="90"/>
+              <w:bottom w:type="dxa" w:w="60"/>
+              <w:right w:type="dxa" w:w="90"/>
+            </w:tcMar>
+          </w:tcPr>
+          <w:p>
+            <w:pPr>
+              <w:keepNext/>
+              <w:spacing w:after="0" w:line="240"/>
+              <w:jc w:val="right"/>
+            </w:pPr>
+            <w:r>
+              <w:rPr>
+                <w:rFonts w:ascii="Times New Roman" w:cs="Times New Roman" w:eastAsia="Times New Roman" w:hAnsi="Times New Roman"/>
+                <w:b w:val="false"/>
+                <w:bCs w:val="false"/>
+                <w:color w:val="000000"/>
+                <w:sz w:val="18"/>
+                <w:szCs w:val="18"/>
+              </w:rPr>
+              <w:t xml:space="preserve">+0.424</w:t>
+            </w:r>
+          </w:p>
+        </w:tc>
+        <w:tc>
+          <w:tcPr>
+            <w:tcW w:type="dxa" w:w="1000"/>
+            <w:tcMar>
+              <w:top w:type="dxa" w:w="60"/>
+              <w:left w:type="dxa" w:w="90"/>
+              <w:bottom w:type="dxa" w:w="60"/>
+              <w:right w:type="dxa" w:w="90"/>
+            </w:tcMar>
+          </w:tcPr>
+          <w:p>
+            <w:pPr>
+              <w:keepNext/>
+              <w:spacing w:after="0" w:line="240"/>
+              <w:jc w:val="right"/>
+            </w:pPr>
+            <w:r>
+              <w:rPr>
+                <w:rFonts w:ascii="Times New Roman" w:cs="Times New Roman" w:eastAsia="Times New Roman" w:hAnsi="Times New Roman"/>
+                <w:b w:val="false"/>
+                <w:bCs w:val="false"/>
+                <w:color w:val="000000"/>
+                <w:sz w:val="18"/>
+                <w:szCs w:val="18"/>
+              </w:rPr>
+              <w:t xml:space="preserve">+0.154</w:t>
             </w:r>
           </w:p>
         </w:tc>
@@ -10780,7 +11710,7 @@
         </w:trPr>
         <w:tc>
           <w:tcPr>
-            <w:tcW w:type="dxa" w:w="3360"/>
+            <w:tcW w:type="dxa" w:w="2560"/>
             <w:tcMar>
               <w:top w:type="dxa" w:w="60"/>
               <w:left w:type="dxa" w:w="90"/>
@@ -10809,7 +11739,7 @@
         </w:tc>
         <w:tc>
           <w:tcPr>
-            <w:tcW w:type="dxa" w:w="1200"/>
+            <w:tcW w:type="dxa" w:w="900"/>
             <w:tcMar>
               <w:top w:type="dxa" w:w="60"/>
               <w:left w:type="dxa" w:w="90"/>
@@ -10838,7 +11768,7 @@
         </w:tc>
         <w:tc>
           <w:tcPr>
-            <w:tcW w:type="dxa" w:w="1600"/>
+            <w:tcW w:type="dxa" w:w="980"/>
             <w:tcMar>
               <w:top w:type="dxa" w:w="60"/>
               <w:left w:type="dxa" w:w="90"/>
@@ -10867,7 +11797,7 @@
         </w:tc>
         <w:tc>
           <w:tcPr>
-            <w:tcW w:type="dxa" w:w="1600"/>
+            <w:tcW w:type="dxa" w:w="980"/>
             <w:tcMar>
               <w:top w:type="dxa" w:w="60"/>
               <w:left w:type="dxa" w:w="90"/>
@@ -10896,7 +11826,7 @@
         </w:tc>
         <w:tc>
           <w:tcPr>
-            <w:tcW w:type="dxa" w:w="1600"/>
+            <w:tcW w:type="dxa" w:w="980"/>
             <w:tcMar>
               <w:top w:type="dxa" w:w="60"/>
               <w:left w:type="dxa" w:w="90"/>
@@ -10920,6 +11850,93 @@
                 <w:szCs w:val="18"/>
               </w:rPr>
               <w:t xml:space="preserve">+0.024</w:t>
+            </w:r>
+          </w:p>
+        </w:tc>
+        <w:tc>
+          <w:tcPr>
+            <w:tcW w:type="dxa" w:w="980"/>
+            <w:tcMar>
+              <w:top w:type="dxa" w:w="60"/>
+              <w:left w:type="dxa" w:w="90"/>
+              <w:bottom w:type="dxa" w:w="60"/>
+              <w:right w:type="dxa" w:w="90"/>
+            </w:tcMar>
+          </w:tcPr>
+          <w:p>
+            <w:pPr>
+              <w:keepNext/>
+              <w:spacing w:after="0" w:line="240"/>
+              <w:jc w:val="right"/>
+            </w:pPr>
+            <w:r>
+              <w:rPr>
+                <w:rFonts w:ascii="Times New Roman" w:cs="Times New Roman" w:eastAsia="Times New Roman" w:hAnsi="Times New Roman"/>
+                <w:b w:val="false"/>
+                <w:bCs w:val="false"/>
+                <w:color w:val="000000"/>
+                <w:sz w:val="18"/>
+                <w:szCs w:val="18"/>
+              </w:rPr>
+              <w:t xml:space="preserve">+0.235</w:t>
+            </w:r>
+          </w:p>
+        </w:tc>
+        <w:tc>
+          <w:tcPr>
+            <w:tcW w:type="dxa" w:w="980"/>
+            <w:tcMar>
+              <w:top w:type="dxa" w:w="60"/>
+              <w:left w:type="dxa" w:w="90"/>
+              <w:bottom w:type="dxa" w:w="60"/>
+              <w:right w:type="dxa" w:w="90"/>
+            </w:tcMar>
+          </w:tcPr>
+          <w:p>
+            <w:pPr>
+              <w:keepNext/>
+              <w:spacing w:after="0" w:line="240"/>
+              <w:jc w:val="right"/>
+            </w:pPr>
+            <w:r>
+              <w:rPr>
+                <w:rFonts w:ascii="Times New Roman" w:cs="Times New Roman" w:eastAsia="Times New Roman" w:hAnsi="Times New Roman"/>
+                <w:b w:val="false"/>
+                <w:bCs w:val="false"/>
+                <w:color w:val="000000"/>
+                <w:sz w:val="18"/>
+                <w:szCs w:val="18"/>
+              </w:rPr>
+              <w:t xml:space="preserve">+0.389</w:t>
+            </w:r>
+          </w:p>
+        </w:tc>
+        <w:tc>
+          <w:tcPr>
+            <w:tcW w:type="dxa" w:w="1000"/>
+            <w:tcMar>
+              <w:top w:type="dxa" w:w="60"/>
+              <w:left w:type="dxa" w:w="90"/>
+              <w:bottom w:type="dxa" w:w="60"/>
+              <w:right w:type="dxa" w:w="90"/>
+            </w:tcMar>
+          </w:tcPr>
+          <w:p>
+            <w:pPr>
+              <w:keepNext/>
+              <w:spacing w:after="0" w:line="240"/>
+              <w:jc w:val="right"/>
+            </w:pPr>
+            <w:r>
+              <w:rPr>
+                <w:rFonts w:ascii="Times New Roman" w:cs="Times New Roman" w:eastAsia="Times New Roman" w:hAnsi="Times New Roman"/>
+                <w:b w:val="false"/>
+                <w:bCs w:val="false"/>
+                <w:color w:val="000000"/>
+                <w:sz w:val="18"/>
+                <w:szCs w:val="18"/>
+              </w:rPr>
+              <w:t xml:space="preserve">+0.266</w:t>
             </w:r>
           </w:p>
         </w:tc>
@@ -10930,7 +11947,7 @@
         </w:trPr>
         <w:tc>
           <w:tcPr>
-            <w:tcW w:type="dxa" w:w="3360"/>
+            <w:tcW w:type="dxa" w:w="2560"/>
             <w:tcMar>
               <w:top w:type="dxa" w:w="60"/>
               <w:left w:type="dxa" w:w="90"/>
@@ -10959,7 +11976,7 @@
         </w:tc>
         <w:tc>
           <w:tcPr>
-            <w:tcW w:type="dxa" w:w="1200"/>
+            <w:tcW w:type="dxa" w:w="900"/>
             <w:tcMar>
               <w:top w:type="dxa" w:w="60"/>
               <w:left w:type="dxa" w:w="90"/>
@@ -10988,7 +12005,7 @@
         </w:tc>
         <w:tc>
           <w:tcPr>
-            <w:tcW w:type="dxa" w:w="1600"/>
+            <w:tcW w:type="dxa" w:w="980"/>
             <w:tcMar>
               <w:top w:type="dxa" w:w="60"/>
               <w:left w:type="dxa" w:w="90"/>
@@ -11017,7 +12034,7 @@
         </w:tc>
         <w:tc>
           <w:tcPr>
-            <w:tcW w:type="dxa" w:w="1600"/>
+            <w:tcW w:type="dxa" w:w="980"/>
             <w:tcMar>
               <w:top w:type="dxa" w:w="60"/>
               <w:left w:type="dxa" w:w="90"/>
@@ -11046,7 +12063,7 @@
         </w:tc>
         <w:tc>
           <w:tcPr>
-            <w:tcW w:type="dxa" w:w="1600"/>
+            <w:tcW w:type="dxa" w:w="980"/>
             <w:tcMar>
               <w:top w:type="dxa" w:w="60"/>
               <w:left w:type="dxa" w:w="90"/>
@@ -11070,6 +12087,93 @@
                 <w:szCs w:val="18"/>
               </w:rPr>
               <w:t xml:space="preserve">+0.112</w:t>
+            </w:r>
+          </w:p>
+        </w:tc>
+        <w:tc>
+          <w:tcPr>
+            <w:tcW w:type="dxa" w:w="980"/>
+            <w:tcMar>
+              <w:top w:type="dxa" w:w="60"/>
+              <w:left w:type="dxa" w:w="90"/>
+              <w:bottom w:type="dxa" w:w="60"/>
+              <w:right w:type="dxa" w:w="90"/>
+            </w:tcMar>
+          </w:tcPr>
+          <w:p>
+            <w:pPr>
+              <w:keepNext/>
+              <w:spacing w:after="0" w:line="240"/>
+              <w:jc w:val="right"/>
+            </w:pPr>
+            <w:r>
+              <w:rPr>
+                <w:rFonts w:ascii="Times New Roman" w:cs="Times New Roman" w:eastAsia="Times New Roman" w:hAnsi="Times New Roman"/>
+                <w:b w:val="false"/>
+                <w:bCs w:val="false"/>
+                <w:color w:val="000000"/>
+                <w:sz w:val="18"/>
+                <w:szCs w:val="18"/>
+              </w:rPr>
+              <w:t xml:space="preserve">+0.245</w:t>
+            </w:r>
+          </w:p>
+        </w:tc>
+        <w:tc>
+          <w:tcPr>
+            <w:tcW w:type="dxa" w:w="980"/>
+            <w:tcMar>
+              <w:top w:type="dxa" w:w="60"/>
+              <w:left w:type="dxa" w:w="90"/>
+              <w:bottom w:type="dxa" w:w="60"/>
+              <w:right w:type="dxa" w:w="90"/>
+            </w:tcMar>
+          </w:tcPr>
+          <w:p>
+            <w:pPr>
+              <w:keepNext/>
+              <w:spacing w:after="0" w:line="240"/>
+              <w:jc w:val="right"/>
+            </w:pPr>
+            <w:r>
+              <w:rPr>
+                <w:rFonts w:ascii="Times New Roman" w:cs="Times New Roman" w:eastAsia="Times New Roman" w:hAnsi="Times New Roman"/>
+                <w:b w:val="false"/>
+                <w:bCs w:val="false"/>
+                <w:color w:val="000000"/>
+                <w:sz w:val="18"/>
+                <w:szCs w:val="18"/>
+              </w:rPr>
+              <w:t xml:space="preserve">+0.357</w:t>
+            </w:r>
+          </w:p>
+        </w:tc>
+        <w:tc>
+          <w:tcPr>
+            <w:tcW w:type="dxa" w:w="1000"/>
+            <w:tcMar>
+              <w:top w:type="dxa" w:w="60"/>
+              <w:left w:type="dxa" w:w="90"/>
+              <w:bottom w:type="dxa" w:w="60"/>
+              <w:right w:type="dxa" w:w="90"/>
+            </w:tcMar>
+          </w:tcPr>
+          <w:p>
+            <w:pPr>
+              <w:keepNext/>
+              <w:spacing w:after="0" w:line="240"/>
+              <w:jc w:val="right"/>
+            </w:pPr>
+            <w:r>
+              <w:rPr>
+                <w:rFonts w:ascii="Times New Roman" w:cs="Times New Roman" w:eastAsia="Times New Roman" w:hAnsi="Times New Roman"/>
+                <w:b w:val="false"/>
+                <w:bCs w:val="false"/>
+                <w:color w:val="000000"/>
+                <w:sz w:val="18"/>
+                <w:szCs w:val="18"/>
+              </w:rPr>
+              <w:t xml:space="preserve">+0.343</w:t>
             </w:r>
           </w:p>
         </w:tc>
@@ -11080,7 +12184,7 @@
         </w:trPr>
         <w:tc>
           <w:tcPr>
-            <w:tcW w:type="dxa" w:w="3360"/>
+            <w:tcW w:type="dxa" w:w="2560"/>
             <w:tcMar>
               <w:top w:type="dxa" w:w="60"/>
               <w:left w:type="dxa" w:w="90"/>
@@ -11109,7 +12213,7 @@
         </w:tc>
         <w:tc>
           <w:tcPr>
-            <w:tcW w:type="dxa" w:w="1200"/>
+            <w:tcW w:type="dxa" w:w="900"/>
             <w:tcMar>
               <w:top w:type="dxa" w:w="60"/>
               <w:left w:type="dxa" w:w="90"/>
@@ -11138,7 +12242,7 @@
         </w:tc>
         <w:tc>
           <w:tcPr>
-            <w:tcW w:type="dxa" w:w="1600"/>
+            <w:tcW w:type="dxa" w:w="980"/>
             <w:tcMar>
               <w:top w:type="dxa" w:w="60"/>
               <w:left w:type="dxa" w:w="90"/>
@@ -11167,7 +12271,7 @@
         </w:tc>
         <w:tc>
           <w:tcPr>
-            <w:tcW w:type="dxa" w:w="1600"/>
+            <w:tcW w:type="dxa" w:w="980"/>
             <w:tcMar>
               <w:top w:type="dxa" w:w="60"/>
               <w:left w:type="dxa" w:w="90"/>
@@ -11196,7 +12300,7 @@
         </w:tc>
         <w:tc>
           <w:tcPr>
-            <w:tcW w:type="dxa" w:w="1600"/>
+            <w:tcW w:type="dxa" w:w="980"/>
             <w:tcMar>
               <w:top w:type="dxa" w:w="60"/>
               <w:left w:type="dxa" w:w="90"/>
@@ -11220,6 +12324,93 @@
                 <w:szCs w:val="18"/>
               </w:rPr>
               <w:t xml:space="preserve">+0.138</w:t>
+            </w:r>
+          </w:p>
+        </w:tc>
+        <w:tc>
+          <w:tcPr>
+            <w:tcW w:type="dxa" w:w="980"/>
+            <w:tcMar>
+              <w:top w:type="dxa" w:w="60"/>
+              <w:left w:type="dxa" w:w="90"/>
+              <w:bottom w:type="dxa" w:w="60"/>
+              <w:right w:type="dxa" w:w="90"/>
+            </w:tcMar>
+          </w:tcPr>
+          <w:p>
+            <w:pPr>
+              <w:keepNext w:val="false"/>
+              <w:spacing w:after="0" w:line="240"/>
+              <w:jc w:val="right"/>
+            </w:pPr>
+            <w:r>
+              <w:rPr>
+                <w:rFonts w:ascii="Times New Roman" w:cs="Times New Roman" w:eastAsia="Times New Roman" w:hAnsi="Times New Roman"/>
+                <w:b w:val="false"/>
+                <w:bCs w:val="false"/>
+                <w:color w:val="000000"/>
+                <w:sz w:val="18"/>
+                <w:szCs w:val="18"/>
+              </w:rPr>
+              <w:t xml:space="preserve">+0.246</w:t>
+            </w:r>
+          </w:p>
+        </w:tc>
+        <w:tc>
+          <w:tcPr>
+            <w:tcW w:type="dxa" w:w="980"/>
+            <w:tcMar>
+              <w:top w:type="dxa" w:w="60"/>
+              <w:left w:type="dxa" w:w="90"/>
+              <w:bottom w:type="dxa" w:w="60"/>
+              <w:right w:type="dxa" w:w="90"/>
+            </w:tcMar>
+          </w:tcPr>
+          <w:p>
+            <w:pPr>
+              <w:keepNext w:val="false"/>
+              <w:spacing w:after="0" w:line="240"/>
+              <w:jc w:val="right"/>
+            </w:pPr>
+            <w:r>
+              <w:rPr>
+                <w:rFonts w:ascii="Times New Roman" w:cs="Times New Roman" w:eastAsia="Times New Roman" w:hAnsi="Times New Roman"/>
+                <w:b w:val="false"/>
+                <w:bCs w:val="false"/>
+                <w:color w:val="000000"/>
+                <w:sz w:val="18"/>
+                <w:szCs w:val="18"/>
+              </w:rPr>
+              <w:t xml:space="preserve">+0.370</w:t>
+            </w:r>
+          </w:p>
+        </w:tc>
+        <w:tc>
+          <w:tcPr>
+            <w:tcW w:type="dxa" w:w="1000"/>
+            <w:tcMar>
+              <w:top w:type="dxa" w:w="60"/>
+              <w:left w:type="dxa" w:w="90"/>
+              <w:bottom w:type="dxa" w:w="60"/>
+              <w:right w:type="dxa" w:w="90"/>
+            </w:tcMar>
+          </w:tcPr>
+          <w:p>
+            <w:pPr>
+              <w:keepNext w:val="false"/>
+              <w:spacing w:after="0" w:line="240"/>
+              <w:jc w:val="right"/>
+            </w:pPr>
+            <w:r>
+              <w:rPr>
+                <w:rFonts w:ascii="Times New Roman" w:cs="Times New Roman" w:eastAsia="Times New Roman" w:hAnsi="Times New Roman"/>
+                <w:b w:val="false"/>
+                <w:bCs w:val="false"/>
+                <w:color w:val="000000"/>
+                <w:sz w:val="18"/>
+                <w:szCs w:val="18"/>
+              </w:rPr>
+              <w:t xml:space="preserve">+0.316</w:t>
             </w:r>
           </w:p>
         </w:tc>
@@ -11237,7 +12428,22 @@
           <w:sz w:val="22"/>
           <w:szCs w:val="22"/>
         </w:rPr>
-        <w:t xml:space="preserve">If validity were a function of the texture statistic, benchmarks matched on it would agree. Generator C at 3.20 and generator B at 3.23 are matched to within 0.03 and differ in validity by 0.176 among untrained methods and by 0.115 over all 32. Generator A at 2.10 and generator C at 2.34 differ by 0.133 and 0.160. Among trained methods the closely matched pair differs by only 0.026, but every value in that pool is low. The result holds most clearly in the untrained pool, where the methods carry no dependence on wound data and where the spread between generators at fixed texture exceeds any effect of texture itself (Section 4.3).</w:t>
+        <w:t xml:space="preserve">If validity were a function of the texture statistic, benchmarks matched on it would agree. Against Medetec and AZH they do not. Generator C at 3.20 and generator B at 3.23 are matched to within 0.03 and differ in validity by 0.176 among untrained methods and by 0.115 over all 32. Generator A at 2.10 and generator C at 2.34 differ by 0.133 and 0.160. Among trained methods the closely matched pair differs by only 0.026, but every value in that pool is low.</w:t>
+      </w:r>
+    </w:p>
+    <w:p>
+      <w:pPr>
+        <w:spacing w:after="140" w:line="276"/>
+        <w:jc w:val="both"/>
+      </w:pPr>
+      <w:r>
+        <w:rPr>
+          <w:rFonts w:ascii="Times New Roman" w:cs="Times New Roman" w:eastAsia="Times New Roman" w:hAnsi="Times New Roman"/>
+          <w:color w:val="000000"/>
+          <w:sz w:val="22"/>
+          <w:szCs w:val="22"/>
+        </w:rPr>
+        <w:t xml:space="preserve">Against Medetec and CO2Wounds-V2 the picture is different. The matched pair differs by 0.013 among untrained methods and by 0.001 over all 32, and the four benchmarks lie within 0.07 of each other in the untrained pool across the whole texture range from 2.10 to 3.23. Against this pair the four benchmarks are indistinguishable, even though texture amplitude within generator B does raise agreement with it (Section 4.3). The texture statistic therefore does not determine validity, but whether two benchmarks differ, and by how much, depends on the reference. Each benchmark here was scored at one seed, and the seed-to-seed standard deviation of generator B in Table 6 reaches 0.05, so differences of that size should not be read as real.</w:t>
       </w:r>
     </w:p>
     <w:p>
@@ -11310,7 +12516,7 @@
           <w:sz w:val="19"/>
           <w:szCs w:val="19"/>
         </w:rPr>
-        <w:t xml:space="preserve">Validity against measured background texture for four benchmarks from three generator families, over all 32 methods and over the untrained pool. Bracketed pairs are matched on the statistic.</w:t>
+        <w:t xml:space="preserve">Validity against Medetec and AZH as a function of measured background texture, for four benchmarks from three generator families, over all 32 methods and over the untrained pool. Bracketed pairs are matched on the statistic.</w:t>
       </w:r>
     </w:p>
     <w:p>
@@ -11354,7 +12560,7 @@
           <w:sz w:val="22"/>
           <w:szCs w:val="22"/>
         </w:rPr>
-        <w:t xml:space="preserve"> On an empty-ground-truth image a method scores 1 if it predicts nothing and 0 otherwise. On AZH, all ten modern architectures leave at least 70 percent of the empty images empty, while 16 of the 18 untrained methods never do, which shifts the trained methods' mean Dice on AZH by up to 0.067. The empty images create no exact ties in any reference. Excluding them changes one pair materially: FUSeg against AZH falls from 0.660 to 0.368 over all 32 methods under Dice, while the two Medetec pairs move from 0.461 to 0.478 and from 0.568 to 0.510, and the control from 0.944 to 0.920. Under NSD, FUSeg against AZH moves from 0.782 to 0.712. Every modality test remains significant.</w:t>
+        <w:t xml:space="preserve"> On an empty-ground-truth image a method scores 1 if it predicts nothing and 0 otherwise. On AZH, all ten modern architectures leave at least 70 percent of the empty images empty, while 16 of the 18 untrained methods never do, which shifts the trained methods' mean Dice on AZH by up to 0.067. The empty images create no exact ties in any reference. Excluding them changes one pair materially: FUSeg against AZH falls from 0.660 to 0.368 over all 32 methods under Dice, while Medetec against FUSeg and against AZH moves from 0.461 to 0.478 and from 0.568 to 0.510 (Medetec and CO2Wounds-V2 have no empty masks), and the control from 0.944 to 0.920. Under NSD, FUSeg against AZH moves from 0.782 to 0.712. Every modality test remains significant.</w:t>
       </w:r>
     </w:p>
     <w:p>
@@ -11406,7 +12612,7 @@
           <w:sz w:val="22"/>
           <w:szCs w:val="22"/>
         </w:rPr>
-        <w:t xml:space="preserve"> Every main result is reported under both Dice and NSD above. The modality structure, the composition effect and the pool dependence of validity hold under both; the lesion-fraction relationship holds within pools only under NSD.</w:t>
+        <w:t xml:space="preserve"> Every main result is reported under both Dice and NSD above. The modality structure, the composition effect and the fall in benchmark agreement when trained methods are added hold under both; the lesion-fraction relationship holds within pools only under NSD.</w:t>
       </w:r>
     </w:p>
     <w:p>
@@ -11457,7 +12663,7 @@
           <w:sz w:val="22"/>
           <w:szCs w:val="22"/>
         </w:rPr>
-        <w:t xml:space="preserve">A synthetic benchmark's validity is usually reported as a single correlation with clinical data. Our results show that number depends on three things besides the benchmark. It depends on the clinical reference: within one modality, two references can agree at 0.95 in colonoscopy or at 0.15 in wound photography. It depends on the method pool, which with the references fixed moves validity from about 0.5 to about 0.27. And it is not determined by a natural image statistic of the benchmark. A figure that names none of the reference, the pool and the composition of the pool does not transfer to another study.</w:t>
+        <w:t xml:space="preserve">A synthetic benchmark's validity is usually reported as a single correlation with clinical data. Our results show that number depends on three things besides the benchmark. It depends on the clinical reference: within one modality, independent sources agree at 0.80 to 0.95 in colonoscopy but at 0.46 to 0.57 in wound photography over the same 32 methods, and the same benchmark over the same pool retains 48 or 96 percent of clinical agreement depending on which pair of references it is measured against. It depends on the method pool: with the references fixed, adding trained methods lowers the benchmark's agreement by about 0.2. And it is not determined by a natural image statistic of the benchmark, while the effect of that statistic itself changes with the reference. A figure that names none of the reference, the pool and the composition of the pool does not transfer to another study.</w:t>
       </w:r>
     </w:p>
     <w:p>
@@ -11505,7 +12711,7 @@
           <w:sz w:val="22"/>
           <w:szCs w:val="22"/>
         </w:rPr>
-        <w:t xml:space="preserve">That benchmark agreement depends on the models compared, and that task-matched training confounds rankings, is established for language model benchmarks (Perlitz et al., 2024; Zhang et al., 2026; Dominguez-Olmedo et al., 2025), and the sign of an in-distribution to out-of-distribution correlation is known to depend on model selection (Teney et al., 2023). Our contribution is to show the same mechanism in medical segmentation and to show three consequences that, as far as we found, have not been reported together. Pooling manufactures spurious agreement as well as spurious disagreement. It inflates agreement within a single clinic: FUSeg and AZH agree at 0.66 over the full pool and at 0.15 and 0.03 within the pools. And it produces apparent design-property effects inside a synthetic benchmark study, including two that we ourselves first reported as findings.</w:t>
+        <w:t xml:space="preserve">That benchmark agreement depends on the models compared, and that task-matched training confounds rankings, is established for language model benchmarks (Perlitz et al., 2024; Zhang et al., 2026; Dominguez-Olmedo et al., 2025), and the sign of an in-distribution to out-of-distribution correlation is known to depend on model selection (Teney et al., 2023). Our contribution is to show the same mechanism in medical segmentation and to show three consequences that, as far as we found, have not been reported together. Pooling manufactures spurious agreement as well as spurious disagreement. It inflates agreement within a single clinic: FUSeg and AZH agree at 0.66 over the full pool and at 0.15 and 0.03 within the pools. And it produces apparent design-property effects inside a synthetic benchmark study, including a reversal of contrast preference that we ourselves first reported as a finding.</w:t>
       </w:r>
     </w:p>
     <w:p>
@@ -11538,7 +12744,7 @@
           <w:sz w:val="22"/>
           <w:szCs w:val="22"/>
         </w:rPr>
-        <w:t xml:space="preserve">Colonoscopy references from three centres agree almost as well as two halves of one dataset, and wound references do not. Colonoscopy frames share an acquisition device class and a field of view, whereas wound photographs have no standard framing: the three wound references span a twelve-fold range of median lesion fraction and two of them are distributed at different crops of one clinic's images. Under NSD, untrained methods agree across wound references at 0.79, close to the colonoscopy level, which is consistent with Dice's region-size sensitivity interacting with these framing differences. We offer this as an interpretation rather than a tested mechanism, since three wound references are too few to test it. It is also consistent with Section 4.4, where lesion fraction changes what a reference rewards. A three-model study reported stable wound rankings across two external sets (Benfatah, 2026); with three trained models, its pool is close to our trained pool, in which agreement between FUSeg and Medetec is near zero, so the two results differ in pool and in datasets as well as in conclusion.</w:t>
+        <w:t xml:space="preserve">Colonoscopy references from three centres agree almost as well as two halves of one dataset, and wound references do not: the three independent wound sources agree at 0.46 to 0.57 over all 32 methods, against 0.80 to 0.95 for colonoscopy. Colonoscopy frames share an acquisition device class and a field of view, whereas wound photographs have no standard framing: the four wound references span a twelve-fold range of median lesion fraction, two of them are distributed at different crops of one clinic's images, and one was taken on smartphones in a leprosy programme. Under NSD, mean wound agreement among untrained methods rises from 0.37 to 0.62, which is consistent with Dice's region-size sensitivity interacting with these framing differences. We offer this as an interpretation rather than a tested mechanism, since four wound references are too few to test it. It is also consistent with Section 4.4, where lesion fraction changes what a reference rewards. A three-model study reported stable wound rankings across two external sets (Benfatah, 2026); with three trained models, its pool is close to our trained pool, in which agreement between FUSeg and Medetec is near zero, so the two results differ in pool and in datasets as well as in conclusion.</w:t>
       </w:r>
     </w:p>
     <w:p>
@@ -11605,7 +12811,7 @@
           <w:sz w:val="22"/>
           <w:szCs w:val="22"/>
         </w:rPr>
-        <w:t xml:space="preserve">Wound photography has three references from two sources. Every statement about within-modality agreement for wounds rests on three pairs, and no independent third wound source could be obtained for this study.</w:t>
+        <w:t xml:space="preserve">Wound photography has four references from three sources, two of which share one clinic. Statements about within-modality agreement for wounds rest on five different-source pairs.</w:t>
       </w:r>
     </w:p>
     <w:p>
@@ -11685,7 +12891,7 @@
           <w:sz w:val="22"/>
           <w:szCs w:val="22"/>
         </w:rPr>
-        <w:t xml:space="preserve">The synthetic benchmarks contain 45 images each, the contrast preference is fitted over seven contrast levels, and the validity decomposition uses three seeds.</w:t>
+        <w:t xml:space="preserve">The synthetic benchmarks contain 45 images each, the contrast preference is fitted over seven contrast levels, the validity decomposition uses three seeds, and the matched-statistic comparison uses one seed per benchmark.</w:t>
       </w:r>
     </w:p>
     <w:p>
@@ -11750,7 +12956,7 @@
           <w:sz w:val="22"/>
           <w:szCs w:val="22"/>
         </w:rPr>
-        <w:t xml:space="preserve">The validity of a synthetic segmentation benchmark is a joint property of the benchmark, the clinical reference and the method pool. Agreement between clinical references is organised by modality, with wound photography a weak exception. Pooling trained and untrained methods manufactures cross-domain agreement and disagreement, halves the measured validity of a synthetic benchmark with the references fixed, and produced two apparent design effects in our own analysis that vanish within homogeneous pools. A measured background-texture statistic does not determine validity. Within a modality and under a boundary metric, a reference with larger lesions rewards contrast less. Reporting agreement as a matrix over references, naming the pool, separating trained from untrained methods and including a within-dataset control would make validity figures comparable across studies.</w:t>
+        <w:t xml:space="preserve">The validity of a synthetic segmentation benchmark is a joint property of the benchmark, the clinical reference and the method pool. Agreement between clinical references is organised by modality, with wound photography a weak exception. Pooling trained and untrained methods manufactures cross-domain agreement and disagreement, lowers a synthetic benchmark's agreement with clinical data by about 0.2 against every reference pair tested, and produced an apparent reversal of contrast preference in our own analysis that vanishes within homogeneous pools. The reference pair alone moves the same benchmark's validity from 48 to 96 percent, and decides whether background texture matters and whether two benchmarks matched on a texture statistic differ. That statistic does not determine validity. Within a modality and under a boundary metric, a reference with larger lesions rewards contrast less. Reporting agreement as a matrix over references, naming the pool, separating trained from untrained methods and including a within-dataset control would make validity figures comparable across studies.</w:t>
       </w:r>
     </w:p>
     <w:p>
@@ -11824,7 +13030,7 @@
         </w:rPr>
         <w:t xml:space="preserve">Alajmi, A., Elnahal, Y., Othman, M., Aljuhani, M., Alharbi, A., Abdelhady, G., 2026. A systematic multi-dataset, multi-seed evaluation of preprocessing strategies for retinal optic disc and cup segmentation. Diagnostics 16(17), 2880. </w:t>
       </w:r>
-      <w:hyperlink w:history="1" r:id="rIdo8kug1eqyzlzvffy4fqnq">
+      <w:hyperlink w:history="1" r:id="rIdqjfxop07w0w5-0pvkzolp">
         <w:r>
           <w:rPr>
             <w:rFonts w:ascii="Times New Roman" w:cs="Times New Roman" w:eastAsia="Times New Roman" w:hAnsi="Times New Roman"/>
@@ -11852,7 +13058,7 @@
         </w:rPr>
         <w:t xml:space="preserve">Alfano, B., Comerci, M., Larobina, M., et al., 2011. An MRI digital brain phantom for validation of segmentation methods. Medical Image Analysis 15(3), 329-339. </w:t>
       </w:r>
-      <w:hyperlink w:history="1" r:id="rIdbzxgun8-etztwpdjhz0hs">
+      <w:hyperlink w:history="1" r:id="rIdz-ilty0px30w6qek6trfl">
         <w:r>
           <w:rPr>
             <w:rFonts w:ascii="Times New Roman" w:cs="Times New Roman" w:eastAsia="Times New Roman" w:hAnsi="Times New Roman"/>
@@ -11880,7 +13086,7 @@
         </w:rPr>
         <w:t xml:space="preserve">Ali, S., Ghatwary, N., Jha, D., et al., 2024. Assessing generalisability of deep learning-based polyp detection and segmentation methods through a computer vision challenge. Scientific Reports 14, 2032. </w:t>
       </w:r>
-      <w:hyperlink w:history="1" r:id="rIdgqixpc_smdjljb_bfhcrw">
+      <w:hyperlink w:history="1" r:id="rIdukqde_kdd3cnszjagj2uy">
         <w:r>
           <w:rPr>
             <w:rFonts w:ascii="Times New Roman" w:cs="Times New Roman" w:eastAsia="Times New Roman" w:hAnsi="Times New Roman"/>
@@ -11908,7 +13114,7 @@
         </w:rPr>
         <w:t xml:space="preserve">Antonelli, M., Reinke, A., Bakas, S., et al., 2022. The Medical Segmentation Decathlon. Nature Communications 13, 4128. </w:t>
       </w:r>
-      <w:hyperlink w:history="1" r:id="rIdopq4u7fdeksbdgjxcnwwy">
+      <w:hyperlink w:history="1" r:id="rIdsa5emelwclw-hxe-dzqe9">
         <w:r>
           <w:rPr>
             <w:rFonts w:ascii="Times New Roman" w:cs="Times New Roman" w:eastAsia="Times New Roman" w:hAnsi="Times New Roman"/>
@@ -11936,7 +13142,7 @@
         </w:rPr>
         <w:t xml:space="preserve">Badano, A., Graff, C.G., Badal, A., et al., 2018. Evaluation of digital breast tomosynthesis as replacement of full-field digital mammography using an in silico imaging trial. JAMA Network Open 1(7), e185474. </w:t>
       </w:r>
-      <w:hyperlink w:history="1" r:id="rIdurw6luqyj7w7qdicklowb">
+      <w:hyperlink w:history="1" r:id="rIdqo1f7--h92nkachy_07on">
         <w:r>
           <w:rPr>
             <w:rFonts w:ascii="Times New Roman" w:cs="Times New Roman" w:eastAsia="Times New Roman" w:hAnsi="Times New Roman"/>
@@ -11964,7 +13170,7 @@
         </w:rPr>
         <w:t xml:space="preserve">Baek, C., Jiang, Y., Raghunathan, A., Kolter, J.Z., 2022. Agreement-on-the-line: Predicting the performance of neural networks under distribution shift. In: Advances in Neural Information Processing Systems 35 (NeurIPS 2022), pp. 19274-19289. </w:t>
       </w:r>
-      <w:hyperlink w:history="1" r:id="rIdlc8i-g8idhigyqkaiwsa0">
+      <w:hyperlink w:history="1" r:id="rIdknr2gsyehpspwn53rgmqn">
         <w:r>
           <w:rPr>
             <w:rFonts w:ascii="Times New Roman" w:cs="Times New Roman" w:eastAsia="Times New Roman" w:hAnsi="Times New Roman"/>
@@ -11992,7 +13198,7 @@
         </w:rPr>
         <w:t xml:space="preserve">Basiri, R., Manji, K., Harton, F., Poonja, A., Popovic, M.R., Khan, S.S., 2023. Synthesizing diabetic foot ulcer images with diffusion model. arXiv preprint. </w:t>
       </w:r>
-      <w:hyperlink w:history="1" r:id="rId7-d9mksdigs3qhsfyme21">
+      <w:hyperlink w:history="1" r:id="rIdmd3kl-ooqyma-u6iem8yf">
         <w:r>
           <w:rPr>
             <w:rFonts w:ascii="Times New Roman" w:cs="Times New Roman" w:eastAsia="Times New Roman" w:hAnsi="Times New Roman"/>
@@ -12020,7 +13226,7 @@
         </w:rPr>
         <w:t xml:space="preserve">Bassi, P.R.A.S., Li, W., Tang, Y., et al., 2024. Touchstone benchmark: Are we on the right way for evaluating AI algorithms for medical segmentation? In: Advances in Neural Information Processing Systems 37 (NeurIPS 2024), Datasets and Benchmarks Track. </w:t>
       </w:r>
-      <w:hyperlink w:history="1" r:id="rIdn-n_9fwzomj8ct1q7bpo3">
+      <w:hyperlink w:history="1" r:id="rIdmris-1zf4a-7i6-vfpgqs">
         <w:r>
           <w:rPr>
             <w:rFonts w:ascii="Times New Roman" w:cs="Times New Roman" w:eastAsia="Times New Roman" w:hAnsi="Times New Roman"/>
@@ -12048,7 +13254,7 @@
         </w:rPr>
         <w:t xml:space="preserve">Benfatah, A., 2026. Do diabetic foot ulcer segmentation models generalize? A cross-dataset benchmark of CNN and transformer architectures. arXiv preprint. </w:t>
       </w:r>
-      <w:hyperlink w:history="1" r:id="rId0cqzg-k9oxpyuo0jjx3b4">
+      <w:hyperlink w:history="1" r:id="rIdlw49lab-xqnxfytdvkxdn">
         <w:r>
           <w:rPr>
             <w:rFonts w:ascii="Times New Roman" w:cs="Times New Roman" w:eastAsia="Times New Roman" w:hAnsi="Times New Roman"/>
@@ -12076,7 +13282,7 @@
         </w:rPr>
         <w:t xml:space="preserve">Bernal, J., Sánchez, J., Vilariño, F., 2012. Towards automatic polyp detection with a polyp appearance model. Pattern Recognition 45(9), 3166-3182. </w:t>
       </w:r>
-      <w:hyperlink w:history="1" r:id="rIdjmnmckzd35qfneoylda9s">
+      <w:hyperlink w:history="1" r:id="rIdfof7iu3_7wvvol3vu6kjl">
         <w:r>
           <w:rPr>
             <w:rFonts w:ascii="Times New Roman" w:cs="Times New Roman" w:eastAsia="Times New Roman" w:hAnsi="Times New Roman"/>
@@ -12104,7 +13310,7 @@
         </w:rPr>
         <w:t xml:space="preserve">Bernal, J., Sánchez, F.J., Fernández-Esparrach, G., Gil, D., Rodríguez, C., Vilariño, F., 2015. WM-DOVA maps for accurate polyp highlighting in colonoscopy: Validation vs. saliency maps from physicians. Computerized Medical Imaging and Graphics 43, 99-111. </w:t>
       </w:r>
-      <w:hyperlink w:history="1" r:id="rId-dximzayj9cty_xxrymca">
+      <w:hyperlink w:history="1" r:id="rIdu8jtogqptvwi69ej9hemd">
         <w:r>
           <w:rPr>
             <w:rFonts w:ascii="Times New Roman" w:cs="Times New Roman" w:eastAsia="Times New Roman" w:hAnsi="Times New Roman"/>
@@ -12132,7 +13338,7 @@
         </w:rPr>
         <w:t xml:space="preserve">Billot, B., Greve, D.N., Puonti, O., et al., 2023. SynthSeg: Segmentation of brain MRI scans of any contrast and resolution without retraining. Medical Image Analysis 86, 102789. </w:t>
       </w:r>
-      <w:hyperlink w:history="1" r:id="rIdootzqky9ys8qvv3spbe0m">
+      <w:hyperlink w:history="1" r:id="rId8hcit2sytkmpleomcyxdg">
         <w:r>
           <w:rPr>
             <w:rFonts w:ascii="Times New Roman" w:cs="Times New Roman" w:eastAsia="Times New Roman" w:hAnsi="Times New Roman"/>
@@ -12160,7 +13366,7 @@
         </w:rPr>
         <w:t xml:space="preserve">Borsukiewicz, P., Lunghi, D., Ouédraogo, W.C., Klein, J., Bissyandé, T.F., 2026. Benchmarking face recognition without real faces. arXiv preprint. </w:t>
       </w:r>
-      <w:hyperlink w:history="1" r:id="rIddxyiqvvelivk7eimsbvaw">
+      <w:hyperlink w:history="1" r:id="rId9c-cpfjkbdn-agwqudnl_">
         <w:r>
           <w:rPr>
             <w:rFonts w:ascii="Times New Roman" w:cs="Times New Roman" w:eastAsia="Times New Roman" w:hAnsi="Times New Roman"/>
@@ -12188,7 +13394,7 @@
         </w:rPr>
         <w:t xml:space="preserve">Castro, D.C., Walker, I., Glocker, B., 2020. Causality matters in medical imaging. Nature Communications 11, 3673. </w:t>
       </w:r>
-      <w:hyperlink w:history="1" r:id="rIdghw9s_s-8imw9gtv5jneb">
+      <w:hyperlink w:history="1" r:id="rIdb_htoqegxo3bt42fokvq6">
         <w:r>
           <w:rPr>
             <w:rFonts w:ascii="Times New Roman" w:cs="Times New Roman" w:eastAsia="Times New Roman" w:hAnsi="Times New Roman"/>
@@ -12216,7 +13422,7 @@
         </w:rPr>
         <w:t xml:space="preserve">Chaurasia, A., Culurciello, E., 2017. LinkNet: Exploiting encoder representations for efficient semantic segmentation. In: 2017 IEEE Visual Communications and Image Processing (VCIP), pp. 1-4. </w:t>
       </w:r>
-      <w:hyperlink w:history="1" r:id="rIdd0e416mvxjnci3zg_irig">
+      <w:hyperlink w:history="1" r:id="rIdzhjr0zxxqpgptjn4ekvwo">
         <w:r>
           <w:rPr>
             <w:rFonts w:ascii="Times New Roman" w:cs="Times New Roman" w:eastAsia="Times New Roman" w:hAnsi="Times New Roman"/>
@@ -12244,7 +13450,7 @@
         </w:rPr>
         <w:t xml:space="preserve">Chen, L.-C., Zhu, Y., Papandreou, G., Schroff, F., Adam, H., 2018. Encoder-decoder with atrous separable convolution for semantic image segmentation. In: Computer Vision, ECCV 2018. Lecture Notes in Computer Science 11211, pp. 833-851. </w:t>
       </w:r>
-      <w:hyperlink w:history="1" r:id="rIdbixbngxo3whmz2xfcvsyq">
+      <w:hyperlink w:history="1" r:id="rIdysalru37jv1yndojhrs37">
         <w:r>
           <w:rPr>
             <w:rFonts w:ascii="Times New Roman" w:cs="Times New Roman" w:eastAsia="Times New Roman" w:hAnsi="Times New Roman"/>
@@ -12272,7 +13478,7 @@
         </w:rPr>
         <w:t xml:space="preserve">Chen, R.J., Lu, M.Y., Chen, T.Y., Williamson, D.F.K., Mahmood, F., 2021. Synthetic data in machine learning for medicine and healthcare. Nature Biomedical Engineering 5(6), 493-497. </w:t>
       </w:r>
-      <w:hyperlink w:history="1" r:id="rIdhjxqsqthwo96w5tgj5zb-">
+      <w:hyperlink w:history="1" r:id="rId984h4vn9aihy9uvuioqbe">
         <w:r>
           <w:rPr>
             <w:rFonts w:ascii="Times New Roman" w:cs="Times New Roman" w:eastAsia="Times New Roman" w:hAnsi="Times New Roman"/>
@@ -12300,7 +13506,7 @@
         </w:rPr>
         <w:t xml:space="preserve">Collins, D.L., Zijdenbos, A.P., Kollokian, V., et al., 1998. Design and construction of a realistic digital brain phantom. IEEE Transactions on Medical Imaging 17(3), 463-468. </w:t>
       </w:r>
-      <w:hyperlink w:history="1" r:id="rIdnh6dm6jpo1-k0kbth-aiu">
+      <w:hyperlink w:history="1" r:id="rIdqrpvope2bmzjt7s3ocrdv">
         <w:r>
           <w:rPr>
             <w:rFonts w:ascii="Times New Roman" w:cs="Times New Roman" w:eastAsia="Times New Roman" w:hAnsi="Times New Roman"/>
@@ -12328,7 +13534,7 @@
         </w:rPr>
         <w:t xml:space="preserve">Deo, Y., Jia, Y., Lassila, T., et al., 2025. Metrics that matter: Evaluating image quality metrics for medical image generation. arXiv preprint. </w:t>
       </w:r>
-      <w:hyperlink w:history="1" r:id="rIdagycqcejniznsxp2wknm9">
+      <w:hyperlink w:history="1" r:id="rIdsbkr8ffwndx1amnv_j3pb">
         <w:r>
           <w:rPr>
             <w:rFonts w:ascii="Times New Roman" w:cs="Times New Roman" w:eastAsia="Times New Roman" w:hAnsi="Times New Roman"/>
@@ -12356,7 +13562,7 @@
         </w:rPr>
         <w:t xml:space="preserve">Dominguez-Olmedo, R., Dorner, F.E., Hardt, M., 2025. Training on the test task confounds evaluation and emergence. In: International Conference on Learning Representations (ICLR 2025). </w:t>
       </w:r>
-      <w:hyperlink w:history="1" r:id="rIdastqb9qhi5hgroma1wekb">
+      <w:hyperlink w:history="1" r:id="rIdwfehu8bquelpzsr7n4xww">
         <w:r>
           <w:rPr>
             <w:rFonts w:ascii="Times New Roman" w:cs="Times New Roman" w:eastAsia="Times New Roman" w:hAnsi="Times New Roman"/>
@@ -12384,7 +13590,7 @@
         </w:rPr>
         <w:t xml:space="preserve">Eisenmann, M., Reinke, A., Weru, V., et al., 2023. Why is the winner the best? In: Proceedings of the IEEE/CVF Conference on Computer Vision and Pattern Recognition (CVPR 2023), pp. 19955-19966. </w:t>
       </w:r>
-      <w:hyperlink w:history="1" r:id="rIddd-gsgpb_vbwtu5e0sbaq">
+      <w:hyperlink w:history="1" r:id="rIdpmxsmc6kxmajgq57rx-fe">
         <w:r>
           <w:rPr>
             <w:rFonts w:ascii="Times New Roman" w:cs="Times New Roman" w:eastAsia="Times New Roman" w:hAnsi="Times New Roman"/>
@@ -12412,7 +13618,7 @@
         </w:rPr>
         <w:t xml:space="preserve">Fan, T., Wang, G., Li, Y., Wang, H., 2020. MA-Net: A multi-scale attention network for liver and tumor segmentation. IEEE Access 8, 179656-179665. </w:t>
       </w:r>
-      <w:hyperlink w:history="1" r:id="rIdhbuiqqhfbxwjcvvgq3iw7">
+      <w:hyperlink w:history="1" r:id="rIdqop2fi_ump1sjuw0kfmvl">
         <w:r>
           <w:rPr>
             <w:rFonts w:ascii="Times New Roman" w:cs="Times New Roman" w:eastAsia="Times New Roman" w:hAnsi="Times New Roman"/>
@@ -12440,7 +13646,7 @@
         </w:rPr>
         <w:t xml:space="preserve">Geirhos, R., Jacobsen, J.-H., Michaelis, C., et al., 2020. Shortcut learning in deep neural networks. Nature Machine Intelligence 2(11), 665-673. </w:t>
       </w:r>
-      <w:hyperlink w:history="1" r:id="rIdwalyype_7ertuib_ulqdx">
+      <w:hyperlink w:history="1" r:id="rId3zc9xcl-hnqkortxgnbux">
         <w:r>
           <w:rPr>
             <w:rFonts w:ascii="Times New Roman" w:cs="Times New Roman" w:eastAsia="Times New Roman" w:hAnsi="Times New Roman"/>
@@ -12468,7 +13674,7 @@
         </w:rPr>
         <w:t xml:space="preserve">Gong, H., Chen, G., Wang, R., et al., 2021. Multi-task learning for thyroid nodule segmentation with thyroid region prior. In: 2021 IEEE 18th International Symposium on Biomedical Imaging (ISBI), pp. 257-261. </w:t>
       </w:r>
-      <w:hyperlink w:history="1" r:id="rIdtsiquochx1na8vbeyozqc">
+      <w:hyperlink w:history="1" r:id="rIdunzlfxrpnwsn13ho37cy_">
         <w:r>
           <w:rPr>
             <w:rFonts w:ascii="Times New Roman" w:cs="Times New Roman" w:eastAsia="Times New Roman" w:hAnsi="Times New Roman"/>
@@ -12496,7 +13702,7 @@
         </w:rPr>
         <w:t xml:space="preserve">He, K., Zhang, X., Ren, S., Sun, J., 2016. Deep residual learning for image recognition. In: Proceedings of the IEEE Conference on Computer Vision and Pattern Recognition (CVPR), pp. 770-778. </w:t>
       </w:r>
-      <w:hyperlink w:history="1" r:id="rIddz2ggynmo1yatlgj19-pk">
+      <w:hyperlink w:history="1" r:id="rIde-d3helkky5wxsd9jvmcc">
         <w:r>
           <w:rPr>
             <w:rFonts w:ascii="Times New Roman" w:cs="Times New Roman" w:eastAsia="Times New Roman" w:hAnsi="Times New Roman"/>
@@ -12524,7 +13730,7 @@
         </w:rPr>
         <w:t xml:space="preserve">Iakubovskii, P., 2019. Segmentation Models Pytorch. GitHub repository. </w:t>
       </w:r>
-      <w:hyperlink w:history="1" r:id="rIdwtiavb9ceki1sxunmblrd">
+      <w:hyperlink w:history="1" r:id="rIdsd76t-xe3-copqhh-b3w0">
         <w:r>
           <w:rPr>
             <w:rFonts w:ascii="Times New Roman" w:cs="Times New Roman" w:eastAsia="Times New Roman" w:hAnsi="Times New Roman"/>
@@ -12552,7 +13758,7 @@
         </w:rPr>
         <w:t xml:space="preserve">Isensee, F., Jaeger, P.F., Kohl, S.A.A., Petersen, J., Maier-Hein, K.H., 2021. nnU-Net: A self-configuring method for deep learning-based biomedical image segmentation. Nature Methods 18(2), 203-211. </w:t>
       </w:r>
-      <w:hyperlink w:history="1" r:id="rIdcyga7-kafhjsrvwur_72y">
+      <w:hyperlink w:history="1" r:id="rIdjcwi72elfp021gvfh8n7q">
         <w:r>
           <w:rPr>
             <w:rFonts w:ascii="Times New Roman" w:cs="Times New Roman" w:eastAsia="Times New Roman" w:hAnsi="Times New Roman"/>
@@ -12580,7 +13786,7 @@
         </w:rPr>
         <w:t xml:space="preserve">Isensee, F., Wald, T., Ulrich, C., et al., 2024. nnU-Net revisited: A call for rigorous validation in 3D medical image segmentation. In: Medical Image Computing and Computer Assisted Intervention, MICCAI 2024. Lecture Notes in Computer Science 15009, pp. 488-498. </w:t>
       </w:r>
-      <w:hyperlink w:history="1" r:id="rIdfui0fsvk0gcos5jgwyzo-">
+      <w:hyperlink w:history="1" r:id="rIdlqmdztj6sziluijyer_ox">
         <w:r>
           <w:rPr>
             <w:rFonts w:ascii="Times New Roman" w:cs="Times New Roman" w:eastAsia="Times New Roman" w:hAnsi="Times New Roman"/>
@@ -12606,9 +13812,37 @@
           <w:sz w:val="19"/>
           <w:szCs w:val="19"/>
         </w:rPr>
+        <w:t xml:space="preserve">Islam, L., 2026. Surgical Vision ROS2: a ROS2 Humble pipeline for intraoperative wound assessment and variable-autonomy arm control. Research Square preprint. </w:t>
+      </w:r>
+      <w:hyperlink w:history="1" r:id="rIdtfajomjktr7roqbs5eroq">
+        <w:r>
+          <w:rPr>
+            <w:rFonts w:ascii="Times New Roman" w:cs="Times New Roman" w:eastAsia="Times New Roman" w:hAnsi="Times New Roman"/>
+            <w:color w:val="28598A"/>
+            <w:sz w:val="19"/>
+            <w:szCs w:val="19"/>
+            <w:u w:val="single" w:color="28598A"/>
+          </w:rPr>
+          <w:t xml:space="preserve">https://doi.org/10.21203/rs.3.rs-10362132/v1</w:t>
+        </w:r>
+      </w:hyperlink>
+    </w:p>
+    <w:p>
+      <w:pPr>
+        <w:spacing w:after="70" w:line="250"/>
+        <w:ind w:left="360" w:hanging="360"/>
+        <w:jc w:val="left"/>
+      </w:pPr>
+      <w:r>
+        <w:rPr>
+          <w:rFonts w:ascii="Times New Roman" w:cs="Times New Roman" w:eastAsia="Times New Roman" w:hAnsi="Times New Roman"/>
+          <w:color w:val="000000"/>
+          <w:sz w:val="19"/>
+          <w:szCs w:val="19"/>
+        </w:rPr>
         <w:t xml:space="preserve">Jha, D., Smedsrud, P.H., Riegler, M.A., Halvorsen, P., de Lange, T., Johansen, D., Johansen, H.D., 2020. Kvasir-SEG: A segmented polyp dataset. In: MultiMedia Modeling, MMM 2020. Lecture Notes in Computer Science 11962, pp. 451-462. </w:t>
       </w:r>
-      <w:hyperlink w:history="1" r:id="rId_hpqn2pjjmu3ca02lwftx">
+      <w:hyperlink w:history="1" r:id="rIdnbybhmte0sxvxyrwefnpg">
         <w:r>
           <w:rPr>
             <w:rFonts w:ascii="Times New Roman" w:cs="Times New Roman" w:eastAsia="Times New Roman" w:hAnsi="Times New Roman"/>
@@ -12636,7 +13870,7 @@
         </w:rPr>
         <w:t xml:space="preserve">Kang, C., 2022. Is synthetic dataset reliable for benchmarking generalizable person re-identification? arXiv preprint. </w:t>
       </w:r>
-      <w:hyperlink w:history="1" r:id="rId8daws0xn6f9plt-infznc">
+      <w:hyperlink w:history="1" r:id="rIdbatupnhjcwbxrdxpulgc1">
         <w:r>
           <w:rPr>
             <w:rFonts w:ascii="Times New Roman" w:cs="Times New Roman" w:eastAsia="Times New Roman" w:hAnsi="Times New Roman"/>
@@ -12664,7 +13898,7 @@
         </w:rPr>
         <w:t xml:space="preserve">Kendrick, C., Cassidy, B., Pappachan, J.M., et al., 2022. Translating clinical delineation of diabetic foot ulcers into machine interpretable segmentation. arXiv preprint. </w:t>
       </w:r>
-      <w:hyperlink w:history="1" r:id="rIdgp4lot9sfg_heimxdaruv">
+      <w:hyperlink w:history="1" r:id="rIdtizka2cmdrmbyn8_gw6k4">
         <w:r>
           <w:rPr>
             <w:rFonts w:ascii="Times New Roman" w:cs="Times New Roman" w:eastAsia="Times New Roman" w:hAnsi="Times New Roman"/>
@@ -12692,7 +13926,7 @@
         </w:rPr>
         <w:t xml:space="preserve">Lin, T.-Y., Dollár, P., Girshick, R., He, K., Hariharan, B., Belongie, S., 2017. Feature pyramid networks for object detection. In: Proceedings of the IEEE Conference on Computer Vision and Pattern Recognition (CVPR), pp. 936-944. </w:t>
       </w:r>
-      <w:hyperlink w:history="1" r:id="rIdk2i881in_fkuro7x-z-6q">
+      <w:hyperlink w:history="1" r:id="rIdsxpvqbjohdm84p78gteu2">
         <w:r>
           <w:rPr>
             <w:rFonts w:ascii="Times New Roman" w:cs="Times New Roman" w:eastAsia="Times New Roman" w:hAnsi="Times New Roman"/>
@@ -12720,7 +13954,7 @@
         </w:rPr>
         <w:t xml:space="preserve">Liu, B., Dolz, J., Galdran, A., Kobbi, R., Ben Ayed, I., 2024. Do we really need Dice? The hidden region-size biases of segmentation losses. Medical Image Analysis 91, 103015. </w:t>
       </w:r>
-      <w:hyperlink w:history="1" r:id="rIdi3lcddjznyaz_efm9ir6u">
+      <w:hyperlink w:history="1" r:id="rIdjvgdovhdjsofc6-988oav">
         <w:r>
           <w:rPr>
             <w:rFonts w:ascii="Times New Roman" w:cs="Times New Roman" w:eastAsia="Times New Roman" w:hAnsi="Times New Roman"/>
@@ -12748,7 +13982,7 @@
         </w:rPr>
         <w:t xml:space="preserve">Lucho, S., Naemi, R., Castaneda, B., Treuillet, S., 2024. Can deep learning wound segmentation algorithms developed for a dataset be effective for another dataset? A specific focus on diabetic foot ulcers. IEEE Access 12, 173824-173835. </w:t>
       </w:r>
-      <w:hyperlink w:history="1" r:id="rId3mjevtsbpni4bb79cxcef">
+      <w:hyperlink w:history="1" r:id="rIdedyjdnvvg4rsynfmaus1t">
         <w:r>
           <w:rPr>
             <w:rFonts w:ascii="Times New Roman" w:cs="Times New Roman" w:eastAsia="Times New Roman" w:hAnsi="Times New Roman"/>
@@ -12776,7 +14010,7 @@
         </w:rPr>
         <w:t xml:space="preserve">Maheshwari, G., Ivanov, D., El Haddad, K., 2024. Efficacy of synthetic data as a benchmark. arXiv preprint. </w:t>
       </w:r>
-      <w:hyperlink w:history="1" r:id="rId8tleuggd8dvuxonvifrkp">
+      <w:hyperlink w:history="1" r:id="rId9hydyedlb1linfjrttgme">
         <w:r>
           <w:rPr>
             <w:rFonts w:ascii="Times New Roman" w:cs="Times New Roman" w:eastAsia="Times New Roman" w:hAnsi="Times New Roman"/>
@@ -12804,7 +14038,7 @@
         </w:rPr>
         <w:t xml:space="preserve">Maier-Hein, L., Eisenmann, M., Reinke, A., et al., 2018. Why rankings of biomedical image analysis competitions should be interpreted with care. Nature Communications 9, 5217. </w:t>
       </w:r>
-      <w:hyperlink w:history="1" r:id="rIdsiav411ctfjnxi3uk7w0q">
+      <w:hyperlink w:history="1" r:id="rIdxt9e4efnm7txlakh63crw">
         <w:r>
           <w:rPr>
             <w:rFonts w:ascii="Times New Roman" w:cs="Times New Roman" w:eastAsia="Times New Roman" w:hAnsi="Times New Roman"/>
@@ -12832,7 +14066,7 @@
         </w:rPr>
         <w:t xml:space="preserve">Maier-Hein, L., Reinke, A., Kozubek, M., et al., 2020. BIAS: Transparent reporting of biomedical image analysis challenges. Medical Image Analysis 66, 101796. </w:t>
       </w:r>
-      <w:hyperlink w:history="1" r:id="rIdnbhvdkfi0y7n-ytyvyuhp">
+      <w:hyperlink w:history="1" r:id="rIdlqfmko_fzz-o2ojqd2phi">
         <w:r>
           <w:rPr>
             <w:rFonts w:ascii="Times New Roman" w:cs="Times New Roman" w:eastAsia="Times New Roman" w:hAnsi="Times New Roman"/>
@@ -12860,7 +14094,7 @@
         </w:rPr>
         <w:t xml:space="preserve">Maier-Hein, L., Reinke, A., Godau, P., et al., 2024. Metrics reloaded: Recommendations for image analysis validation. Nature Methods 21(2), 195-212. </w:t>
       </w:r>
-      <w:hyperlink w:history="1" r:id="rIdqxw4rmptkai4qmco-gf4o">
+      <w:hyperlink w:history="1" r:id="rIdecd2fp2h44a4y_z6-kqm_">
         <w:r>
           <w:rPr>
             <w:rFonts w:ascii="Times New Roman" w:cs="Times New Roman" w:eastAsia="Times New Roman" w:hAnsi="Times New Roman"/>
@@ -12888,7 +14122,7 @@
         </w:rPr>
         <w:t xml:space="preserve">Medetec, 2014. Medetec wound database: medical image databases. Web resource, accessed 8 October 2026. </w:t>
       </w:r>
-      <w:hyperlink w:history="1" r:id="rId2dcqy03pstamfnkdcrkli">
+      <w:hyperlink w:history="1" r:id="rIdrys_nnangbn4etlwxiult">
         <w:r>
           <w:rPr>
             <w:rFonts w:ascii="Times New Roman" w:cs="Times New Roman" w:eastAsia="Times New Roman" w:hAnsi="Times New Roman"/>
@@ -12916,7 +14150,7 @@
         </w:rPr>
         <w:t xml:space="preserve">Mendonça, T., Ferreira, P.M., Marques, J.S., Marçal, A.R.S., Rozeira, J., 2013. PH2: A dermoscopic image database for research and benchmarking. In: 2013 35th Annual International Conference of the IEEE Engineering in Medicine and Biology Society (EMBC), pp. 5437-5440. </w:t>
       </w:r>
-      <w:hyperlink w:history="1" r:id="rIdow_i4jna75i1c_irzbu6n">
+      <w:hyperlink w:history="1" r:id="rIdt6qmqh3po2u1n14slt99i">
         <w:r>
           <w:rPr>
             <w:rFonts w:ascii="Times New Roman" w:cs="Times New Roman" w:eastAsia="Times New Roman" w:hAnsi="Times New Roman"/>
@@ -12944,7 +14178,7 @@
         </w:rPr>
         <w:t xml:space="preserve">Miller, J.P., Taori, R., Raghunathan, A., et al., 2021. Accuracy on the line: On the strong correlation between out-of-distribution and in-distribution generalization. In: Proceedings of the 38th International Conference on Machine Learning (ICML 2021), PMLR 139, pp. 7721-7735. </w:t>
       </w:r>
-      <w:hyperlink w:history="1" r:id="rIdwnie3tcyvwpb8ea4o2khs">
+      <w:hyperlink w:history="1" r:id="rIdlkwfffjkunual6giht41p">
         <w:r>
           <w:rPr>
             <w:rFonts w:ascii="Times New Roman" w:cs="Times New Roman" w:eastAsia="Times New Roman" w:hAnsi="Times New Roman"/>
@@ -12972,7 +14206,7 @@
         </w:rPr>
         <w:t xml:space="preserve">Nikolov, S., Blackwell, S., Zverovitch, A., et al., 2018. Deep learning to achieve clinically applicable segmentation of head and neck anatomy for radiotherapy. arXiv preprint. </w:t>
       </w:r>
-      <w:hyperlink w:history="1" r:id="rIdukcma7hiss2z2vr1rm7lu">
+      <w:hyperlink w:history="1" r:id="rId0nylrwzu-r5iu390vd7mz">
         <w:r>
           <w:rPr>
             <w:rFonts w:ascii="Times New Roman" w:cs="Times New Roman" w:eastAsia="Times New Roman" w:hAnsi="Times New Roman"/>
@@ -13000,7 +14234,7 @@
         </w:rPr>
         <w:t xml:space="preserve">Nikolov, S., Blackwell, S., Zverovitch, A., et al., 2021. Clinically applicable segmentation of head and neck anatomy for radiotherapy: Deep learning algorithm development and validation study. Journal of Medical Internet Research 23(7), e26151. </w:t>
       </w:r>
-      <w:hyperlink w:history="1" r:id="rIdv1h7up1vs0iec4gbp6pmj">
+      <w:hyperlink w:history="1" r:id="rId6i7v_ed87obx6qtdk7ul4">
         <w:r>
           <w:rPr>
             <w:rFonts w:ascii="Times New Roman" w:cs="Times New Roman" w:eastAsia="Times New Roman" w:hAnsi="Times New Roman"/>
@@ -13028,7 +14262,7 @@
         </w:rPr>
         <w:t xml:space="preserve">Perlitz, Y., Gera, A., Arviv, O., et al., 2024. Do these LLM benchmarks agree? Fixing benchmark evaluation with BenchBench. arXiv preprint. </w:t>
       </w:r>
-      <w:hyperlink w:history="1" r:id="rIdcsch4bvjhjr9icd-l0efn">
+      <w:hyperlink w:history="1" r:id="rId5jpasw_rty4hgivdmph-x">
         <w:r>
           <w:rPr>
             <w:rFonts w:ascii="Times New Roman" w:cs="Times New Roman" w:eastAsia="Times New Roman" w:hAnsi="Times New Roman"/>
@@ -13056,7 +14290,7 @@
         </w:rPr>
         <w:t xml:space="preserve">Piérard, S., Deliège, A., Halin, A., Van Droogenbroeck, M., 2025. A methodology to evaluate strategies predicting rankings on unseen domains. arXiv preprint. </w:t>
       </w:r>
-      <w:hyperlink w:history="1" r:id="rId1zshzvgky1wvfklaci4ij">
+      <w:hyperlink w:history="1" r:id="rIdvu_tzjya131cwtgwhnrbg">
         <w:r>
           <w:rPr>
             <w:rFonts w:ascii="Times New Roman" w:cs="Times New Roman" w:eastAsia="Times New Roman" w:hAnsi="Times New Roman"/>
@@ -13084,7 +14318,7 @@
         </w:rPr>
         <w:t xml:space="preserve">Prakash, A., Boochoon, S., Brophy, M., et al., 2019. Structured domain randomization: Bridging the reality gap by context-aware synthetic data. In: 2019 International Conference on Robotics and Automation (ICRA). </w:t>
       </w:r>
-      <w:hyperlink w:history="1" r:id="rIdzh1zqagbxcxzgur_jzi3d">
+      <w:hyperlink w:history="1" r:id="rIdon3cfnpevcmjcyfsdcdov">
         <w:r>
           <w:rPr>
             <w:rFonts w:ascii="Times New Roman" w:cs="Times New Roman" w:eastAsia="Times New Roman" w:hAnsi="Times New Roman"/>
@@ -13112,7 +14346,7 @@
         </w:rPr>
         <w:t xml:space="preserve">Raina, V., Molchanova, N., Graziani, M., et al., 2023. Tackling bias in the Dice similarity coefficient: Introducing nDSC for white matter lesion segmentation. In: IEEE International Symposium on Biomedical Imaging (ISBI 2023), pp. 1-5. </w:t>
       </w:r>
-      <w:hyperlink w:history="1" r:id="rIdse-cbtppu3r7mopcottib">
+      <w:hyperlink w:history="1" r:id="rIdncgmxtwflzxtqjukbhtp-">
         <w:r>
           <w:rPr>
             <w:rFonts w:ascii="Times New Roman" w:cs="Times New Roman" w:eastAsia="Times New Roman" w:hAnsi="Times New Roman"/>
@@ -13140,7 +14374,7 @@
         </w:rPr>
         <w:t xml:space="preserve">Recht, B., Roelofs, R., Schmidt, L., Shankar, V., 2019. Do ImageNet classifiers generalize to ImageNet? In: Proceedings of the 36th International Conference on Machine Learning (ICML 2019), PMLR 97, pp. 5389-5400. </w:t>
       </w:r>
-      <w:hyperlink w:history="1" r:id="rIdu53-quuc-onqne1a1-rxg">
+      <w:hyperlink w:history="1" r:id="rIdqkg2yffmictiuw-ofh3lf">
         <w:r>
           <w:rPr>
             <w:rFonts w:ascii="Times New Roman" w:cs="Times New Roman" w:eastAsia="Times New Roman" w:hAnsi="Times New Roman"/>
@@ -13168,7 +14402,7 @@
         </w:rPr>
         <w:t xml:space="preserve">Reinke, A., Tizabi, M.D., Baumgartner, M., et al., 2024. Understanding metric-related pitfalls in image analysis validation. Nature Methods 21(2), 182-194. </w:t>
       </w:r>
-      <w:hyperlink w:history="1" r:id="rIdlqlft_tjmilh0bfid0fyk">
+      <w:hyperlink w:history="1" r:id="rIdixhrag3dfgjopwzvz4hvw">
         <w:r>
           <w:rPr>
             <w:rFonts w:ascii="Times New Roman" w:cs="Times New Roman" w:eastAsia="Times New Roman" w:hAnsi="Times New Roman"/>
@@ -13196,7 +14430,7 @@
         </w:rPr>
         <w:t xml:space="preserve">Ronneberger, O., Fischer, P., Brox, T., 2015. U-Net: Convolutional networks for biomedical image segmentation. In: Medical Image Computing and Computer-Assisted Intervention, MICCAI 2015. Lecture Notes in Computer Science 9351, pp. 234-241. </w:t>
       </w:r>
-      <w:hyperlink w:history="1" r:id="rId-4lokqxhjyazxbtbqy8c7">
+      <w:hyperlink w:history="1" r:id="rIdntv3sasfxyvff1ixxuk4s">
         <w:r>
           <w:rPr>
             <w:rFonts w:ascii="Times New Roman" w:cs="Times New Roman" w:eastAsia="Times New Roman" w:hAnsi="Times New Roman"/>
@@ -13222,9 +14456,37 @@
           <w:sz w:val="19"/>
           <w:szCs w:val="19"/>
         </w:rPr>
+        <w:t xml:space="preserve">Sanchez, K., Hinojosa, C., Mieles, O., Zhao, C., Ghanem, B., Arguello, H., 2024. CO2Wounds-V2: Extended chronic wounds dataset from leprosy patients. arXiv preprint arXiv:2408.10827. </w:t>
+      </w:r>
+      <w:hyperlink w:history="1" r:id="rIdskgdrvhiswj_vjcf3olsm">
+        <w:r>
+          <w:rPr>
+            <w:rFonts w:ascii="Times New Roman" w:cs="Times New Roman" w:eastAsia="Times New Roman" w:hAnsi="Times New Roman"/>
+            <w:color w:val="28598A"/>
+            <w:sz w:val="19"/>
+            <w:szCs w:val="19"/>
+            <w:u w:val="single" w:color="28598A"/>
+          </w:rPr>
+          <w:t xml:space="preserve">https://doi.org/10.48550/arXiv.2408.10827</w:t>
+        </w:r>
+      </w:hyperlink>
+    </w:p>
+    <w:p>
+      <w:pPr>
+        <w:spacing w:after="70" w:line="250"/>
+        <w:ind w:left="360" w:hanging="360"/>
+        <w:jc w:val="left"/>
+      </w:pPr>
+      <w:r>
+        <w:rPr>
+          <w:rFonts w:ascii="Times New Roman" w:cs="Times New Roman" w:eastAsia="Times New Roman" w:hAnsi="Times New Roman"/>
+          <w:color w:val="000000"/>
+          <w:sz w:val="19"/>
+          <w:szCs w:val="19"/>
+        </w:rPr>
         <w:t xml:space="preserve">Sandler, M., Howard, A., Zhu, M., Zhmoginov, A., Chen, L.-C., 2018. MobileNetV2: Inverted residuals and linear bottlenecks. In: Proceedings of the IEEE/CVF Conference on Computer Vision and Pattern Recognition (CVPR), pp. 4510-4520. </w:t>
       </w:r>
-      <w:hyperlink w:history="1" r:id="rIdsklgv71ojdqmxuzchzowj">
+      <w:hyperlink w:history="1" r:id="rIdww8g2singaocqzhz82jo3">
         <w:r>
           <w:rPr>
             <w:rFonts w:ascii="Times New Roman" w:cs="Times New Roman" w:eastAsia="Times New Roman" w:hAnsi="Times New Roman"/>
@@ -13252,7 +14514,7 @@
         </w:rPr>
         <w:t xml:space="preserve">Sarp, S., Kuzlu, M., Wilson, E., Guler, O., 2021. WG2AN: Synthetic wound image generation using generative adversarial network. The Journal of Engineering 2021(5), 286-294. </w:t>
       </w:r>
-      <w:hyperlink w:history="1" r:id="rIdkyvho8kenebap1nbsvm6-">
+      <w:hyperlink w:history="1" r:id="rIdymeuk2x2fcfk3ex_0inae">
         <w:r>
           <w:rPr>
             <w:rFonts w:ascii="Times New Roman" w:cs="Times New Roman" w:eastAsia="Times New Roman" w:hAnsi="Times New Roman"/>
@@ -13280,7 +14542,7 @@
         </w:rPr>
         <w:t xml:space="preserve">Shoshan, A., Bhonker, N., Kviatkovsky, I., Fintz, M., Medioni, G., 2023. Synthetic data for model selection. In: Proceedings of the 40th International Conference on Machine Learning (ICML 2023), PMLR 202, pp. 31633-31656. </w:t>
       </w:r>
-      <w:hyperlink w:history="1" r:id="rIdoco9i5soffxnbk599vb1s">
+      <w:hyperlink w:history="1" r:id="rId0xxdhaat96jknh6whfged">
         <w:r>
           <w:rPr>
             <w:rFonts w:ascii="Times New Roman" w:cs="Times New Roman" w:eastAsia="Times New Roman" w:hAnsi="Times New Roman"/>
@@ -13308,7 +14570,7 @@
         </w:rPr>
         <w:t xml:space="preserve">Silva, J., Histace, A., Romain, O., Dray, X., Granado, B., 2014. Toward embedded detection of polyps in WCE images for early diagnosis of colorectal cancer. International Journal of Computer Assisted Radiology and Surgery 9(2), 283-293. </w:t>
       </w:r>
-      <w:hyperlink w:history="1" r:id="rId2da05ppowqrkhxhbtpocz">
+      <w:hyperlink w:history="1" r:id="rIdbju-4gaou4l0utdsvh3ak">
         <w:r>
           <w:rPr>
             <w:rFonts w:ascii="Times New Roman" w:cs="Times New Roman" w:eastAsia="Times New Roman" w:hAnsi="Times New Roman"/>
@@ -13336,7 +14598,7 @@
         </w:rPr>
         <w:t xml:space="preserve">Tan, M., Le, Q., 2019. EfficientNet: Rethinking model scaling for convolutional neural networks. In: Proceedings of the 36th International Conference on Machine Learning (ICML 2019), PMLR 97, pp. 6105-6114. </w:t>
       </w:r>
-      <w:hyperlink w:history="1" r:id="rIdg5jlco6zjqzsybpgnns5p">
+      <w:hyperlink w:history="1" r:id="rIdp57tauovvnqjnt2fndjtj">
         <w:r>
           <w:rPr>
             <w:rFonts w:ascii="Times New Roman" w:cs="Times New Roman" w:eastAsia="Times New Roman" w:hAnsi="Times New Roman"/>
@@ -13364,7 +14626,7 @@
         </w:rPr>
         <w:t xml:space="preserve">Taori, R., Dave, A., Shankar, V., Carlini, N., Recht, B., Schmidt, L., 2020. Measuring robustness to natural distribution shifts in image classification. In: Advances in Neural Information Processing Systems 33 (NeurIPS 2020), pp. 18583-18599. </w:t>
       </w:r>
-      <w:hyperlink w:history="1" r:id="rIdu-qeo_lufscalcmtuppgg">
+      <w:hyperlink w:history="1" r:id="rIdqk1gw_zjcmqrpk_85rt0v">
         <w:r>
           <w:rPr>
             <w:rFonts w:ascii="Times New Roman" w:cs="Times New Roman" w:eastAsia="Times New Roman" w:hAnsi="Times New Roman"/>
@@ -13392,7 +14654,7 @@
         </w:rPr>
         <w:t xml:space="preserve">Teney, D., Lin, Y., Oh, S.J., Abbasnejad, E., 2023. ID and OOD performance are sometimes inversely correlated on real-world datasets. In: Advances in Neural Information Processing Systems 36 (NeurIPS 2023). </w:t>
       </w:r>
-      <w:hyperlink w:history="1" r:id="rIdbkple9zglnixc9t0dli1t">
+      <w:hyperlink w:history="1" r:id="rIde7dzsjd26ft-wcwut8lsj">
         <w:r>
           <w:rPr>
             <w:rFonts w:ascii="Times New Roman" w:cs="Times New Roman" w:eastAsia="Times New Roman" w:hAnsi="Times New Roman"/>
@@ -13420,7 +14682,7 @@
         </w:rPr>
         <w:t xml:space="preserve">Tobin, J., Fong, R., Ray, A., Schneider, J., Zaremba, W., Abbeel, P., 2017. Domain randomization for transferring deep neural networks from simulation to the real world. In: 2017 IEEE/RSJ International Conference on Intelligent Robots and Systems (IROS), pp. 23-30. </w:t>
       </w:r>
-      <w:hyperlink w:history="1" r:id="rIdojrxmgralh1vagjtnssgl">
+      <w:hyperlink w:history="1" r:id="rIdzip-yqsrjcfh80bsifhxv">
         <w:r>
           <w:rPr>
             <w:rFonts w:ascii="Times New Roman" w:cs="Times New Roman" w:eastAsia="Times New Roman" w:hAnsi="Times New Roman"/>
@@ -13448,7 +14710,7 @@
         </w:rPr>
         <w:t xml:space="preserve">Torralba, A., Efros, A.A., 2011. Unbiased look at dataset bias. In: Proceedings of the IEEE Conference on Computer Vision and Pattern Recognition (CVPR), pp. 1521-1528. </w:t>
       </w:r>
-      <w:hyperlink w:history="1" r:id="rIdm_1vdfde8thjehjoqx2ew">
+      <w:hyperlink w:history="1" r:id="rIdi8jt6myujij6r6equ81zw">
         <w:r>
           <w:rPr>
             <w:rFonts w:ascii="Times New Roman" w:cs="Times New Roman" w:eastAsia="Times New Roman" w:hAnsi="Times New Roman"/>
@@ -13476,7 +14738,7 @@
         </w:rPr>
         <w:t xml:space="preserve">Tremblay, J., Prakash, A., Acuna, D., et al., 2018. Training deep networks with synthetic data: Bridging the reality gap by domain randomization. In: IEEE/CVF Conference on Computer Vision and Pattern Recognition Workshops (CVPRW), pp. 969-977. </w:t>
       </w:r>
-      <w:hyperlink w:history="1" r:id="rIda1viwm-qmiuyjojb8caqs">
+      <w:hyperlink w:history="1" r:id="rIdiaesfbx0be2nryjqpeqev">
         <w:r>
           <w:rPr>
             <w:rFonts w:ascii="Times New Roman" w:cs="Times New Roman" w:eastAsia="Times New Roman" w:hAnsi="Times New Roman"/>
@@ -13504,7 +14766,7 @@
         </w:rPr>
         <w:t xml:space="preserve">van Breugel, B., Seedat, N., Imrie, F., van der Schaar, M., 2023. Can you rely on your model evaluation? Improving model evaluation with synthetic test data. arXiv preprint. </w:t>
       </w:r>
-      <w:hyperlink w:history="1" r:id="rIdo63zhfb1inp1puwr4pagj">
+      <w:hyperlink w:history="1" r:id="rIdwqcro7nei5cqlsq_qvww-">
         <w:r>
           <w:rPr>
             <w:rFonts w:ascii="Times New Roman" w:cs="Times New Roman" w:eastAsia="Times New Roman" w:hAnsi="Times New Roman"/>
@@ -13532,7 +14794,7 @@
         </w:rPr>
         <w:t xml:space="preserve">Wang, C., Anisuzzaman, D.M., Williamson, V., et al., 2020. Fully automatic wound segmentation with deep convolutional neural networks. Scientific Reports 10, 21897. </w:t>
       </w:r>
-      <w:hyperlink w:history="1" r:id="rIdypfsrwbdtm4sgx2fyogzj">
+      <w:hyperlink w:history="1" r:id="rId_n2v4i1-at2mbcaq_ojr0">
         <w:r>
           <w:rPr>
             <w:rFonts w:ascii="Times New Roman" w:cs="Times New Roman" w:eastAsia="Times New Roman" w:hAnsi="Times New Roman"/>
@@ -13560,7 +14822,7 @@
         </w:rPr>
         <w:t xml:space="preserve">Wang, C., Mahbod, A., Ellinger, I., Galdran, A., Gopalakrishnan, S., Niezgoda, J., Yu, Z., 2024. FUSeg: The Foot Ulcer Segmentation Challenge. Information 15(3), 140. </w:t>
       </w:r>
-      <w:hyperlink w:history="1" r:id="rIddpd5gjbciukixrtxsei9e">
+      <w:hyperlink w:history="1" r:id="rIdairbhd5amtnco176qkosl">
         <w:r>
           <w:rPr>
             <w:rFonts w:ascii="Times New Roman" w:cs="Times New Roman" w:eastAsia="Times New Roman" w:hAnsi="Times New Roman"/>
@@ -13588,7 +14850,7 @@
         </w:rPr>
         <w:t xml:space="preserve">Wiesenfarth, M., Reinke, A., Landman, B.A., et al., 2021. Methods and open-source toolkit for analyzing and visualizing challenge results. Scientific Reports 11, 2369. </w:t>
       </w:r>
-      <w:hyperlink w:history="1" r:id="rIdiz8rmqsm5iyj_113rhguk">
+      <w:hyperlink w:history="1" r:id="rIdjsvqw-j8o2rqlijw-oxzr">
         <w:r>
           <w:rPr>
             <w:rFonts w:ascii="Times New Roman" w:cs="Times New Roman" w:eastAsia="Times New Roman" w:hAnsi="Times New Roman"/>
@@ -13616,7 +14878,7 @@
         </w:rPr>
         <w:t xml:space="preserve">Xie, E., Wang, W., Yu, Z., Anandkumar, A., Alvarez, J.M., Luo, P., 2021. SegFormer: Simple and efficient design for semantic segmentation with transformers. In: Advances in Neural Information Processing Systems 34 (NeurIPS 2021), pp. 12077-12090. </w:t>
       </w:r>
-      <w:hyperlink w:history="1" r:id="rIdzx3xe1uyfu6afy7mlxmvo">
+      <w:hyperlink w:history="1" r:id="rIdgpnelijtpxmxbgdqvfwa6">
         <w:r>
           <w:rPr>
             <w:rFonts w:ascii="Times New Roman" w:cs="Times New Roman" w:eastAsia="Times New Roman" w:hAnsi="Times New Roman"/>
@@ -13644,7 +14906,7 @@
         </w:rPr>
         <w:t xml:space="preserve">Yap, M.H., Cassidy, B., Byra, M., et al., 2024. Diabetic foot ulcers segmentation challenge report: Benchmark and analysis. Medical Image Analysis 94, 103153. </w:t>
       </w:r>
-      <w:hyperlink w:history="1" r:id="rIdl20icdhwdhp0nb-8hgimo">
+      <w:hyperlink w:history="1" r:id="rIdx0wv4spcdheg0grmdrd70">
         <w:r>
           <w:rPr>
             <w:rFonts w:ascii="Times New Roman" w:cs="Times New Roman" w:eastAsia="Times New Roman" w:hAnsi="Times New Roman"/>
@@ -13672,7 +14934,7 @@
         </w:rPr>
         <w:t xml:space="preserve">Zhang, G., Dominguez-Olmedo, R., Hardt, M., 2026. Train-before-test harmonizes language model rankings. In: International Conference on Learning Representations (ICLR 2026). </w:t>
       </w:r>
-      <w:hyperlink w:history="1" r:id="rIdvf80j3uy3mkrolmhdqa2a">
+      <w:hyperlink w:history="1" r:id="rId23us3ia_tjpraaldxtwzq">
         <w:r>
           <w:rPr>
             <w:rFonts w:ascii="Times New Roman" w:cs="Times New Roman" w:eastAsia="Times New Roman" w:hAnsi="Times New Roman"/>
@@ -13700,7 +14962,7 @@
         </w:rPr>
         <w:t xml:space="preserve">Zhang, R., Tian, D., Xu, D., Qian, W., Yao, Y., 2022. A survey of wound image analysis using deep learning: Classification, detection, and segmentation. IEEE Access 10, 79502-79515. </w:t>
       </w:r>
-      <w:hyperlink w:history="1" r:id="rIdjp2pz0wq6san0pdqwhhbf">
+      <w:hyperlink w:history="1" r:id="rIdejj5puw6bchbcu2sbp2qw">
         <w:r>
           <w:rPr>
             <w:rFonts w:ascii="Times New Roman" w:cs="Times New Roman" w:eastAsia="Times New Roman" w:hAnsi="Times New Roman"/>
@@ -13728,7 +14990,7 @@
         </w:rPr>
         <w:t xml:space="preserve">Zhao, H., Shi, J., Qi, X., Wang, X., Jia, J., 2017. Pyramid scene parsing network. In: Proceedings of the IEEE Conference on Computer Vision and Pattern Recognition (CVPR), pp. 6230-6239. </w:t>
       </w:r>
-      <w:hyperlink w:history="1" r:id="rId_xrrhu_vkrqombqcoluy8">
+      <w:hyperlink w:history="1" r:id="rIdkxhemgoh06p43mtspcpml">
         <w:r>
           <w:rPr>
             <w:rFonts w:ascii="Times New Roman" w:cs="Times New Roman" w:eastAsia="Times New Roman" w:hAnsi="Times New Roman"/>
@@ -13756,7 +15018,7 @@
         </w:rPr>
         <w:t xml:space="preserve">Zhou, Z., Siddiquee, M.M.R., Tajbakhsh, N., Liang, J., 2018. UNet++: A nested U-Net architecture for medical image segmentation. In: Deep Learning in Medical Image Analysis and Multimodal Learning for Clinical Decision Support. Lecture Notes in Computer Science 11045, pp. 3-11. </w:t>
       </w:r>
-      <w:hyperlink w:history="1" r:id="rIdkljjmqwuhqymnneczjmxd">
+      <w:hyperlink w:history="1" r:id="rIdgguccgrfo4oagzat4whff">
         <w:r>
           <w:rPr>
             <w:rFonts w:ascii="Times New Roman" w:cs="Times New Roman" w:eastAsia="Times New Roman" w:hAnsi="Times New Roman"/>
@@ -15971,7 +17233,7 @@
                 <w:sz w:val="17"/>
                 <w:szCs w:val="17"/>
               </w:rPr>
-              <w:t xml:space="preserve">Medetec and FUSeg</w:t>
+              <w:t xml:space="preserve">CO2Wounds and FUSeg</w:t>
             </w:r>
           </w:p>
         </w:tc>
@@ -16029,7 +17291,7 @@
                 <w:sz w:val="17"/>
                 <w:szCs w:val="17"/>
               </w:rPr>
-              <w:t xml:space="preserve">+0.461</w:t>
+              <w:t xml:space="preserve">+0.533</w:t>
             </w:r>
           </w:p>
         </w:tc>
@@ -16058,7 +17320,7 @@
                 <w:sz w:val="17"/>
                 <w:szCs w:val="17"/>
               </w:rPr>
-              <w:t xml:space="preserve">+0.740</w:t>
+              <w:t xml:space="preserve">+0.251</w:t>
             </w:r>
           </w:p>
         </w:tc>
@@ -16087,7 +17349,7 @@
                 <w:sz w:val="17"/>
                 <w:szCs w:val="17"/>
               </w:rPr>
-              <w:t xml:space="preserve">-0.042</w:t>
+              <w:t xml:space="preserve">-0.125</w:t>
             </w:r>
           </w:p>
         </w:tc>
@@ -16121,7 +17383,7 @@
                 <w:sz w:val="17"/>
                 <w:szCs w:val="17"/>
               </w:rPr>
-              <w:t xml:space="preserve">ETIS-Larib and PH2</w:t>
+              <w:t xml:space="preserve">Medetec and CO2Wounds</w:t>
             </w:r>
           </w:p>
         </w:tc>
@@ -16150,7 +17412,7 @@
                 <w:sz w:val="17"/>
                 <w:szCs w:val="17"/>
               </w:rPr>
-              <w:t xml:space="preserve">Across modality</w:t>
+              <w:t xml:space="preserve">Within modality</w:t>
             </w:r>
           </w:p>
         </w:tc>
@@ -16179,7 +17441,7 @@
                 <w:sz w:val="17"/>
                 <w:szCs w:val="17"/>
               </w:rPr>
-              <w:t xml:space="preserve">+0.720</w:t>
+              <w:t xml:space="preserve">+0.502</w:t>
             </w:r>
           </w:p>
         </w:tc>
@@ -16208,7 +17470,7 @@
                 <w:sz w:val="17"/>
                 <w:szCs w:val="17"/>
               </w:rPr>
-              <w:t xml:space="preserve">+0.065</w:t>
+              <w:t xml:space="preserve">+0.540</w:t>
             </w:r>
           </w:p>
         </w:tc>
@@ -16237,7 +17499,7 @@
                 <w:sz w:val="17"/>
                 <w:szCs w:val="17"/>
               </w:rPr>
-              <w:t xml:space="preserve">+0.921</w:t>
+              <w:t xml:space="preserve">+0.297</w:t>
             </w:r>
           </w:p>
         </w:tc>
@@ -16271,7 +17533,7 @@
                 <w:sz w:val="17"/>
                 <w:szCs w:val="17"/>
               </w:rPr>
-              <w:t xml:space="preserve">Kvasir-sessile and PH2</w:t>
+              <w:t xml:space="preserve">Medetec and FUSeg</w:t>
             </w:r>
           </w:p>
         </w:tc>
@@ -16300,7 +17562,7 @@
                 <w:sz w:val="17"/>
                 <w:szCs w:val="17"/>
               </w:rPr>
-              <w:t xml:space="preserve">Across modality</w:t>
+              <w:t xml:space="preserve">Within modality</w:t>
             </w:r>
           </w:p>
         </w:tc>
@@ -16329,7 +17591,7 @@
                 <w:sz w:val="17"/>
                 <w:szCs w:val="17"/>
               </w:rPr>
-              <w:t xml:space="preserve">+0.622</w:t>
+              <w:t xml:space="preserve">+0.461</w:t>
             </w:r>
           </w:p>
         </w:tc>
@@ -16358,7 +17620,7 @@
                 <w:sz w:val="17"/>
                 <w:szCs w:val="17"/>
               </w:rPr>
-              <w:t xml:space="preserve">+0.042</w:t>
+              <w:t xml:space="preserve">+0.740</w:t>
             </w:r>
           </w:p>
         </w:tc>
@@ -16387,7 +17649,7 @@
                 <w:sz w:val="17"/>
                 <w:szCs w:val="17"/>
               </w:rPr>
-              <w:t xml:space="preserve">+0.785</w:t>
+              <w:t xml:space="preserve">-0.042</w:t>
             </w:r>
           </w:p>
         </w:tc>
@@ -16421,7 +17683,7 @@
                 <w:sz w:val="17"/>
                 <w:szCs w:val="17"/>
               </w:rPr>
-              <w:t xml:space="preserve">CVC-ColonDB and PH2</w:t>
+              <w:t xml:space="preserve">CO2Wounds and AZH</w:t>
             </w:r>
           </w:p>
         </w:tc>
@@ -16450,7 +17712,7 @@
                 <w:sz w:val="17"/>
                 <w:szCs w:val="17"/>
               </w:rPr>
-              <w:t xml:space="preserve">Across modality</w:t>
+              <w:t xml:space="preserve">Within modality</w:t>
             </w:r>
           </w:p>
         </w:tc>
@@ -16479,7 +17741,7 @@
                 <w:sz w:val="17"/>
                 <w:szCs w:val="17"/>
               </w:rPr>
-              <w:t xml:space="preserve">+0.616</w:t>
+              <w:t xml:space="preserve">+0.459</w:t>
             </w:r>
           </w:p>
         </w:tc>
@@ -16508,7 +17770,7 @@
                 <w:sz w:val="17"/>
                 <w:szCs w:val="17"/>
               </w:rPr>
-              <w:t xml:space="preserve">+0.036</w:t>
+              <w:t xml:space="preserve">+0.071</w:t>
             </w:r>
           </w:p>
         </w:tc>
@@ -16537,7 +17799,7 @@
                 <w:sz w:val="17"/>
                 <w:szCs w:val="17"/>
               </w:rPr>
-              <w:t xml:space="preserve">+0.899</w:t>
+              <w:t xml:space="preserve">+0.332</w:t>
             </w:r>
           </w:p>
         </w:tc>
@@ -16571,7 +17833,7 @@
                 <w:sz w:val="17"/>
                 <w:szCs w:val="17"/>
               </w:rPr>
-              <w:t xml:space="preserve">CVC-ClinicDB and PH2</w:t>
+              <w:t xml:space="preserve">ETIS-Larib and PH2</w:t>
             </w:r>
           </w:p>
         </w:tc>
@@ -16629,7 +17891,7 @@
                 <w:sz w:val="17"/>
                 <w:szCs w:val="17"/>
               </w:rPr>
-              <w:t xml:space="preserve">+0.570</w:t>
+              <w:t xml:space="preserve">+0.720</w:t>
             </w:r>
           </w:p>
         </w:tc>
@@ -16658,7 +17920,7 @@
                 <w:sz w:val="17"/>
                 <w:szCs w:val="17"/>
               </w:rPr>
-              <w:t xml:space="preserve">+0.055</w:t>
+              <w:t xml:space="preserve">+0.065</w:t>
             </w:r>
           </w:p>
         </w:tc>
@@ -16687,7 +17949,7 @@
                 <w:sz w:val="17"/>
                 <w:szCs w:val="17"/>
               </w:rPr>
-              <w:t xml:space="preserve">+0.881</w:t>
+              <w:t xml:space="preserve">+0.921</w:t>
             </w:r>
           </w:p>
         </w:tc>
@@ -16721,7 +17983,7 @@
                 <w:sz w:val="17"/>
                 <w:szCs w:val="17"/>
               </w:rPr>
-              <w:t xml:space="preserve">Kvasir and PH2</w:t>
+              <w:t xml:space="preserve">Kvasir-sessile and PH2</w:t>
             </w:r>
           </w:p>
         </w:tc>
@@ -16779,7 +18041,7 @@
                 <w:sz w:val="17"/>
                 <w:szCs w:val="17"/>
               </w:rPr>
-              <w:t xml:space="preserve">+0.541</w:t>
+              <w:t xml:space="preserve">+0.622</w:t>
             </w:r>
           </w:p>
         </w:tc>
@@ -16808,7 +18070,7 @@
                 <w:sz w:val="17"/>
                 <w:szCs w:val="17"/>
               </w:rPr>
-              <w:t xml:space="preserve">-0.015</w:t>
+              <w:t xml:space="preserve">+0.042</w:t>
             </w:r>
           </w:p>
         </w:tc>
@@ -16837,7 +18099,7 @@
                 <w:sz w:val="17"/>
                 <w:szCs w:val="17"/>
               </w:rPr>
-              <w:t xml:space="preserve">+0.855</w:t>
+              <w:t xml:space="preserve">+0.785</w:t>
             </w:r>
           </w:p>
         </w:tc>
@@ -16871,7 +18133,7 @@
                 <w:sz w:val="17"/>
                 <w:szCs w:val="17"/>
               </w:rPr>
-              <w:t xml:space="preserve">ETIS-Larib and TN3K</w:t>
+              <w:t xml:space="preserve">CVC-ColonDB and PH2</w:t>
             </w:r>
           </w:p>
         </w:tc>
@@ -16929,7 +18191,7 @@
                 <w:sz w:val="17"/>
                 <w:szCs w:val="17"/>
               </w:rPr>
-              <w:t xml:space="preserve">+0.343</w:t>
+              <w:t xml:space="preserve">+0.616</w:t>
             </w:r>
           </w:p>
         </w:tc>
@@ -16958,7 +18220,7 @@
                 <w:sz w:val="17"/>
                 <w:szCs w:val="17"/>
               </w:rPr>
-              <w:t xml:space="preserve">+0.086</w:t>
+              <w:t xml:space="preserve">+0.036</w:t>
             </w:r>
           </w:p>
         </w:tc>
@@ -16987,7 +18249,7 @@
                 <w:sz w:val="17"/>
                 <w:szCs w:val="17"/>
               </w:rPr>
-              <w:t xml:space="preserve">-0.522</w:t>
+              <w:t xml:space="preserve">+0.899</w:t>
             </w:r>
           </w:p>
         </w:tc>
@@ -17021,7 +18283,7 @@
                 <w:sz w:val="17"/>
                 <w:szCs w:val="17"/>
               </w:rPr>
-              <w:t xml:space="preserve">CVC-ColonDB and TN3K</w:t>
+              <w:t xml:space="preserve">CVC-ClinicDB and PH2</w:t>
             </w:r>
           </w:p>
         </w:tc>
@@ -17079,7 +18341,7 @@
                 <w:sz w:val="17"/>
                 <w:szCs w:val="17"/>
               </w:rPr>
-              <w:t xml:space="preserve">+0.246</w:t>
+              <w:t xml:space="preserve">+0.570</w:t>
             </w:r>
           </w:p>
         </w:tc>
@@ -17108,7 +18370,7 @@
                 <w:sz w:val="17"/>
                 <w:szCs w:val="17"/>
               </w:rPr>
-              <w:t xml:space="preserve">+0.099</w:t>
+              <w:t xml:space="preserve">+0.055</w:t>
             </w:r>
           </w:p>
         </w:tc>
@@ -17137,7 +18399,7 @@
                 <w:sz w:val="17"/>
                 <w:szCs w:val="17"/>
               </w:rPr>
-              <w:t xml:space="preserve">-0.389</w:t>
+              <w:t xml:space="preserve">+0.881</w:t>
             </w:r>
           </w:p>
         </w:tc>
@@ -17171,7 +18433,7 @@
                 <w:sz w:val="17"/>
                 <w:szCs w:val="17"/>
               </w:rPr>
-              <w:t xml:space="preserve">Kvasir-sessile and TN3K</w:t>
+              <w:t xml:space="preserve">Kvasir and PH2</w:t>
             </w:r>
           </w:p>
         </w:tc>
@@ -17229,7 +18491,7 @@
                 <w:sz w:val="17"/>
                 <w:szCs w:val="17"/>
               </w:rPr>
-              <w:t xml:space="preserve">+0.241</w:t>
+              <w:t xml:space="preserve">+0.541</w:t>
             </w:r>
           </w:p>
         </w:tc>
@@ -17258,7 +18520,7 @@
                 <w:sz w:val="17"/>
                 <w:szCs w:val="17"/>
               </w:rPr>
-              <w:t xml:space="preserve">+0.196</w:t>
+              <w:t xml:space="preserve">-0.015</w:t>
             </w:r>
           </w:p>
         </w:tc>
@@ -17287,7 +18549,7 @@
                 <w:sz w:val="17"/>
                 <w:szCs w:val="17"/>
               </w:rPr>
-              <w:t xml:space="preserve">-0.455</w:t>
+              <w:t xml:space="preserve">+0.855</w:t>
             </w:r>
           </w:p>
         </w:tc>
@@ -17321,7 +18583,7 @@
                 <w:sz w:val="17"/>
                 <w:szCs w:val="17"/>
               </w:rPr>
-              <w:t xml:space="preserve">CVC-ClinicDB and TN3K</w:t>
+              <w:t xml:space="preserve">ETIS-Larib and TN3K</w:t>
             </w:r>
           </w:p>
         </w:tc>
@@ -17379,7 +18641,7 @@
                 <w:sz w:val="17"/>
                 <w:szCs w:val="17"/>
               </w:rPr>
-              <w:t xml:space="preserve">+0.218</w:t>
+              <w:t xml:space="preserve">+0.343</w:t>
             </w:r>
           </w:p>
         </w:tc>
@@ -17408,7 +18670,7 @@
                 <w:sz w:val="17"/>
                 <w:szCs w:val="17"/>
               </w:rPr>
-              <w:t xml:space="preserve">+0.154</w:t>
+              <w:t xml:space="preserve">+0.086</w:t>
             </w:r>
           </w:p>
         </w:tc>
@@ -17437,7 +18699,7 @@
                 <w:sz w:val="17"/>
                 <w:szCs w:val="17"/>
               </w:rPr>
-              <w:t xml:space="preserve">-0.435</w:t>
+              <w:t xml:space="preserve">-0.522</w:t>
             </w:r>
           </w:p>
         </w:tc>
@@ -17471,7 +18733,7 @@
                 <w:sz w:val="17"/>
                 <w:szCs w:val="17"/>
               </w:rPr>
-              <w:t xml:space="preserve">Kvasir and TN3K</w:t>
+              <w:t xml:space="preserve">CVC-ColonDB and TN3K</w:t>
             </w:r>
           </w:p>
         </w:tc>
@@ -17529,7 +18791,7 @@
                 <w:sz w:val="17"/>
                 <w:szCs w:val="17"/>
               </w:rPr>
-              <w:t xml:space="preserve">+0.184</w:t>
+              <w:t xml:space="preserve">+0.246</w:t>
             </w:r>
           </w:p>
         </w:tc>
@@ -17558,7 +18820,7 @@
                 <w:sz w:val="17"/>
                 <w:szCs w:val="17"/>
               </w:rPr>
-              <w:t xml:space="preserve">+0.113</w:t>
+              <w:t xml:space="preserve">+0.099</w:t>
             </w:r>
           </w:p>
         </w:tc>
@@ -17587,7 +18849,7 @@
                 <w:sz w:val="17"/>
                 <w:szCs w:val="17"/>
               </w:rPr>
-              <w:t xml:space="preserve">-0.453</w:t>
+              <w:t xml:space="preserve">-0.389</w:t>
             </w:r>
           </w:p>
         </w:tc>
@@ -17621,7 +18883,7 @@
                 <w:sz w:val="17"/>
                 <w:szCs w:val="17"/>
               </w:rPr>
-              <w:t xml:space="preserve">PH2 and TN3K</w:t>
+              <w:t xml:space="preserve">Kvasir-sessile and TN3K</w:t>
             </w:r>
           </w:p>
         </w:tc>
@@ -17679,7 +18941,7 @@
                 <w:sz w:val="17"/>
                 <w:szCs w:val="17"/>
               </w:rPr>
-              <w:t xml:space="preserve">+0.168</w:t>
+              <w:t xml:space="preserve">+0.241</w:t>
             </w:r>
           </w:p>
         </w:tc>
@@ -17708,7 +18970,7 @@
                 <w:sz w:val="17"/>
                 <w:szCs w:val="17"/>
               </w:rPr>
-              <w:t xml:space="preserve">-0.441</w:t>
+              <w:t xml:space="preserve">+0.196</w:t>
             </w:r>
           </w:p>
         </w:tc>
@@ -17737,7 +18999,7 @@
                 <w:sz w:val="17"/>
                 <w:szCs w:val="17"/>
               </w:rPr>
-              <w:t xml:space="preserve">-0.528</w:t>
+              <w:t xml:space="preserve">-0.455</w:t>
             </w:r>
           </w:p>
         </w:tc>
@@ -17771,7 +19033,7 @@
                 <w:sz w:val="17"/>
                 <w:szCs w:val="17"/>
               </w:rPr>
-              <w:t xml:space="preserve">Medetec and Kvasir</w:t>
+              <w:t xml:space="preserve">CO2Wounds and CVC-ClinicDB</w:t>
             </w:r>
           </w:p>
         </w:tc>
@@ -17829,7 +19091,7 @@
                 <w:sz w:val="17"/>
                 <w:szCs w:val="17"/>
               </w:rPr>
-              <w:t xml:space="preserve">+0.032</w:t>
+              <w:t xml:space="preserve">+0.227</w:t>
             </w:r>
           </w:p>
         </w:tc>
@@ -17858,7 +19120,7 @@
                 <w:sz w:val="17"/>
                 <w:szCs w:val="17"/>
               </w:rPr>
-              <w:t xml:space="preserve">+0.255</w:t>
+              <w:t xml:space="preserve">+0.513</w:t>
             </w:r>
           </w:p>
         </w:tc>
@@ -17887,7 +19149,7 @@
                 <w:sz w:val="17"/>
                 <w:szCs w:val="17"/>
               </w:rPr>
-              <w:t xml:space="preserve">+0.191</w:t>
+              <w:t xml:space="preserve">+0.829</w:t>
             </w:r>
           </w:p>
         </w:tc>
@@ -17921,7 +19183,7 @@
                 <w:sz w:val="17"/>
                 <w:szCs w:val="17"/>
               </w:rPr>
-              <w:t xml:space="preserve">Medetec and CVC-ClinicDB</w:t>
+              <w:t xml:space="preserve">CVC-ClinicDB and TN3K</w:t>
             </w:r>
           </w:p>
         </w:tc>
@@ -17979,7 +19241,7 @@
                 <w:sz w:val="17"/>
                 <w:szCs w:val="17"/>
               </w:rPr>
-              <w:t xml:space="preserve">+0.027</w:t>
+              <w:t xml:space="preserve">+0.218</w:t>
             </w:r>
           </w:p>
         </w:tc>
@@ -18008,7 +19270,7 @@
                 <w:sz w:val="17"/>
                 <w:szCs w:val="17"/>
               </w:rPr>
-              <w:t xml:space="preserve">+0.385</w:t>
+              <w:t xml:space="preserve">+0.154</w:t>
             </w:r>
           </w:p>
         </w:tc>
@@ -18037,7 +19299,7 @@
                 <w:sz w:val="17"/>
                 <w:szCs w:val="17"/>
               </w:rPr>
-              <w:t xml:space="preserve">+0.152</w:t>
+              <w:t xml:space="preserve">-0.435</w:t>
             </w:r>
           </w:p>
         </w:tc>
@@ -18071,7 +19333,7 @@
                 <w:sz w:val="17"/>
                 <w:szCs w:val="17"/>
               </w:rPr>
-              <w:t xml:space="preserve">Medetec and Kvasir-sessile</w:t>
+              <w:t xml:space="preserve">CO2Wounds and Kvasir</w:t>
             </w:r>
           </w:p>
         </w:tc>
@@ -18129,7 +19391,7 @@
                 <w:sz w:val="17"/>
                 <w:szCs w:val="17"/>
               </w:rPr>
-              <w:t xml:space="preserve">-0.042</w:t>
+              <w:t xml:space="preserve">+0.202</w:t>
             </w:r>
           </w:p>
         </w:tc>
@@ -18158,7 +19420,7 @@
                 <w:sz w:val="17"/>
                 <w:szCs w:val="17"/>
               </w:rPr>
-              <w:t xml:space="preserve">+0.370</w:t>
+              <w:t xml:space="preserve">+0.383</w:t>
             </w:r>
           </w:p>
         </w:tc>
@@ -18187,7 +19449,7 @@
                 <w:sz w:val="17"/>
                 <w:szCs w:val="17"/>
               </w:rPr>
-              <w:t xml:space="preserve">+0.121</w:t>
+              <w:t xml:space="preserve">+0.758</w:t>
             </w:r>
           </w:p>
         </w:tc>
@@ -18221,7 +19483,7 @@
                 <w:sz w:val="17"/>
                 <w:szCs w:val="17"/>
               </w:rPr>
-              <w:t xml:space="preserve">Medetec and CVC-ColonDB</w:t>
+              <w:t xml:space="preserve">Kvasir and TN3K</w:t>
             </w:r>
           </w:p>
         </w:tc>
@@ -18279,7 +19541,7 @@
                 <w:sz w:val="17"/>
                 <w:szCs w:val="17"/>
               </w:rPr>
-              <w:t xml:space="preserve">-0.068</w:t>
+              <w:t xml:space="preserve">+0.184</w:t>
             </w:r>
           </w:p>
         </w:tc>
@@ -18308,7 +19570,7 @@
                 <w:sz w:val="17"/>
                 <w:szCs w:val="17"/>
               </w:rPr>
-              <w:t xml:space="preserve">+0.381</w:t>
+              <w:t xml:space="preserve">+0.113</w:t>
             </w:r>
           </w:p>
         </w:tc>
@@ -18337,7 +19599,7 @@
                 <w:sz w:val="17"/>
                 <w:szCs w:val="17"/>
               </w:rPr>
-              <w:t xml:space="preserve">+0.007</w:t>
+              <w:t xml:space="preserve">-0.453</w:t>
             </w:r>
           </w:p>
         </w:tc>
@@ -18371,7 +19633,7 @@
                 <w:sz w:val="17"/>
                 <w:szCs w:val="17"/>
               </w:rPr>
-              <w:t xml:space="preserve">Medetec and ETIS-Larib</w:t>
+              <w:t xml:space="preserve">PH2 and TN3K</w:t>
             </w:r>
           </w:p>
         </w:tc>
@@ -18429,7 +19691,7 @@
                 <w:sz w:val="17"/>
                 <w:szCs w:val="17"/>
               </w:rPr>
-              <w:t xml:space="preserve">-0.158</w:t>
+              <w:t xml:space="preserve">+0.168</w:t>
             </w:r>
           </w:p>
         </w:tc>
@@ -18458,7 +19720,7 @@
                 <w:sz w:val="17"/>
                 <w:szCs w:val="17"/>
               </w:rPr>
-              <w:t xml:space="preserve">+0.216</w:t>
+              <w:t xml:space="preserve">-0.441</w:t>
             </w:r>
           </w:p>
         </w:tc>
@@ -18487,7 +19749,7 @@
                 <w:sz w:val="17"/>
                 <w:szCs w:val="17"/>
               </w:rPr>
-              <w:t xml:space="preserve">-0.051</w:t>
+              <w:t xml:space="preserve">-0.528</w:t>
             </w:r>
           </w:p>
         </w:tc>
@@ -18521,7 +19783,7 @@
                 <w:sz w:val="17"/>
                 <w:szCs w:val="17"/>
               </w:rPr>
-              <w:t xml:space="preserve">AZH and Kvasir</w:t>
+              <w:t xml:space="preserve">CO2Wounds and Kvasir-sessile</w:t>
             </w:r>
           </w:p>
         </w:tc>
@@ -18579,7 +19841,7 @@
                 <w:sz w:val="17"/>
                 <w:szCs w:val="17"/>
               </w:rPr>
-              <w:t xml:space="preserve">-0.203</w:t>
+              <w:t xml:space="preserve">+0.144</w:t>
             </w:r>
           </w:p>
         </w:tc>
@@ -18608,7 +19870,7 @@
                 <w:sz w:val="17"/>
                 <w:szCs w:val="17"/>
               </w:rPr>
-              <w:t xml:space="preserve">-0.069</w:t>
+              <w:t xml:space="preserve">+0.437</w:t>
             </w:r>
           </w:p>
         </w:tc>
@@ -18637,7 +19899,7 @@
                 <w:sz w:val="17"/>
                 <w:szCs w:val="17"/>
               </w:rPr>
-              <w:t xml:space="preserve">+0.543</w:t>
+              <w:t xml:space="preserve">+0.692</w:t>
             </w:r>
           </w:p>
         </w:tc>
@@ -18671,7 +19933,7 @@
                 <w:sz w:val="17"/>
                 <w:szCs w:val="17"/>
               </w:rPr>
-              <w:t xml:space="preserve">AZH and CVC-ClinicDB</w:t>
+              <w:t xml:space="preserve">CO2Wounds and CVC-ColonDB</w:t>
             </w:r>
           </w:p>
         </w:tc>
@@ -18729,7 +19991,7 @@
                 <w:sz w:val="17"/>
                 <w:szCs w:val="17"/>
               </w:rPr>
-              <w:t xml:space="preserve">-0.231</w:t>
+              <w:t xml:space="preserve">+0.115</w:t>
             </w:r>
           </w:p>
         </w:tc>
@@ -18758,7 +20020,7 @@
                 <w:sz w:val="17"/>
                 <w:szCs w:val="17"/>
               </w:rPr>
-              <w:t xml:space="preserve">-0.108</w:t>
+              <w:t xml:space="preserve">+0.465</w:t>
             </w:r>
           </w:p>
         </w:tc>
@@ -18787,7 +20049,7 @@
                 <w:sz w:val="17"/>
                 <w:szCs w:val="17"/>
               </w:rPr>
-              <w:t xml:space="preserve">+0.481</w:t>
+              <w:t xml:space="preserve">+0.776</w:t>
             </w:r>
           </w:p>
         </w:tc>
@@ -18821,7 +20083,7 @@
                 <w:sz w:val="17"/>
                 <w:szCs w:val="17"/>
               </w:rPr>
-              <w:t xml:space="preserve">Medetec and PH2</w:t>
+              <w:t xml:space="preserve">Medetec and Kvasir</w:t>
             </w:r>
           </w:p>
         </w:tc>
@@ -18879,7 +20141,7 @@
                 <w:sz w:val="17"/>
                 <w:szCs w:val="17"/>
               </w:rPr>
-              <w:t xml:space="preserve">-0.238</w:t>
+              <w:t xml:space="preserve">+0.032</w:t>
             </w:r>
           </w:p>
         </w:tc>
@@ -18908,36 +20170,36 @@
                 <w:sz w:val="17"/>
                 <w:szCs w:val="17"/>
               </w:rPr>
+              <w:t xml:space="preserve">+0.255</w:t>
+            </w:r>
+          </w:p>
+        </w:tc>
+        <w:tc>
+          <w:tcPr>
+            <w:tcW w:type="dxa" w:w="1330"/>
+            <w:tcMar>
+              <w:top w:type="dxa" w:w="60"/>
+              <w:left w:type="dxa" w:w="90"/>
+              <w:bottom w:type="dxa" w:w="60"/>
+              <w:right w:type="dxa" w:w="90"/>
+            </w:tcMar>
+          </w:tcPr>
+          <w:p>
+            <w:pPr>
+              <w:keepNext w:val="false"/>
+              <w:spacing w:after="0" w:line="240"/>
+              <w:jc w:val="right"/>
+            </w:pPr>
+            <w:r>
+              <w:rPr>
+                <w:rFonts w:ascii="Times New Roman" w:cs="Times New Roman" w:eastAsia="Times New Roman" w:hAnsi="Times New Roman"/>
+                <w:b w:val="false"/>
+                <w:bCs w:val="false"/>
+                <w:color w:val="000000"/>
+                <w:sz w:val="17"/>
+                <w:szCs w:val="17"/>
+              </w:rPr>
               <w:t xml:space="preserve">+0.191</w:t>
-            </w:r>
-          </w:p>
-        </w:tc>
-        <w:tc>
-          <w:tcPr>
-            <w:tcW w:type="dxa" w:w="1330"/>
-            <w:tcMar>
-              <w:top w:type="dxa" w:w="60"/>
-              <w:left w:type="dxa" w:w="90"/>
-              <w:bottom w:type="dxa" w:w="60"/>
-              <w:right w:type="dxa" w:w="90"/>
-            </w:tcMar>
-          </w:tcPr>
-          <w:p>
-            <w:pPr>
-              <w:keepNext w:val="false"/>
-              <w:spacing w:after="0" w:line="240"/>
-              <w:jc w:val="right"/>
-            </w:pPr>
-            <w:r>
-              <w:rPr>
-                <w:rFonts w:ascii="Times New Roman" w:cs="Times New Roman" w:eastAsia="Times New Roman" w:hAnsi="Times New Roman"/>
-                <w:b w:val="false"/>
-                <w:bCs w:val="false"/>
-                <w:color w:val="000000"/>
-                <w:sz w:val="17"/>
-                <w:szCs w:val="17"/>
-              </w:rPr>
-              <w:t xml:space="preserve">-0.051</w:t>
             </w:r>
           </w:p>
         </w:tc>
@@ -18971,7 +20233,7 @@
                 <w:sz w:val="17"/>
                 <w:szCs w:val="17"/>
               </w:rPr>
-              <w:t xml:space="preserve">AZH and Kvasir-sessile</w:t>
+              <w:t xml:space="preserve">Medetec and CVC-ClinicDB</w:t>
             </w:r>
           </w:p>
         </w:tc>
@@ -19029,7 +20291,7 @@
                 <w:sz w:val="17"/>
                 <w:szCs w:val="17"/>
               </w:rPr>
-              <w:t xml:space="preserve">-0.277</w:t>
+              <w:t xml:space="preserve">+0.027</w:t>
             </w:r>
           </w:p>
         </w:tc>
@@ -19058,7 +20320,7 @@
                 <w:sz w:val="17"/>
                 <w:szCs w:val="17"/>
               </w:rPr>
-              <w:t xml:space="preserve">-0.092</w:t>
+              <w:t xml:space="preserve">+0.385</w:t>
             </w:r>
           </w:p>
         </w:tc>
@@ -19087,7 +20349,7 @@
                 <w:sz w:val="17"/>
                 <w:szCs w:val="17"/>
               </w:rPr>
-              <w:t xml:space="preserve">+0.486</w:t>
+              <w:t xml:space="preserve">+0.152</w:t>
             </w:r>
           </w:p>
         </w:tc>
@@ -19121,7 +20383,7 @@
                 <w:sz w:val="17"/>
                 <w:szCs w:val="17"/>
               </w:rPr>
-              <w:t xml:space="preserve">Medetec and TN3K</w:t>
+              <w:t xml:space="preserve">Medetec and Kvasir-sessile</w:t>
             </w:r>
           </w:p>
         </w:tc>
@@ -19179,7 +20441,7 @@
                 <w:sz w:val="17"/>
                 <w:szCs w:val="17"/>
               </w:rPr>
-              <w:t xml:space="preserve">-0.295</w:t>
+              <w:t xml:space="preserve">-0.042</w:t>
             </w:r>
           </w:p>
         </w:tc>
@@ -19208,7 +20470,7 @@
                 <w:sz w:val="17"/>
                 <w:szCs w:val="17"/>
               </w:rPr>
-              <w:t xml:space="preserve">-0.326</w:t>
+              <w:t xml:space="preserve">+0.370</w:t>
             </w:r>
           </w:p>
         </w:tc>
@@ -19237,7 +20499,7 @@
                 <w:sz w:val="17"/>
                 <w:szCs w:val="17"/>
               </w:rPr>
-              <w:t xml:space="preserve">+0.208</w:t>
+              <w:t xml:space="preserve">+0.121</w:t>
             </w:r>
           </w:p>
         </w:tc>
@@ -19271,7 +20533,7 @@
                 <w:sz w:val="17"/>
                 <w:szCs w:val="17"/>
               </w:rPr>
-              <w:t xml:space="preserve">AZH and CVC-ColonDB</w:t>
+              <w:t xml:space="preserve">CO2Wounds and PH2</w:t>
             </w:r>
           </w:p>
         </w:tc>
@@ -19329,7 +20591,7 @@
                 <w:sz w:val="17"/>
                 <w:szCs w:val="17"/>
               </w:rPr>
-              <w:t xml:space="preserve">-0.330</w:t>
+              <w:t xml:space="preserve">-0.052</w:t>
             </w:r>
           </w:p>
         </w:tc>
@@ -19358,7 +20620,7 @@
                 <w:sz w:val="17"/>
                 <w:szCs w:val="17"/>
               </w:rPr>
-              <w:t xml:space="preserve">-0.077</w:t>
+              <w:t xml:space="preserve">+0.591</w:t>
             </w:r>
           </w:p>
         </w:tc>
@@ -19387,7 +20649,7 @@
                 <w:sz w:val="17"/>
                 <w:szCs w:val="17"/>
               </w:rPr>
-              <w:t xml:space="preserve">+0.319</w:t>
+              <w:t xml:space="preserve">+0.793</w:t>
             </w:r>
           </w:p>
         </w:tc>
@@ -19421,6 +20683,1356 @@
                 <w:sz w:val="17"/>
                 <w:szCs w:val="17"/>
               </w:rPr>
+              <w:t xml:space="preserve">Medetec and CVC-ColonDB</w:t>
+            </w:r>
+          </w:p>
+        </w:tc>
+        <w:tc>
+          <w:tcPr>
+            <w:tcW w:type="dxa" w:w="1900"/>
+            <w:tcMar>
+              <w:top w:type="dxa" w:w="60"/>
+              <w:left w:type="dxa" w:w="90"/>
+              <w:bottom w:type="dxa" w:w="60"/>
+              <w:right w:type="dxa" w:w="90"/>
+            </w:tcMar>
+          </w:tcPr>
+          <w:p>
+            <w:pPr>
+              <w:keepNext w:val="false"/>
+              <w:spacing w:after="0" w:line="240"/>
+              <w:jc w:val="left"/>
+            </w:pPr>
+            <w:r>
+              <w:rPr>
+                <w:rFonts w:ascii="Times New Roman" w:cs="Times New Roman" w:eastAsia="Times New Roman" w:hAnsi="Times New Roman"/>
+                <w:b w:val="false"/>
+                <w:bCs w:val="false"/>
+                <w:color w:val="000000"/>
+                <w:sz w:val="17"/>
+                <w:szCs w:val="17"/>
+              </w:rPr>
+              <w:t xml:space="preserve">Across modality</w:t>
+            </w:r>
+          </w:p>
+        </w:tc>
+        <w:tc>
+          <w:tcPr>
+            <w:tcW w:type="dxa" w:w="1300"/>
+            <w:tcMar>
+              <w:top w:type="dxa" w:w="60"/>
+              <w:left w:type="dxa" w:w="90"/>
+              <w:bottom w:type="dxa" w:w="60"/>
+              <w:right w:type="dxa" w:w="90"/>
+            </w:tcMar>
+          </w:tcPr>
+          <w:p>
+            <w:pPr>
+              <w:keepNext w:val="false"/>
+              <w:spacing w:after="0" w:line="240"/>
+              <w:jc w:val="right"/>
+            </w:pPr>
+            <w:r>
+              <w:rPr>
+                <w:rFonts w:ascii="Times New Roman" w:cs="Times New Roman" w:eastAsia="Times New Roman" w:hAnsi="Times New Roman"/>
+                <w:b w:val="false"/>
+                <w:bCs w:val="false"/>
+                <w:color w:val="000000"/>
+                <w:sz w:val="17"/>
+                <w:szCs w:val="17"/>
+              </w:rPr>
+              <w:t xml:space="preserve">-0.068</w:t>
+            </w:r>
+          </w:p>
+        </w:tc>
+        <w:tc>
+          <w:tcPr>
+            <w:tcW w:type="dxa" w:w="1330"/>
+            <w:tcMar>
+              <w:top w:type="dxa" w:w="60"/>
+              <w:left w:type="dxa" w:w="90"/>
+              <w:bottom w:type="dxa" w:w="60"/>
+              <w:right w:type="dxa" w:w="90"/>
+            </w:tcMar>
+          </w:tcPr>
+          <w:p>
+            <w:pPr>
+              <w:keepNext w:val="false"/>
+              <w:spacing w:after="0" w:line="240"/>
+              <w:jc w:val="right"/>
+            </w:pPr>
+            <w:r>
+              <w:rPr>
+                <w:rFonts w:ascii="Times New Roman" w:cs="Times New Roman" w:eastAsia="Times New Roman" w:hAnsi="Times New Roman"/>
+                <w:b w:val="false"/>
+                <w:bCs w:val="false"/>
+                <w:color w:val="000000"/>
+                <w:sz w:val="17"/>
+                <w:szCs w:val="17"/>
+              </w:rPr>
+              <w:t xml:space="preserve">+0.381</w:t>
+            </w:r>
+          </w:p>
+        </w:tc>
+        <w:tc>
+          <w:tcPr>
+            <w:tcW w:type="dxa" w:w="1330"/>
+            <w:tcMar>
+              <w:top w:type="dxa" w:w="60"/>
+              <w:left w:type="dxa" w:w="90"/>
+              <w:bottom w:type="dxa" w:w="60"/>
+              <w:right w:type="dxa" w:w="90"/>
+            </w:tcMar>
+          </w:tcPr>
+          <w:p>
+            <w:pPr>
+              <w:keepNext w:val="false"/>
+              <w:spacing w:after="0" w:line="240"/>
+              <w:jc w:val="right"/>
+            </w:pPr>
+            <w:r>
+              <w:rPr>
+                <w:rFonts w:ascii="Times New Roman" w:cs="Times New Roman" w:eastAsia="Times New Roman" w:hAnsi="Times New Roman"/>
+                <w:b w:val="false"/>
+                <w:bCs w:val="false"/>
+                <w:color w:val="000000"/>
+                <w:sz w:val="17"/>
+                <w:szCs w:val="17"/>
+              </w:rPr>
+              <w:t xml:space="preserve">+0.007</w:t>
+            </w:r>
+          </w:p>
+        </w:tc>
+      </w:tr>
+      <w:tr>
+        <w:trPr>
+          <w:cantSplit/>
+        </w:trPr>
+        <w:tc>
+          <w:tcPr>
+            <w:tcW w:type="dxa" w:w="3500"/>
+            <w:tcMar>
+              <w:top w:type="dxa" w:w="60"/>
+              <w:left w:type="dxa" w:w="90"/>
+              <w:bottom w:type="dxa" w:w="60"/>
+              <w:right w:type="dxa" w:w="90"/>
+            </w:tcMar>
+          </w:tcPr>
+          <w:p>
+            <w:pPr>
+              <w:keepNext w:val="false"/>
+              <w:spacing w:after="0" w:line="240"/>
+              <w:jc w:val="left"/>
+            </w:pPr>
+            <w:r>
+              <w:rPr>
+                <w:rFonts w:ascii="Times New Roman" w:cs="Times New Roman" w:eastAsia="Times New Roman" w:hAnsi="Times New Roman"/>
+                <w:b w:val="false"/>
+                <w:bCs w:val="false"/>
+                <w:color w:val="000000"/>
+                <w:sz w:val="17"/>
+                <w:szCs w:val="17"/>
+              </w:rPr>
+              <w:t xml:space="preserve">CO2Wounds and ETIS-Larib</w:t>
+            </w:r>
+          </w:p>
+        </w:tc>
+        <w:tc>
+          <w:tcPr>
+            <w:tcW w:type="dxa" w:w="1900"/>
+            <w:tcMar>
+              <w:top w:type="dxa" w:w="60"/>
+              <w:left w:type="dxa" w:w="90"/>
+              <w:bottom w:type="dxa" w:w="60"/>
+              <w:right w:type="dxa" w:w="90"/>
+            </w:tcMar>
+          </w:tcPr>
+          <w:p>
+            <w:pPr>
+              <w:keepNext w:val="false"/>
+              <w:spacing w:after="0" w:line="240"/>
+              <w:jc w:val="left"/>
+            </w:pPr>
+            <w:r>
+              <w:rPr>
+                <w:rFonts w:ascii="Times New Roman" w:cs="Times New Roman" w:eastAsia="Times New Roman" w:hAnsi="Times New Roman"/>
+                <w:b w:val="false"/>
+                <w:bCs w:val="false"/>
+                <w:color w:val="000000"/>
+                <w:sz w:val="17"/>
+                <w:szCs w:val="17"/>
+              </w:rPr>
+              <w:t xml:space="preserve">Across modality</w:t>
+            </w:r>
+          </w:p>
+        </w:tc>
+        <w:tc>
+          <w:tcPr>
+            <w:tcW w:type="dxa" w:w="1300"/>
+            <w:tcMar>
+              <w:top w:type="dxa" w:w="60"/>
+              <w:left w:type="dxa" w:w="90"/>
+              <w:bottom w:type="dxa" w:w="60"/>
+              <w:right w:type="dxa" w:w="90"/>
+            </w:tcMar>
+          </w:tcPr>
+          <w:p>
+            <w:pPr>
+              <w:keepNext w:val="false"/>
+              <w:spacing w:after="0" w:line="240"/>
+              <w:jc w:val="right"/>
+            </w:pPr>
+            <w:r>
+              <w:rPr>
+                <w:rFonts w:ascii="Times New Roman" w:cs="Times New Roman" w:eastAsia="Times New Roman" w:hAnsi="Times New Roman"/>
+                <w:b w:val="false"/>
+                <w:bCs w:val="false"/>
+                <w:color w:val="000000"/>
+                <w:sz w:val="17"/>
+                <w:szCs w:val="17"/>
+              </w:rPr>
+              <w:t xml:space="preserve">-0.120</w:t>
+            </w:r>
+          </w:p>
+        </w:tc>
+        <w:tc>
+          <w:tcPr>
+            <w:tcW w:type="dxa" w:w="1330"/>
+            <w:tcMar>
+              <w:top w:type="dxa" w:w="60"/>
+              <w:left w:type="dxa" w:w="90"/>
+              <w:bottom w:type="dxa" w:w="60"/>
+              <w:right w:type="dxa" w:w="90"/>
+            </w:tcMar>
+          </w:tcPr>
+          <w:p>
+            <w:pPr>
+              <w:keepNext w:val="false"/>
+              <w:spacing w:after="0" w:line="240"/>
+              <w:jc w:val="right"/>
+            </w:pPr>
+            <w:r>
+              <w:rPr>
+                <w:rFonts w:ascii="Times New Roman" w:cs="Times New Roman" w:eastAsia="Times New Roman" w:hAnsi="Times New Roman"/>
+                <w:b w:val="false"/>
+                <w:bCs w:val="false"/>
+                <w:color w:val="000000"/>
+                <w:sz w:val="17"/>
+                <w:szCs w:val="17"/>
+              </w:rPr>
+              <w:t xml:space="preserve">+0.273</w:t>
+            </w:r>
+          </w:p>
+        </w:tc>
+        <w:tc>
+          <w:tcPr>
+            <w:tcW w:type="dxa" w:w="1330"/>
+            <w:tcMar>
+              <w:top w:type="dxa" w:w="60"/>
+              <w:left w:type="dxa" w:w="90"/>
+              <w:bottom w:type="dxa" w:w="60"/>
+              <w:right w:type="dxa" w:w="90"/>
+            </w:tcMar>
+          </w:tcPr>
+          <w:p>
+            <w:pPr>
+              <w:keepNext w:val="false"/>
+              <w:spacing w:after="0" w:line="240"/>
+              <w:jc w:val="right"/>
+            </w:pPr>
+            <w:r>
+              <w:rPr>
+                <w:rFonts w:ascii="Times New Roman" w:cs="Times New Roman" w:eastAsia="Times New Roman" w:hAnsi="Times New Roman"/>
+                <w:b w:val="false"/>
+                <w:bCs w:val="false"/>
+                <w:color w:val="000000"/>
+                <w:sz w:val="17"/>
+                <w:szCs w:val="17"/>
+              </w:rPr>
+              <w:t xml:space="preserve">+0.767</w:t>
+            </w:r>
+          </w:p>
+        </w:tc>
+      </w:tr>
+      <w:tr>
+        <w:trPr>
+          <w:cantSplit/>
+        </w:trPr>
+        <w:tc>
+          <w:tcPr>
+            <w:tcW w:type="dxa" w:w="3500"/>
+            <w:tcMar>
+              <w:top w:type="dxa" w:w="60"/>
+              <w:left w:type="dxa" w:w="90"/>
+              <w:bottom w:type="dxa" w:w="60"/>
+              <w:right w:type="dxa" w:w="90"/>
+            </w:tcMar>
+          </w:tcPr>
+          <w:p>
+            <w:pPr>
+              <w:keepNext w:val="false"/>
+              <w:spacing w:after="0" w:line="240"/>
+              <w:jc w:val="left"/>
+            </w:pPr>
+            <w:r>
+              <w:rPr>
+                <w:rFonts w:ascii="Times New Roman" w:cs="Times New Roman" w:eastAsia="Times New Roman" w:hAnsi="Times New Roman"/>
+                <w:b w:val="false"/>
+                <w:bCs w:val="false"/>
+                <w:color w:val="000000"/>
+                <w:sz w:val="17"/>
+                <w:szCs w:val="17"/>
+              </w:rPr>
+              <w:t xml:space="preserve">Medetec and ETIS-Larib</w:t>
+            </w:r>
+          </w:p>
+        </w:tc>
+        <w:tc>
+          <w:tcPr>
+            <w:tcW w:type="dxa" w:w="1900"/>
+            <w:tcMar>
+              <w:top w:type="dxa" w:w="60"/>
+              <w:left w:type="dxa" w:w="90"/>
+              <w:bottom w:type="dxa" w:w="60"/>
+              <w:right w:type="dxa" w:w="90"/>
+            </w:tcMar>
+          </w:tcPr>
+          <w:p>
+            <w:pPr>
+              <w:keepNext w:val="false"/>
+              <w:spacing w:after="0" w:line="240"/>
+              <w:jc w:val="left"/>
+            </w:pPr>
+            <w:r>
+              <w:rPr>
+                <w:rFonts w:ascii="Times New Roman" w:cs="Times New Roman" w:eastAsia="Times New Roman" w:hAnsi="Times New Roman"/>
+                <w:b w:val="false"/>
+                <w:bCs w:val="false"/>
+                <w:color w:val="000000"/>
+                <w:sz w:val="17"/>
+                <w:szCs w:val="17"/>
+              </w:rPr>
+              <w:t xml:space="preserve">Across modality</w:t>
+            </w:r>
+          </w:p>
+        </w:tc>
+        <w:tc>
+          <w:tcPr>
+            <w:tcW w:type="dxa" w:w="1300"/>
+            <w:tcMar>
+              <w:top w:type="dxa" w:w="60"/>
+              <w:left w:type="dxa" w:w="90"/>
+              <w:bottom w:type="dxa" w:w="60"/>
+              <w:right w:type="dxa" w:w="90"/>
+            </w:tcMar>
+          </w:tcPr>
+          <w:p>
+            <w:pPr>
+              <w:keepNext w:val="false"/>
+              <w:spacing w:after="0" w:line="240"/>
+              <w:jc w:val="right"/>
+            </w:pPr>
+            <w:r>
+              <w:rPr>
+                <w:rFonts w:ascii="Times New Roman" w:cs="Times New Roman" w:eastAsia="Times New Roman" w:hAnsi="Times New Roman"/>
+                <w:b w:val="false"/>
+                <w:bCs w:val="false"/>
+                <w:color w:val="000000"/>
+                <w:sz w:val="17"/>
+                <w:szCs w:val="17"/>
+              </w:rPr>
+              <w:t xml:space="preserve">-0.158</w:t>
+            </w:r>
+          </w:p>
+        </w:tc>
+        <w:tc>
+          <w:tcPr>
+            <w:tcW w:type="dxa" w:w="1330"/>
+            <w:tcMar>
+              <w:top w:type="dxa" w:w="60"/>
+              <w:left w:type="dxa" w:w="90"/>
+              <w:bottom w:type="dxa" w:w="60"/>
+              <w:right w:type="dxa" w:w="90"/>
+            </w:tcMar>
+          </w:tcPr>
+          <w:p>
+            <w:pPr>
+              <w:keepNext w:val="false"/>
+              <w:spacing w:after="0" w:line="240"/>
+              <w:jc w:val="right"/>
+            </w:pPr>
+            <w:r>
+              <w:rPr>
+                <w:rFonts w:ascii="Times New Roman" w:cs="Times New Roman" w:eastAsia="Times New Roman" w:hAnsi="Times New Roman"/>
+                <w:b w:val="false"/>
+                <w:bCs w:val="false"/>
+                <w:color w:val="000000"/>
+                <w:sz w:val="17"/>
+                <w:szCs w:val="17"/>
+              </w:rPr>
+              <w:t xml:space="preserve">+0.216</w:t>
+            </w:r>
+          </w:p>
+        </w:tc>
+        <w:tc>
+          <w:tcPr>
+            <w:tcW w:type="dxa" w:w="1330"/>
+            <w:tcMar>
+              <w:top w:type="dxa" w:w="60"/>
+              <w:left w:type="dxa" w:w="90"/>
+              <w:bottom w:type="dxa" w:w="60"/>
+              <w:right w:type="dxa" w:w="90"/>
+            </w:tcMar>
+          </w:tcPr>
+          <w:p>
+            <w:pPr>
+              <w:keepNext w:val="false"/>
+              <w:spacing w:after="0" w:line="240"/>
+              <w:jc w:val="right"/>
+            </w:pPr>
+            <w:r>
+              <w:rPr>
+                <w:rFonts w:ascii="Times New Roman" w:cs="Times New Roman" w:eastAsia="Times New Roman" w:hAnsi="Times New Roman"/>
+                <w:b w:val="false"/>
+                <w:bCs w:val="false"/>
+                <w:color w:val="000000"/>
+                <w:sz w:val="17"/>
+                <w:szCs w:val="17"/>
+              </w:rPr>
+              <w:t xml:space="preserve">-0.051</w:t>
+            </w:r>
+          </w:p>
+        </w:tc>
+      </w:tr>
+      <w:tr>
+        <w:trPr>
+          <w:cantSplit/>
+        </w:trPr>
+        <w:tc>
+          <w:tcPr>
+            <w:tcW w:type="dxa" w:w="3500"/>
+            <w:tcMar>
+              <w:top w:type="dxa" w:w="60"/>
+              <w:left w:type="dxa" w:w="90"/>
+              <w:bottom w:type="dxa" w:w="60"/>
+              <w:right w:type="dxa" w:w="90"/>
+            </w:tcMar>
+          </w:tcPr>
+          <w:p>
+            <w:pPr>
+              <w:keepNext w:val="false"/>
+              <w:spacing w:after="0" w:line="240"/>
+              <w:jc w:val="left"/>
+            </w:pPr>
+            <w:r>
+              <w:rPr>
+                <w:rFonts w:ascii="Times New Roman" w:cs="Times New Roman" w:eastAsia="Times New Roman" w:hAnsi="Times New Roman"/>
+                <w:b w:val="false"/>
+                <w:bCs w:val="false"/>
+                <w:color w:val="000000"/>
+                <w:sz w:val="17"/>
+                <w:szCs w:val="17"/>
+              </w:rPr>
+              <w:t xml:space="preserve">AZH and Kvasir</w:t>
+            </w:r>
+          </w:p>
+        </w:tc>
+        <w:tc>
+          <w:tcPr>
+            <w:tcW w:type="dxa" w:w="1900"/>
+            <w:tcMar>
+              <w:top w:type="dxa" w:w="60"/>
+              <w:left w:type="dxa" w:w="90"/>
+              <w:bottom w:type="dxa" w:w="60"/>
+              <w:right w:type="dxa" w:w="90"/>
+            </w:tcMar>
+          </w:tcPr>
+          <w:p>
+            <w:pPr>
+              <w:keepNext w:val="false"/>
+              <w:spacing w:after="0" w:line="240"/>
+              <w:jc w:val="left"/>
+            </w:pPr>
+            <w:r>
+              <w:rPr>
+                <w:rFonts w:ascii="Times New Roman" w:cs="Times New Roman" w:eastAsia="Times New Roman" w:hAnsi="Times New Roman"/>
+                <w:b w:val="false"/>
+                <w:bCs w:val="false"/>
+                <w:color w:val="000000"/>
+                <w:sz w:val="17"/>
+                <w:szCs w:val="17"/>
+              </w:rPr>
+              <w:t xml:space="preserve">Across modality</w:t>
+            </w:r>
+          </w:p>
+        </w:tc>
+        <w:tc>
+          <w:tcPr>
+            <w:tcW w:type="dxa" w:w="1300"/>
+            <w:tcMar>
+              <w:top w:type="dxa" w:w="60"/>
+              <w:left w:type="dxa" w:w="90"/>
+              <w:bottom w:type="dxa" w:w="60"/>
+              <w:right w:type="dxa" w:w="90"/>
+            </w:tcMar>
+          </w:tcPr>
+          <w:p>
+            <w:pPr>
+              <w:keepNext w:val="false"/>
+              <w:spacing w:after="0" w:line="240"/>
+              <w:jc w:val="right"/>
+            </w:pPr>
+            <w:r>
+              <w:rPr>
+                <w:rFonts w:ascii="Times New Roman" w:cs="Times New Roman" w:eastAsia="Times New Roman" w:hAnsi="Times New Roman"/>
+                <w:b w:val="false"/>
+                <w:bCs w:val="false"/>
+                <w:color w:val="000000"/>
+                <w:sz w:val="17"/>
+                <w:szCs w:val="17"/>
+              </w:rPr>
+              <w:t xml:space="preserve">-0.203</w:t>
+            </w:r>
+          </w:p>
+        </w:tc>
+        <w:tc>
+          <w:tcPr>
+            <w:tcW w:type="dxa" w:w="1330"/>
+            <w:tcMar>
+              <w:top w:type="dxa" w:w="60"/>
+              <w:left w:type="dxa" w:w="90"/>
+              <w:bottom w:type="dxa" w:w="60"/>
+              <w:right w:type="dxa" w:w="90"/>
+            </w:tcMar>
+          </w:tcPr>
+          <w:p>
+            <w:pPr>
+              <w:keepNext w:val="false"/>
+              <w:spacing w:after="0" w:line="240"/>
+              <w:jc w:val="right"/>
+            </w:pPr>
+            <w:r>
+              <w:rPr>
+                <w:rFonts w:ascii="Times New Roman" w:cs="Times New Roman" w:eastAsia="Times New Roman" w:hAnsi="Times New Roman"/>
+                <w:b w:val="false"/>
+                <w:bCs w:val="false"/>
+                <w:color w:val="000000"/>
+                <w:sz w:val="17"/>
+                <w:szCs w:val="17"/>
+              </w:rPr>
+              <w:t xml:space="preserve">-0.069</w:t>
+            </w:r>
+          </w:p>
+        </w:tc>
+        <w:tc>
+          <w:tcPr>
+            <w:tcW w:type="dxa" w:w="1330"/>
+            <w:tcMar>
+              <w:top w:type="dxa" w:w="60"/>
+              <w:left w:type="dxa" w:w="90"/>
+              <w:bottom w:type="dxa" w:w="60"/>
+              <w:right w:type="dxa" w:w="90"/>
+            </w:tcMar>
+          </w:tcPr>
+          <w:p>
+            <w:pPr>
+              <w:keepNext w:val="false"/>
+              <w:spacing w:after="0" w:line="240"/>
+              <w:jc w:val="right"/>
+            </w:pPr>
+            <w:r>
+              <w:rPr>
+                <w:rFonts w:ascii="Times New Roman" w:cs="Times New Roman" w:eastAsia="Times New Roman" w:hAnsi="Times New Roman"/>
+                <w:b w:val="false"/>
+                <w:bCs w:val="false"/>
+                <w:color w:val="000000"/>
+                <w:sz w:val="17"/>
+                <w:szCs w:val="17"/>
+              </w:rPr>
+              <w:t xml:space="preserve">+0.543</w:t>
+            </w:r>
+          </w:p>
+        </w:tc>
+      </w:tr>
+      <w:tr>
+        <w:trPr>
+          <w:cantSplit/>
+        </w:trPr>
+        <w:tc>
+          <w:tcPr>
+            <w:tcW w:type="dxa" w:w="3500"/>
+            <w:tcMar>
+              <w:top w:type="dxa" w:w="60"/>
+              <w:left w:type="dxa" w:w="90"/>
+              <w:bottom w:type="dxa" w:w="60"/>
+              <w:right w:type="dxa" w:w="90"/>
+            </w:tcMar>
+          </w:tcPr>
+          <w:p>
+            <w:pPr>
+              <w:keepNext w:val="false"/>
+              <w:spacing w:after="0" w:line="240"/>
+              <w:jc w:val="left"/>
+            </w:pPr>
+            <w:r>
+              <w:rPr>
+                <w:rFonts w:ascii="Times New Roman" w:cs="Times New Roman" w:eastAsia="Times New Roman" w:hAnsi="Times New Roman"/>
+                <w:b w:val="false"/>
+                <w:bCs w:val="false"/>
+                <w:color w:val="000000"/>
+                <w:sz w:val="17"/>
+                <w:szCs w:val="17"/>
+              </w:rPr>
+              <w:t xml:space="preserve">AZH and CVC-ClinicDB</w:t>
+            </w:r>
+          </w:p>
+        </w:tc>
+        <w:tc>
+          <w:tcPr>
+            <w:tcW w:type="dxa" w:w="1900"/>
+            <w:tcMar>
+              <w:top w:type="dxa" w:w="60"/>
+              <w:left w:type="dxa" w:w="90"/>
+              <w:bottom w:type="dxa" w:w="60"/>
+              <w:right w:type="dxa" w:w="90"/>
+            </w:tcMar>
+          </w:tcPr>
+          <w:p>
+            <w:pPr>
+              <w:keepNext w:val="false"/>
+              <w:spacing w:after="0" w:line="240"/>
+              <w:jc w:val="left"/>
+            </w:pPr>
+            <w:r>
+              <w:rPr>
+                <w:rFonts w:ascii="Times New Roman" w:cs="Times New Roman" w:eastAsia="Times New Roman" w:hAnsi="Times New Roman"/>
+                <w:b w:val="false"/>
+                <w:bCs w:val="false"/>
+                <w:color w:val="000000"/>
+                <w:sz w:val="17"/>
+                <w:szCs w:val="17"/>
+              </w:rPr>
+              <w:t xml:space="preserve">Across modality</w:t>
+            </w:r>
+          </w:p>
+        </w:tc>
+        <w:tc>
+          <w:tcPr>
+            <w:tcW w:type="dxa" w:w="1300"/>
+            <w:tcMar>
+              <w:top w:type="dxa" w:w="60"/>
+              <w:left w:type="dxa" w:w="90"/>
+              <w:bottom w:type="dxa" w:w="60"/>
+              <w:right w:type="dxa" w:w="90"/>
+            </w:tcMar>
+          </w:tcPr>
+          <w:p>
+            <w:pPr>
+              <w:keepNext w:val="false"/>
+              <w:spacing w:after="0" w:line="240"/>
+              <w:jc w:val="right"/>
+            </w:pPr>
+            <w:r>
+              <w:rPr>
+                <w:rFonts w:ascii="Times New Roman" w:cs="Times New Roman" w:eastAsia="Times New Roman" w:hAnsi="Times New Roman"/>
+                <w:b w:val="false"/>
+                <w:bCs w:val="false"/>
+                <w:color w:val="000000"/>
+                <w:sz w:val="17"/>
+                <w:szCs w:val="17"/>
+              </w:rPr>
+              <w:t xml:space="preserve">-0.231</w:t>
+            </w:r>
+          </w:p>
+        </w:tc>
+        <w:tc>
+          <w:tcPr>
+            <w:tcW w:type="dxa" w:w="1330"/>
+            <w:tcMar>
+              <w:top w:type="dxa" w:w="60"/>
+              <w:left w:type="dxa" w:w="90"/>
+              <w:bottom w:type="dxa" w:w="60"/>
+              <w:right w:type="dxa" w:w="90"/>
+            </w:tcMar>
+          </w:tcPr>
+          <w:p>
+            <w:pPr>
+              <w:keepNext w:val="false"/>
+              <w:spacing w:after="0" w:line="240"/>
+              <w:jc w:val="right"/>
+            </w:pPr>
+            <w:r>
+              <w:rPr>
+                <w:rFonts w:ascii="Times New Roman" w:cs="Times New Roman" w:eastAsia="Times New Roman" w:hAnsi="Times New Roman"/>
+                <w:b w:val="false"/>
+                <w:bCs w:val="false"/>
+                <w:color w:val="000000"/>
+                <w:sz w:val="17"/>
+                <w:szCs w:val="17"/>
+              </w:rPr>
+              <w:t xml:space="preserve">-0.108</w:t>
+            </w:r>
+          </w:p>
+        </w:tc>
+        <w:tc>
+          <w:tcPr>
+            <w:tcW w:type="dxa" w:w="1330"/>
+            <w:tcMar>
+              <w:top w:type="dxa" w:w="60"/>
+              <w:left w:type="dxa" w:w="90"/>
+              <w:bottom w:type="dxa" w:w="60"/>
+              <w:right w:type="dxa" w:w="90"/>
+            </w:tcMar>
+          </w:tcPr>
+          <w:p>
+            <w:pPr>
+              <w:keepNext w:val="false"/>
+              <w:spacing w:after="0" w:line="240"/>
+              <w:jc w:val="right"/>
+            </w:pPr>
+            <w:r>
+              <w:rPr>
+                <w:rFonts w:ascii="Times New Roman" w:cs="Times New Roman" w:eastAsia="Times New Roman" w:hAnsi="Times New Roman"/>
+                <w:b w:val="false"/>
+                <w:bCs w:val="false"/>
+                <w:color w:val="000000"/>
+                <w:sz w:val="17"/>
+                <w:szCs w:val="17"/>
+              </w:rPr>
+              <w:t xml:space="preserve">+0.481</w:t>
+            </w:r>
+          </w:p>
+        </w:tc>
+      </w:tr>
+      <w:tr>
+        <w:trPr>
+          <w:cantSplit/>
+        </w:trPr>
+        <w:tc>
+          <w:tcPr>
+            <w:tcW w:type="dxa" w:w="3500"/>
+            <w:tcMar>
+              <w:top w:type="dxa" w:w="60"/>
+              <w:left w:type="dxa" w:w="90"/>
+              <w:bottom w:type="dxa" w:w="60"/>
+              <w:right w:type="dxa" w:w="90"/>
+            </w:tcMar>
+          </w:tcPr>
+          <w:p>
+            <w:pPr>
+              <w:keepNext w:val="false"/>
+              <w:spacing w:after="0" w:line="240"/>
+              <w:jc w:val="left"/>
+            </w:pPr>
+            <w:r>
+              <w:rPr>
+                <w:rFonts w:ascii="Times New Roman" w:cs="Times New Roman" w:eastAsia="Times New Roman" w:hAnsi="Times New Roman"/>
+                <w:b w:val="false"/>
+                <w:bCs w:val="false"/>
+                <w:color w:val="000000"/>
+                <w:sz w:val="17"/>
+                <w:szCs w:val="17"/>
+              </w:rPr>
+              <w:t xml:space="preserve">Medetec and PH2</w:t>
+            </w:r>
+          </w:p>
+        </w:tc>
+        <w:tc>
+          <w:tcPr>
+            <w:tcW w:type="dxa" w:w="1900"/>
+            <w:tcMar>
+              <w:top w:type="dxa" w:w="60"/>
+              <w:left w:type="dxa" w:w="90"/>
+              <w:bottom w:type="dxa" w:w="60"/>
+              <w:right w:type="dxa" w:w="90"/>
+            </w:tcMar>
+          </w:tcPr>
+          <w:p>
+            <w:pPr>
+              <w:keepNext w:val="false"/>
+              <w:spacing w:after="0" w:line="240"/>
+              <w:jc w:val="left"/>
+            </w:pPr>
+            <w:r>
+              <w:rPr>
+                <w:rFonts w:ascii="Times New Roman" w:cs="Times New Roman" w:eastAsia="Times New Roman" w:hAnsi="Times New Roman"/>
+                <w:b w:val="false"/>
+                <w:bCs w:val="false"/>
+                <w:color w:val="000000"/>
+                <w:sz w:val="17"/>
+                <w:szCs w:val="17"/>
+              </w:rPr>
+              <w:t xml:space="preserve">Across modality</w:t>
+            </w:r>
+          </w:p>
+        </w:tc>
+        <w:tc>
+          <w:tcPr>
+            <w:tcW w:type="dxa" w:w="1300"/>
+            <w:tcMar>
+              <w:top w:type="dxa" w:w="60"/>
+              <w:left w:type="dxa" w:w="90"/>
+              <w:bottom w:type="dxa" w:w="60"/>
+              <w:right w:type="dxa" w:w="90"/>
+            </w:tcMar>
+          </w:tcPr>
+          <w:p>
+            <w:pPr>
+              <w:keepNext w:val="false"/>
+              <w:spacing w:after="0" w:line="240"/>
+              <w:jc w:val="right"/>
+            </w:pPr>
+            <w:r>
+              <w:rPr>
+                <w:rFonts w:ascii="Times New Roman" w:cs="Times New Roman" w:eastAsia="Times New Roman" w:hAnsi="Times New Roman"/>
+                <w:b w:val="false"/>
+                <w:bCs w:val="false"/>
+                <w:color w:val="000000"/>
+                <w:sz w:val="17"/>
+                <w:szCs w:val="17"/>
+              </w:rPr>
+              <w:t xml:space="preserve">-0.238</w:t>
+            </w:r>
+          </w:p>
+        </w:tc>
+        <w:tc>
+          <w:tcPr>
+            <w:tcW w:type="dxa" w:w="1330"/>
+            <w:tcMar>
+              <w:top w:type="dxa" w:w="60"/>
+              <w:left w:type="dxa" w:w="90"/>
+              <w:bottom w:type="dxa" w:w="60"/>
+              <w:right w:type="dxa" w:w="90"/>
+            </w:tcMar>
+          </w:tcPr>
+          <w:p>
+            <w:pPr>
+              <w:keepNext w:val="false"/>
+              <w:spacing w:after="0" w:line="240"/>
+              <w:jc w:val="right"/>
+            </w:pPr>
+            <w:r>
+              <w:rPr>
+                <w:rFonts w:ascii="Times New Roman" w:cs="Times New Roman" w:eastAsia="Times New Roman" w:hAnsi="Times New Roman"/>
+                <w:b w:val="false"/>
+                <w:bCs w:val="false"/>
+                <w:color w:val="000000"/>
+                <w:sz w:val="17"/>
+                <w:szCs w:val="17"/>
+              </w:rPr>
+              <w:t xml:space="preserve">+0.191</w:t>
+            </w:r>
+          </w:p>
+        </w:tc>
+        <w:tc>
+          <w:tcPr>
+            <w:tcW w:type="dxa" w:w="1330"/>
+            <w:tcMar>
+              <w:top w:type="dxa" w:w="60"/>
+              <w:left w:type="dxa" w:w="90"/>
+              <w:bottom w:type="dxa" w:w="60"/>
+              <w:right w:type="dxa" w:w="90"/>
+            </w:tcMar>
+          </w:tcPr>
+          <w:p>
+            <w:pPr>
+              <w:keepNext w:val="false"/>
+              <w:spacing w:after="0" w:line="240"/>
+              <w:jc w:val="right"/>
+            </w:pPr>
+            <w:r>
+              <w:rPr>
+                <w:rFonts w:ascii="Times New Roman" w:cs="Times New Roman" w:eastAsia="Times New Roman" w:hAnsi="Times New Roman"/>
+                <w:b w:val="false"/>
+                <w:bCs w:val="false"/>
+                <w:color w:val="000000"/>
+                <w:sz w:val="17"/>
+                <w:szCs w:val="17"/>
+              </w:rPr>
+              <w:t xml:space="preserve">-0.051</w:t>
+            </w:r>
+          </w:p>
+        </w:tc>
+      </w:tr>
+      <w:tr>
+        <w:trPr>
+          <w:cantSplit/>
+        </w:trPr>
+        <w:tc>
+          <w:tcPr>
+            <w:tcW w:type="dxa" w:w="3500"/>
+            <w:tcMar>
+              <w:top w:type="dxa" w:w="60"/>
+              <w:left w:type="dxa" w:w="90"/>
+              <w:bottom w:type="dxa" w:w="60"/>
+              <w:right w:type="dxa" w:w="90"/>
+            </w:tcMar>
+          </w:tcPr>
+          <w:p>
+            <w:pPr>
+              <w:keepNext w:val="false"/>
+              <w:spacing w:after="0" w:line="240"/>
+              <w:jc w:val="left"/>
+            </w:pPr>
+            <w:r>
+              <w:rPr>
+                <w:rFonts w:ascii="Times New Roman" w:cs="Times New Roman" w:eastAsia="Times New Roman" w:hAnsi="Times New Roman"/>
+                <w:b w:val="false"/>
+                <w:bCs w:val="false"/>
+                <w:color w:val="000000"/>
+                <w:sz w:val="17"/>
+                <w:szCs w:val="17"/>
+              </w:rPr>
+              <w:t xml:space="preserve">AZH and Kvasir-sessile</w:t>
+            </w:r>
+          </w:p>
+        </w:tc>
+        <w:tc>
+          <w:tcPr>
+            <w:tcW w:type="dxa" w:w="1900"/>
+            <w:tcMar>
+              <w:top w:type="dxa" w:w="60"/>
+              <w:left w:type="dxa" w:w="90"/>
+              <w:bottom w:type="dxa" w:w="60"/>
+              <w:right w:type="dxa" w:w="90"/>
+            </w:tcMar>
+          </w:tcPr>
+          <w:p>
+            <w:pPr>
+              <w:keepNext w:val="false"/>
+              <w:spacing w:after="0" w:line="240"/>
+              <w:jc w:val="left"/>
+            </w:pPr>
+            <w:r>
+              <w:rPr>
+                <w:rFonts w:ascii="Times New Roman" w:cs="Times New Roman" w:eastAsia="Times New Roman" w:hAnsi="Times New Roman"/>
+                <w:b w:val="false"/>
+                <w:bCs w:val="false"/>
+                <w:color w:val="000000"/>
+                <w:sz w:val="17"/>
+                <w:szCs w:val="17"/>
+              </w:rPr>
+              <w:t xml:space="preserve">Across modality</w:t>
+            </w:r>
+          </w:p>
+        </w:tc>
+        <w:tc>
+          <w:tcPr>
+            <w:tcW w:type="dxa" w:w="1300"/>
+            <w:tcMar>
+              <w:top w:type="dxa" w:w="60"/>
+              <w:left w:type="dxa" w:w="90"/>
+              <w:bottom w:type="dxa" w:w="60"/>
+              <w:right w:type="dxa" w:w="90"/>
+            </w:tcMar>
+          </w:tcPr>
+          <w:p>
+            <w:pPr>
+              <w:keepNext w:val="false"/>
+              <w:spacing w:after="0" w:line="240"/>
+              <w:jc w:val="right"/>
+            </w:pPr>
+            <w:r>
+              <w:rPr>
+                <w:rFonts w:ascii="Times New Roman" w:cs="Times New Roman" w:eastAsia="Times New Roman" w:hAnsi="Times New Roman"/>
+                <w:b w:val="false"/>
+                <w:bCs w:val="false"/>
+                <w:color w:val="000000"/>
+                <w:sz w:val="17"/>
+                <w:szCs w:val="17"/>
+              </w:rPr>
+              <w:t xml:space="preserve">-0.277</w:t>
+            </w:r>
+          </w:p>
+        </w:tc>
+        <w:tc>
+          <w:tcPr>
+            <w:tcW w:type="dxa" w:w="1330"/>
+            <w:tcMar>
+              <w:top w:type="dxa" w:w="60"/>
+              <w:left w:type="dxa" w:w="90"/>
+              <w:bottom w:type="dxa" w:w="60"/>
+              <w:right w:type="dxa" w:w="90"/>
+            </w:tcMar>
+          </w:tcPr>
+          <w:p>
+            <w:pPr>
+              <w:keepNext w:val="false"/>
+              <w:spacing w:after="0" w:line="240"/>
+              <w:jc w:val="right"/>
+            </w:pPr>
+            <w:r>
+              <w:rPr>
+                <w:rFonts w:ascii="Times New Roman" w:cs="Times New Roman" w:eastAsia="Times New Roman" w:hAnsi="Times New Roman"/>
+                <w:b w:val="false"/>
+                <w:bCs w:val="false"/>
+                <w:color w:val="000000"/>
+                <w:sz w:val="17"/>
+                <w:szCs w:val="17"/>
+              </w:rPr>
+              <w:t xml:space="preserve">-0.092</w:t>
+            </w:r>
+          </w:p>
+        </w:tc>
+        <w:tc>
+          <w:tcPr>
+            <w:tcW w:type="dxa" w:w="1330"/>
+            <w:tcMar>
+              <w:top w:type="dxa" w:w="60"/>
+              <w:left w:type="dxa" w:w="90"/>
+              <w:bottom w:type="dxa" w:w="60"/>
+              <w:right w:type="dxa" w:w="90"/>
+            </w:tcMar>
+          </w:tcPr>
+          <w:p>
+            <w:pPr>
+              <w:keepNext w:val="false"/>
+              <w:spacing w:after="0" w:line="240"/>
+              <w:jc w:val="right"/>
+            </w:pPr>
+            <w:r>
+              <w:rPr>
+                <w:rFonts w:ascii="Times New Roman" w:cs="Times New Roman" w:eastAsia="Times New Roman" w:hAnsi="Times New Roman"/>
+                <w:b w:val="false"/>
+                <w:bCs w:val="false"/>
+                <w:color w:val="000000"/>
+                <w:sz w:val="17"/>
+                <w:szCs w:val="17"/>
+              </w:rPr>
+              <w:t xml:space="preserve">+0.486</w:t>
+            </w:r>
+          </w:p>
+        </w:tc>
+      </w:tr>
+      <w:tr>
+        <w:trPr>
+          <w:cantSplit/>
+        </w:trPr>
+        <w:tc>
+          <w:tcPr>
+            <w:tcW w:type="dxa" w:w="3500"/>
+            <w:tcMar>
+              <w:top w:type="dxa" w:w="60"/>
+              <w:left w:type="dxa" w:w="90"/>
+              <w:bottom w:type="dxa" w:w="60"/>
+              <w:right w:type="dxa" w:w="90"/>
+            </w:tcMar>
+          </w:tcPr>
+          <w:p>
+            <w:pPr>
+              <w:keepNext w:val="false"/>
+              <w:spacing w:after="0" w:line="240"/>
+              <w:jc w:val="left"/>
+            </w:pPr>
+            <w:r>
+              <w:rPr>
+                <w:rFonts w:ascii="Times New Roman" w:cs="Times New Roman" w:eastAsia="Times New Roman" w:hAnsi="Times New Roman"/>
+                <w:b w:val="false"/>
+                <w:bCs w:val="false"/>
+                <w:color w:val="000000"/>
+                <w:sz w:val="17"/>
+                <w:szCs w:val="17"/>
+              </w:rPr>
+              <w:t xml:space="preserve">Medetec and TN3K</w:t>
+            </w:r>
+          </w:p>
+        </w:tc>
+        <w:tc>
+          <w:tcPr>
+            <w:tcW w:type="dxa" w:w="1900"/>
+            <w:tcMar>
+              <w:top w:type="dxa" w:w="60"/>
+              <w:left w:type="dxa" w:w="90"/>
+              <w:bottom w:type="dxa" w:w="60"/>
+              <w:right w:type="dxa" w:w="90"/>
+            </w:tcMar>
+          </w:tcPr>
+          <w:p>
+            <w:pPr>
+              <w:keepNext w:val="false"/>
+              <w:spacing w:after="0" w:line="240"/>
+              <w:jc w:val="left"/>
+            </w:pPr>
+            <w:r>
+              <w:rPr>
+                <w:rFonts w:ascii="Times New Roman" w:cs="Times New Roman" w:eastAsia="Times New Roman" w:hAnsi="Times New Roman"/>
+                <w:b w:val="false"/>
+                <w:bCs w:val="false"/>
+                <w:color w:val="000000"/>
+                <w:sz w:val="17"/>
+                <w:szCs w:val="17"/>
+              </w:rPr>
+              <w:t xml:space="preserve">Across modality</w:t>
+            </w:r>
+          </w:p>
+        </w:tc>
+        <w:tc>
+          <w:tcPr>
+            <w:tcW w:type="dxa" w:w="1300"/>
+            <w:tcMar>
+              <w:top w:type="dxa" w:w="60"/>
+              <w:left w:type="dxa" w:w="90"/>
+              <w:bottom w:type="dxa" w:w="60"/>
+              <w:right w:type="dxa" w:w="90"/>
+            </w:tcMar>
+          </w:tcPr>
+          <w:p>
+            <w:pPr>
+              <w:keepNext w:val="false"/>
+              <w:spacing w:after="0" w:line="240"/>
+              <w:jc w:val="right"/>
+            </w:pPr>
+            <w:r>
+              <w:rPr>
+                <w:rFonts w:ascii="Times New Roman" w:cs="Times New Roman" w:eastAsia="Times New Roman" w:hAnsi="Times New Roman"/>
+                <w:b w:val="false"/>
+                <w:bCs w:val="false"/>
+                <w:color w:val="000000"/>
+                <w:sz w:val="17"/>
+                <w:szCs w:val="17"/>
+              </w:rPr>
+              <w:t xml:space="preserve">-0.295</w:t>
+            </w:r>
+          </w:p>
+        </w:tc>
+        <w:tc>
+          <w:tcPr>
+            <w:tcW w:type="dxa" w:w="1330"/>
+            <w:tcMar>
+              <w:top w:type="dxa" w:w="60"/>
+              <w:left w:type="dxa" w:w="90"/>
+              <w:bottom w:type="dxa" w:w="60"/>
+              <w:right w:type="dxa" w:w="90"/>
+            </w:tcMar>
+          </w:tcPr>
+          <w:p>
+            <w:pPr>
+              <w:keepNext w:val="false"/>
+              <w:spacing w:after="0" w:line="240"/>
+              <w:jc w:val="right"/>
+            </w:pPr>
+            <w:r>
+              <w:rPr>
+                <w:rFonts w:ascii="Times New Roman" w:cs="Times New Roman" w:eastAsia="Times New Roman" w:hAnsi="Times New Roman"/>
+                <w:b w:val="false"/>
+                <w:bCs w:val="false"/>
+                <w:color w:val="000000"/>
+                <w:sz w:val="17"/>
+                <w:szCs w:val="17"/>
+              </w:rPr>
+              <w:t xml:space="preserve">-0.326</w:t>
+            </w:r>
+          </w:p>
+        </w:tc>
+        <w:tc>
+          <w:tcPr>
+            <w:tcW w:type="dxa" w:w="1330"/>
+            <w:tcMar>
+              <w:top w:type="dxa" w:w="60"/>
+              <w:left w:type="dxa" w:w="90"/>
+              <w:bottom w:type="dxa" w:w="60"/>
+              <w:right w:type="dxa" w:w="90"/>
+            </w:tcMar>
+          </w:tcPr>
+          <w:p>
+            <w:pPr>
+              <w:keepNext w:val="false"/>
+              <w:spacing w:after="0" w:line="240"/>
+              <w:jc w:val="right"/>
+            </w:pPr>
+            <w:r>
+              <w:rPr>
+                <w:rFonts w:ascii="Times New Roman" w:cs="Times New Roman" w:eastAsia="Times New Roman" w:hAnsi="Times New Roman"/>
+                <w:b w:val="false"/>
+                <w:bCs w:val="false"/>
+                <w:color w:val="000000"/>
+                <w:sz w:val="17"/>
+                <w:szCs w:val="17"/>
+              </w:rPr>
+              <w:t xml:space="preserve">+0.208</w:t>
+            </w:r>
+          </w:p>
+        </w:tc>
+      </w:tr>
+      <w:tr>
+        <w:trPr>
+          <w:cantSplit/>
+        </w:trPr>
+        <w:tc>
+          <w:tcPr>
+            <w:tcW w:type="dxa" w:w="3500"/>
+            <w:tcMar>
+              <w:top w:type="dxa" w:w="60"/>
+              <w:left w:type="dxa" w:w="90"/>
+              <w:bottom w:type="dxa" w:w="60"/>
+              <w:right w:type="dxa" w:w="90"/>
+            </w:tcMar>
+          </w:tcPr>
+          <w:p>
+            <w:pPr>
+              <w:keepNext w:val="false"/>
+              <w:spacing w:after="0" w:line="240"/>
+              <w:jc w:val="left"/>
+            </w:pPr>
+            <w:r>
+              <w:rPr>
+                <w:rFonts w:ascii="Times New Roman" w:cs="Times New Roman" w:eastAsia="Times New Roman" w:hAnsi="Times New Roman"/>
+                <w:b w:val="false"/>
+                <w:bCs w:val="false"/>
+                <w:color w:val="000000"/>
+                <w:sz w:val="17"/>
+                <w:szCs w:val="17"/>
+              </w:rPr>
+              <w:t xml:space="preserve">AZH and CVC-ColonDB</w:t>
+            </w:r>
+          </w:p>
+        </w:tc>
+        <w:tc>
+          <w:tcPr>
+            <w:tcW w:type="dxa" w:w="1900"/>
+            <w:tcMar>
+              <w:top w:type="dxa" w:w="60"/>
+              <w:left w:type="dxa" w:w="90"/>
+              <w:bottom w:type="dxa" w:w="60"/>
+              <w:right w:type="dxa" w:w="90"/>
+            </w:tcMar>
+          </w:tcPr>
+          <w:p>
+            <w:pPr>
+              <w:keepNext w:val="false"/>
+              <w:spacing w:after="0" w:line="240"/>
+              <w:jc w:val="left"/>
+            </w:pPr>
+            <w:r>
+              <w:rPr>
+                <w:rFonts w:ascii="Times New Roman" w:cs="Times New Roman" w:eastAsia="Times New Roman" w:hAnsi="Times New Roman"/>
+                <w:b w:val="false"/>
+                <w:bCs w:val="false"/>
+                <w:color w:val="000000"/>
+                <w:sz w:val="17"/>
+                <w:szCs w:val="17"/>
+              </w:rPr>
+              <w:t xml:space="preserve">Across modality</w:t>
+            </w:r>
+          </w:p>
+        </w:tc>
+        <w:tc>
+          <w:tcPr>
+            <w:tcW w:type="dxa" w:w="1300"/>
+            <w:tcMar>
+              <w:top w:type="dxa" w:w="60"/>
+              <w:left w:type="dxa" w:w="90"/>
+              <w:bottom w:type="dxa" w:w="60"/>
+              <w:right w:type="dxa" w:w="90"/>
+            </w:tcMar>
+          </w:tcPr>
+          <w:p>
+            <w:pPr>
+              <w:keepNext w:val="false"/>
+              <w:spacing w:after="0" w:line="240"/>
+              <w:jc w:val="right"/>
+            </w:pPr>
+            <w:r>
+              <w:rPr>
+                <w:rFonts w:ascii="Times New Roman" w:cs="Times New Roman" w:eastAsia="Times New Roman" w:hAnsi="Times New Roman"/>
+                <w:b w:val="false"/>
+                <w:bCs w:val="false"/>
+                <w:color w:val="000000"/>
+                <w:sz w:val="17"/>
+                <w:szCs w:val="17"/>
+              </w:rPr>
+              <w:t xml:space="preserve">-0.330</w:t>
+            </w:r>
+          </w:p>
+        </w:tc>
+        <w:tc>
+          <w:tcPr>
+            <w:tcW w:type="dxa" w:w="1330"/>
+            <w:tcMar>
+              <w:top w:type="dxa" w:w="60"/>
+              <w:left w:type="dxa" w:w="90"/>
+              <w:bottom w:type="dxa" w:w="60"/>
+              <w:right w:type="dxa" w:w="90"/>
+            </w:tcMar>
+          </w:tcPr>
+          <w:p>
+            <w:pPr>
+              <w:keepNext w:val="false"/>
+              <w:spacing w:after="0" w:line="240"/>
+              <w:jc w:val="right"/>
+            </w:pPr>
+            <w:r>
+              <w:rPr>
+                <w:rFonts w:ascii="Times New Roman" w:cs="Times New Roman" w:eastAsia="Times New Roman" w:hAnsi="Times New Roman"/>
+                <w:b w:val="false"/>
+                <w:bCs w:val="false"/>
+                <w:color w:val="000000"/>
+                <w:sz w:val="17"/>
+                <w:szCs w:val="17"/>
+              </w:rPr>
+              <w:t xml:space="preserve">-0.077</w:t>
+            </w:r>
+          </w:p>
+        </w:tc>
+        <w:tc>
+          <w:tcPr>
+            <w:tcW w:type="dxa" w:w="1330"/>
+            <w:tcMar>
+              <w:top w:type="dxa" w:w="60"/>
+              <w:left w:type="dxa" w:w="90"/>
+              <w:bottom w:type="dxa" w:w="60"/>
+              <w:right w:type="dxa" w:w="90"/>
+            </w:tcMar>
+          </w:tcPr>
+          <w:p>
+            <w:pPr>
+              <w:keepNext w:val="false"/>
+              <w:spacing w:after="0" w:line="240"/>
+              <w:jc w:val="right"/>
+            </w:pPr>
+            <w:r>
+              <w:rPr>
+                <w:rFonts w:ascii="Times New Roman" w:cs="Times New Roman" w:eastAsia="Times New Roman" w:hAnsi="Times New Roman"/>
+                <w:b w:val="false"/>
+                <w:bCs w:val="false"/>
+                <w:color w:val="000000"/>
+                <w:sz w:val="17"/>
+                <w:szCs w:val="17"/>
+              </w:rPr>
+              <w:t xml:space="preserve">+0.319</w:t>
+            </w:r>
+          </w:p>
+        </w:tc>
+      </w:tr>
+      <w:tr>
+        <w:trPr>
+          <w:cantSplit/>
+        </w:trPr>
+        <w:tc>
+          <w:tcPr>
+            <w:tcW w:type="dxa" w:w="3500"/>
+            <w:tcMar>
+              <w:top w:type="dxa" w:w="60"/>
+              <w:left w:type="dxa" w:w="90"/>
+              <w:bottom w:type="dxa" w:w="60"/>
+              <w:right w:type="dxa" w:w="90"/>
+            </w:tcMar>
+          </w:tcPr>
+          <w:p>
+            <w:pPr>
+              <w:keepNext w:val="false"/>
+              <w:spacing w:after="0" w:line="240"/>
+              <w:jc w:val="left"/>
+            </w:pPr>
+            <w:r>
+              <w:rPr>
+                <w:rFonts w:ascii="Times New Roman" w:cs="Times New Roman" w:eastAsia="Times New Roman" w:hAnsi="Times New Roman"/>
+                <w:b w:val="false"/>
+                <w:bCs w:val="false"/>
+                <w:color w:val="000000"/>
+                <w:sz w:val="17"/>
+                <w:szCs w:val="17"/>
+              </w:rPr>
               <w:t xml:space="preserve">FUSeg and CVC-ClinicDB</w:t>
             </w:r>
           </w:p>
@@ -19538,6 +22150,156 @@
                 <w:szCs w:val="17"/>
               </w:rPr>
               <w:t xml:space="preserve">-0.459</w:t>
+            </w:r>
+          </w:p>
+        </w:tc>
+      </w:tr>
+      <w:tr>
+        <w:trPr>
+          <w:cantSplit/>
+        </w:trPr>
+        <w:tc>
+          <w:tcPr>
+            <w:tcW w:type="dxa" w:w="3500"/>
+            <w:tcMar>
+              <w:top w:type="dxa" w:w="60"/>
+              <w:left w:type="dxa" w:w="90"/>
+              <w:bottom w:type="dxa" w:w="60"/>
+              <w:right w:type="dxa" w:w="90"/>
+            </w:tcMar>
+          </w:tcPr>
+          <w:p>
+            <w:pPr>
+              <w:keepNext w:val="false"/>
+              <w:spacing w:after="0" w:line="240"/>
+              <w:jc w:val="left"/>
+            </w:pPr>
+            <w:r>
+              <w:rPr>
+                <w:rFonts w:ascii="Times New Roman" w:cs="Times New Roman" w:eastAsia="Times New Roman" w:hAnsi="Times New Roman"/>
+                <w:b w:val="false"/>
+                <w:bCs w:val="false"/>
+                <w:color w:val="000000"/>
+                <w:sz w:val="17"/>
+                <w:szCs w:val="17"/>
+              </w:rPr>
+              <w:t xml:space="preserve">CO2Wounds and TN3K</w:t>
+            </w:r>
+          </w:p>
+        </w:tc>
+        <w:tc>
+          <w:tcPr>
+            <w:tcW w:type="dxa" w:w="1900"/>
+            <w:tcMar>
+              <w:top w:type="dxa" w:w="60"/>
+              <w:left w:type="dxa" w:w="90"/>
+              <w:bottom w:type="dxa" w:w="60"/>
+              <w:right w:type="dxa" w:w="90"/>
+            </w:tcMar>
+          </w:tcPr>
+          <w:p>
+            <w:pPr>
+              <w:keepNext w:val="false"/>
+              <w:spacing w:after="0" w:line="240"/>
+              <w:jc w:val="left"/>
+            </w:pPr>
+            <w:r>
+              <w:rPr>
+                <w:rFonts w:ascii="Times New Roman" w:cs="Times New Roman" w:eastAsia="Times New Roman" w:hAnsi="Times New Roman"/>
+                <w:b w:val="false"/>
+                <w:bCs w:val="false"/>
+                <w:color w:val="000000"/>
+                <w:sz w:val="17"/>
+                <w:szCs w:val="17"/>
+              </w:rPr>
+              <w:t xml:space="preserve">Across modality</w:t>
+            </w:r>
+          </w:p>
+        </w:tc>
+        <w:tc>
+          <w:tcPr>
+            <w:tcW w:type="dxa" w:w="1300"/>
+            <w:tcMar>
+              <w:top w:type="dxa" w:w="60"/>
+              <w:left w:type="dxa" w:w="90"/>
+              <w:bottom w:type="dxa" w:w="60"/>
+              <w:right w:type="dxa" w:w="90"/>
+            </w:tcMar>
+          </w:tcPr>
+          <w:p>
+            <w:pPr>
+              <w:keepNext w:val="false"/>
+              <w:spacing w:after="0" w:line="240"/>
+              <w:jc w:val="right"/>
+            </w:pPr>
+            <w:r>
+              <w:rPr>
+                <w:rFonts w:ascii="Times New Roman" w:cs="Times New Roman" w:eastAsia="Times New Roman" w:hAnsi="Times New Roman"/>
+                <w:b w:val="false"/>
+                <w:bCs w:val="false"/>
+                <w:color w:val="000000"/>
+                <w:sz w:val="17"/>
+                <w:szCs w:val="17"/>
+              </w:rPr>
+              <w:t xml:space="preserve">-0.474</w:t>
+            </w:r>
+          </w:p>
+        </w:tc>
+        <w:tc>
+          <w:tcPr>
+            <w:tcW w:type="dxa" w:w="1330"/>
+            <w:tcMar>
+              <w:top w:type="dxa" w:w="60"/>
+              <w:left w:type="dxa" w:w="90"/>
+              <w:bottom w:type="dxa" w:w="60"/>
+              <w:right w:type="dxa" w:w="90"/>
+            </w:tcMar>
+          </w:tcPr>
+          <w:p>
+            <w:pPr>
+              <w:keepNext w:val="false"/>
+              <w:spacing w:after="0" w:line="240"/>
+              <w:jc w:val="right"/>
+            </w:pPr>
+            <w:r>
+              <w:rPr>
+                <w:rFonts w:ascii="Times New Roman" w:cs="Times New Roman" w:eastAsia="Times New Roman" w:hAnsi="Times New Roman"/>
+                <w:b w:val="false"/>
+                <w:bCs w:val="false"/>
+                <w:color w:val="000000"/>
+                <w:sz w:val="17"/>
+                <w:szCs w:val="17"/>
+              </w:rPr>
+              <w:t xml:space="preserve">-0.188</w:t>
+            </w:r>
+          </w:p>
+        </w:tc>
+        <w:tc>
+          <w:tcPr>
+            <w:tcW w:type="dxa" w:w="1330"/>
+            <w:tcMar>
+              <w:top w:type="dxa" w:w="60"/>
+              <w:left w:type="dxa" w:w="90"/>
+              <w:bottom w:type="dxa" w:w="60"/>
+              <w:right w:type="dxa" w:w="90"/>
+            </w:tcMar>
+          </w:tcPr>
+          <w:p>
+            <w:pPr>
+              <w:keepNext w:val="false"/>
+              <w:spacing w:after="0" w:line="240"/>
+              <w:jc w:val="right"/>
+            </w:pPr>
+            <w:r>
+              <w:rPr>
+                <w:rFonts w:ascii="Times New Roman" w:cs="Times New Roman" w:eastAsia="Times New Roman" w:hAnsi="Times New Roman"/>
+                <w:b w:val="false"/>
+                <w:bCs w:val="false"/>
+                <w:color w:val="000000"/>
+                <w:sz w:val="17"/>
+                <w:szCs w:val="17"/>
+              </w:rPr>
+              <w:t xml:space="preserve">-0.343</w:t>
             </w:r>
           </w:p>
         </w:tc>
@@ -22922,7 +25684,7 @@
                 <w:sz w:val="17"/>
                 <w:szCs w:val="17"/>
               </w:rPr>
-              <w:t xml:space="preserve">Medetec and AZH</w:t>
+              <w:t xml:space="preserve">CO2Wounds and FUSeg</w:t>
             </w:r>
           </w:p>
         </w:tc>
@@ -22980,7 +25742,7 @@
                 <w:sz w:val="17"/>
                 <w:szCs w:val="17"/>
               </w:rPr>
-              <w:t xml:space="preserve">+0.580</w:t>
+              <w:t xml:space="preserve">+0.587</w:t>
             </w:r>
           </w:p>
         </w:tc>
@@ -23009,7 +25771,7 @@
                 <w:sz w:val="17"/>
                 <w:szCs w:val="17"/>
               </w:rPr>
-              <w:t xml:space="preserve">+0.794</w:t>
+              <w:t xml:space="preserve">+0.346</w:t>
             </w:r>
           </w:p>
         </w:tc>
@@ -23038,7 +25800,7 @@
                 <w:sz w:val="17"/>
                 <w:szCs w:val="17"/>
               </w:rPr>
-              <w:t xml:space="preserve">+0.275</w:t>
+              <w:t xml:space="preserve">+0.099</w:t>
             </w:r>
           </w:p>
         </w:tc>
@@ -23072,7 +25834,7 @@
                 <w:sz w:val="17"/>
                 <w:szCs w:val="17"/>
               </w:rPr>
-              <w:t xml:space="preserve">Medetec and FUSeg</w:t>
+              <w:t xml:space="preserve">Medetec and AZH</w:t>
             </w:r>
           </w:p>
         </w:tc>
@@ -23130,7 +25892,7 @@
                 <w:sz w:val="17"/>
                 <w:szCs w:val="17"/>
               </w:rPr>
-              <w:t xml:space="preserve">+0.461</w:t>
+              <w:t xml:space="preserve">+0.580</w:t>
             </w:r>
           </w:p>
         </w:tc>
@@ -23159,7 +25921,7 @@
                 <w:sz w:val="17"/>
                 <w:szCs w:val="17"/>
               </w:rPr>
-              <w:t xml:space="preserve">+0.839</w:t>
+              <w:t xml:space="preserve">+0.794</w:t>
             </w:r>
           </w:p>
         </w:tc>
@@ -23188,7 +25950,7 @@
                 <w:sz w:val="17"/>
                 <w:szCs w:val="17"/>
               </w:rPr>
-              <w:t xml:space="preserve">+0.090</w:t>
+              <w:t xml:space="preserve">+0.275</w:t>
             </w:r>
           </w:p>
         </w:tc>
@@ -23222,7 +25984,7 @@
                 <w:sz w:val="17"/>
                 <w:szCs w:val="17"/>
               </w:rPr>
-              <w:t xml:space="preserve">ETIS-Larib and PH2</w:t>
+              <w:t xml:space="preserve">CO2Wounds and AZH</w:t>
             </w:r>
           </w:p>
         </w:tc>
@@ -23251,7 +26013,7 @@
                 <w:sz w:val="17"/>
                 <w:szCs w:val="17"/>
               </w:rPr>
-              <w:t xml:space="preserve">Across modality</w:t>
+              <w:t xml:space="preserve">Within modality</w:t>
             </w:r>
           </w:p>
         </w:tc>
@@ -23280,7 +26042,7 @@
                 <w:sz w:val="17"/>
                 <w:szCs w:val="17"/>
               </w:rPr>
-              <w:t xml:space="preserve">+0.716</w:t>
+              <w:t xml:space="preserve">+0.502</w:t>
             </w:r>
           </w:p>
         </w:tc>
@@ -23309,7 +26071,7 @@
                 <w:sz w:val="17"/>
                 <w:szCs w:val="17"/>
               </w:rPr>
-              <w:t xml:space="preserve">+0.401</w:t>
+              <w:t xml:space="preserve">+0.490</w:t>
             </w:r>
           </w:p>
         </w:tc>
@@ -23338,7 +26100,7 @@
                 <w:sz w:val="17"/>
                 <w:szCs w:val="17"/>
               </w:rPr>
-              <w:t xml:space="preserve">+0.695</w:t>
+              <w:t xml:space="preserve">+0.266</w:t>
             </w:r>
           </w:p>
         </w:tc>
@@ -23372,7 +26134,7 @@
                 <w:sz w:val="17"/>
                 <w:szCs w:val="17"/>
               </w:rPr>
-              <w:t xml:space="preserve">CVC-ClinicDB and PH2</w:t>
+              <w:t xml:space="preserve">Medetec and FUSeg</w:t>
             </w:r>
           </w:p>
         </w:tc>
@@ -23401,7 +26163,7 @@
                 <w:sz w:val="17"/>
                 <w:szCs w:val="17"/>
               </w:rPr>
-              <w:t xml:space="preserve">Across modality</w:t>
+              <w:t xml:space="preserve">Within modality</w:t>
             </w:r>
           </w:p>
         </w:tc>
@@ -23430,7 +26192,7 @@
                 <w:sz w:val="17"/>
                 <w:szCs w:val="17"/>
               </w:rPr>
-              <w:t xml:space="preserve">+0.697</w:t>
+              <w:t xml:space="preserve">+0.461</w:t>
             </w:r>
           </w:p>
         </w:tc>
@@ -23459,7 +26221,7 @@
                 <w:sz w:val="17"/>
                 <w:szCs w:val="17"/>
               </w:rPr>
-              <w:t xml:space="preserve">+0.108</w:t>
+              <w:t xml:space="preserve">+0.839</w:t>
             </w:r>
           </w:p>
         </w:tc>
@@ -23488,7 +26250,7 @@
                 <w:sz w:val="17"/>
                 <w:szCs w:val="17"/>
               </w:rPr>
-              <w:t xml:space="preserve">+0.664</w:t>
+              <w:t xml:space="preserve">+0.090</w:t>
             </w:r>
           </w:p>
         </w:tc>
@@ -23522,7 +26284,7 @@
                 <w:sz w:val="17"/>
                 <w:szCs w:val="17"/>
               </w:rPr>
-              <w:t xml:space="preserve">CVC-ColonDB and PH2</w:t>
+              <w:t xml:space="preserve">Medetec and CO2Wounds</w:t>
             </w:r>
           </w:p>
         </w:tc>
@@ -23551,7 +26313,7 @@
                 <w:sz w:val="17"/>
                 <w:szCs w:val="17"/>
               </w:rPr>
-              <w:t xml:space="preserve">Across modality</w:t>
+              <w:t xml:space="preserve">Within modality</w:t>
             </w:r>
           </w:p>
         </w:tc>
@@ -23580,7 +26342,7 @@
                 <w:sz w:val="17"/>
                 <w:szCs w:val="17"/>
               </w:rPr>
-              <w:t xml:space="preserve">+0.642</w:t>
+              <w:t xml:space="preserve">+0.408</w:t>
             </w:r>
           </w:p>
         </w:tc>
@@ -23609,7 +26371,7 @@
                 <w:sz w:val="17"/>
                 <w:szCs w:val="17"/>
               </w:rPr>
-              <w:t xml:space="preserve">-0.007</w:t>
+              <w:t xml:space="preserve">+0.503</w:t>
             </w:r>
           </w:p>
         </w:tc>
@@ -23638,7 +26400,7 @@
                 <w:sz w:val="17"/>
                 <w:szCs w:val="17"/>
               </w:rPr>
-              <w:t xml:space="preserve">+0.770</w:t>
+              <w:t xml:space="preserve">+0.279</w:t>
             </w:r>
           </w:p>
         </w:tc>
@@ -23672,7 +26434,7 @@
                 <w:sz w:val="17"/>
                 <w:szCs w:val="17"/>
               </w:rPr>
-              <w:t xml:space="preserve">Kvasir and PH2</w:t>
+              <w:t xml:space="preserve">ETIS-Larib and PH2</w:t>
             </w:r>
           </w:p>
         </w:tc>
@@ -23730,7 +26492,7 @@
                 <w:sz w:val="17"/>
                 <w:szCs w:val="17"/>
               </w:rPr>
-              <w:t xml:space="preserve">+0.562</w:t>
+              <w:t xml:space="preserve">+0.716</w:t>
             </w:r>
           </w:p>
         </w:tc>
@@ -23759,7 +26521,7 @@
                 <w:sz w:val="17"/>
                 <w:szCs w:val="17"/>
               </w:rPr>
-              <w:t xml:space="preserve">+0.179</w:t>
+              <w:t xml:space="preserve">+0.401</w:t>
             </w:r>
           </w:p>
         </w:tc>
@@ -23788,7 +26550,7 @@
                 <w:sz w:val="17"/>
                 <w:szCs w:val="17"/>
               </w:rPr>
-              <w:t xml:space="preserve">+0.660</w:t>
+              <w:t xml:space="preserve">+0.695</w:t>
             </w:r>
           </w:p>
         </w:tc>
@@ -23822,7 +26584,7 @@
                 <w:sz w:val="17"/>
                 <w:szCs w:val="17"/>
               </w:rPr>
-              <w:t xml:space="preserve">Kvasir-sessile and PH2</w:t>
+              <w:t xml:space="preserve">CVC-ClinicDB and PH2</w:t>
             </w:r>
           </w:p>
         </w:tc>
@@ -23880,7 +26642,7 @@
                 <w:sz w:val="17"/>
                 <w:szCs w:val="17"/>
               </w:rPr>
-              <w:t xml:space="preserve">+0.503</w:t>
+              <w:t xml:space="preserve">+0.697</w:t>
             </w:r>
           </w:p>
         </w:tc>
@@ -23909,7 +26671,7 @@
                 <w:sz w:val="17"/>
                 <w:szCs w:val="17"/>
               </w:rPr>
-              <w:t xml:space="preserve">+0.075</w:t>
+              <w:t xml:space="preserve">+0.108</w:t>
             </w:r>
           </w:p>
         </w:tc>
@@ -23938,7 +26700,7 @@
                 <w:sz w:val="17"/>
                 <w:szCs w:val="17"/>
               </w:rPr>
-              <w:t xml:space="preserve">+0.700</w:t>
+              <w:t xml:space="preserve">+0.664</w:t>
             </w:r>
           </w:p>
         </w:tc>
@@ -23972,7 +26734,7 @@
                 <w:sz w:val="17"/>
                 <w:szCs w:val="17"/>
               </w:rPr>
-              <w:t xml:space="preserve">Medetec and Kvasir-sessile</w:t>
+              <w:t xml:space="preserve">CVC-ColonDB and PH2</w:t>
             </w:r>
           </w:p>
         </w:tc>
@@ -24030,7 +26792,7 @@
                 <w:sz w:val="17"/>
                 <w:szCs w:val="17"/>
               </w:rPr>
-              <w:t xml:space="preserve">+0.353</w:t>
+              <w:t xml:space="preserve">+0.642</w:t>
             </w:r>
           </w:p>
         </w:tc>
@@ -24059,7 +26821,7 @@
                 <w:sz w:val="17"/>
                 <w:szCs w:val="17"/>
               </w:rPr>
-              <w:t xml:space="preserve">+0.734</w:t>
+              <w:t xml:space="preserve">-0.007</w:t>
             </w:r>
           </w:p>
         </w:tc>
@@ -24088,7 +26850,7 @@
                 <w:sz w:val="17"/>
                 <w:szCs w:val="17"/>
               </w:rPr>
-              <w:t xml:space="preserve">+0.099</w:t>
+              <w:t xml:space="preserve">+0.770</w:t>
             </w:r>
           </w:p>
         </w:tc>
@@ -24122,7 +26884,7 @@
                 <w:sz w:val="17"/>
                 <w:szCs w:val="17"/>
               </w:rPr>
-              <w:t xml:space="preserve">Kvasir and TN3K</w:t>
+              <w:t xml:space="preserve">Kvasir and PH2</w:t>
             </w:r>
           </w:p>
         </w:tc>
@@ -24180,7 +26942,7 @@
                 <w:sz w:val="17"/>
                 <w:szCs w:val="17"/>
               </w:rPr>
-              <w:t xml:space="preserve">+0.286</w:t>
+              <w:t xml:space="preserve">+0.562</w:t>
             </w:r>
           </w:p>
         </w:tc>
@@ -24209,7 +26971,7 @@
                 <w:sz w:val="17"/>
                 <w:szCs w:val="17"/>
               </w:rPr>
-              <w:t xml:space="preserve">+0.121</w:t>
+              <w:t xml:space="preserve">+0.179</w:t>
             </w:r>
           </w:p>
         </w:tc>
@@ -24238,7 +27000,7 @@
                 <w:sz w:val="17"/>
                 <w:szCs w:val="17"/>
               </w:rPr>
-              <w:t xml:space="preserve">-0.316</w:t>
+              <w:t xml:space="preserve">+0.660</w:t>
             </w:r>
           </w:p>
         </w:tc>
@@ -24272,7 +27034,7 @@
                 <w:sz w:val="17"/>
                 <w:szCs w:val="17"/>
               </w:rPr>
-              <w:t xml:space="preserve">Medetec and Kvasir</w:t>
+              <w:t xml:space="preserve">Kvasir-sessile and PH2</w:t>
             </w:r>
           </w:p>
         </w:tc>
@@ -24330,7 +27092,7 @@
                 <w:sz w:val="17"/>
                 <w:szCs w:val="17"/>
               </w:rPr>
-              <w:t xml:space="preserve">+0.266</w:t>
+              <w:t xml:space="preserve">+0.503</w:t>
             </w:r>
           </w:p>
         </w:tc>
@@ -24359,7 +27121,7 @@
                 <w:sz w:val="17"/>
                 <w:szCs w:val="17"/>
               </w:rPr>
-              <w:t xml:space="preserve">+0.618</w:t>
+              <w:t xml:space="preserve">+0.075</w:t>
             </w:r>
           </w:p>
         </w:tc>
@@ -24388,7 +27150,7 @@
                 <w:sz w:val="17"/>
                 <w:szCs w:val="17"/>
               </w:rPr>
-              <w:t xml:space="preserve">+0.130</w:t>
+              <w:t xml:space="preserve">+0.700</w:t>
             </w:r>
           </w:p>
         </w:tc>
@@ -24422,7 +27184,7 @@
                 <w:sz w:val="17"/>
                 <w:szCs w:val="17"/>
               </w:rPr>
-              <w:t xml:space="preserve">CVC-ClinicDB and TN3K</w:t>
+              <w:t xml:space="preserve">Medetec and Kvasir-sessile</w:t>
             </w:r>
           </w:p>
         </w:tc>
@@ -24480,7 +27242,7 @@
                 <w:sz w:val="17"/>
                 <w:szCs w:val="17"/>
               </w:rPr>
-              <w:t xml:space="preserve">+0.218</w:t>
+              <w:t xml:space="preserve">+0.353</w:t>
             </w:r>
           </w:p>
         </w:tc>
@@ -24509,36 +27271,36 @@
                 <w:sz w:val="17"/>
                 <w:szCs w:val="17"/>
               </w:rPr>
+              <w:t xml:space="preserve">+0.734</w:t>
+            </w:r>
+          </w:p>
+        </w:tc>
+        <w:tc>
+          <w:tcPr>
+            <w:tcW w:type="dxa" w:w="1330"/>
+            <w:tcMar>
+              <w:top w:type="dxa" w:w="60"/>
+              <w:left w:type="dxa" w:w="90"/>
+              <w:bottom w:type="dxa" w:w="60"/>
+              <w:right w:type="dxa" w:w="90"/>
+            </w:tcMar>
+          </w:tcPr>
+          <w:p>
+            <w:pPr>
+              <w:keepNext w:val="false"/>
+              <w:spacing w:after="0" w:line="240"/>
+              <w:jc w:val="right"/>
+            </w:pPr>
+            <w:r>
+              <w:rPr>
+                <w:rFonts w:ascii="Times New Roman" w:cs="Times New Roman" w:eastAsia="Times New Roman" w:hAnsi="Times New Roman"/>
+                <w:b w:val="false"/>
+                <w:bCs w:val="false"/>
+                <w:color w:val="000000"/>
+                <w:sz w:val="17"/>
+                <w:szCs w:val="17"/>
+              </w:rPr>
               <w:t xml:space="preserve">+0.099</w:t>
-            </w:r>
-          </w:p>
-        </w:tc>
-        <w:tc>
-          <w:tcPr>
-            <w:tcW w:type="dxa" w:w="1330"/>
-            <w:tcMar>
-              <w:top w:type="dxa" w:w="60"/>
-              <w:left w:type="dxa" w:w="90"/>
-              <w:bottom w:type="dxa" w:w="60"/>
-              <w:right w:type="dxa" w:w="90"/>
-            </w:tcMar>
-          </w:tcPr>
-          <w:p>
-            <w:pPr>
-              <w:keepNext w:val="false"/>
-              <w:spacing w:after="0" w:line="240"/>
-              <w:jc w:val="right"/>
-            </w:pPr>
-            <w:r>
-              <w:rPr>
-                <w:rFonts w:ascii="Times New Roman" w:cs="Times New Roman" w:eastAsia="Times New Roman" w:hAnsi="Times New Roman"/>
-                <w:b w:val="false"/>
-                <w:bCs w:val="false"/>
-                <w:color w:val="000000"/>
-                <w:sz w:val="17"/>
-                <w:szCs w:val="17"/>
-              </w:rPr>
-              <w:t xml:space="preserve">-0.389</w:t>
             </w:r>
           </w:p>
         </w:tc>
@@ -24572,7 +27334,7 @@
                 <w:sz w:val="17"/>
                 <w:szCs w:val="17"/>
               </w:rPr>
-              <w:t xml:space="preserve">CVC-ColonDB and TN3K</w:t>
+              <w:t xml:space="preserve">Kvasir and TN3K</w:t>
             </w:r>
           </w:p>
         </w:tc>
@@ -24630,7 +27392,7 @@
                 <w:sz w:val="17"/>
                 <w:szCs w:val="17"/>
               </w:rPr>
-              <w:t xml:space="preserve">+0.212</w:t>
+              <w:t xml:space="preserve">+0.286</w:t>
             </w:r>
           </w:p>
         </w:tc>
@@ -24659,7 +27421,7 @@
                 <w:sz w:val="17"/>
                 <w:szCs w:val="17"/>
               </w:rPr>
-              <w:t xml:space="preserve">+0.235</w:t>
+              <w:t xml:space="preserve">+0.121</w:t>
             </w:r>
           </w:p>
         </w:tc>
@@ -24688,7 +27450,7 @@
                 <w:sz w:val="17"/>
                 <w:szCs w:val="17"/>
               </w:rPr>
-              <w:t xml:space="preserve">-0.377</w:t>
+              <w:t xml:space="preserve">-0.316</w:t>
             </w:r>
           </w:p>
         </w:tc>
@@ -24722,7 +27484,7 @@
                 <w:sz w:val="17"/>
                 <w:szCs w:val="17"/>
               </w:rPr>
-              <w:t xml:space="preserve">Medetec and ETIS-Larib</w:t>
+              <w:t xml:space="preserve">CO2Wounds and Kvasir-sessile</w:t>
             </w:r>
           </w:p>
         </w:tc>
@@ -24780,7 +27542,7 @@
                 <w:sz w:val="17"/>
                 <w:szCs w:val="17"/>
               </w:rPr>
-              <w:t xml:space="preserve">+0.199</w:t>
+              <w:t xml:space="preserve">+0.274</w:t>
             </w:r>
           </w:p>
         </w:tc>
@@ -24809,7 +27571,7 @@
                 <w:sz w:val="17"/>
                 <w:szCs w:val="17"/>
               </w:rPr>
-              <w:t xml:space="preserve">+0.488</w:t>
+              <w:t xml:space="preserve">+0.511</w:t>
             </w:r>
           </w:p>
         </w:tc>
@@ -24838,7 +27600,7 @@
                 <w:sz w:val="17"/>
                 <w:szCs w:val="17"/>
               </w:rPr>
-              <w:t xml:space="preserve">+0.204</w:t>
+              <w:t xml:space="preserve">+0.736</w:t>
             </w:r>
           </w:p>
         </w:tc>
@@ -24872,7 +27634,7 @@
                 <w:sz w:val="17"/>
                 <w:szCs w:val="17"/>
               </w:rPr>
-              <w:t xml:space="preserve">Kvasir-sessile and TN3K</w:t>
+              <w:t xml:space="preserve">Medetec and Kvasir</w:t>
             </w:r>
           </w:p>
         </w:tc>
@@ -24930,7 +27692,7 @@
                 <w:sz w:val="17"/>
                 <w:szCs w:val="17"/>
               </w:rPr>
-              <w:t xml:space="preserve">+0.154</w:t>
+              <w:t xml:space="preserve">+0.266</w:t>
             </w:r>
           </w:p>
         </w:tc>
@@ -24959,7 +27721,7 @@
                 <w:sz w:val="17"/>
                 <w:szCs w:val="17"/>
               </w:rPr>
-              <w:t xml:space="preserve">+0.037</w:t>
+              <w:t xml:space="preserve">+0.618</w:t>
             </w:r>
           </w:p>
         </w:tc>
@@ -24988,7 +27750,7 @@
                 <w:sz w:val="17"/>
                 <w:szCs w:val="17"/>
               </w:rPr>
-              <w:t xml:space="preserve">-0.329</w:t>
+              <w:t xml:space="preserve">+0.130</w:t>
             </w:r>
           </w:p>
         </w:tc>
@@ -25022,7 +27784,7 @@
                 <w:sz w:val="17"/>
                 <w:szCs w:val="17"/>
               </w:rPr>
-              <w:t xml:space="preserve">ETIS-Larib and TN3K</w:t>
+              <w:t xml:space="preserve">CVC-ClinicDB and TN3K</w:t>
             </w:r>
           </w:p>
         </w:tc>
@@ -25080,7 +27842,7 @@
                 <w:sz w:val="17"/>
                 <w:szCs w:val="17"/>
               </w:rPr>
-              <w:t xml:space="preserve">+0.153</w:t>
+              <w:t xml:space="preserve">+0.218</w:t>
             </w:r>
           </w:p>
         </w:tc>
@@ -25109,7 +27871,7 @@
                 <w:sz w:val="17"/>
                 <w:szCs w:val="17"/>
               </w:rPr>
-              <w:t xml:space="preserve">+0.029</w:t>
+              <w:t xml:space="preserve">+0.099</w:t>
             </w:r>
           </w:p>
         </w:tc>
@@ -25138,7 +27900,7 @@
                 <w:sz w:val="17"/>
                 <w:szCs w:val="17"/>
               </w:rPr>
-              <w:t xml:space="preserve">-0.192</w:t>
+              <w:t xml:space="preserve">-0.389</w:t>
             </w:r>
           </w:p>
         </w:tc>
@@ -25172,7 +27934,7 @@
                 <w:sz w:val="17"/>
                 <w:szCs w:val="17"/>
               </w:rPr>
-              <w:t xml:space="preserve">Medetec and CVC-ClinicDB</w:t>
+              <w:t xml:space="preserve">CVC-ColonDB and TN3K</w:t>
             </w:r>
           </w:p>
         </w:tc>
@@ -25230,7 +27992,7 @@
                 <w:sz w:val="17"/>
                 <w:szCs w:val="17"/>
               </w:rPr>
-              <w:t xml:space="preserve">+0.133</w:t>
+              <w:t xml:space="preserve">+0.212</w:t>
             </w:r>
           </w:p>
         </w:tc>
@@ -25259,7 +28021,7 @@
                 <w:sz w:val="17"/>
                 <w:szCs w:val="17"/>
               </w:rPr>
-              <w:t xml:space="preserve">+0.585</w:t>
+              <w:t xml:space="preserve">+0.235</w:t>
             </w:r>
           </w:p>
         </w:tc>
@@ -25288,7 +28050,7 @@
                 <w:sz w:val="17"/>
                 <w:szCs w:val="17"/>
               </w:rPr>
-              <w:t xml:space="preserve">+0.112</w:t>
+              <w:t xml:space="preserve">-0.377</w:t>
             </w:r>
           </w:p>
         </w:tc>
@@ -25322,7 +28084,7 @@
                 <w:sz w:val="17"/>
                 <w:szCs w:val="17"/>
               </w:rPr>
-              <w:t xml:space="preserve">AZH and Kvasir-sessile</w:t>
+              <w:t xml:space="preserve">Medetec and ETIS-Larib</w:t>
             </w:r>
           </w:p>
         </w:tc>
@@ -25380,7 +28142,7 @@
                 <w:sz w:val="17"/>
                 <w:szCs w:val="17"/>
               </w:rPr>
-              <w:t xml:space="preserve">+0.084</w:t>
+              <w:t xml:space="preserve">+0.199</w:t>
             </w:r>
           </w:p>
         </w:tc>
@@ -25409,7 +28171,7 @@
                 <w:sz w:val="17"/>
                 <w:szCs w:val="17"/>
               </w:rPr>
-              <w:t xml:space="preserve">+0.651</w:t>
+              <w:t xml:space="preserve">+0.488</w:t>
             </w:r>
           </w:p>
         </w:tc>
@@ -25438,7 +28200,7 @@
                 <w:sz w:val="17"/>
                 <w:szCs w:val="17"/>
               </w:rPr>
-              <w:t xml:space="preserve">+0.095</w:t>
+              <w:t xml:space="preserve">+0.204</w:t>
             </w:r>
           </w:p>
         </w:tc>
@@ -25472,7 +28234,7 @@
                 <w:sz w:val="17"/>
                 <w:szCs w:val="17"/>
               </w:rPr>
-              <w:t xml:space="preserve">Medetec and CVC-ColonDB</w:t>
+              <w:t xml:space="preserve">CO2Wounds and ETIS-Larib</w:t>
             </w:r>
           </w:p>
         </w:tc>
@@ -25530,7 +28292,7 @@
                 <w:sz w:val="17"/>
                 <w:szCs w:val="17"/>
               </w:rPr>
-              <w:t xml:space="preserve">+0.072</w:t>
+              <w:t xml:space="preserve">+0.192</w:t>
             </w:r>
           </w:p>
         </w:tc>
@@ -25559,7 +28321,7 @@
                 <w:sz w:val="17"/>
                 <w:szCs w:val="17"/>
               </w:rPr>
-              <w:t xml:space="preserve">+0.451</w:t>
+              <w:t xml:space="preserve">+0.591</w:t>
             </w:r>
           </w:p>
         </w:tc>
@@ -25588,7 +28350,7 @@
                 <w:sz w:val="17"/>
                 <w:szCs w:val="17"/>
               </w:rPr>
-              <w:t xml:space="preserve">+0.068</w:t>
+              <w:t xml:space="preserve">+0.644</w:t>
             </w:r>
           </w:p>
         </w:tc>
@@ -25622,7 +28384,7 @@
                 <w:sz w:val="17"/>
                 <w:szCs w:val="17"/>
               </w:rPr>
-              <w:t xml:space="preserve">PH2 and TN3K</w:t>
+              <w:t xml:space="preserve">Kvasir-sessile and TN3K</w:t>
             </w:r>
           </w:p>
         </w:tc>
@@ -25680,7 +28442,7 @@
                 <w:sz w:val="17"/>
                 <w:szCs w:val="17"/>
               </w:rPr>
-              <w:t xml:space="preserve">+0.060</w:t>
+              <w:t xml:space="preserve">+0.154</w:t>
             </w:r>
           </w:p>
         </w:tc>
@@ -25709,7 +28471,7 @@
                 <w:sz w:val="17"/>
                 <w:szCs w:val="17"/>
               </w:rPr>
-              <w:t xml:space="preserve">-0.500</w:t>
+              <w:t xml:space="preserve">+0.037</w:t>
             </w:r>
           </w:p>
         </w:tc>
@@ -25738,7 +28500,7 @@
                 <w:sz w:val="17"/>
                 <w:szCs w:val="17"/>
               </w:rPr>
-              <w:t xml:space="preserve">-0.574</w:t>
+              <w:t xml:space="preserve">-0.329</w:t>
             </w:r>
           </w:p>
         </w:tc>
@@ -25772,7 +28534,7 @@
                 <w:sz w:val="17"/>
                 <w:szCs w:val="17"/>
               </w:rPr>
-              <w:t xml:space="preserve">AZH and Kvasir</w:t>
+              <w:t xml:space="preserve">ETIS-Larib and TN3K</w:t>
             </w:r>
           </w:p>
         </w:tc>
@@ -25830,7 +28592,7 @@
                 <w:sz w:val="17"/>
                 <w:szCs w:val="17"/>
               </w:rPr>
-              <w:t xml:space="preserve">-0.029</w:t>
+              <w:t xml:space="preserve">+0.153</w:t>
             </w:r>
           </w:p>
         </w:tc>
@@ -25859,7 +28621,7 @@
                 <w:sz w:val="17"/>
                 <w:szCs w:val="17"/>
               </w:rPr>
-              <w:t xml:space="preserve">+0.548</w:t>
+              <w:t xml:space="preserve">+0.029</w:t>
             </w:r>
           </w:p>
         </w:tc>
@@ -25888,7 +28650,7 @@
                 <w:sz w:val="17"/>
                 <w:szCs w:val="17"/>
               </w:rPr>
-              <w:t xml:space="preserve">+0.090</w:t>
+              <w:t xml:space="preserve">-0.192</w:t>
             </w:r>
           </w:p>
         </w:tc>
@@ -25922,7 +28684,7 @@
                 <w:sz w:val="17"/>
                 <w:szCs w:val="17"/>
               </w:rPr>
-              <w:t xml:space="preserve">AZH and ETIS-Larib</w:t>
+              <w:t xml:space="preserve">CO2Wounds and CVC-ColonDB</w:t>
             </w:r>
           </w:p>
         </w:tc>
@@ -25980,7 +28742,7 @@
                 <w:sz w:val="17"/>
                 <w:szCs w:val="17"/>
               </w:rPr>
-              <w:t xml:space="preserve">-0.055</w:t>
+              <w:t xml:space="preserve">+0.138</w:t>
             </w:r>
           </w:p>
         </w:tc>
@@ -26009,7 +28771,7 @@
                 <w:sz w:val="17"/>
                 <w:szCs w:val="17"/>
               </w:rPr>
-              <w:t xml:space="preserve">+0.583</w:t>
+              <w:t xml:space="preserve">+0.352</w:t>
             </w:r>
           </w:p>
         </w:tc>
@@ -26038,7 +28800,7 @@
                 <w:sz w:val="17"/>
                 <w:szCs w:val="17"/>
               </w:rPr>
-              <w:t xml:space="preserve">-0.029</w:t>
+              <w:t xml:space="preserve">+0.789</w:t>
             </w:r>
           </w:p>
         </w:tc>
@@ -26072,7 +28834,7 @@
                 <w:sz w:val="17"/>
                 <w:szCs w:val="17"/>
               </w:rPr>
-              <w:t xml:space="preserve">FUSeg and Kvasir-sessile</w:t>
+              <w:t xml:space="preserve">Medetec and CVC-ClinicDB</w:t>
             </w:r>
           </w:p>
         </w:tc>
@@ -26130,7 +28892,7 @@
                 <w:sz w:val="17"/>
                 <w:szCs w:val="17"/>
               </w:rPr>
-              <w:t xml:space="preserve">-0.132</w:t>
+              <w:t xml:space="preserve">+0.133</w:t>
             </w:r>
           </w:p>
         </w:tc>
@@ -26159,7 +28921,7 @@
                 <w:sz w:val="17"/>
                 <w:szCs w:val="17"/>
               </w:rPr>
-              <w:t xml:space="preserve">+0.680</w:t>
+              <w:t xml:space="preserve">+0.585</w:t>
             </w:r>
           </w:p>
         </w:tc>
@@ -26188,7 +28950,7 @@
                 <w:sz w:val="17"/>
                 <w:szCs w:val="17"/>
               </w:rPr>
-              <w:t xml:space="preserve">-0.178</w:t>
+              <w:t xml:space="preserve">+0.112</w:t>
             </w:r>
           </w:p>
         </w:tc>
@@ -26222,7 +28984,7 @@
                 <w:sz w:val="17"/>
                 <w:szCs w:val="17"/>
               </w:rPr>
-              <w:t xml:space="preserve">Medetec and TN3K</w:t>
+              <w:t xml:space="preserve">CO2Wounds and CVC-ClinicDB</w:t>
             </w:r>
           </w:p>
         </w:tc>
@@ -26280,7 +29042,7 @@
                 <w:sz w:val="17"/>
                 <w:szCs w:val="17"/>
               </w:rPr>
-              <w:t xml:space="preserve">-0.146</w:t>
+              <w:t xml:space="preserve">+0.095</w:t>
             </w:r>
           </w:p>
         </w:tc>
@@ -26309,7 +29071,7 @@
                 <w:sz w:val="17"/>
                 <w:szCs w:val="17"/>
               </w:rPr>
-              <w:t xml:space="preserve">-0.071</w:t>
+              <w:t xml:space="preserve">+0.488</w:t>
             </w:r>
           </w:p>
         </w:tc>
@@ -26338,7 +29100,7 @@
                 <w:sz w:val="17"/>
                 <w:szCs w:val="17"/>
               </w:rPr>
-              <w:t xml:space="preserve">+0.197</w:t>
+              <w:t xml:space="preserve">+0.714</w:t>
             </w:r>
           </w:p>
         </w:tc>
@@ -26372,7 +29134,7 @@
                 <w:sz w:val="17"/>
                 <w:szCs w:val="17"/>
               </w:rPr>
-              <w:t xml:space="preserve">Medetec and PH2</w:t>
+              <w:t xml:space="preserve">AZH and Kvasir-sessile</w:t>
             </w:r>
           </w:p>
         </w:tc>
@@ -26430,7 +29192,7 @@
                 <w:sz w:val="17"/>
                 <w:szCs w:val="17"/>
               </w:rPr>
-              <w:t xml:space="preserve">-0.160</w:t>
+              <w:t xml:space="preserve">+0.084</w:t>
             </w:r>
           </w:p>
         </w:tc>
@@ -26459,7 +29221,7 @@
                 <w:sz w:val="17"/>
                 <w:szCs w:val="17"/>
               </w:rPr>
-              <w:t xml:space="preserve">+0.129</w:t>
+              <w:t xml:space="preserve">+0.651</w:t>
             </w:r>
           </w:p>
         </w:tc>
@@ -26488,7 +29250,7 @@
                 <w:sz w:val="17"/>
                 <w:szCs w:val="17"/>
               </w:rPr>
-              <w:t xml:space="preserve">-0.364</w:t>
+              <w:t xml:space="preserve">+0.095</w:t>
             </w:r>
           </w:p>
         </w:tc>
@@ -26522,7 +29284,7 @@
                 <w:sz w:val="17"/>
                 <w:szCs w:val="17"/>
               </w:rPr>
-              <w:t xml:space="preserve">AZH and CVC-ColonDB</w:t>
+              <w:t xml:space="preserve">Medetec and CVC-ColonDB</w:t>
             </w:r>
           </w:p>
         </w:tc>
@@ -26580,7 +29342,7 @@
                 <w:sz w:val="17"/>
                 <w:szCs w:val="17"/>
               </w:rPr>
-              <w:t xml:space="preserve">-0.240</w:t>
+              <w:t xml:space="preserve">+0.072</w:t>
             </w:r>
           </w:p>
         </w:tc>
@@ -26609,7 +29371,7 @@
                 <w:sz w:val="17"/>
                 <w:szCs w:val="17"/>
               </w:rPr>
-              <w:t xml:space="preserve">+0.348</w:t>
+              <w:t xml:space="preserve">+0.451</w:t>
             </w:r>
           </w:p>
         </w:tc>
@@ -26638,7 +29400,7 @@
                 <w:sz w:val="17"/>
                 <w:szCs w:val="17"/>
               </w:rPr>
-              <w:t xml:space="preserve">-0.020</w:t>
+              <w:t xml:space="preserve">+0.068</w:t>
             </w:r>
           </w:p>
         </w:tc>
@@ -26672,7 +29434,7 @@
                 <w:sz w:val="17"/>
                 <w:szCs w:val="17"/>
               </w:rPr>
-              <w:t xml:space="preserve">AZH and CVC-ClinicDB</w:t>
+              <w:t xml:space="preserve">CO2Wounds and Kvasir</w:t>
             </w:r>
           </w:p>
         </w:tc>
@@ -26730,7 +29492,7 @@
                 <w:sz w:val="17"/>
                 <w:szCs w:val="17"/>
               </w:rPr>
-              <w:t xml:space="preserve">-0.248</w:t>
+              <w:t xml:space="preserve">+0.064</w:t>
             </w:r>
           </w:p>
         </w:tc>
@@ -26759,7 +29521,7 @@
                 <w:sz w:val="17"/>
                 <w:szCs w:val="17"/>
               </w:rPr>
-              <w:t xml:space="preserve">+0.486</w:t>
+              <w:t xml:space="preserve">+0.424</w:t>
             </w:r>
           </w:p>
         </w:tc>
@@ -26788,7 +29550,7 @@
                 <w:sz w:val="17"/>
                 <w:szCs w:val="17"/>
               </w:rPr>
-              <w:t xml:space="preserve">-0.156</w:t>
+              <w:t xml:space="preserve">+0.714</w:t>
             </w:r>
           </w:p>
         </w:tc>
@@ -26822,7 +29584,7 @@
                 <w:sz w:val="17"/>
                 <w:szCs w:val="17"/>
               </w:rPr>
-              <w:t xml:space="preserve">FUSeg and Kvasir</w:t>
+              <w:t xml:space="preserve">PH2 and TN3K</w:t>
             </w:r>
           </w:p>
         </w:tc>
@@ -26880,7 +29642,7 @@
                 <w:sz w:val="17"/>
                 <w:szCs w:val="17"/>
               </w:rPr>
-              <w:t xml:space="preserve">-0.284</w:t>
+              <w:t xml:space="preserve">+0.060</w:t>
             </w:r>
           </w:p>
         </w:tc>
@@ -26909,7 +29671,7 @@
                 <w:sz w:val="17"/>
                 <w:szCs w:val="17"/>
               </w:rPr>
-              <w:t xml:space="preserve">+0.486</w:t>
+              <w:t xml:space="preserve">-0.500</w:t>
             </w:r>
           </w:p>
         </w:tc>
@@ -26938,7 +29700,7 @@
                 <w:sz w:val="17"/>
                 <w:szCs w:val="17"/>
               </w:rPr>
-              <w:t xml:space="preserve">-0.187</w:t>
+              <w:t xml:space="preserve">-0.574</w:t>
             </w:r>
           </w:p>
         </w:tc>
@@ -26972,7 +29734,7 @@
                 <w:sz w:val="17"/>
                 <w:szCs w:val="17"/>
               </w:rPr>
-              <w:t xml:space="preserve">AZH and TN3K</w:t>
+              <w:t xml:space="preserve">AZH and Kvasir</w:t>
             </w:r>
           </w:p>
         </w:tc>
@@ -27030,7 +29792,7 @@
                 <w:sz w:val="17"/>
                 <w:szCs w:val="17"/>
               </w:rPr>
-              <w:t xml:space="preserve">-0.303</w:t>
+              <w:t xml:space="preserve">-0.029</w:t>
             </w:r>
           </w:p>
         </w:tc>
@@ -27059,7 +29821,7 @@
                 <w:sz w:val="17"/>
                 <w:szCs w:val="17"/>
               </w:rPr>
-              <w:t xml:space="preserve">-0.146</w:t>
+              <w:t xml:space="preserve">+0.548</w:t>
             </w:r>
           </w:p>
         </w:tc>
@@ -27088,7 +29850,7 @@
                 <w:sz w:val="17"/>
                 <w:szCs w:val="17"/>
               </w:rPr>
-              <w:t xml:space="preserve">-0.048</w:t>
+              <w:t xml:space="preserve">+0.090</w:t>
             </w:r>
           </w:p>
         </w:tc>
@@ -27122,7 +29884,7 @@
                 <w:sz w:val="17"/>
                 <w:szCs w:val="17"/>
               </w:rPr>
-              <w:t xml:space="preserve">FUSeg and ETIS-Larib</w:t>
+              <w:t xml:space="preserve">CO2Wounds and PH2</w:t>
             </w:r>
           </w:p>
         </w:tc>
@@ -27180,7 +29942,7 @@
                 <w:sz w:val="17"/>
                 <w:szCs w:val="17"/>
               </w:rPr>
-              <w:t xml:space="preserve">-0.327</w:t>
+              <w:t xml:space="preserve">-0.035</w:t>
             </w:r>
           </w:p>
         </w:tc>
@@ -27209,7 +29971,7 @@
                 <w:sz w:val="17"/>
                 <w:szCs w:val="17"/>
               </w:rPr>
-              <w:t xml:space="preserve">+0.333</w:t>
+              <w:t xml:space="preserve">+0.637</w:t>
             </w:r>
           </w:p>
         </w:tc>
@@ -27238,7 +30000,7 @@
                 <w:sz w:val="17"/>
                 <w:szCs w:val="17"/>
               </w:rPr>
-              <w:t xml:space="preserve">-0.209</w:t>
+              <w:t xml:space="preserve">+0.514</w:t>
             </w:r>
           </w:p>
         </w:tc>
@@ -27272,7 +30034,7 @@
                 <w:sz w:val="17"/>
                 <w:szCs w:val="17"/>
               </w:rPr>
-              <w:t xml:space="preserve">FUSeg and CVC-ColonDB</w:t>
+              <w:t xml:space="preserve">AZH and ETIS-Larib</w:t>
             </w:r>
           </w:p>
         </w:tc>
@@ -27330,7 +30092,7 @@
                 <w:sz w:val="17"/>
                 <w:szCs w:val="17"/>
               </w:rPr>
-              <w:t xml:space="preserve">-0.351</w:t>
+              <w:t xml:space="preserve">-0.055</w:t>
             </w:r>
           </w:p>
         </w:tc>
@@ -27359,7 +30121,7 @@
                 <w:sz w:val="17"/>
                 <w:szCs w:val="17"/>
               </w:rPr>
-              <w:t xml:space="preserve">+0.628</w:t>
+              <w:t xml:space="preserve">+0.583</w:t>
             </w:r>
           </w:p>
         </w:tc>
@@ -27388,7 +30150,7 @@
                 <w:sz w:val="17"/>
                 <w:szCs w:val="17"/>
               </w:rPr>
-              <w:t xml:space="preserve">-0.288</w:t>
+              <w:t xml:space="preserve">-0.029</w:t>
             </w:r>
           </w:p>
         </w:tc>
@@ -27422,7 +30184,7 @@
                 <w:sz w:val="17"/>
                 <w:szCs w:val="17"/>
               </w:rPr>
-              <w:t xml:space="preserve">FUSeg and CVC-ClinicDB</w:t>
+              <w:t xml:space="preserve">FUSeg and Kvasir-sessile</w:t>
             </w:r>
           </w:p>
         </w:tc>
@@ -27480,7 +30242,7 @@
                 <w:sz w:val="17"/>
                 <w:szCs w:val="17"/>
               </w:rPr>
-              <w:t xml:space="preserve">-0.403</w:t>
+              <w:t xml:space="preserve">-0.132</w:t>
             </w:r>
           </w:p>
         </w:tc>
@@ -27509,7 +30271,7 @@
                 <w:sz w:val="17"/>
                 <w:szCs w:val="17"/>
               </w:rPr>
-              <w:t xml:space="preserve">+0.715</w:t>
+              <w:t xml:space="preserve">+0.680</w:t>
             </w:r>
           </w:p>
         </w:tc>
@@ -27538,7 +30300,7 @@
                 <w:sz w:val="17"/>
                 <w:szCs w:val="17"/>
               </w:rPr>
-              <w:t xml:space="preserve">-0.464</w:t>
+              <w:t xml:space="preserve">-0.178</w:t>
             </w:r>
           </w:p>
         </w:tc>
@@ -27572,7 +30334,7 @@
                 <w:sz w:val="17"/>
                 <w:szCs w:val="17"/>
               </w:rPr>
-              <w:t xml:space="preserve">AZH and PH2</w:t>
+              <w:t xml:space="preserve">Medetec and TN3K</w:t>
             </w:r>
           </w:p>
         </w:tc>
@@ -27630,7 +30392,7 @@
                 <w:sz w:val="17"/>
                 <w:szCs w:val="17"/>
               </w:rPr>
-              <w:t xml:space="preserve">-0.471</w:t>
+              <w:t xml:space="preserve">-0.146</w:t>
             </w:r>
           </w:p>
         </w:tc>
@@ -27659,7 +30421,7 @@
                 <w:sz w:val="17"/>
                 <w:szCs w:val="17"/>
               </w:rPr>
-              <w:t xml:space="preserve">+0.069</w:t>
+              <w:t xml:space="preserve">-0.071</w:t>
             </w:r>
           </w:p>
         </w:tc>
@@ -27688,7 +30450,7 @@
                 <w:sz w:val="17"/>
                 <w:szCs w:val="17"/>
               </w:rPr>
-              <w:t xml:space="preserve">-0.174</w:t>
+              <w:t xml:space="preserve">+0.197</w:t>
             </w:r>
           </w:p>
         </w:tc>
@@ -27722,6 +30484,1356 @@
                 <w:sz w:val="17"/>
                 <w:szCs w:val="17"/>
               </w:rPr>
+              <w:t xml:space="preserve">Medetec and PH2</w:t>
+            </w:r>
+          </w:p>
+        </w:tc>
+        <w:tc>
+          <w:tcPr>
+            <w:tcW w:type="dxa" w:w="1900"/>
+            <w:tcMar>
+              <w:top w:type="dxa" w:w="60"/>
+              <w:left w:type="dxa" w:w="90"/>
+              <w:bottom w:type="dxa" w:w="60"/>
+              <w:right w:type="dxa" w:w="90"/>
+            </w:tcMar>
+          </w:tcPr>
+          <w:p>
+            <w:pPr>
+              <w:keepNext w:val="false"/>
+              <w:spacing w:after="0" w:line="240"/>
+              <w:jc w:val="left"/>
+            </w:pPr>
+            <w:r>
+              <w:rPr>
+                <w:rFonts w:ascii="Times New Roman" w:cs="Times New Roman" w:eastAsia="Times New Roman" w:hAnsi="Times New Roman"/>
+                <w:b w:val="false"/>
+                <w:bCs w:val="false"/>
+                <w:color w:val="000000"/>
+                <w:sz w:val="17"/>
+                <w:szCs w:val="17"/>
+              </w:rPr>
+              <w:t xml:space="preserve">Across modality</w:t>
+            </w:r>
+          </w:p>
+        </w:tc>
+        <w:tc>
+          <w:tcPr>
+            <w:tcW w:type="dxa" w:w="1300"/>
+            <w:tcMar>
+              <w:top w:type="dxa" w:w="60"/>
+              <w:left w:type="dxa" w:w="90"/>
+              <w:bottom w:type="dxa" w:w="60"/>
+              <w:right w:type="dxa" w:w="90"/>
+            </w:tcMar>
+          </w:tcPr>
+          <w:p>
+            <w:pPr>
+              <w:keepNext w:val="false"/>
+              <w:spacing w:after="0" w:line="240"/>
+              <w:jc w:val="right"/>
+            </w:pPr>
+            <w:r>
+              <w:rPr>
+                <w:rFonts w:ascii="Times New Roman" w:cs="Times New Roman" w:eastAsia="Times New Roman" w:hAnsi="Times New Roman"/>
+                <w:b w:val="false"/>
+                <w:bCs w:val="false"/>
+                <w:color w:val="000000"/>
+                <w:sz w:val="17"/>
+                <w:szCs w:val="17"/>
+              </w:rPr>
+              <w:t xml:space="preserve">-0.160</w:t>
+            </w:r>
+          </w:p>
+        </w:tc>
+        <w:tc>
+          <w:tcPr>
+            <w:tcW w:type="dxa" w:w="1330"/>
+            <w:tcMar>
+              <w:top w:type="dxa" w:w="60"/>
+              <w:left w:type="dxa" w:w="90"/>
+              <w:bottom w:type="dxa" w:w="60"/>
+              <w:right w:type="dxa" w:w="90"/>
+            </w:tcMar>
+          </w:tcPr>
+          <w:p>
+            <w:pPr>
+              <w:keepNext w:val="false"/>
+              <w:spacing w:after="0" w:line="240"/>
+              <w:jc w:val="right"/>
+            </w:pPr>
+            <w:r>
+              <w:rPr>
+                <w:rFonts w:ascii="Times New Roman" w:cs="Times New Roman" w:eastAsia="Times New Roman" w:hAnsi="Times New Roman"/>
+                <w:b w:val="false"/>
+                <w:bCs w:val="false"/>
+                <w:color w:val="000000"/>
+                <w:sz w:val="17"/>
+                <w:szCs w:val="17"/>
+              </w:rPr>
+              <w:t xml:space="preserve">+0.129</w:t>
+            </w:r>
+          </w:p>
+        </w:tc>
+        <w:tc>
+          <w:tcPr>
+            <w:tcW w:type="dxa" w:w="1330"/>
+            <w:tcMar>
+              <w:top w:type="dxa" w:w="60"/>
+              <w:left w:type="dxa" w:w="90"/>
+              <w:bottom w:type="dxa" w:w="60"/>
+              <w:right w:type="dxa" w:w="90"/>
+            </w:tcMar>
+          </w:tcPr>
+          <w:p>
+            <w:pPr>
+              <w:keepNext w:val="false"/>
+              <w:spacing w:after="0" w:line="240"/>
+              <w:jc w:val="right"/>
+            </w:pPr>
+            <w:r>
+              <w:rPr>
+                <w:rFonts w:ascii="Times New Roman" w:cs="Times New Roman" w:eastAsia="Times New Roman" w:hAnsi="Times New Roman"/>
+                <w:b w:val="false"/>
+                <w:bCs w:val="false"/>
+                <w:color w:val="000000"/>
+                <w:sz w:val="17"/>
+                <w:szCs w:val="17"/>
+              </w:rPr>
+              <w:t xml:space="preserve">-0.364</w:t>
+            </w:r>
+          </w:p>
+        </w:tc>
+      </w:tr>
+      <w:tr>
+        <w:trPr>
+          <w:cantSplit/>
+        </w:trPr>
+        <w:tc>
+          <w:tcPr>
+            <w:tcW w:type="dxa" w:w="3500"/>
+            <w:tcMar>
+              <w:top w:type="dxa" w:w="60"/>
+              <w:left w:type="dxa" w:w="90"/>
+              <w:bottom w:type="dxa" w:w="60"/>
+              <w:right w:type="dxa" w:w="90"/>
+            </w:tcMar>
+          </w:tcPr>
+          <w:p>
+            <w:pPr>
+              <w:keepNext w:val="false"/>
+              <w:spacing w:after="0" w:line="240"/>
+              <w:jc w:val="left"/>
+            </w:pPr>
+            <w:r>
+              <w:rPr>
+                <w:rFonts w:ascii="Times New Roman" w:cs="Times New Roman" w:eastAsia="Times New Roman" w:hAnsi="Times New Roman"/>
+                <w:b w:val="false"/>
+                <w:bCs w:val="false"/>
+                <w:color w:val="000000"/>
+                <w:sz w:val="17"/>
+                <w:szCs w:val="17"/>
+              </w:rPr>
+              <w:t xml:space="preserve">AZH and CVC-ColonDB</w:t>
+            </w:r>
+          </w:p>
+        </w:tc>
+        <w:tc>
+          <w:tcPr>
+            <w:tcW w:type="dxa" w:w="1900"/>
+            <w:tcMar>
+              <w:top w:type="dxa" w:w="60"/>
+              <w:left w:type="dxa" w:w="90"/>
+              <w:bottom w:type="dxa" w:w="60"/>
+              <w:right w:type="dxa" w:w="90"/>
+            </w:tcMar>
+          </w:tcPr>
+          <w:p>
+            <w:pPr>
+              <w:keepNext w:val="false"/>
+              <w:spacing w:after="0" w:line="240"/>
+              <w:jc w:val="left"/>
+            </w:pPr>
+            <w:r>
+              <w:rPr>
+                <w:rFonts w:ascii="Times New Roman" w:cs="Times New Roman" w:eastAsia="Times New Roman" w:hAnsi="Times New Roman"/>
+                <w:b w:val="false"/>
+                <w:bCs w:val="false"/>
+                <w:color w:val="000000"/>
+                <w:sz w:val="17"/>
+                <w:szCs w:val="17"/>
+              </w:rPr>
+              <w:t xml:space="preserve">Across modality</w:t>
+            </w:r>
+          </w:p>
+        </w:tc>
+        <w:tc>
+          <w:tcPr>
+            <w:tcW w:type="dxa" w:w="1300"/>
+            <w:tcMar>
+              <w:top w:type="dxa" w:w="60"/>
+              <w:left w:type="dxa" w:w="90"/>
+              <w:bottom w:type="dxa" w:w="60"/>
+              <w:right w:type="dxa" w:w="90"/>
+            </w:tcMar>
+          </w:tcPr>
+          <w:p>
+            <w:pPr>
+              <w:keepNext w:val="false"/>
+              <w:spacing w:after="0" w:line="240"/>
+              <w:jc w:val="right"/>
+            </w:pPr>
+            <w:r>
+              <w:rPr>
+                <w:rFonts w:ascii="Times New Roman" w:cs="Times New Roman" w:eastAsia="Times New Roman" w:hAnsi="Times New Roman"/>
+                <w:b w:val="false"/>
+                <w:bCs w:val="false"/>
+                <w:color w:val="000000"/>
+                <w:sz w:val="17"/>
+                <w:szCs w:val="17"/>
+              </w:rPr>
+              <w:t xml:space="preserve">-0.240</w:t>
+            </w:r>
+          </w:p>
+        </w:tc>
+        <w:tc>
+          <w:tcPr>
+            <w:tcW w:type="dxa" w:w="1330"/>
+            <w:tcMar>
+              <w:top w:type="dxa" w:w="60"/>
+              <w:left w:type="dxa" w:w="90"/>
+              <w:bottom w:type="dxa" w:w="60"/>
+              <w:right w:type="dxa" w:w="90"/>
+            </w:tcMar>
+          </w:tcPr>
+          <w:p>
+            <w:pPr>
+              <w:keepNext w:val="false"/>
+              <w:spacing w:after="0" w:line="240"/>
+              <w:jc w:val="right"/>
+            </w:pPr>
+            <w:r>
+              <w:rPr>
+                <w:rFonts w:ascii="Times New Roman" w:cs="Times New Roman" w:eastAsia="Times New Roman" w:hAnsi="Times New Roman"/>
+                <w:b w:val="false"/>
+                <w:bCs w:val="false"/>
+                <w:color w:val="000000"/>
+                <w:sz w:val="17"/>
+                <w:szCs w:val="17"/>
+              </w:rPr>
+              <w:t xml:space="preserve">+0.348</w:t>
+            </w:r>
+          </w:p>
+        </w:tc>
+        <w:tc>
+          <w:tcPr>
+            <w:tcW w:type="dxa" w:w="1330"/>
+            <w:tcMar>
+              <w:top w:type="dxa" w:w="60"/>
+              <w:left w:type="dxa" w:w="90"/>
+              <w:bottom w:type="dxa" w:w="60"/>
+              <w:right w:type="dxa" w:w="90"/>
+            </w:tcMar>
+          </w:tcPr>
+          <w:p>
+            <w:pPr>
+              <w:keepNext w:val="false"/>
+              <w:spacing w:after="0" w:line="240"/>
+              <w:jc w:val="right"/>
+            </w:pPr>
+            <w:r>
+              <w:rPr>
+                <w:rFonts w:ascii="Times New Roman" w:cs="Times New Roman" w:eastAsia="Times New Roman" w:hAnsi="Times New Roman"/>
+                <w:b w:val="false"/>
+                <w:bCs w:val="false"/>
+                <w:color w:val="000000"/>
+                <w:sz w:val="17"/>
+                <w:szCs w:val="17"/>
+              </w:rPr>
+              <w:t xml:space="preserve">-0.020</w:t>
+            </w:r>
+          </w:p>
+        </w:tc>
+      </w:tr>
+      <w:tr>
+        <w:trPr>
+          <w:cantSplit/>
+        </w:trPr>
+        <w:tc>
+          <w:tcPr>
+            <w:tcW w:type="dxa" w:w="3500"/>
+            <w:tcMar>
+              <w:top w:type="dxa" w:w="60"/>
+              <w:left w:type="dxa" w:w="90"/>
+              <w:bottom w:type="dxa" w:w="60"/>
+              <w:right w:type="dxa" w:w="90"/>
+            </w:tcMar>
+          </w:tcPr>
+          <w:p>
+            <w:pPr>
+              <w:keepNext w:val="false"/>
+              <w:spacing w:after="0" w:line="240"/>
+              <w:jc w:val="left"/>
+            </w:pPr>
+            <w:r>
+              <w:rPr>
+                <w:rFonts w:ascii="Times New Roman" w:cs="Times New Roman" w:eastAsia="Times New Roman" w:hAnsi="Times New Roman"/>
+                <w:b w:val="false"/>
+                <w:bCs w:val="false"/>
+                <w:color w:val="000000"/>
+                <w:sz w:val="17"/>
+                <w:szCs w:val="17"/>
+              </w:rPr>
+              <w:t xml:space="preserve">AZH and CVC-ClinicDB</w:t>
+            </w:r>
+          </w:p>
+        </w:tc>
+        <w:tc>
+          <w:tcPr>
+            <w:tcW w:type="dxa" w:w="1900"/>
+            <w:tcMar>
+              <w:top w:type="dxa" w:w="60"/>
+              <w:left w:type="dxa" w:w="90"/>
+              <w:bottom w:type="dxa" w:w="60"/>
+              <w:right w:type="dxa" w:w="90"/>
+            </w:tcMar>
+          </w:tcPr>
+          <w:p>
+            <w:pPr>
+              <w:keepNext w:val="false"/>
+              <w:spacing w:after="0" w:line="240"/>
+              <w:jc w:val="left"/>
+            </w:pPr>
+            <w:r>
+              <w:rPr>
+                <w:rFonts w:ascii="Times New Roman" w:cs="Times New Roman" w:eastAsia="Times New Roman" w:hAnsi="Times New Roman"/>
+                <w:b w:val="false"/>
+                <w:bCs w:val="false"/>
+                <w:color w:val="000000"/>
+                <w:sz w:val="17"/>
+                <w:szCs w:val="17"/>
+              </w:rPr>
+              <w:t xml:space="preserve">Across modality</w:t>
+            </w:r>
+          </w:p>
+        </w:tc>
+        <w:tc>
+          <w:tcPr>
+            <w:tcW w:type="dxa" w:w="1300"/>
+            <w:tcMar>
+              <w:top w:type="dxa" w:w="60"/>
+              <w:left w:type="dxa" w:w="90"/>
+              <w:bottom w:type="dxa" w:w="60"/>
+              <w:right w:type="dxa" w:w="90"/>
+            </w:tcMar>
+          </w:tcPr>
+          <w:p>
+            <w:pPr>
+              <w:keepNext w:val="false"/>
+              <w:spacing w:after="0" w:line="240"/>
+              <w:jc w:val="right"/>
+            </w:pPr>
+            <w:r>
+              <w:rPr>
+                <w:rFonts w:ascii="Times New Roman" w:cs="Times New Roman" w:eastAsia="Times New Roman" w:hAnsi="Times New Roman"/>
+                <w:b w:val="false"/>
+                <w:bCs w:val="false"/>
+                <w:color w:val="000000"/>
+                <w:sz w:val="17"/>
+                <w:szCs w:val="17"/>
+              </w:rPr>
+              <w:t xml:space="preserve">-0.248</w:t>
+            </w:r>
+          </w:p>
+        </w:tc>
+        <w:tc>
+          <w:tcPr>
+            <w:tcW w:type="dxa" w:w="1330"/>
+            <w:tcMar>
+              <w:top w:type="dxa" w:w="60"/>
+              <w:left w:type="dxa" w:w="90"/>
+              <w:bottom w:type="dxa" w:w="60"/>
+              <w:right w:type="dxa" w:w="90"/>
+            </w:tcMar>
+          </w:tcPr>
+          <w:p>
+            <w:pPr>
+              <w:keepNext w:val="false"/>
+              <w:spacing w:after="0" w:line="240"/>
+              <w:jc w:val="right"/>
+            </w:pPr>
+            <w:r>
+              <w:rPr>
+                <w:rFonts w:ascii="Times New Roman" w:cs="Times New Roman" w:eastAsia="Times New Roman" w:hAnsi="Times New Roman"/>
+                <w:b w:val="false"/>
+                <w:bCs w:val="false"/>
+                <w:color w:val="000000"/>
+                <w:sz w:val="17"/>
+                <w:szCs w:val="17"/>
+              </w:rPr>
+              <w:t xml:space="preserve">+0.486</w:t>
+            </w:r>
+          </w:p>
+        </w:tc>
+        <w:tc>
+          <w:tcPr>
+            <w:tcW w:type="dxa" w:w="1330"/>
+            <w:tcMar>
+              <w:top w:type="dxa" w:w="60"/>
+              <w:left w:type="dxa" w:w="90"/>
+              <w:bottom w:type="dxa" w:w="60"/>
+              <w:right w:type="dxa" w:w="90"/>
+            </w:tcMar>
+          </w:tcPr>
+          <w:p>
+            <w:pPr>
+              <w:keepNext w:val="false"/>
+              <w:spacing w:after="0" w:line="240"/>
+              <w:jc w:val="right"/>
+            </w:pPr>
+            <w:r>
+              <w:rPr>
+                <w:rFonts w:ascii="Times New Roman" w:cs="Times New Roman" w:eastAsia="Times New Roman" w:hAnsi="Times New Roman"/>
+                <w:b w:val="false"/>
+                <w:bCs w:val="false"/>
+                <w:color w:val="000000"/>
+                <w:sz w:val="17"/>
+                <w:szCs w:val="17"/>
+              </w:rPr>
+              <w:t xml:space="preserve">-0.156</w:t>
+            </w:r>
+          </w:p>
+        </w:tc>
+      </w:tr>
+      <w:tr>
+        <w:trPr>
+          <w:cantSplit/>
+        </w:trPr>
+        <w:tc>
+          <w:tcPr>
+            <w:tcW w:type="dxa" w:w="3500"/>
+            <w:tcMar>
+              <w:top w:type="dxa" w:w="60"/>
+              <w:left w:type="dxa" w:w="90"/>
+              <w:bottom w:type="dxa" w:w="60"/>
+              <w:right w:type="dxa" w:w="90"/>
+            </w:tcMar>
+          </w:tcPr>
+          <w:p>
+            <w:pPr>
+              <w:keepNext w:val="false"/>
+              <w:spacing w:after="0" w:line="240"/>
+              <w:jc w:val="left"/>
+            </w:pPr>
+            <w:r>
+              <w:rPr>
+                <w:rFonts w:ascii="Times New Roman" w:cs="Times New Roman" w:eastAsia="Times New Roman" w:hAnsi="Times New Roman"/>
+                <w:b w:val="false"/>
+                <w:bCs w:val="false"/>
+                <w:color w:val="000000"/>
+                <w:sz w:val="17"/>
+                <w:szCs w:val="17"/>
+              </w:rPr>
+              <w:t xml:space="preserve">FUSeg and Kvasir</w:t>
+            </w:r>
+          </w:p>
+        </w:tc>
+        <w:tc>
+          <w:tcPr>
+            <w:tcW w:type="dxa" w:w="1900"/>
+            <w:tcMar>
+              <w:top w:type="dxa" w:w="60"/>
+              <w:left w:type="dxa" w:w="90"/>
+              <w:bottom w:type="dxa" w:w="60"/>
+              <w:right w:type="dxa" w:w="90"/>
+            </w:tcMar>
+          </w:tcPr>
+          <w:p>
+            <w:pPr>
+              <w:keepNext w:val="false"/>
+              <w:spacing w:after="0" w:line="240"/>
+              <w:jc w:val="left"/>
+            </w:pPr>
+            <w:r>
+              <w:rPr>
+                <w:rFonts w:ascii="Times New Roman" w:cs="Times New Roman" w:eastAsia="Times New Roman" w:hAnsi="Times New Roman"/>
+                <w:b w:val="false"/>
+                <w:bCs w:val="false"/>
+                <w:color w:val="000000"/>
+                <w:sz w:val="17"/>
+                <w:szCs w:val="17"/>
+              </w:rPr>
+              <w:t xml:space="preserve">Across modality</w:t>
+            </w:r>
+          </w:p>
+        </w:tc>
+        <w:tc>
+          <w:tcPr>
+            <w:tcW w:type="dxa" w:w="1300"/>
+            <w:tcMar>
+              <w:top w:type="dxa" w:w="60"/>
+              <w:left w:type="dxa" w:w="90"/>
+              <w:bottom w:type="dxa" w:w="60"/>
+              <w:right w:type="dxa" w:w="90"/>
+            </w:tcMar>
+          </w:tcPr>
+          <w:p>
+            <w:pPr>
+              <w:keepNext w:val="false"/>
+              <w:spacing w:after="0" w:line="240"/>
+              <w:jc w:val="right"/>
+            </w:pPr>
+            <w:r>
+              <w:rPr>
+                <w:rFonts w:ascii="Times New Roman" w:cs="Times New Roman" w:eastAsia="Times New Roman" w:hAnsi="Times New Roman"/>
+                <w:b w:val="false"/>
+                <w:bCs w:val="false"/>
+                <w:color w:val="000000"/>
+                <w:sz w:val="17"/>
+                <w:szCs w:val="17"/>
+              </w:rPr>
+              <w:t xml:space="preserve">-0.284</w:t>
+            </w:r>
+          </w:p>
+        </w:tc>
+        <w:tc>
+          <w:tcPr>
+            <w:tcW w:type="dxa" w:w="1330"/>
+            <w:tcMar>
+              <w:top w:type="dxa" w:w="60"/>
+              <w:left w:type="dxa" w:w="90"/>
+              <w:bottom w:type="dxa" w:w="60"/>
+              <w:right w:type="dxa" w:w="90"/>
+            </w:tcMar>
+          </w:tcPr>
+          <w:p>
+            <w:pPr>
+              <w:keepNext w:val="false"/>
+              <w:spacing w:after="0" w:line="240"/>
+              <w:jc w:val="right"/>
+            </w:pPr>
+            <w:r>
+              <w:rPr>
+                <w:rFonts w:ascii="Times New Roman" w:cs="Times New Roman" w:eastAsia="Times New Roman" w:hAnsi="Times New Roman"/>
+                <w:b w:val="false"/>
+                <w:bCs w:val="false"/>
+                <w:color w:val="000000"/>
+                <w:sz w:val="17"/>
+                <w:szCs w:val="17"/>
+              </w:rPr>
+              <w:t xml:space="preserve">+0.486</w:t>
+            </w:r>
+          </w:p>
+        </w:tc>
+        <w:tc>
+          <w:tcPr>
+            <w:tcW w:type="dxa" w:w="1330"/>
+            <w:tcMar>
+              <w:top w:type="dxa" w:w="60"/>
+              <w:left w:type="dxa" w:w="90"/>
+              <w:bottom w:type="dxa" w:w="60"/>
+              <w:right w:type="dxa" w:w="90"/>
+            </w:tcMar>
+          </w:tcPr>
+          <w:p>
+            <w:pPr>
+              <w:keepNext w:val="false"/>
+              <w:spacing w:after="0" w:line="240"/>
+              <w:jc w:val="right"/>
+            </w:pPr>
+            <w:r>
+              <w:rPr>
+                <w:rFonts w:ascii="Times New Roman" w:cs="Times New Roman" w:eastAsia="Times New Roman" w:hAnsi="Times New Roman"/>
+                <w:b w:val="false"/>
+                <w:bCs w:val="false"/>
+                <w:color w:val="000000"/>
+                <w:sz w:val="17"/>
+                <w:szCs w:val="17"/>
+              </w:rPr>
+              <w:t xml:space="preserve">-0.187</w:t>
+            </w:r>
+          </w:p>
+        </w:tc>
+      </w:tr>
+      <w:tr>
+        <w:trPr>
+          <w:cantSplit/>
+        </w:trPr>
+        <w:tc>
+          <w:tcPr>
+            <w:tcW w:type="dxa" w:w="3500"/>
+            <w:tcMar>
+              <w:top w:type="dxa" w:w="60"/>
+              <w:left w:type="dxa" w:w="90"/>
+              <w:bottom w:type="dxa" w:w="60"/>
+              <w:right w:type="dxa" w:w="90"/>
+            </w:tcMar>
+          </w:tcPr>
+          <w:p>
+            <w:pPr>
+              <w:keepNext w:val="false"/>
+              <w:spacing w:after="0" w:line="240"/>
+              <w:jc w:val="left"/>
+            </w:pPr>
+            <w:r>
+              <w:rPr>
+                <w:rFonts w:ascii="Times New Roman" w:cs="Times New Roman" w:eastAsia="Times New Roman" w:hAnsi="Times New Roman"/>
+                <w:b w:val="false"/>
+                <w:bCs w:val="false"/>
+                <w:color w:val="000000"/>
+                <w:sz w:val="17"/>
+                <w:szCs w:val="17"/>
+              </w:rPr>
+              <w:t xml:space="preserve">AZH and TN3K</w:t>
+            </w:r>
+          </w:p>
+        </w:tc>
+        <w:tc>
+          <w:tcPr>
+            <w:tcW w:type="dxa" w:w="1900"/>
+            <w:tcMar>
+              <w:top w:type="dxa" w:w="60"/>
+              <w:left w:type="dxa" w:w="90"/>
+              <w:bottom w:type="dxa" w:w="60"/>
+              <w:right w:type="dxa" w:w="90"/>
+            </w:tcMar>
+          </w:tcPr>
+          <w:p>
+            <w:pPr>
+              <w:keepNext w:val="false"/>
+              <w:spacing w:after="0" w:line="240"/>
+              <w:jc w:val="left"/>
+            </w:pPr>
+            <w:r>
+              <w:rPr>
+                <w:rFonts w:ascii="Times New Roman" w:cs="Times New Roman" w:eastAsia="Times New Roman" w:hAnsi="Times New Roman"/>
+                <w:b w:val="false"/>
+                <w:bCs w:val="false"/>
+                <w:color w:val="000000"/>
+                <w:sz w:val="17"/>
+                <w:szCs w:val="17"/>
+              </w:rPr>
+              <w:t xml:space="preserve">Across modality</w:t>
+            </w:r>
+          </w:p>
+        </w:tc>
+        <w:tc>
+          <w:tcPr>
+            <w:tcW w:type="dxa" w:w="1300"/>
+            <w:tcMar>
+              <w:top w:type="dxa" w:w="60"/>
+              <w:left w:type="dxa" w:w="90"/>
+              <w:bottom w:type="dxa" w:w="60"/>
+              <w:right w:type="dxa" w:w="90"/>
+            </w:tcMar>
+          </w:tcPr>
+          <w:p>
+            <w:pPr>
+              <w:keepNext w:val="false"/>
+              <w:spacing w:after="0" w:line="240"/>
+              <w:jc w:val="right"/>
+            </w:pPr>
+            <w:r>
+              <w:rPr>
+                <w:rFonts w:ascii="Times New Roman" w:cs="Times New Roman" w:eastAsia="Times New Roman" w:hAnsi="Times New Roman"/>
+                <w:b w:val="false"/>
+                <w:bCs w:val="false"/>
+                <w:color w:val="000000"/>
+                <w:sz w:val="17"/>
+                <w:szCs w:val="17"/>
+              </w:rPr>
+              <w:t xml:space="preserve">-0.303</w:t>
+            </w:r>
+          </w:p>
+        </w:tc>
+        <w:tc>
+          <w:tcPr>
+            <w:tcW w:type="dxa" w:w="1330"/>
+            <w:tcMar>
+              <w:top w:type="dxa" w:w="60"/>
+              <w:left w:type="dxa" w:w="90"/>
+              <w:bottom w:type="dxa" w:w="60"/>
+              <w:right w:type="dxa" w:w="90"/>
+            </w:tcMar>
+          </w:tcPr>
+          <w:p>
+            <w:pPr>
+              <w:keepNext w:val="false"/>
+              <w:spacing w:after="0" w:line="240"/>
+              <w:jc w:val="right"/>
+            </w:pPr>
+            <w:r>
+              <w:rPr>
+                <w:rFonts w:ascii="Times New Roman" w:cs="Times New Roman" w:eastAsia="Times New Roman" w:hAnsi="Times New Roman"/>
+                <w:b w:val="false"/>
+                <w:bCs w:val="false"/>
+                <w:color w:val="000000"/>
+                <w:sz w:val="17"/>
+                <w:szCs w:val="17"/>
+              </w:rPr>
+              <w:t xml:space="preserve">-0.146</w:t>
+            </w:r>
+          </w:p>
+        </w:tc>
+        <w:tc>
+          <w:tcPr>
+            <w:tcW w:type="dxa" w:w="1330"/>
+            <w:tcMar>
+              <w:top w:type="dxa" w:w="60"/>
+              <w:left w:type="dxa" w:w="90"/>
+              <w:bottom w:type="dxa" w:w="60"/>
+              <w:right w:type="dxa" w:w="90"/>
+            </w:tcMar>
+          </w:tcPr>
+          <w:p>
+            <w:pPr>
+              <w:keepNext w:val="false"/>
+              <w:spacing w:after="0" w:line="240"/>
+              <w:jc w:val="right"/>
+            </w:pPr>
+            <w:r>
+              <w:rPr>
+                <w:rFonts w:ascii="Times New Roman" w:cs="Times New Roman" w:eastAsia="Times New Roman" w:hAnsi="Times New Roman"/>
+                <w:b w:val="false"/>
+                <w:bCs w:val="false"/>
+                <w:color w:val="000000"/>
+                <w:sz w:val="17"/>
+                <w:szCs w:val="17"/>
+              </w:rPr>
+              <w:t xml:space="preserve">-0.048</w:t>
+            </w:r>
+          </w:p>
+        </w:tc>
+      </w:tr>
+      <w:tr>
+        <w:trPr>
+          <w:cantSplit/>
+        </w:trPr>
+        <w:tc>
+          <w:tcPr>
+            <w:tcW w:type="dxa" w:w="3500"/>
+            <w:tcMar>
+              <w:top w:type="dxa" w:w="60"/>
+              <w:left w:type="dxa" w:w="90"/>
+              <w:bottom w:type="dxa" w:w="60"/>
+              <w:right w:type="dxa" w:w="90"/>
+            </w:tcMar>
+          </w:tcPr>
+          <w:p>
+            <w:pPr>
+              <w:keepNext w:val="false"/>
+              <w:spacing w:after="0" w:line="240"/>
+              <w:jc w:val="left"/>
+            </w:pPr>
+            <w:r>
+              <w:rPr>
+                <w:rFonts w:ascii="Times New Roman" w:cs="Times New Roman" w:eastAsia="Times New Roman" w:hAnsi="Times New Roman"/>
+                <w:b w:val="false"/>
+                <w:bCs w:val="false"/>
+                <w:color w:val="000000"/>
+                <w:sz w:val="17"/>
+                <w:szCs w:val="17"/>
+              </w:rPr>
+              <w:t xml:space="preserve">FUSeg and ETIS-Larib</w:t>
+            </w:r>
+          </w:p>
+        </w:tc>
+        <w:tc>
+          <w:tcPr>
+            <w:tcW w:type="dxa" w:w="1900"/>
+            <w:tcMar>
+              <w:top w:type="dxa" w:w="60"/>
+              <w:left w:type="dxa" w:w="90"/>
+              <w:bottom w:type="dxa" w:w="60"/>
+              <w:right w:type="dxa" w:w="90"/>
+            </w:tcMar>
+          </w:tcPr>
+          <w:p>
+            <w:pPr>
+              <w:keepNext w:val="false"/>
+              <w:spacing w:after="0" w:line="240"/>
+              <w:jc w:val="left"/>
+            </w:pPr>
+            <w:r>
+              <w:rPr>
+                <w:rFonts w:ascii="Times New Roman" w:cs="Times New Roman" w:eastAsia="Times New Roman" w:hAnsi="Times New Roman"/>
+                <w:b w:val="false"/>
+                <w:bCs w:val="false"/>
+                <w:color w:val="000000"/>
+                <w:sz w:val="17"/>
+                <w:szCs w:val="17"/>
+              </w:rPr>
+              <w:t xml:space="preserve">Across modality</w:t>
+            </w:r>
+          </w:p>
+        </w:tc>
+        <w:tc>
+          <w:tcPr>
+            <w:tcW w:type="dxa" w:w="1300"/>
+            <w:tcMar>
+              <w:top w:type="dxa" w:w="60"/>
+              <w:left w:type="dxa" w:w="90"/>
+              <w:bottom w:type="dxa" w:w="60"/>
+              <w:right w:type="dxa" w:w="90"/>
+            </w:tcMar>
+          </w:tcPr>
+          <w:p>
+            <w:pPr>
+              <w:keepNext w:val="false"/>
+              <w:spacing w:after="0" w:line="240"/>
+              <w:jc w:val="right"/>
+            </w:pPr>
+            <w:r>
+              <w:rPr>
+                <w:rFonts w:ascii="Times New Roman" w:cs="Times New Roman" w:eastAsia="Times New Roman" w:hAnsi="Times New Roman"/>
+                <w:b w:val="false"/>
+                <w:bCs w:val="false"/>
+                <w:color w:val="000000"/>
+                <w:sz w:val="17"/>
+                <w:szCs w:val="17"/>
+              </w:rPr>
+              <w:t xml:space="preserve">-0.327</w:t>
+            </w:r>
+          </w:p>
+        </w:tc>
+        <w:tc>
+          <w:tcPr>
+            <w:tcW w:type="dxa" w:w="1330"/>
+            <w:tcMar>
+              <w:top w:type="dxa" w:w="60"/>
+              <w:left w:type="dxa" w:w="90"/>
+              <w:bottom w:type="dxa" w:w="60"/>
+              <w:right w:type="dxa" w:w="90"/>
+            </w:tcMar>
+          </w:tcPr>
+          <w:p>
+            <w:pPr>
+              <w:keepNext w:val="false"/>
+              <w:spacing w:after="0" w:line="240"/>
+              <w:jc w:val="right"/>
+            </w:pPr>
+            <w:r>
+              <w:rPr>
+                <w:rFonts w:ascii="Times New Roman" w:cs="Times New Roman" w:eastAsia="Times New Roman" w:hAnsi="Times New Roman"/>
+                <w:b w:val="false"/>
+                <w:bCs w:val="false"/>
+                <w:color w:val="000000"/>
+                <w:sz w:val="17"/>
+                <w:szCs w:val="17"/>
+              </w:rPr>
+              <w:t xml:space="preserve">+0.333</w:t>
+            </w:r>
+          </w:p>
+        </w:tc>
+        <w:tc>
+          <w:tcPr>
+            <w:tcW w:type="dxa" w:w="1330"/>
+            <w:tcMar>
+              <w:top w:type="dxa" w:w="60"/>
+              <w:left w:type="dxa" w:w="90"/>
+              <w:bottom w:type="dxa" w:w="60"/>
+              <w:right w:type="dxa" w:w="90"/>
+            </w:tcMar>
+          </w:tcPr>
+          <w:p>
+            <w:pPr>
+              <w:keepNext w:val="false"/>
+              <w:spacing w:after="0" w:line="240"/>
+              <w:jc w:val="right"/>
+            </w:pPr>
+            <w:r>
+              <w:rPr>
+                <w:rFonts w:ascii="Times New Roman" w:cs="Times New Roman" w:eastAsia="Times New Roman" w:hAnsi="Times New Roman"/>
+                <w:b w:val="false"/>
+                <w:bCs w:val="false"/>
+                <w:color w:val="000000"/>
+                <w:sz w:val="17"/>
+                <w:szCs w:val="17"/>
+              </w:rPr>
+              <w:t xml:space="preserve">-0.209</w:t>
+            </w:r>
+          </w:p>
+        </w:tc>
+      </w:tr>
+      <w:tr>
+        <w:trPr>
+          <w:cantSplit/>
+        </w:trPr>
+        <w:tc>
+          <w:tcPr>
+            <w:tcW w:type="dxa" w:w="3500"/>
+            <w:tcMar>
+              <w:top w:type="dxa" w:w="60"/>
+              <w:left w:type="dxa" w:w="90"/>
+              <w:bottom w:type="dxa" w:w="60"/>
+              <w:right w:type="dxa" w:w="90"/>
+            </w:tcMar>
+          </w:tcPr>
+          <w:p>
+            <w:pPr>
+              <w:keepNext w:val="false"/>
+              <w:spacing w:after="0" w:line="240"/>
+              <w:jc w:val="left"/>
+            </w:pPr>
+            <w:r>
+              <w:rPr>
+                <w:rFonts w:ascii="Times New Roman" w:cs="Times New Roman" w:eastAsia="Times New Roman" w:hAnsi="Times New Roman"/>
+                <w:b w:val="false"/>
+                <w:bCs w:val="false"/>
+                <w:color w:val="000000"/>
+                <w:sz w:val="17"/>
+                <w:szCs w:val="17"/>
+              </w:rPr>
+              <w:t xml:space="preserve">FUSeg and CVC-ColonDB</w:t>
+            </w:r>
+          </w:p>
+        </w:tc>
+        <w:tc>
+          <w:tcPr>
+            <w:tcW w:type="dxa" w:w="1900"/>
+            <w:tcMar>
+              <w:top w:type="dxa" w:w="60"/>
+              <w:left w:type="dxa" w:w="90"/>
+              <w:bottom w:type="dxa" w:w="60"/>
+              <w:right w:type="dxa" w:w="90"/>
+            </w:tcMar>
+          </w:tcPr>
+          <w:p>
+            <w:pPr>
+              <w:keepNext w:val="false"/>
+              <w:spacing w:after="0" w:line="240"/>
+              <w:jc w:val="left"/>
+            </w:pPr>
+            <w:r>
+              <w:rPr>
+                <w:rFonts w:ascii="Times New Roman" w:cs="Times New Roman" w:eastAsia="Times New Roman" w:hAnsi="Times New Roman"/>
+                <w:b w:val="false"/>
+                <w:bCs w:val="false"/>
+                <w:color w:val="000000"/>
+                <w:sz w:val="17"/>
+                <w:szCs w:val="17"/>
+              </w:rPr>
+              <w:t xml:space="preserve">Across modality</w:t>
+            </w:r>
+          </w:p>
+        </w:tc>
+        <w:tc>
+          <w:tcPr>
+            <w:tcW w:type="dxa" w:w="1300"/>
+            <w:tcMar>
+              <w:top w:type="dxa" w:w="60"/>
+              <w:left w:type="dxa" w:w="90"/>
+              <w:bottom w:type="dxa" w:w="60"/>
+              <w:right w:type="dxa" w:w="90"/>
+            </w:tcMar>
+          </w:tcPr>
+          <w:p>
+            <w:pPr>
+              <w:keepNext w:val="false"/>
+              <w:spacing w:after="0" w:line="240"/>
+              <w:jc w:val="right"/>
+            </w:pPr>
+            <w:r>
+              <w:rPr>
+                <w:rFonts w:ascii="Times New Roman" w:cs="Times New Roman" w:eastAsia="Times New Roman" w:hAnsi="Times New Roman"/>
+                <w:b w:val="false"/>
+                <w:bCs w:val="false"/>
+                <w:color w:val="000000"/>
+                <w:sz w:val="17"/>
+                <w:szCs w:val="17"/>
+              </w:rPr>
+              <w:t xml:space="preserve">-0.351</w:t>
+            </w:r>
+          </w:p>
+        </w:tc>
+        <w:tc>
+          <w:tcPr>
+            <w:tcW w:type="dxa" w:w="1330"/>
+            <w:tcMar>
+              <w:top w:type="dxa" w:w="60"/>
+              <w:left w:type="dxa" w:w="90"/>
+              <w:bottom w:type="dxa" w:w="60"/>
+              <w:right w:type="dxa" w:w="90"/>
+            </w:tcMar>
+          </w:tcPr>
+          <w:p>
+            <w:pPr>
+              <w:keepNext w:val="false"/>
+              <w:spacing w:after="0" w:line="240"/>
+              <w:jc w:val="right"/>
+            </w:pPr>
+            <w:r>
+              <w:rPr>
+                <w:rFonts w:ascii="Times New Roman" w:cs="Times New Roman" w:eastAsia="Times New Roman" w:hAnsi="Times New Roman"/>
+                <w:b w:val="false"/>
+                <w:bCs w:val="false"/>
+                <w:color w:val="000000"/>
+                <w:sz w:val="17"/>
+                <w:szCs w:val="17"/>
+              </w:rPr>
+              <w:t xml:space="preserve">+0.628</w:t>
+            </w:r>
+          </w:p>
+        </w:tc>
+        <w:tc>
+          <w:tcPr>
+            <w:tcW w:type="dxa" w:w="1330"/>
+            <w:tcMar>
+              <w:top w:type="dxa" w:w="60"/>
+              <w:left w:type="dxa" w:w="90"/>
+              <w:bottom w:type="dxa" w:w="60"/>
+              <w:right w:type="dxa" w:w="90"/>
+            </w:tcMar>
+          </w:tcPr>
+          <w:p>
+            <w:pPr>
+              <w:keepNext w:val="false"/>
+              <w:spacing w:after="0" w:line="240"/>
+              <w:jc w:val="right"/>
+            </w:pPr>
+            <w:r>
+              <w:rPr>
+                <w:rFonts w:ascii="Times New Roman" w:cs="Times New Roman" w:eastAsia="Times New Roman" w:hAnsi="Times New Roman"/>
+                <w:b w:val="false"/>
+                <w:bCs w:val="false"/>
+                <w:color w:val="000000"/>
+                <w:sz w:val="17"/>
+                <w:szCs w:val="17"/>
+              </w:rPr>
+              <w:t xml:space="preserve">-0.288</w:t>
+            </w:r>
+          </w:p>
+        </w:tc>
+      </w:tr>
+      <w:tr>
+        <w:trPr>
+          <w:cantSplit/>
+        </w:trPr>
+        <w:tc>
+          <w:tcPr>
+            <w:tcW w:type="dxa" w:w="3500"/>
+            <w:tcMar>
+              <w:top w:type="dxa" w:w="60"/>
+              <w:left w:type="dxa" w:w="90"/>
+              <w:bottom w:type="dxa" w:w="60"/>
+              <w:right w:type="dxa" w:w="90"/>
+            </w:tcMar>
+          </w:tcPr>
+          <w:p>
+            <w:pPr>
+              <w:keepNext w:val="false"/>
+              <w:spacing w:after="0" w:line="240"/>
+              <w:jc w:val="left"/>
+            </w:pPr>
+            <w:r>
+              <w:rPr>
+                <w:rFonts w:ascii="Times New Roman" w:cs="Times New Roman" w:eastAsia="Times New Roman" w:hAnsi="Times New Roman"/>
+                <w:b w:val="false"/>
+                <w:bCs w:val="false"/>
+                <w:color w:val="000000"/>
+                <w:sz w:val="17"/>
+                <w:szCs w:val="17"/>
+              </w:rPr>
+              <w:t xml:space="preserve">FUSeg and CVC-ClinicDB</w:t>
+            </w:r>
+          </w:p>
+        </w:tc>
+        <w:tc>
+          <w:tcPr>
+            <w:tcW w:type="dxa" w:w="1900"/>
+            <w:tcMar>
+              <w:top w:type="dxa" w:w="60"/>
+              <w:left w:type="dxa" w:w="90"/>
+              <w:bottom w:type="dxa" w:w="60"/>
+              <w:right w:type="dxa" w:w="90"/>
+            </w:tcMar>
+          </w:tcPr>
+          <w:p>
+            <w:pPr>
+              <w:keepNext w:val="false"/>
+              <w:spacing w:after="0" w:line="240"/>
+              <w:jc w:val="left"/>
+            </w:pPr>
+            <w:r>
+              <w:rPr>
+                <w:rFonts w:ascii="Times New Roman" w:cs="Times New Roman" w:eastAsia="Times New Roman" w:hAnsi="Times New Roman"/>
+                <w:b w:val="false"/>
+                <w:bCs w:val="false"/>
+                <w:color w:val="000000"/>
+                <w:sz w:val="17"/>
+                <w:szCs w:val="17"/>
+              </w:rPr>
+              <w:t xml:space="preserve">Across modality</w:t>
+            </w:r>
+          </w:p>
+        </w:tc>
+        <w:tc>
+          <w:tcPr>
+            <w:tcW w:type="dxa" w:w="1300"/>
+            <w:tcMar>
+              <w:top w:type="dxa" w:w="60"/>
+              <w:left w:type="dxa" w:w="90"/>
+              <w:bottom w:type="dxa" w:w="60"/>
+              <w:right w:type="dxa" w:w="90"/>
+            </w:tcMar>
+          </w:tcPr>
+          <w:p>
+            <w:pPr>
+              <w:keepNext w:val="false"/>
+              <w:spacing w:after="0" w:line="240"/>
+              <w:jc w:val="right"/>
+            </w:pPr>
+            <w:r>
+              <w:rPr>
+                <w:rFonts w:ascii="Times New Roman" w:cs="Times New Roman" w:eastAsia="Times New Roman" w:hAnsi="Times New Roman"/>
+                <w:b w:val="false"/>
+                <w:bCs w:val="false"/>
+                <w:color w:val="000000"/>
+                <w:sz w:val="17"/>
+                <w:szCs w:val="17"/>
+              </w:rPr>
+              <w:t xml:space="preserve">-0.403</w:t>
+            </w:r>
+          </w:p>
+        </w:tc>
+        <w:tc>
+          <w:tcPr>
+            <w:tcW w:type="dxa" w:w="1330"/>
+            <w:tcMar>
+              <w:top w:type="dxa" w:w="60"/>
+              <w:left w:type="dxa" w:w="90"/>
+              <w:bottom w:type="dxa" w:w="60"/>
+              <w:right w:type="dxa" w:w="90"/>
+            </w:tcMar>
+          </w:tcPr>
+          <w:p>
+            <w:pPr>
+              <w:keepNext w:val="false"/>
+              <w:spacing w:after="0" w:line="240"/>
+              <w:jc w:val="right"/>
+            </w:pPr>
+            <w:r>
+              <w:rPr>
+                <w:rFonts w:ascii="Times New Roman" w:cs="Times New Roman" w:eastAsia="Times New Roman" w:hAnsi="Times New Roman"/>
+                <w:b w:val="false"/>
+                <w:bCs w:val="false"/>
+                <w:color w:val="000000"/>
+                <w:sz w:val="17"/>
+                <w:szCs w:val="17"/>
+              </w:rPr>
+              <w:t xml:space="preserve">+0.715</w:t>
+            </w:r>
+          </w:p>
+        </w:tc>
+        <w:tc>
+          <w:tcPr>
+            <w:tcW w:type="dxa" w:w="1330"/>
+            <w:tcMar>
+              <w:top w:type="dxa" w:w="60"/>
+              <w:left w:type="dxa" w:w="90"/>
+              <w:bottom w:type="dxa" w:w="60"/>
+              <w:right w:type="dxa" w:w="90"/>
+            </w:tcMar>
+          </w:tcPr>
+          <w:p>
+            <w:pPr>
+              <w:keepNext w:val="false"/>
+              <w:spacing w:after="0" w:line="240"/>
+              <w:jc w:val="right"/>
+            </w:pPr>
+            <w:r>
+              <w:rPr>
+                <w:rFonts w:ascii="Times New Roman" w:cs="Times New Roman" w:eastAsia="Times New Roman" w:hAnsi="Times New Roman"/>
+                <w:b w:val="false"/>
+                <w:bCs w:val="false"/>
+                <w:color w:val="000000"/>
+                <w:sz w:val="17"/>
+                <w:szCs w:val="17"/>
+              </w:rPr>
+              <w:t xml:space="preserve">-0.464</w:t>
+            </w:r>
+          </w:p>
+        </w:tc>
+      </w:tr>
+      <w:tr>
+        <w:trPr>
+          <w:cantSplit/>
+        </w:trPr>
+        <w:tc>
+          <w:tcPr>
+            <w:tcW w:type="dxa" w:w="3500"/>
+            <w:tcMar>
+              <w:top w:type="dxa" w:w="60"/>
+              <w:left w:type="dxa" w:w="90"/>
+              <w:bottom w:type="dxa" w:w="60"/>
+              <w:right w:type="dxa" w:w="90"/>
+            </w:tcMar>
+          </w:tcPr>
+          <w:p>
+            <w:pPr>
+              <w:keepNext w:val="false"/>
+              <w:spacing w:after="0" w:line="240"/>
+              <w:jc w:val="left"/>
+            </w:pPr>
+            <w:r>
+              <w:rPr>
+                <w:rFonts w:ascii="Times New Roman" w:cs="Times New Roman" w:eastAsia="Times New Roman" w:hAnsi="Times New Roman"/>
+                <w:b w:val="false"/>
+                <w:bCs w:val="false"/>
+                <w:color w:val="000000"/>
+                <w:sz w:val="17"/>
+                <w:szCs w:val="17"/>
+              </w:rPr>
+              <w:t xml:space="preserve">AZH and PH2</w:t>
+            </w:r>
+          </w:p>
+        </w:tc>
+        <w:tc>
+          <w:tcPr>
+            <w:tcW w:type="dxa" w:w="1900"/>
+            <w:tcMar>
+              <w:top w:type="dxa" w:w="60"/>
+              <w:left w:type="dxa" w:w="90"/>
+              <w:bottom w:type="dxa" w:w="60"/>
+              <w:right w:type="dxa" w:w="90"/>
+            </w:tcMar>
+          </w:tcPr>
+          <w:p>
+            <w:pPr>
+              <w:keepNext w:val="false"/>
+              <w:spacing w:after="0" w:line="240"/>
+              <w:jc w:val="left"/>
+            </w:pPr>
+            <w:r>
+              <w:rPr>
+                <w:rFonts w:ascii="Times New Roman" w:cs="Times New Roman" w:eastAsia="Times New Roman" w:hAnsi="Times New Roman"/>
+                <w:b w:val="false"/>
+                <w:bCs w:val="false"/>
+                <w:color w:val="000000"/>
+                <w:sz w:val="17"/>
+                <w:szCs w:val="17"/>
+              </w:rPr>
+              <w:t xml:space="preserve">Across modality</w:t>
+            </w:r>
+          </w:p>
+        </w:tc>
+        <w:tc>
+          <w:tcPr>
+            <w:tcW w:type="dxa" w:w="1300"/>
+            <w:tcMar>
+              <w:top w:type="dxa" w:w="60"/>
+              <w:left w:type="dxa" w:w="90"/>
+              <w:bottom w:type="dxa" w:w="60"/>
+              <w:right w:type="dxa" w:w="90"/>
+            </w:tcMar>
+          </w:tcPr>
+          <w:p>
+            <w:pPr>
+              <w:keepNext w:val="false"/>
+              <w:spacing w:after="0" w:line="240"/>
+              <w:jc w:val="right"/>
+            </w:pPr>
+            <w:r>
+              <w:rPr>
+                <w:rFonts w:ascii="Times New Roman" w:cs="Times New Roman" w:eastAsia="Times New Roman" w:hAnsi="Times New Roman"/>
+                <w:b w:val="false"/>
+                <w:bCs w:val="false"/>
+                <w:color w:val="000000"/>
+                <w:sz w:val="17"/>
+                <w:szCs w:val="17"/>
+              </w:rPr>
+              <w:t xml:space="preserve">-0.471</w:t>
+            </w:r>
+          </w:p>
+        </w:tc>
+        <w:tc>
+          <w:tcPr>
+            <w:tcW w:type="dxa" w:w="1330"/>
+            <w:tcMar>
+              <w:top w:type="dxa" w:w="60"/>
+              <w:left w:type="dxa" w:w="90"/>
+              <w:bottom w:type="dxa" w:w="60"/>
+              <w:right w:type="dxa" w:w="90"/>
+            </w:tcMar>
+          </w:tcPr>
+          <w:p>
+            <w:pPr>
+              <w:keepNext w:val="false"/>
+              <w:spacing w:after="0" w:line="240"/>
+              <w:jc w:val="right"/>
+            </w:pPr>
+            <w:r>
+              <w:rPr>
+                <w:rFonts w:ascii="Times New Roman" w:cs="Times New Roman" w:eastAsia="Times New Roman" w:hAnsi="Times New Roman"/>
+                <w:b w:val="false"/>
+                <w:bCs w:val="false"/>
+                <w:color w:val="000000"/>
+                <w:sz w:val="17"/>
+                <w:szCs w:val="17"/>
+              </w:rPr>
+              <w:t xml:space="preserve">+0.069</w:t>
+            </w:r>
+          </w:p>
+        </w:tc>
+        <w:tc>
+          <w:tcPr>
+            <w:tcW w:type="dxa" w:w="1330"/>
+            <w:tcMar>
+              <w:top w:type="dxa" w:w="60"/>
+              <w:left w:type="dxa" w:w="90"/>
+              <w:bottom w:type="dxa" w:w="60"/>
+              <w:right w:type="dxa" w:w="90"/>
+            </w:tcMar>
+          </w:tcPr>
+          <w:p>
+            <w:pPr>
+              <w:keepNext w:val="false"/>
+              <w:spacing w:after="0" w:line="240"/>
+              <w:jc w:val="right"/>
+            </w:pPr>
+            <w:r>
+              <w:rPr>
+                <w:rFonts w:ascii="Times New Roman" w:cs="Times New Roman" w:eastAsia="Times New Roman" w:hAnsi="Times New Roman"/>
+                <w:b w:val="false"/>
+                <w:bCs w:val="false"/>
+                <w:color w:val="000000"/>
+                <w:sz w:val="17"/>
+                <w:szCs w:val="17"/>
+              </w:rPr>
+              <w:t xml:space="preserve">-0.174</w:t>
+            </w:r>
+          </w:p>
+        </w:tc>
+      </w:tr>
+      <w:tr>
+        <w:trPr>
+          <w:cantSplit/>
+        </w:trPr>
+        <w:tc>
+          <w:tcPr>
+            <w:tcW w:type="dxa" w:w="3500"/>
+            <w:tcMar>
+              <w:top w:type="dxa" w:w="60"/>
+              <w:left w:type="dxa" w:w="90"/>
+              <w:bottom w:type="dxa" w:w="60"/>
+              <w:right w:type="dxa" w:w="90"/>
+            </w:tcMar>
+          </w:tcPr>
+          <w:p>
+            <w:pPr>
+              <w:keepNext w:val="false"/>
+              <w:spacing w:after="0" w:line="240"/>
+              <w:jc w:val="left"/>
+            </w:pPr>
+            <w:r>
+              <w:rPr>
+                <w:rFonts w:ascii="Times New Roman" w:cs="Times New Roman" w:eastAsia="Times New Roman" w:hAnsi="Times New Roman"/>
+                <w:b w:val="false"/>
+                <w:bCs w:val="false"/>
+                <w:color w:val="000000"/>
+                <w:sz w:val="17"/>
+                <w:szCs w:val="17"/>
+              </w:rPr>
               <w:t xml:space="preserve">FUSeg and TN3K</w:t>
             </w:r>
           </w:p>
@@ -27839,6 +31951,156 @@
                 <w:szCs w:val="17"/>
               </w:rPr>
               <w:t xml:space="preserve">+0.213</w:t>
+            </w:r>
+          </w:p>
+        </w:tc>
+      </w:tr>
+      <w:tr>
+        <w:trPr>
+          <w:cantSplit/>
+        </w:trPr>
+        <w:tc>
+          <w:tcPr>
+            <w:tcW w:type="dxa" w:w="3500"/>
+            <w:tcMar>
+              <w:top w:type="dxa" w:w="60"/>
+              <w:left w:type="dxa" w:w="90"/>
+              <w:bottom w:type="dxa" w:w="60"/>
+              <w:right w:type="dxa" w:w="90"/>
+            </w:tcMar>
+          </w:tcPr>
+          <w:p>
+            <w:pPr>
+              <w:keepNext w:val="false"/>
+              <w:spacing w:after="0" w:line="240"/>
+              <w:jc w:val="left"/>
+            </w:pPr>
+            <w:r>
+              <w:rPr>
+                <w:rFonts w:ascii="Times New Roman" w:cs="Times New Roman" w:eastAsia="Times New Roman" w:hAnsi="Times New Roman"/>
+                <w:b w:val="false"/>
+                <w:bCs w:val="false"/>
+                <w:color w:val="000000"/>
+                <w:sz w:val="17"/>
+                <w:szCs w:val="17"/>
+              </w:rPr>
+              <w:t xml:space="preserve">CO2Wounds and TN3K</w:t>
+            </w:r>
+          </w:p>
+        </w:tc>
+        <w:tc>
+          <w:tcPr>
+            <w:tcW w:type="dxa" w:w="1900"/>
+            <w:tcMar>
+              <w:top w:type="dxa" w:w="60"/>
+              <w:left w:type="dxa" w:w="90"/>
+              <w:bottom w:type="dxa" w:w="60"/>
+              <w:right w:type="dxa" w:w="90"/>
+            </w:tcMar>
+          </w:tcPr>
+          <w:p>
+            <w:pPr>
+              <w:keepNext w:val="false"/>
+              <w:spacing w:after="0" w:line="240"/>
+              <w:jc w:val="left"/>
+            </w:pPr>
+            <w:r>
+              <w:rPr>
+                <w:rFonts w:ascii="Times New Roman" w:cs="Times New Roman" w:eastAsia="Times New Roman" w:hAnsi="Times New Roman"/>
+                <w:b w:val="false"/>
+                <w:bCs w:val="false"/>
+                <w:color w:val="000000"/>
+                <w:sz w:val="17"/>
+                <w:szCs w:val="17"/>
+              </w:rPr>
+              <w:t xml:space="preserve">Across modality</w:t>
+            </w:r>
+          </w:p>
+        </w:tc>
+        <w:tc>
+          <w:tcPr>
+            <w:tcW w:type="dxa" w:w="1300"/>
+            <w:tcMar>
+              <w:top w:type="dxa" w:w="60"/>
+              <w:left w:type="dxa" w:w="90"/>
+              <w:bottom w:type="dxa" w:w="60"/>
+              <w:right w:type="dxa" w:w="90"/>
+            </w:tcMar>
+          </w:tcPr>
+          <w:p>
+            <w:pPr>
+              <w:keepNext w:val="false"/>
+              <w:spacing w:after="0" w:line="240"/>
+              <w:jc w:val="right"/>
+            </w:pPr>
+            <w:r>
+              <w:rPr>
+                <w:rFonts w:ascii="Times New Roman" w:cs="Times New Roman" w:eastAsia="Times New Roman" w:hAnsi="Times New Roman"/>
+                <w:b w:val="false"/>
+                <w:bCs w:val="false"/>
+                <w:color w:val="000000"/>
+                <w:sz w:val="17"/>
+                <w:szCs w:val="17"/>
+              </w:rPr>
+              <w:t xml:space="preserve">-0.505</w:t>
+            </w:r>
+          </w:p>
+        </w:tc>
+        <w:tc>
+          <w:tcPr>
+            <w:tcW w:type="dxa" w:w="1330"/>
+            <w:tcMar>
+              <w:top w:type="dxa" w:w="60"/>
+              <w:left w:type="dxa" w:w="90"/>
+              <w:bottom w:type="dxa" w:w="60"/>
+              <w:right w:type="dxa" w:w="90"/>
+            </w:tcMar>
+          </w:tcPr>
+          <w:p>
+            <w:pPr>
+              <w:keepNext w:val="false"/>
+              <w:spacing w:after="0" w:line="240"/>
+              <w:jc w:val="right"/>
+            </w:pPr>
+            <w:r>
+              <w:rPr>
+                <w:rFonts w:ascii="Times New Roman" w:cs="Times New Roman" w:eastAsia="Times New Roman" w:hAnsi="Times New Roman"/>
+                <w:b w:val="false"/>
+                <w:bCs w:val="false"/>
+                <w:color w:val="000000"/>
+                <w:sz w:val="17"/>
+                <w:szCs w:val="17"/>
+              </w:rPr>
+              <w:t xml:space="preserve">-0.363</w:t>
+            </w:r>
+          </w:p>
+        </w:tc>
+        <w:tc>
+          <w:tcPr>
+            <w:tcW w:type="dxa" w:w="1330"/>
+            <w:tcMar>
+              <w:top w:type="dxa" w:w="60"/>
+              <w:left w:type="dxa" w:w="90"/>
+              <w:bottom w:type="dxa" w:w="60"/>
+              <w:right w:type="dxa" w:w="90"/>
+            </w:tcMar>
+          </w:tcPr>
+          <w:p>
+            <w:pPr>
+              <w:keepNext w:val="false"/>
+              <w:spacing w:after="0" w:line="240"/>
+              <w:jc w:val="right"/>
+            </w:pPr>
+            <w:r>
+              <w:rPr>
+                <w:rFonts w:ascii="Times New Roman" w:cs="Times New Roman" w:eastAsia="Times New Roman" w:hAnsi="Times New Roman"/>
+                <w:b w:val="false"/>
+                <w:bCs w:val="false"/>
+                <w:color w:val="000000"/>
+                <w:sz w:val="17"/>
+                <w:szCs w:val="17"/>
+              </w:rPr>
+              <w:t xml:space="preserve">-0.279</w:t>
             </w:r>
           </w:p>
         </w:tc>
